--- a/admin/docs/FBA派送管理需求文档.docx
+++ b/admin/docs/FBA派送管理需求文档.docx
@@ -850,62 +850,6 @@
     </w:p>
     <w:p>
       <w:pPr>
-        <w:spacing w:after="60"/>
-      </w:pPr>
-      <w:r>
-        <w:rPr>
-          <w:rFonts w:ascii="微软雅黑" w:hAnsi="微软雅黑" w:eastAsia="微软雅黑"/>
-          <w:b/>
-          <w:i w:val="0"/>
-          <w:sz w:val="21"/>
-        </w:rPr>
-        <w:t>本期不包含：</w:t>
-      </w:r>
-    </w:p>
-    <w:p>
-      <w:pPr>
-        <w:pStyle w:val="ListBullet"/>
-      </w:pPr>
-      <w:r>
-        <w:rPr>
-          <w:rFonts w:ascii="微软雅黑" w:hAnsi="微软雅黑" w:eastAsia="微软雅黑"/>
-          <w:b w:val="0"/>
-          <w:i w:val="0"/>
-          <w:sz w:val="21"/>
-        </w:rPr>
-        <w:t>计费规则与报价引擎</w:t>
-      </w:r>
-    </w:p>
-    <w:p>
-      <w:pPr>
-        <w:pStyle w:val="ListBullet"/>
-      </w:pPr>
-      <w:r>
-        <w:rPr>
-          <w:rFonts w:ascii="微软雅黑" w:hAnsi="微软雅黑" w:eastAsia="微软雅黑"/>
-          <w:b w:val="0"/>
-          <w:i w:val="0"/>
-          <w:sz w:val="21"/>
-        </w:rPr>
-        <w:t>报表统计口径输出</w:t>
-      </w:r>
-    </w:p>
-    <w:p>
-      <w:pPr>
-        <w:pStyle w:val="ListBullet"/>
-      </w:pPr>
-      <w:r>
-        <w:rPr>
-          <w:rFonts w:ascii="微软雅黑" w:hAnsi="微软雅黑" w:eastAsia="微软雅黑"/>
-          <w:b w:val="0"/>
-          <w:i w:val="0"/>
-          <w:sz w:val="21"/>
-        </w:rPr>
-        <w:t>验收标准与测试用例编写</w:t>
-      </w:r>
-    </w:p>
-    <w:p>
-      <w:pPr>
         <w:pStyle w:val="Heading3"/>
         <w:keepNext/>
       </w:pPr>
@@ -971,7 +915,7 @@
                 <w:i w:val="0"/>
                 <w:sz w:val="20"/>
               </w:rPr>
-              <w:t>发货计划管理</w:t>
+              <w:t>FBA发货计划</w:t>
             </w:r>
           </w:p>
         </w:tc>
@@ -1073,7 +1017,7 @@
                 <w:i w:val="0"/>
                 <w:sz w:val="20"/>
               </w:rPr>
-              <w:t>客户端</w:t>
+              <w:t>货件管理</w:t>
             </w:r>
           </w:p>
         </w:tc>
@@ -1089,7 +1033,7 @@
                 <w:i w:val="0"/>
                 <w:sz w:val="20"/>
               </w:rPr>
-              <w:t>展示计划与派送进度，查看签收与异常结果</w:t>
+              <w:t>承接派送流转结果，触发货件状态同步变更</w:t>
             </w:r>
           </w:p>
         </w:tc>
@@ -1124,40 +1068,6 @@
                 <w:sz w:val="20"/>
               </w:rPr>
               <w:t>采集装车、发车、签收与异常现场数据</w:t>
-            </w:r>
-          </w:p>
-        </w:tc>
-      </w:tr>
-      <w:tr>
-        <w:tc>
-          <w:tcPr>
-            <w:tcW w:type="dxa" w:w="4323"/>
-          </w:tcPr>
-          <w:p>
-            <w:r>
-              <w:rPr>
-                <w:rFonts w:ascii="微软雅黑" w:hAnsi="微软雅黑" w:eastAsia="微软雅黑"/>
-                <w:b w:val="0"/>
-                <w:i w:val="0"/>
-                <w:sz w:val="20"/>
-              </w:rPr>
-              <w:t>财务</w:t>
-            </w:r>
-          </w:p>
-        </w:tc>
-        <w:tc>
-          <w:tcPr>
-            <w:tcW w:type="dxa" w:w="4323"/>
-          </w:tcPr>
-          <w:p>
-            <w:r>
-              <w:rPr>
-                <w:rFonts w:ascii="微软雅黑" w:hAnsi="微软雅黑" w:eastAsia="微软雅黑"/>
-                <w:b w:val="0"/>
-                <w:i w:val="0"/>
-                <w:sz w:val="20"/>
-              </w:rPr>
-              <w:t>使用签收与退仓结果进行后续核对处理</w:t>
             </w:r>
           </w:p>
         </w:tc>
@@ -1795,7 +1705,7 @@
                 <w:i w:val="0"/>
                 <w:sz w:val="20"/>
               </w:rPr>
-              <w:t>发货计划管理</w:t>
+              <w:t>计划单管理</w:t>
             </w:r>
           </w:p>
         </w:tc>
@@ -3140,7 +3050,7 @@
           <w:i w:val="0"/>
           <w:sz w:val="21"/>
         </w:rPr>
-        <w:t>计划管理、装车单管理、派送管理按业务阶段分层展示。</w:t>
+        <w:t>计划单管理、装车单管理、FBA派送管理按业务阶段分层展示。</w:t>
       </w:r>
     </w:p>
     <w:p>

--- a/admin/docs/FBA派送管理需求文档.docx
+++ b/admin/docs/FBA派送管理需求文档.docx
@@ -31,7 +31,7 @@
           <w:i w:val="0"/>
           <w:sz w:val="21"/>
         </w:rPr>
-        <w:t>明确 FBA 发货计划与派送执行的一体化业务规则，覆盖从计划创建到签收完结的全流程，并约束补录、退仓等异常场景处理方式。</w:t>
+        <w:t>明确 FBA 发货计划与派送执行的一体化业务规则，覆盖从计划创建到签收完结的全流程，并约束备货调整、补录、退仓等异常场景处理方式。</w:t>
       </w:r>
     </w:p>
     <w:p>
@@ -261,7 +261,7 @@
                 <w:i w:val="0"/>
                 <w:sz w:val="20"/>
               </w:rPr>
-              <w:t>发货计划</w:t>
+              <w:t>计划单</w:t>
             </w:r>
           </w:p>
         </w:tc>
@@ -277,7 +277,7 @@
                 <w:i w:val="0"/>
                 <w:sz w:val="20"/>
               </w:rPr>
-              <w:t>派送执行前的业务计划主体，承接货件与发车安排</w:t>
+              <w:t>FBA 出库业务的计划主体，承接货件、备货与装车安排</w:t>
             </w:r>
           </w:p>
         </w:tc>
@@ -311,7 +311,77 @@
                 <w:i w:val="0"/>
                 <w:sz w:val="20"/>
               </w:rPr>
-              <w:t>仓库执行与发车承载单据，关联计划后进入装车与发车流程</w:t>
+              <w:t xml:space="preserve">仓库执行与发车承载单据；状态链路为待装车 → 已装车 → </w:t>
+            </w:r>
+            <w:r>
+              <w:rPr>
+                <w:rFonts w:ascii="微软雅黑" w:hAnsi="微软雅黑" w:eastAsia="微软雅黑"/>
+                <w:b/>
+                <w:i w:val="0"/>
+                <w:sz w:val="20"/>
+              </w:rPr>
+              <w:t>已发车</w:t>
+            </w:r>
+            <w:r>
+              <w:rPr>
+                <w:rFonts w:ascii="微软雅黑" w:hAnsi="微软雅黑" w:eastAsia="微软雅黑"/>
+                <w:b w:val="0"/>
+                <w:i w:val="0"/>
+                <w:sz w:val="20"/>
+              </w:rPr>
+              <w:t>（已发车为装车单终态）</w:t>
+            </w:r>
+          </w:p>
+        </w:tc>
+      </w:tr>
+      <w:tr>
+        <w:tc>
+          <w:tcPr>
+            <w:tcW w:type="dxa" w:w="4323"/>
+          </w:tcPr>
+          <w:p>
+            <w:r>
+              <w:rPr>
+                <w:rFonts w:ascii="微软雅黑" w:hAnsi="微软雅黑" w:eastAsia="微软雅黑"/>
+                <w:b w:val="0"/>
+                <w:i w:val="0"/>
+                <w:sz w:val="20"/>
+              </w:rPr>
+              <w:t>BOL</w:t>
+            </w:r>
+          </w:p>
+        </w:tc>
+        <w:tc>
+          <w:tcPr>
+            <w:tcW w:type="dxa" w:w="4323"/>
+          </w:tcPr>
+          <w:p>
+            <w:r>
+              <w:rPr>
+                <w:rFonts w:ascii="微软雅黑" w:hAnsi="微软雅黑" w:eastAsia="微软雅黑"/>
+                <w:b w:val="0"/>
+                <w:i w:val="0"/>
+                <w:sz w:val="20"/>
+              </w:rPr>
+              <w:t>装车执行与派送跟踪的业务单据；</w:t>
+            </w:r>
+            <w:r>
+              <w:rPr>
+                <w:rFonts w:ascii="微软雅黑" w:hAnsi="微软雅黑" w:eastAsia="微软雅黑"/>
+                <w:b/>
+                <w:i w:val="0"/>
+                <w:sz w:val="20"/>
+              </w:rPr>
+              <w:t>运输中、已签收、已退仓、已作废</w:t>
+            </w:r>
+            <w:r>
+              <w:rPr>
+                <w:rFonts w:ascii="微软雅黑" w:hAnsi="微软雅黑" w:eastAsia="微软雅黑"/>
+                <w:b w:val="0"/>
+                <w:i w:val="0"/>
+                <w:sz w:val="20"/>
+              </w:rPr>
+              <w:t>等均在 BOL 层维护</w:t>
             </w:r>
           </w:p>
         </w:tc>
@@ -345,7 +415,7 @@
                 <w:i w:val="0"/>
                 <w:sz w:val="20"/>
               </w:rPr>
-              <w:t>将发货计划关联至装车单并进入待装车执行阶段</w:t>
+              <w:t>将计划单与装车单建立关联并确认备货范围，完成后计划单进入待装车</w:t>
             </w:r>
           </w:p>
         </w:tc>
@@ -379,7 +449,75 @@
                 <w:i w:val="0"/>
                 <w:sz w:val="20"/>
               </w:rPr>
-              <w:t>签收凭证文件，用于确认签收结果与争议追溯</w:t>
+              <w:t>签收凭证，按 BOL 维度上传与留存</w:t>
+            </w:r>
+          </w:p>
+        </w:tc>
+      </w:tr>
+      <w:tr>
+        <w:tc>
+          <w:tcPr>
+            <w:tcW w:type="dxa" w:w="4323"/>
+          </w:tcPr>
+          <w:p>
+            <w:r>
+              <w:rPr>
+                <w:rFonts w:ascii="微软雅黑" w:hAnsi="微软雅黑" w:eastAsia="微软雅黑"/>
+                <w:b w:val="0"/>
+                <w:i w:val="0"/>
+                <w:sz w:val="20"/>
+              </w:rPr>
+              <w:t>备货加货</w:t>
+            </w:r>
+          </w:p>
+        </w:tc>
+        <w:tc>
+          <w:tcPr>
+            <w:tcW w:type="dxa" w:w="4323"/>
+          </w:tcPr>
+          <w:p>
+            <w:r>
+              <w:rPr>
+                <w:rFonts w:ascii="微软雅黑" w:hAnsi="微软雅黑" w:eastAsia="微软雅黑"/>
+                <w:b w:val="0"/>
+                <w:i w:val="0"/>
+                <w:sz w:val="20"/>
+              </w:rPr>
+              <w:t>出库备货时增加货物：新增 BOL 并自动生成对应新计划单，BOL 打「加货」标识</w:t>
+            </w:r>
+          </w:p>
+        </w:tc>
+      </w:tr>
+      <w:tr>
+        <w:tc>
+          <w:tcPr>
+            <w:tcW w:type="dxa" w:w="4323"/>
+          </w:tcPr>
+          <w:p>
+            <w:r>
+              <w:rPr>
+                <w:rFonts w:ascii="微软雅黑" w:hAnsi="微软雅黑" w:eastAsia="微软雅黑"/>
+                <w:b w:val="0"/>
+                <w:i w:val="0"/>
+                <w:sz w:val="20"/>
+              </w:rPr>
+              <w:t>备货减货</w:t>
+            </w:r>
+          </w:p>
+        </w:tc>
+        <w:tc>
+          <w:tcPr>
+            <w:tcW w:type="dxa" w:w="4323"/>
+          </w:tcPr>
+          <w:p>
+            <w:r>
+              <w:rPr>
+                <w:rFonts w:ascii="微软雅黑" w:hAnsi="微软雅黑" w:eastAsia="微软雅黑"/>
+                <w:b w:val="0"/>
+                <w:i w:val="0"/>
+                <w:sz w:val="20"/>
+              </w:rPr>
+              <w:t>按柜号 + FBA Code 减少备货：原 BOL 作废，对应货物从计划单剔除</w:t>
             </w:r>
           </w:p>
         </w:tc>
@@ -409,11 +547,54 @@
             <w:r>
               <w:rPr>
                 <w:rFonts w:ascii="微软雅黑" w:hAnsi="微软雅黑" w:eastAsia="微软雅黑"/>
+                <w:b/>
+                <w:i w:val="0"/>
+                <w:sz w:val="20"/>
+              </w:rPr>
+              <w:t>在途</w:t>
+            </w:r>
+            <w:r>
+              <w:rPr>
+                <w:rFonts w:ascii="微软雅黑" w:hAnsi="微软雅黑" w:eastAsia="微软雅黑"/>
                 <w:b w:val="0"/>
                 <w:i w:val="0"/>
                 <w:sz w:val="20"/>
               </w:rPr>
-              <w:t>装车后补充遗漏货件并纳入当前派送流程</w:t>
+              <w:t>按柜号 + FBA Code 补录遗漏货件，纳入当前装车单/BOL 派送流程（非备货加货）</w:t>
+            </w:r>
+          </w:p>
+        </w:tc>
+      </w:tr>
+      <w:tr>
+        <w:tc>
+          <w:tcPr>
+            <w:tcW w:type="dxa" w:w="4323"/>
+          </w:tcPr>
+          <w:p>
+            <w:r>
+              <w:rPr>
+                <w:rFonts w:ascii="微软雅黑" w:hAnsi="微软雅黑" w:eastAsia="微软雅黑"/>
+                <w:b w:val="0"/>
+                <w:i w:val="0"/>
+                <w:sz w:val="20"/>
+              </w:rPr>
+              <w:t>单项退仓</w:t>
+            </w:r>
+          </w:p>
+        </w:tc>
+        <w:tc>
+          <w:tcPr>
+            <w:tcW w:type="dxa" w:w="4323"/>
+          </w:tcPr>
+          <w:p>
+            <w:r>
+              <w:rPr>
+                <w:rFonts w:ascii="微软雅黑" w:hAnsi="微软雅黑" w:eastAsia="微软雅黑"/>
+                <w:b w:val="0"/>
+                <w:i w:val="0"/>
+                <w:sz w:val="20"/>
+              </w:rPr>
+              <w:t>员工端按 BOL 下达指令，仓库 PDA 执行；目标 BOL → 已退仓，货件回归在库（真实库位走「入库上架」）</w:t>
             </w:r>
           </w:p>
         </w:tc>
@@ -447,7 +628,25 @@
                 <w:i w:val="0"/>
                 <w:sz w:val="20"/>
               </w:rPr>
-              <w:t>当前装车单下全部货件退回仓库的异常处置</w:t>
+              <w:t>员工端按装车单下达指令，仓库 PDA 执行；登记</w:t>
+            </w:r>
+            <w:r>
+              <w:rPr>
+                <w:rFonts w:ascii="微软雅黑" w:hAnsi="微软雅黑" w:eastAsia="微软雅黑"/>
+                <w:b/>
+                <w:i w:val="0"/>
+                <w:sz w:val="20"/>
+              </w:rPr>
+              <w:t>退仓虚拟库位</w:t>
+            </w:r>
+            <w:r>
+              <w:rPr>
+                <w:rFonts w:ascii="微软雅黑" w:hAnsi="微软雅黑" w:eastAsia="微软雅黑"/>
+                <w:b w:val="0"/>
+                <w:i w:val="0"/>
+                <w:sz w:val="20"/>
+              </w:rPr>
+              <w:t>（仅留痕）；装车单及该单下全部 BOL → 已装车；不执行在库恢复、入库上架、计划单取消或装车单作废</w:t>
             </w:r>
           </w:p>
         </w:tc>
@@ -465,7 +664,7 @@
                 <w:i w:val="0"/>
                 <w:sz w:val="20"/>
               </w:rPr>
-              <w:t>单项退仓</w:t>
+              <w:t>退仓虚拟库位</w:t>
             </w:r>
           </w:p>
         </w:tc>
@@ -481,7 +680,25 @@
                 <w:i w:val="0"/>
                 <w:sz w:val="20"/>
               </w:rPr>
-              <w:t>当前装车单下指定货件退回仓库，其他货件继续派送</w:t>
+              <w:t>整车退仓时登记的留痕库位，</w:t>
+            </w:r>
+            <w:r>
+              <w:rPr>
+                <w:rFonts w:ascii="微软雅黑" w:hAnsi="微软雅黑" w:eastAsia="微软雅黑"/>
+                <w:b/>
+                <w:i w:val="0"/>
+                <w:sz w:val="20"/>
+              </w:rPr>
+              <w:t>非</w:t>
+            </w:r>
+            <w:r>
+              <w:rPr>
+                <w:rFonts w:ascii="微软雅黑" w:hAnsi="微软雅黑" w:eastAsia="微软雅黑"/>
+                <w:b w:val="0"/>
+                <w:i w:val="0"/>
+                <w:sz w:val="20"/>
+              </w:rPr>
+              <w:t>真实上架库位</w:t>
             </w:r>
           </w:p>
         </w:tc>
@@ -521,7 +738,25 @@
           <w:i w:val="0"/>
           <w:sz w:val="21"/>
         </w:rPr>
-        <w:t>当前业务在计划、装车、发车、在途与签收环节存在跨角色、跨端协同，若规则不统一，容易出现状态不一致、异常处置口径不一致、追溯困难等问题。需要通过统一流程与状态机，保证计划与派送执行链路闭环。</w:t>
+        <w:t>当前业务在计划、装车、发车、在途与签收环节存在跨角色、跨端协同，若规则不统一，容易出现状态不一致、异常处置口径不一致、追溯困难等问题。需要通过统一流程与</w:t>
+      </w:r>
+      <w:r>
+        <w:rPr>
+          <w:rFonts w:ascii="微软雅黑" w:hAnsi="微软雅黑" w:eastAsia="微软雅黑"/>
+          <w:b/>
+          <w:i w:val="0"/>
+          <w:sz w:val="21"/>
+        </w:rPr>
+        <w:t>分层状态机</w:t>
+      </w:r>
+      <w:r>
+        <w:rPr>
+          <w:rFonts w:ascii="微软雅黑" w:hAnsi="微软雅黑" w:eastAsia="微软雅黑"/>
+          <w:b w:val="0"/>
+          <w:i w:val="0"/>
+          <w:sz w:val="21"/>
+        </w:rPr>
+        <w:t>（计划单 / 装车单 / BOL / 货件），保证链路闭环。</w:t>
       </w:r>
     </w:p>
     <w:p>
@@ -607,7 +842,7 @@
                 <w:i w:val="0"/>
                 <w:sz w:val="20"/>
               </w:rPr>
-              <w:t>关注发车组织、在途推进与签收闭环</w:t>
+              <w:t>发车核对、在途异常指令、签收与 BOL 状态跟进</w:t>
             </w:r>
           </w:p>
         </w:tc>
@@ -641,7 +876,7 @@
                 <w:i w:val="0"/>
                 <w:sz w:val="20"/>
               </w:rPr>
-              <w:t>关注装车执行、补录与退仓处理</w:t>
+              <w:t>出库备货、装车、发车（PDA）、退仓与补录执行</w:t>
             </w:r>
           </w:p>
         </w:tc>
@@ -675,7 +910,7 @@
                 <w:i w:val="0"/>
                 <w:sz w:val="20"/>
               </w:rPr>
-              <w:t>关注过程可视、异常跟进与客户同步</w:t>
+              <w:t>过程可视、异常跟进与客户同步</w:t>
             </w:r>
           </w:p>
         </w:tc>
@@ -709,7 +944,7 @@
                 <w:i w:val="0"/>
                 <w:sz w:val="20"/>
               </w:rPr>
-              <w:t>关注权限控制、关键操作风控与审计追溯</w:t>
+              <w:t>权限配置、关键操作审计</w:t>
             </w:r>
           </w:p>
         </w:tc>
@@ -803,7 +1038,7 @@
                 <w:i w:val="0"/>
                 <w:sz w:val="20"/>
               </w:rPr>
-              <w:t>建立“先计划、后装车、再派送签收”的统一业务链路</w:t>
+              <w:t>建立「先计划、后装车、再 BOL 派送签收」的统一链路</w:t>
             </w:r>
           </w:p>
         </w:tc>
@@ -837,7 +1072,7 @@
                 <w:i w:val="0"/>
                 <w:sz w:val="20"/>
               </w:rPr>
-              <w:t>关键节点均有状态与日志留痕，支持全链路追溯</w:t>
+              <w:t>关键节点有状态与日志留痕，支持全链路追溯</w:t>
             </w:r>
           </w:p>
         </w:tc>
@@ -847,6 +1082,62 @@
       <w:pPr>
         <w:spacing w:after="40"/>
       </w:pPr>
+    </w:p>
+    <w:p>
+      <w:pPr>
+        <w:spacing w:after="60"/>
+      </w:pPr>
+      <w:r>
+        <w:rPr>
+          <w:rFonts w:ascii="微软雅黑" w:hAnsi="微软雅黑" w:eastAsia="微软雅黑"/>
+          <w:b/>
+          <w:i w:val="0"/>
+          <w:sz w:val="21"/>
+        </w:rPr>
+        <w:t>本期不包含：</w:t>
+      </w:r>
+    </w:p>
+    <w:p>
+      <w:pPr>
+        <w:pStyle w:val="ListBullet"/>
+      </w:pPr>
+      <w:r>
+        <w:rPr>
+          <w:rFonts w:ascii="微软雅黑" w:hAnsi="微软雅黑" w:eastAsia="微软雅黑"/>
+          <w:b w:val="0"/>
+          <w:i w:val="0"/>
+          <w:sz w:val="21"/>
+        </w:rPr>
+        <w:t>计费规则与报价引擎</w:t>
+      </w:r>
+    </w:p>
+    <w:p>
+      <w:pPr>
+        <w:pStyle w:val="ListBullet"/>
+      </w:pPr>
+      <w:r>
+        <w:rPr>
+          <w:rFonts w:ascii="微软雅黑" w:hAnsi="微软雅黑" w:eastAsia="微软雅黑"/>
+          <w:b w:val="0"/>
+          <w:i w:val="0"/>
+          <w:sz w:val="21"/>
+        </w:rPr>
+        <w:t>报表统计口径输出</w:t>
+      </w:r>
+    </w:p>
+    <w:p>
+      <w:pPr>
+        <w:pStyle w:val="ListBullet"/>
+      </w:pPr>
+      <w:r>
+        <w:rPr>
+          <w:rFonts w:ascii="微软雅黑" w:hAnsi="微软雅黑" w:eastAsia="微软雅黑"/>
+          <w:b w:val="0"/>
+          <w:i w:val="0"/>
+          <w:sz w:val="21"/>
+        </w:rPr>
+        <w:t>验收标准与测试用例编写</w:t>
+      </w:r>
     </w:p>
     <w:p>
       <w:pPr>
@@ -915,7 +1206,7 @@
                 <w:i w:val="0"/>
                 <w:sz w:val="20"/>
               </w:rPr>
-              <w:t>FBA发货计划</w:t>
+              <w:t>FBA发货计划-计划单管理</w:t>
             </w:r>
           </w:p>
         </w:tc>
@@ -931,7 +1222,7 @@
                 <w:i w:val="0"/>
                 <w:sz w:val="20"/>
               </w:rPr>
-              <w:t>负责计划创建、查询、安排备货、计划与装车单关联</w:t>
+              <w:t>计划创建、安排备货、计划与装车单关联</w:t>
             </w:r>
           </w:p>
         </w:tc>
@@ -949,7 +1240,7 @@
                 <w:i w:val="0"/>
                 <w:sz w:val="20"/>
               </w:rPr>
-              <w:t>装车单管理</w:t>
+              <w:t>FBA发货计划-装车单管理</w:t>
             </w:r>
           </w:p>
         </w:tc>
@@ -965,7 +1256,7 @@
                 <w:i w:val="0"/>
                 <w:sz w:val="20"/>
               </w:rPr>
-              <w:t>负责装车执行、发车确认、装车单生命周期管理</w:t>
+              <w:t>装车、发车确认；装车单状态止于已发车</w:t>
             </w:r>
           </w:p>
         </w:tc>
@@ -999,7 +1290,7 @@
                 <w:i w:val="0"/>
                 <w:sz w:val="20"/>
               </w:rPr>
-              <w:t>负责在途推进、签收确认、POD维护与异常处理</w:t>
+              <w:t>按 BOL 维度的在途、签收、POD 与异常指令</w:t>
             </w:r>
           </w:p>
         </w:tc>
@@ -1033,7 +1324,7 @@
                 <w:i w:val="0"/>
                 <w:sz w:val="20"/>
               </w:rPr>
-              <w:t>承接派送流转结果，触发货件状态同步变更</w:t>
+              <w:t>货件状态随 BOL/退仓/上架联动</w:t>
             </w:r>
           </w:p>
         </w:tc>
@@ -1067,7 +1358,41 @@
                 <w:i w:val="0"/>
                 <w:sz w:val="20"/>
               </w:rPr>
-              <w:t>采集装车、发车、签收与异常现场数据</w:t>
+              <w:t>备货、装车、发车、补录、退仓现场执行</w:t>
+            </w:r>
+          </w:p>
+        </w:tc>
+      </w:tr>
+      <w:tr>
+        <w:tc>
+          <w:tcPr>
+            <w:tcW w:type="dxa" w:w="4323"/>
+          </w:tcPr>
+          <w:p>
+            <w:r>
+              <w:rPr>
+                <w:rFonts w:ascii="微软雅黑" w:hAnsi="微软雅黑" w:eastAsia="微软雅黑"/>
+                <w:b w:val="0"/>
+                <w:i w:val="0"/>
+                <w:sz w:val="20"/>
+              </w:rPr>
+              <w:t>财务</w:t>
+            </w:r>
+          </w:p>
+        </w:tc>
+        <w:tc>
+          <w:tcPr>
+            <w:tcW w:type="dxa" w:w="4323"/>
+          </w:tcPr>
+          <w:p>
+            <w:r>
+              <w:rPr>
+                <w:rFonts w:ascii="微软雅黑" w:hAnsi="微软雅黑" w:eastAsia="微软雅黑"/>
+                <w:b w:val="0"/>
+                <w:i w:val="0"/>
+                <w:sz w:val="20"/>
+              </w:rPr>
+              <w:t>读取签收与退仓结果用于核对（本期不计费）</w:t>
             </w:r>
           </w:p>
         </w:tc>
@@ -1104,7 +1429,7 @@
       <w:r>
         <w:drawing>
           <wp:inline xmlns:a="http://schemas.openxmlformats.org/drawingml/2006/main" xmlns:pic="http://schemas.openxmlformats.org/drawingml/2006/picture">
-            <wp:extent cx="4572000" cy="5945015"/>
+            <wp:extent cx="4572000" cy="7601127"/>
             <wp:docPr id="1" name="Picture 1"/>
             <wp:cNvGraphicFramePr>
               <a:graphicFrameLocks noChangeAspect="1"/>
@@ -1125,7 +1450,7 @@
                   <pic:spPr>
                     <a:xfrm>
                       <a:off x="0" y="0"/>
-                      <a:ext cx="4572000" cy="5945015"/>
+                      <a:ext cx="4572000" cy="7601127"/>
                     </a:xfrm>
                     <a:prstGeom prst="rect"/>
                   </pic:spPr>
@@ -1147,7 +1472,7 @@
           <w:i/>
           <w:sz w:val="18"/>
         </w:rPr>
-        <w:t>图 3.1 — FBA 发货计划与派送闭环：先计划，后装车，再发车签收</w:t>
+        <w:t>图 3.1 — 先计划单，后装车单；装车单至已发车为止；运输中与签收在 BOL 层</w:t>
       </w:r>
     </w:p>
     <w:p>
@@ -1158,7 +1483,7 @@
           <w:i w:val="0"/>
           <w:sz w:val="21"/>
         </w:rPr>
-        <w:t>1. 先完成发货计划创建，计划进入待安排备货。</w:t>
+        <w:t>1. 创建计划单 → 待安排备货 → 安排备货关联装车单 → 待装车。</w:t>
       </w:r>
     </w:p>
     <w:p>
@@ -1169,7 +1494,7 @@
           <w:i w:val="0"/>
           <w:sz w:val="21"/>
         </w:rPr>
-        <w:t>2. 计划完成备货安排并关联装车单后，进入待装车。</w:t>
+        <w:t>2. PDA 出库备货（可选：加货 / 减货）→ 仓库装车完成 → 装车单已装车。</w:t>
       </w:r>
     </w:p>
     <w:p>
@@ -1180,7 +1505,43 @@
           <w:i w:val="0"/>
           <w:sz w:val="21"/>
         </w:rPr>
-        <w:t>3. 仓库完成装车后进入已装车，调度确认发车后进入已发车。</w:t>
+        <w:t>3. 发车：仓库（PDA）或员工端，</w:t>
+      </w:r>
+      <w:r>
+        <w:rPr>
+          <w:rFonts w:ascii="微软雅黑" w:hAnsi="微软雅黑" w:eastAsia="微软雅黑"/>
+          <w:b/>
+          <w:i w:val="0"/>
+          <w:sz w:val="21"/>
+        </w:rPr>
+        <w:t>有菜单权限任一端</w:t>
+      </w:r>
+      <w:r>
+        <w:rPr>
+          <w:rFonts w:ascii="微软雅黑" w:hAnsi="微软雅黑" w:eastAsia="微软雅黑"/>
+          <w:b w:val="0"/>
+          <w:i w:val="0"/>
+          <w:sz w:val="21"/>
+        </w:rPr>
+        <w:t>可确认 → 装车单</w:t>
+      </w:r>
+      <w:r>
+        <w:rPr>
+          <w:rFonts w:ascii="微软雅黑" w:hAnsi="微软雅黑" w:eastAsia="微软雅黑"/>
+          <w:b/>
+          <w:i w:val="0"/>
+          <w:sz w:val="21"/>
+        </w:rPr>
+        <w:t>已发车</w:t>
+      </w:r>
+      <w:r>
+        <w:rPr>
+          <w:rFonts w:ascii="微软雅黑" w:hAnsi="微软雅黑" w:eastAsia="微软雅黑"/>
+          <w:b w:val="0"/>
+          <w:i w:val="0"/>
+          <w:sz w:val="21"/>
+        </w:rPr>
+        <w:t>（装车单状态终止）。</w:t>
       </w:r>
     </w:p>
     <w:p>
@@ -1191,7 +1552,43 @@
           <w:i w:val="0"/>
           <w:sz w:val="21"/>
         </w:rPr>
-        <w:t>4. 发车后进入运输中，上传 POD 并确认后进入已签收。</w:t>
+        <w:t>4. 各 BOL 进入</w:t>
+      </w:r>
+      <w:r>
+        <w:rPr>
+          <w:rFonts w:ascii="微软雅黑" w:hAnsi="微软雅黑" w:eastAsia="微软雅黑"/>
+          <w:b/>
+          <w:i w:val="0"/>
+          <w:sz w:val="21"/>
+        </w:rPr>
+        <w:t>运输中</w:t>
+      </w:r>
+      <w:r>
+        <w:rPr>
+          <w:rFonts w:ascii="微软雅黑" w:hAnsi="微软雅黑" w:eastAsia="微软雅黑"/>
+          <w:b w:val="0"/>
+          <w:i w:val="0"/>
+          <w:sz w:val="21"/>
+        </w:rPr>
+        <w:t xml:space="preserve"> → 上传 POD → </w:t>
+      </w:r>
+      <w:r>
+        <w:rPr>
+          <w:rFonts w:ascii="微软雅黑" w:hAnsi="微软雅黑" w:eastAsia="微软雅黑"/>
+          <w:b/>
+          <w:i w:val="0"/>
+          <w:sz w:val="21"/>
+        </w:rPr>
+        <w:t>已签收</w:t>
+      </w:r>
+      <w:r>
+        <w:rPr>
+          <w:rFonts w:ascii="微软雅黑" w:hAnsi="微软雅黑" w:eastAsia="微软雅黑"/>
+          <w:b w:val="0"/>
+          <w:i w:val="0"/>
+          <w:sz w:val="21"/>
+        </w:rPr>
+        <w:t>。</w:t>
       </w:r>
     </w:p>
     <w:p>
@@ -1202,7 +1599,998 @@
           <w:i w:val="0"/>
           <w:sz w:val="21"/>
         </w:rPr>
-        <w:t>5. 在途阶段可按规则处理货件补录、单项退仓、整车退仓。</w:t>
+        <w:t>5. 在途可按规则执行货件补录、单项退仓、整车退仓（规则见 §3.2、§4.3）。</w:t>
+      </w:r>
+    </w:p>
+    <w:p>
+      <w:pPr>
+        <w:pStyle w:val="Heading3"/>
+        <w:keepNext/>
+      </w:pPr>
+      <w:r>
+        <w:t>3.2 状态归属（核心）</w:t>
+      </w:r>
+    </w:p>
+    <w:tbl>
+      <w:tblPr>
+        <w:tblStyle w:val="TableGrid"/>
+        <w:tblW w:type="auto" w:w="0"/>
+        <w:jc w:val="center"/>
+        <w:tblLook w:firstColumn="1" w:firstRow="1" w:lastColumn="0" w:lastRow="0" w:noHBand="0" w:noVBand="1" w:val="04A0"/>
+      </w:tblPr>
+      <w:tblGrid>
+        <w:gridCol w:w="2882"/>
+        <w:gridCol w:w="2882"/>
+        <w:gridCol w:w="2882"/>
+      </w:tblGrid>
+      <w:tr>
+        <w:tc>
+          <w:tcPr>
+            <w:tcW w:type="dxa" w:w="2882"/>
+          </w:tcPr>
+          <w:p>
+            <w:r>
+              <w:rPr>
+                <w:rFonts w:ascii="微软雅黑" w:hAnsi="微软雅黑" w:eastAsia="微软雅黑"/>
+                <w:b/>
+                <w:i w:val="0"/>
+                <w:sz w:val="20"/>
+              </w:rPr>
+              <w:t>业务对象</w:t>
+            </w:r>
+          </w:p>
+        </w:tc>
+        <w:tc>
+          <w:tcPr>
+            <w:tcW w:type="dxa" w:w="2882"/>
+          </w:tcPr>
+          <w:p>
+            <w:r>
+              <w:rPr>
+                <w:rFonts w:ascii="微软雅黑" w:hAnsi="微软雅黑" w:eastAsia="微软雅黑"/>
+                <w:b/>
+                <w:i w:val="0"/>
+                <w:sz w:val="20"/>
+              </w:rPr>
+              <w:t>主要状态</w:t>
+            </w:r>
+          </w:p>
+        </w:tc>
+        <w:tc>
+          <w:tcPr>
+            <w:tcW w:type="dxa" w:w="2882"/>
+          </w:tcPr>
+          <w:p>
+            <w:r>
+              <w:rPr>
+                <w:rFonts w:ascii="微软雅黑" w:hAnsi="微软雅黑" w:eastAsia="微软雅黑"/>
+                <w:b/>
+                <w:i w:val="0"/>
+                <w:sz w:val="20"/>
+              </w:rPr>
+              <w:t>说明</w:t>
+            </w:r>
+          </w:p>
+        </w:tc>
+      </w:tr>
+      <w:tr>
+        <w:tc>
+          <w:tcPr>
+            <w:tcW w:type="dxa" w:w="2882"/>
+          </w:tcPr>
+          <w:p>
+            <w:r>
+              <w:rPr>
+                <w:rFonts w:ascii="微软雅黑" w:hAnsi="微软雅黑" w:eastAsia="微软雅黑"/>
+                <w:b w:val="0"/>
+                <w:i w:val="0"/>
+                <w:sz w:val="20"/>
+              </w:rPr>
+              <w:t>计划单</w:t>
+            </w:r>
+          </w:p>
+        </w:tc>
+        <w:tc>
+          <w:tcPr>
+            <w:tcW w:type="dxa" w:w="2882"/>
+          </w:tcPr>
+          <w:p>
+            <w:r>
+              <w:rPr>
+                <w:rFonts w:ascii="微软雅黑" w:hAnsi="微软雅黑" w:eastAsia="微软雅黑"/>
+                <w:b w:val="0"/>
+                <w:i w:val="0"/>
+                <w:sz w:val="20"/>
+              </w:rPr>
+              <w:t>待安排备货、待装车、已取消等</w:t>
+            </w:r>
+          </w:p>
+        </w:tc>
+        <w:tc>
+          <w:tcPr>
+            <w:tcW w:type="dxa" w:w="2882"/>
+          </w:tcPr>
+          <w:p>
+            <w:r>
+              <w:rPr>
+                <w:rFonts w:ascii="微软雅黑" w:hAnsi="微软雅黑" w:eastAsia="微软雅黑"/>
+                <w:b w:val="0"/>
+                <w:i w:val="0"/>
+                <w:sz w:val="20"/>
+              </w:rPr>
+              <w:t>减货剔光后默认回</w:t>
+            </w:r>
+            <w:r>
+              <w:rPr>
+                <w:rFonts w:ascii="微软雅黑" w:hAnsi="微软雅黑" w:eastAsia="微软雅黑"/>
+                <w:b/>
+                <w:i w:val="0"/>
+                <w:sz w:val="20"/>
+              </w:rPr>
+              <w:t>待安排备货</w:t>
+            </w:r>
+            <w:r>
+              <w:rPr>
+                <w:rFonts w:ascii="微软雅黑" w:hAnsi="微软雅黑" w:eastAsia="微软雅黑"/>
+                <w:b w:val="0"/>
+                <w:i w:val="0"/>
+                <w:sz w:val="20"/>
+              </w:rPr>
+              <w:t>并解除装车单关联；人工可标已取消</w:t>
+            </w:r>
+          </w:p>
+        </w:tc>
+      </w:tr>
+      <w:tr>
+        <w:tc>
+          <w:tcPr>
+            <w:tcW w:type="dxa" w:w="2882"/>
+          </w:tcPr>
+          <w:p>
+            <w:r>
+              <w:rPr>
+                <w:rFonts w:ascii="微软雅黑" w:hAnsi="微软雅黑" w:eastAsia="微软雅黑"/>
+                <w:b w:val="0"/>
+                <w:i w:val="0"/>
+                <w:sz w:val="20"/>
+              </w:rPr>
+              <w:t>装车单</w:t>
+            </w:r>
+          </w:p>
+        </w:tc>
+        <w:tc>
+          <w:tcPr>
+            <w:tcW w:type="dxa" w:w="2882"/>
+          </w:tcPr>
+          <w:p>
+            <w:r>
+              <w:rPr>
+                <w:rFonts w:ascii="微软雅黑" w:hAnsi="微软雅黑" w:eastAsia="微软雅黑"/>
+                <w:b w:val="0"/>
+                <w:i w:val="0"/>
+                <w:sz w:val="20"/>
+              </w:rPr>
+              <w:t xml:space="preserve">待装车 → 已装车 → </w:t>
+            </w:r>
+            <w:r>
+              <w:rPr>
+                <w:rFonts w:ascii="微软雅黑" w:hAnsi="微软雅黑" w:eastAsia="微软雅黑"/>
+                <w:b/>
+                <w:i w:val="0"/>
+                <w:sz w:val="20"/>
+              </w:rPr>
+              <w:t>已发车</w:t>
+            </w:r>
+          </w:p>
+        </w:tc>
+        <w:tc>
+          <w:tcPr>
+            <w:tcW w:type="dxa" w:w="2882"/>
+          </w:tcPr>
+          <w:p>
+            <w:r>
+              <w:rPr>
+                <w:rFonts w:ascii="微软雅黑" w:hAnsi="微软雅黑" w:eastAsia="微软雅黑"/>
+                <w:b/>
+                <w:i w:val="0"/>
+                <w:sz w:val="20"/>
+              </w:rPr>
+              <w:t>无</w:t>
+            </w:r>
+            <w:r>
+              <w:rPr>
+                <w:rFonts w:ascii="微软雅黑" w:hAnsi="微软雅黑" w:eastAsia="微软雅黑"/>
+                <w:b w:val="0"/>
+                <w:i w:val="0"/>
+                <w:sz w:val="20"/>
+              </w:rPr>
+              <w:t>运输中/已签收；部分 BOL 已退仓时装车单仍为已发车</w:t>
+            </w:r>
+          </w:p>
+        </w:tc>
+      </w:tr>
+      <w:tr>
+        <w:tc>
+          <w:tcPr>
+            <w:tcW w:type="dxa" w:w="2882"/>
+          </w:tcPr>
+          <w:p>
+            <w:r>
+              <w:rPr>
+                <w:rFonts w:ascii="微软雅黑" w:hAnsi="微软雅黑" w:eastAsia="微软雅黑"/>
+                <w:b w:val="0"/>
+                <w:i w:val="0"/>
+                <w:sz w:val="20"/>
+              </w:rPr>
+              <w:t>BOL</w:t>
+            </w:r>
+          </w:p>
+        </w:tc>
+        <w:tc>
+          <w:tcPr>
+            <w:tcW w:type="dxa" w:w="2882"/>
+          </w:tcPr>
+          <w:p>
+            <w:r>
+              <w:rPr>
+                <w:rFonts w:ascii="微软雅黑" w:hAnsi="微软雅黑" w:eastAsia="微软雅黑"/>
+                <w:b w:val="0"/>
+                <w:i w:val="0"/>
+                <w:sz w:val="20"/>
+              </w:rPr>
+              <w:t>已装车、运输中、已签收、</w:t>
+            </w:r>
+            <w:r>
+              <w:rPr>
+                <w:rFonts w:ascii="微软雅黑" w:hAnsi="微软雅黑" w:eastAsia="微软雅黑"/>
+                <w:b/>
+                <w:i w:val="0"/>
+                <w:sz w:val="20"/>
+              </w:rPr>
+              <w:t>已退仓</w:t>
+            </w:r>
+            <w:r>
+              <w:rPr>
+                <w:rFonts w:ascii="微软雅黑" w:hAnsi="微软雅黑" w:eastAsia="微软雅黑"/>
+                <w:b w:val="0"/>
+                <w:i w:val="0"/>
+                <w:sz w:val="20"/>
+              </w:rPr>
+              <w:t>、</w:t>
+            </w:r>
+            <w:r>
+              <w:rPr>
+                <w:rFonts w:ascii="微软雅黑" w:hAnsi="微软雅黑" w:eastAsia="微软雅黑"/>
+                <w:b/>
+                <w:i w:val="0"/>
+                <w:sz w:val="20"/>
+              </w:rPr>
+              <w:t>已作废</w:t>
+            </w:r>
+            <w:r>
+              <w:rPr>
+                <w:rFonts w:ascii="微软雅黑" w:hAnsi="微软雅黑" w:eastAsia="微软雅黑"/>
+                <w:b w:val="0"/>
+                <w:i w:val="0"/>
+                <w:sz w:val="20"/>
+              </w:rPr>
+              <w:t xml:space="preserve"> 等</w:t>
+            </w:r>
+          </w:p>
+        </w:tc>
+        <w:tc>
+          <w:tcPr>
+            <w:tcW w:type="dxa" w:w="2882"/>
+          </w:tcPr>
+          <w:p>
+            <w:r>
+              <w:rPr>
+                <w:rFonts w:ascii="微软雅黑" w:hAnsi="微软雅黑" w:eastAsia="微软雅黑"/>
+                <w:b w:val="0"/>
+                <w:i w:val="0"/>
+                <w:sz w:val="20"/>
+              </w:rPr>
+              <w:t>派送、POD、在途异常均在 BOL 层</w:t>
+            </w:r>
+          </w:p>
+        </w:tc>
+      </w:tr>
+      <w:tr>
+        <w:tc>
+          <w:tcPr>
+            <w:tcW w:type="dxa" w:w="2882"/>
+          </w:tcPr>
+          <w:p>
+            <w:r>
+              <w:rPr>
+                <w:rFonts w:ascii="微软雅黑" w:hAnsi="微软雅黑" w:eastAsia="微软雅黑"/>
+                <w:b w:val="0"/>
+                <w:i w:val="0"/>
+                <w:sz w:val="20"/>
+              </w:rPr>
+              <w:t>货件</w:t>
+            </w:r>
+          </w:p>
+        </w:tc>
+        <w:tc>
+          <w:tcPr>
+            <w:tcW w:type="dxa" w:w="2882"/>
+          </w:tcPr>
+          <w:p>
+            <w:r>
+              <w:rPr>
+                <w:rFonts w:ascii="微软雅黑" w:hAnsi="微软雅黑" w:eastAsia="微软雅黑"/>
+                <w:b w:val="0"/>
+                <w:i w:val="0"/>
+                <w:sz w:val="20"/>
+              </w:rPr>
+              <w:t>在库、运输中等</w:t>
+            </w:r>
+          </w:p>
+        </w:tc>
+        <w:tc>
+          <w:tcPr>
+            <w:tcW w:type="dxa" w:w="2882"/>
+          </w:tcPr>
+          <w:p>
+            <w:r>
+              <w:rPr>
+                <w:rFonts w:ascii="微软雅黑" w:hAnsi="微软雅黑" w:eastAsia="微软雅黑"/>
+                <w:b w:val="0"/>
+                <w:i w:val="0"/>
+                <w:sz w:val="20"/>
+              </w:rPr>
+              <w:t>单项退仓后在库；真实库位通过「入库上架」维护</w:t>
+            </w:r>
+          </w:p>
+        </w:tc>
+      </w:tr>
+    </w:tbl>
+    <w:p>
+      <w:pPr>
+        <w:spacing w:after="40"/>
+      </w:pPr>
+    </w:p>
+    <w:tbl>
+      <w:tblPr>
+        <w:tblStyle w:val="TableGrid"/>
+        <w:tblW w:type="auto" w:w="0"/>
+        <w:jc w:val="center"/>
+        <w:tblLook w:firstColumn="1" w:firstRow="1" w:lastColumn="0" w:lastRow="0" w:noHBand="0" w:noVBand="1" w:val="04A0"/>
+      </w:tblPr>
+      <w:tblGrid>
+        <w:gridCol w:w="2161"/>
+        <w:gridCol w:w="2161"/>
+        <w:gridCol w:w="2161"/>
+        <w:gridCol w:w="2161"/>
+      </w:tblGrid>
+      <w:tr>
+        <w:tc>
+          <w:tcPr>
+            <w:tcW w:type="dxa" w:w="2161"/>
+          </w:tcPr>
+          <w:p>
+            <w:r>
+              <w:rPr>
+                <w:rFonts w:ascii="微软雅黑" w:hAnsi="微软雅黑" w:eastAsia="微软雅黑"/>
+                <w:b/>
+                <w:i w:val="0"/>
+                <w:sz w:val="20"/>
+              </w:rPr>
+              <w:t>动作</w:t>
+            </w:r>
+          </w:p>
+        </w:tc>
+        <w:tc>
+          <w:tcPr>
+            <w:tcW w:type="dxa" w:w="2161"/>
+          </w:tcPr>
+          <w:p>
+            <w:r>
+              <w:rPr>
+                <w:rFonts w:ascii="微软雅黑" w:hAnsi="微软雅黑" w:eastAsia="微软雅黑"/>
+                <w:b/>
+                <w:i w:val="0"/>
+                <w:sz w:val="20"/>
+              </w:rPr>
+              <w:t>装车单</w:t>
+            </w:r>
+          </w:p>
+        </w:tc>
+        <w:tc>
+          <w:tcPr>
+            <w:tcW w:type="dxa" w:w="2161"/>
+          </w:tcPr>
+          <w:p>
+            <w:r>
+              <w:rPr>
+                <w:rFonts w:ascii="微软雅黑" w:hAnsi="微软雅黑" w:eastAsia="微软雅黑"/>
+                <w:b/>
+                <w:i w:val="0"/>
+                <w:sz w:val="20"/>
+              </w:rPr>
+              <w:t>BOL</w:t>
+            </w:r>
+          </w:p>
+        </w:tc>
+        <w:tc>
+          <w:tcPr>
+            <w:tcW w:type="dxa" w:w="2161"/>
+          </w:tcPr>
+          <w:p>
+            <w:r>
+              <w:rPr>
+                <w:rFonts w:ascii="微软雅黑" w:hAnsi="微软雅黑" w:eastAsia="微软雅黑"/>
+                <w:b/>
+                <w:i w:val="0"/>
+                <w:sz w:val="20"/>
+              </w:rPr>
+              <w:t>货件</w:t>
+            </w:r>
+          </w:p>
+        </w:tc>
+      </w:tr>
+      <w:tr>
+        <w:tc>
+          <w:tcPr>
+            <w:tcW w:type="dxa" w:w="2161"/>
+          </w:tcPr>
+          <w:p>
+            <w:r>
+              <w:rPr>
+                <w:rFonts w:ascii="微软雅黑" w:hAnsi="微软雅黑" w:eastAsia="微软雅黑"/>
+                <w:b w:val="0"/>
+                <w:i w:val="0"/>
+                <w:sz w:val="20"/>
+              </w:rPr>
+              <w:t>备货减货</w:t>
+            </w:r>
+          </w:p>
+        </w:tc>
+        <w:tc>
+          <w:tcPr>
+            <w:tcW w:type="dxa" w:w="2161"/>
+          </w:tcPr>
+          <w:p>
+            <w:r>
+              <w:rPr>
+                <w:rFonts w:ascii="微软雅黑" w:hAnsi="微软雅黑" w:eastAsia="微软雅黑"/>
+                <w:b w:val="0"/>
+                <w:i w:val="0"/>
+                <w:sz w:val="20"/>
+              </w:rPr>
+              <w:t>—</w:t>
+            </w:r>
+          </w:p>
+        </w:tc>
+        <w:tc>
+          <w:tcPr>
+            <w:tcW w:type="dxa" w:w="2161"/>
+          </w:tcPr>
+          <w:p>
+            <w:r>
+              <w:rPr>
+                <w:rFonts w:ascii="微软雅黑" w:hAnsi="微软雅黑" w:eastAsia="微软雅黑"/>
+                <w:b/>
+                <w:i w:val="0"/>
+                <w:sz w:val="20"/>
+              </w:rPr>
+              <w:t>已作废</w:t>
+            </w:r>
+          </w:p>
+        </w:tc>
+        <w:tc>
+          <w:tcPr>
+            <w:tcW w:type="dxa" w:w="2161"/>
+          </w:tcPr>
+          <w:p>
+            <w:r>
+              <w:rPr>
+                <w:rFonts w:ascii="微软雅黑" w:hAnsi="微软雅黑" w:eastAsia="微软雅黑"/>
+                <w:b w:val="0"/>
+                <w:i w:val="0"/>
+                <w:sz w:val="20"/>
+              </w:rPr>
+              <w:t>从计划单剔除</w:t>
+            </w:r>
+          </w:p>
+        </w:tc>
+      </w:tr>
+      <w:tr>
+        <w:tc>
+          <w:tcPr>
+            <w:tcW w:type="dxa" w:w="2161"/>
+          </w:tcPr>
+          <w:p>
+            <w:r>
+              <w:rPr>
+                <w:rFonts w:ascii="微软雅黑" w:hAnsi="微软雅黑" w:eastAsia="微软雅黑"/>
+                <w:b w:val="0"/>
+                <w:i w:val="0"/>
+                <w:sz w:val="20"/>
+              </w:rPr>
+              <w:t>备货加货</w:t>
+            </w:r>
+          </w:p>
+        </w:tc>
+        <w:tc>
+          <w:tcPr>
+            <w:tcW w:type="dxa" w:w="2161"/>
+          </w:tcPr>
+          <w:p>
+            <w:r>
+              <w:rPr>
+                <w:rFonts w:ascii="微软雅黑" w:hAnsi="微软雅黑" w:eastAsia="微软雅黑"/>
+                <w:b w:val="0"/>
+                <w:i w:val="0"/>
+                <w:sz w:val="20"/>
+              </w:rPr>
+              <w:t>—</w:t>
+            </w:r>
+          </w:p>
+        </w:tc>
+        <w:tc>
+          <w:tcPr>
+            <w:tcW w:type="dxa" w:w="2161"/>
+          </w:tcPr>
+          <w:p>
+            <w:r>
+              <w:rPr>
+                <w:rFonts w:ascii="微软雅黑" w:hAnsi="微软雅黑" w:eastAsia="微软雅黑"/>
+                <w:b w:val="0"/>
+                <w:i w:val="0"/>
+                <w:sz w:val="20"/>
+              </w:rPr>
+              <w:t>新 BOL（加货标识）</w:t>
+            </w:r>
+          </w:p>
+        </w:tc>
+        <w:tc>
+          <w:tcPr>
+            <w:tcW w:type="dxa" w:w="2161"/>
+          </w:tcPr>
+          <w:p>
+            <w:r>
+              <w:rPr>
+                <w:rFonts w:ascii="微软雅黑" w:hAnsi="微软雅黑" w:eastAsia="微软雅黑"/>
+                <w:b w:val="0"/>
+                <w:i w:val="0"/>
+                <w:sz w:val="20"/>
+              </w:rPr>
+              <w:t>纳入新计划单</w:t>
+            </w:r>
+          </w:p>
+        </w:tc>
+      </w:tr>
+      <w:tr>
+        <w:tc>
+          <w:tcPr>
+            <w:tcW w:type="dxa" w:w="2161"/>
+          </w:tcPr>
+          <w:p>
+            <w:r>
+              <w:rPr>
+                <w:rFonts w:ascii="微软雅黑" w:hAnsi="微软雅黑" w:eastAsia="微软雅黑"/>
+                <w:b w:val="0"/>
+                <w:i w:val="0"/>
+                <w:sz w:val="20"/>
+              </w:rPr>
+              <w:t>发车（任一端有权限）</w:t>
+            </w:r>
+          </w:p>
+        </w:tc>
+        <w:tc>
+          <w:tcPr>
+            <w:tcW w:type="dxa" w:w="2161"/>
+          </w:tcPr>
+          <w:p>
+            <w:r>
+              <w:rPr>
+                <w:rFonts w:ascii="微软雅黑" w:hAnsi="微软雅黑" w:eastAsia="微软雅黑"/>
+                <w:b/>
+                <w:i w:val="0"/>
+                <w:sz w:val="20"/>
+              </w:rPr>
+              <w:t>已发车</w:t>
+            </w:r>
+          </w:p>
+        </w:tc>
+        <w:tc>
+          <w:tcPr>
+            <w:tcW w:type="dxa" w:w="2161"/>
+          </w:tcPr>
+          <w:p>
+            <w:r>
+              <w:rPr>
+                <w:rFonts w:ascii="微软雅黑" w:hAnsi="微软雅黑" w:eastAsia="微软雅黑"/>
+                <w:b/>
+                <w:i w:val="0"/>
+                <w:sz w:val="20"/>
+              </w:rPr>
+              <w:t>运输中</w:t>
+            </w:r>
+          </w:p>
+        </w:tc>
+        <w:tc>
+          <w:tcPr>
+            <w:tcW w:type="dxa" w:w="2161"/>
+          </w:tcPr>
+          <w:p>
+            <w:r>
+              <w:rPr>
+                <w:rFonts w:ascii="微软雅黑" w:hAnsi="微软雅黑" w:eastAsia="微软雅黑"/>
+                <w:b w:val="0"/>
+                <w:i w:val="0"/>
+                <w:sz w:val="20"/>
+              </w:rPr>
+              <w:t>—</w:t>
+            </w:r>
+          </w:p>
+        </w:tc>
+      </w:tr>
+      <w:tr>
+        <w:tc>
+          <w:tcPr>
+            <w:tcW w:type="dxa" w:w="2161"/>
+          </w:tcPr>
+          <w:p>
+            <w:r>
+              <w:rPr>
+                <w:rFonts w:ascii="微软雅黑" w:hAnsi="微软雅黑" w:eastAsia="微软雅黑"/>
+                <w:b w:val="0"/>
+                <w:i w:val="0"/>
+                <w:sz w:val="20"/>
+              </w:rPr>
+              <w:t>POD / 签收</w:t>
+            </w:r>
+          </w:p>
+        </w:tc>
+        <w:tc>
+          <w:tcPr>
+            <w:tcW w:type="dxa" w:w="2161"/>
+          </w:tcPr>
+          <w:p>
+            <w:r>
+              <w:rPr>
+                <w:rFonts w:ascii="微软雅黑" w:hAnsi="微软雅黑" w:eastAsia="微软雅黑"/>
+                <w:b w:val="0"/>
+                <w:i w:val="0"/>
+                <w:sz w:val="20"/>
+              </w:rPr>
+              <w:t>不变</w:t>
+            </w:r>
+          </w:p>
+        </w:tc>
+        <w:tc>
+          <w:tcPr>
+            <w:tcW w:type="dxa" w:w="2161"/>
+          </w:tcPr>
+          <w:p>
+            <w:r>
+              <w:rPr>
+                <w:rFonts w:ascii="微软雅黑" w:hAnsi="微软雅黑" w:eastAsia="微软雅黑"/>
+                <w:b/>
+                <w:i w:val="0"/>
+                <w:sz w:val="20"/>
+              </w:rPr>
+              <w:t>已签收</w:t>
+            </w:r>
+          </w:p>
+        </w:tc>
+        <w:tc>
+          <w:tcPr>
+            <w:tcW w:type="dxa" w:w="2161"/>
+          </w:tcPr>
+          <w:p>
+            <w:r>
+              <w:rPr>
+                <w:rFonts w:ascii="微软雅黑" w:hAnsi="微软雅黑" w:eastAsia="微软雅黑"/>
+                <w:b w:val="0"/>
+                <w:i w:val="0"/>
+                <w:sz w:val="20"/>
+              </w:rPr>
+              <w:t>随 BOL</w:t>
+            </w:r>
+          </w:p>
+        </w:tc>
+      </w:tr>
+      <w:tr>
+        <w:tc>
+          <w:tcPr>
+            <w:tcW w:type="dxa" w:w="2161"/>
+          </w:tcPr>
+          <w:p>
+            <w:r>
+              <w:rPr>
+                <w:rFonts w:ascii="微软雅黑" w:hAnsi="微软雅黑" w:eastAsia="微软雅黑"/>
+                <w:b w:val="0"/>
+                <w:i w:val="0"/>
+                <w:sz w:val="20"/>
+              </w:rPr>
+              <w:t>单项退仓</w:t>
+            </w:r>
+          </w:p>
+        </w:tc>
+        <w:tc>
+          <w:tcPr>
+            <w:tcW w:type="dxa" w:w="2161"/>
+          </w:tcPr>
+          <w:p>
+            <w:r>
+              <w:rPr>
+                <w:rFonts w:ascii="微软雅黑" w:hAnsi="微软雅黑" w:eastAsia="微软雅黑"/>
+                <w:b w:val="0"/>
+                <w:i w:val="0"/>
+                <w:sz w:val="20"/>
+              </w:rPr>
+              <w:t>仍已发车</w:t>
+            </w:r>
+          </w:p>
+        </w:tc>
+        <w:tc>
+          <w:tcPr>
+            <w:tcW w:type="dxa" w:w="2161"/>
+          </w:tcPr>
+          <w:p>
+            <w:r>
+              <w:rPr>
+                <w:rFonts w:ascii="微软雅黑" w:hAnsi="微软雅黑" w:eastAsia="微软雅黑"/>
+                <w:b w:val="0"/>
+                <w:i w:val="0"/>
+                <w:sz w:val="20"/>
+              </w:rPr>
+              <w:t xml:space="preserve">目标 </w:t>
+            </w:r>
+            <w:r>
+              <w:rPr>
+                <w:rFonts w:ascii="微软雅黑" w:hAnsi="微软雅黑" w:eastAsia="微软雅黑"/>
+                <w:b/>
+                <w:i w:val="0"/>
+                <w:sz w:val="20"/>
+              </w:rPr>
+              <w:t>已退仓</w:t>
+            </w:r>
+          </w:p>
+        </w:tc>
+        <w:tc>
+          <w:tcPr>
+            <w:tcW w:type="dxa" w:w="2161"/>
+          </w:tcPr>
+          <w:p>
+            <w:r>
+              <w:rPr>
+                <w:rFonts w:ascii="微软雅黑" w:hAnsi="微软雅黑" w:eastAsia="微软雅黑"/>
+                <w:b/>
+                <w:i w:val="0"/>
+                <w:sz w:val="20"/>
+              </w:rPr>
+              <w:t>在库</w:t>
+            </w:r>
+            <w:r>
+              <w:rPr>
+                <w:rFonts w:ascii="微软雅黑" w:hAnsi="微软雅黑" w:eastAsia="微软雅黑"/>
+                <w:b w:val="0"/>
+                <w:i w:val="0"/>
+                <w:sz w:val="20"/>
+              </w:rPr>
+              <w:t>（上架另流程）</w:t>
+            </w:r>
+          </w:p>
+        </w:tc>
+      </w:tr>
+      <w:tr>
+        <w:tc>
+          <w:tcPr>
+            <w:tcW w:type="dxa" w:w="2161"/>
+          </w:tcPr>
+          <w:p>
+            <w:r>
+              <w:rPr>
+                <w:rFonts w:ascii="微软雅黑" w:hAnsi="微软雅黑" w:eastAsia="微软雅黑"/>
+                <w:b w:val="0"/>
+                <w:i w:val="0"/>
+                <w:sz w:val="20"/>
+              </w:rPr>
+              <w:t>整车退仓</w:t>
+            </w:r>
+          </w:p>
+        </w:tc>
+        <w:tc>
+          <w:tcPr>
+            <w:tcW w:type="dxa" w:w="2161"/>
+          </w:tcPr>
+          <w:p>
+            <w:r>
+              <w:rPr>
+                <w:rFonts w:ascii="微软雅黑" w:hAnsi="微软雅黑" w:eastAsia="微软雅黑"/>
+                <w:b/>
+                <w:i w:val="0"/>
+                <w:sz w:val="20"/>
+              </w:rPr>
+              <w:t>已装车</w:t>
+            </w:r>
+          </w:p>
+        </w:tc>
+        <w:tc>
+          <w:tcPr>
+            <w:tcW w:type="dxa" w:w="2161"/>
+          </w:tcPr>
+          <w:p>
+            <w:r>
+              <w:rPr>
+                <w:rFonts w:ascii="微软雅黑" w:hAnsi="微软雅黑" w:eastAsia="微软雅黑"/>
+                <w:b w:val="0"/>
+                <w:i w:val="0"/>
+                <w:sz w:val="20"/>
+              </w:rPr>
+              <w:t xml:space="preserve">该单全部 </w:t>
+            </w:r>
+            <w:r>
+              <w:rPr>
+                <w:rFonts w:ascii="微软雅黑" w:hAnsi="微软雅黑" w:eastAsia="微软雅黑"/>
+                <w:b/>
+                <w:i w:val="0"/>
+                <w:sz w:val="20"/>
+              </w:rPr>
+              <w:t>已装车</w:t>
+            </w:r>
+          </w:p>
+        </w:tc>
+        <w:tc>
+          <w:tcPr>
+            <w:tcW w:type="dxa" w:w="2161"/>
+          </w:tcPr>
+          <w:p>
+            <w:r>
+              <w:rPr>
+                <w:rFonts w:ascii="微软雅黑" w:hAnsi="微软雅黑" w:eastAsia="微软雅黑"/>
+                <w:b/>
+                <w:i w:val="0"/>
+                <w:sz w:val="20"/>
+              </w:rPr>
+              <w:t>不</w:t>
+            </w:r>
+            <w:r>
+              <w:rPr>
+                <w:rFonts w:ascii="微软雅黑" w:hAnsi="微软雅黑" w:eastAsia="微软雅黑"/>
+                <w:b w:val="0"/>
+                <w:i w:val="0"/>
+                <w:sz w:val="20"/>
+              </w:rPr>
+              <w:t>自动在库恢复</w:t>
+            </w:r>
+          </w:p>
+        </w:tc>
+      </w:tr>
+      <w:tr>
+        <w:tc>
+          <w:tcPr>
+            <w:tcW w:type="dxa" w:w="2161"/>
+          </w:tcPr>
+          <w:p>
+            <w:r>
+              <w:rPr>
+                <w:rFonts w:ascii="微软雅黑" w:hAnsi="微软雅黑" w:eastAsia="微软雅黑"/>
+                <w:b w:val="0"/>
+                <w:i w:val="0"/>
+                <w:sz w:val="20"/>
+              </w:rPr>
+              <w:t>在途货件补录</w:t>
+            </w:r>
+          </w:p>
+        </w:tc>
+        <w:tc>
+          <w:tcPr>
+            <w:tcW w:type="dxa" w:w="2161"/>
+          </w:tcPr>
+          <w:p>
+            <w:r>
+              <w:rPr>
+                <w:rFonts w:ascii="微软雅黑" w:hAnsi="微软雅黑" w:eastAsia="微软雅黑"/>
+                <w:b w:val="0"/>
+                <w:i w:val="0"/>
+                <w:sz w:val="20"/>
+              </w:rPr>
+              <w:t>仍已发车</w:t>
+            </w:r>
+          </w:p>
+        </w:tc>
+        <w:tc>
+          <w:tcPr>
+            <w:tcW w:type="dxa" w:w="2161"/>
+          </w:tcPr>
+          <w:p>
+            <w:r>
+              <w:rPr>
+                <w:rFonts w:ascii="微软雅黑" w:hAnsi="微软雅黑" w:eastAsia="微软雅黑"/>
+                <w:b w:val="0"/>
+                <w:i w:val="0"/>
+                <w:sz w:val="20"/>
+              </w:rPr>
+              <w:t>纳入当前 BOL 流程</w:t>
+            </w:r>
+          </w:p>
+        </w:tc>
+        <w:tc>
+          <w:tcPr>
+            <w:tcW w:type="dxa" w:w="2161"/>
+          </w:tcPr>
+          <w:p>
+            <w:r>
+              <w:rPr>
+                <w:rFonts w:ascii="微软雅黑" w:hAnsi="微软雅黑" w:eastAsia="微软雅黑"/>
+                <w:b w:val="0"/>
+                <w:i w:val="0"/>
+                <w:sz w:val="20"/>
+              </w:rPr>
+              <w:t>纳入派送</w:t>
+            </w:r>
+          </w:p>
+        </w:tc>
+      </w:tr>
+    </w:tbl>
+    <w:p>
+      <w:pPr>
+        <w:spacing w:after="40"/>
+      </w:pPr>
+    </w:p>
+    <w:p>
+      <w:pPr>
+        <w:spacing w:after="60"/>
+      </w:pPr>
+      <w:r>
+        <w:rPr>
+          <w:rFonts w:ascii="微软雅黑" w:hAnsi="微软雅黑" w:eastAsia="微软雅黑"/>
+          <w:b/>
+          <w:i w:val="0"/>
+          <w:sz w:val="21"/>
+        </w:rPr>
+        <w:t>列表与作业口径：</w:t>
+      </w:r>
+      <w:r>
+        <w:rPr>
+          <w:rFonts w:ascii="微软雅黑" w:hAnsi="微软雅黑" w:eastAsia="微软雅黑"/>
+          <w:b w:val="0"/>
+          <w:i w:val="0"/>
+          <w:sz w:val="21"/>
+        </w:rPr>
+        <w:t xml:space="preserve"> 待发车、拣货、POD 等作业列表默认只展示</w:t>
+      </w:r>
+      <w:r>
+        <w:rPr>
+          <w:rFonts w:ascii="微软雅黑" w:hAnsi="微软雅黑" w:eastAsia="微软雅黑"/>
+          <w:b/>
+          <w:i w:val="0"/>
+          <w:sz w:val="21"/>
+        </w:rPr>
+        <w:t>有效 BOL</w:t>
+      </w:r>
+      <w:r>
+        <w:rPr>
+          <w:rFonts w:ascii="微软雅黑" w:hAnsi="微软雅黑" w:eastAsia="微软雅黑"/>
+          <w:b w:val="0"/>
+          <w:i w:val="0"/>
+          <w:sz w:val="21"/>
+        </w:rPr>
+        <w:t>（排除已退仓、已作废）；详情可查看历史 BOL。重新排货须使用</w:t>
+      </w:r>
+      <w:r>
+        <w:rPr>
+          <w:rFonts w:ascii="微软雅黑" w:hAnsi="微软雅黑" w:eastAsia="微软雅黑"/>
+          <w:b/>
+          <w:i w:val="0"/>
+          <w:sz w:val="21"/>
+        </w:rPr>
+        <w:t>新 BOL 号</w:t>
+      </w:r>
+      <w:r>
+        <w:rPr>
+          <w:rFonts w:ascii="微软雅黑" w:hAnsi="微软雅黑" w:eastAsia="微软雅黑"/>
+          <w:b w:val="0"/>
+          <w:i w:val="0"/>
+          <w:sz w:val="21"/>
+        </w:rPr>
+        <w:t>，不得复用已退仓/已作废 BOL。</w:t>
       </w:r>
     </w:p>
     <w:p>
@@ -1231,7 +2619,7 @@
           <w:i w:val="0"/>
           <w:sz w:val="21"/>
         </w:rPr>
-        <w:t>1. 以发货计划为起点，统一计划侧与执行侧衔接口径。</w:t>
+        <w:t>1. 以计划单为起点，装车单承载装车与发车，BOL 承载在途与签收。</w:t>
       </w:r>
     </w:p>
     <w:p>
@@ -1242,7 +2630,7 @@
           <w:i w:val="0"/>
           <w:sz w:val="21"/>
         </w:rPr>
-        <w:t>2. 以状态机约束装车、发车、签收的顺序与前置条件。</w:t>
+        <w:t>2. 备货阶段处理加货/减货；在途阶段处理补录/退仓，二者不可混用。</w:t>
       </w:r>
     </w:p>
     <w:p>
@@ -1253,7 +2641,7 @@
           <w:i w:val="0"/>
           <w:sz w:val="21"/>
         </w:rPr>
-        <w:t>3. 以异常流程保障补录与退仓可处理、可追溯、可审计。</w:t>
+        <w:t>3. 员工端下发异常指令，PDA 执行；关键状态分层回写并留痕。</w:t>
       </w:r>
     </w:p>
     <w:p>
@@ -1397,7 +2785,7 @@
                 <w:i w:val="0"/>
                 <w:sz w:val="20"/>
               </w:rPr>
-              <w:t>保证业务先有计划再进入执行</w:t>
+              <w:t>先有计划再执行</w:t>
             </w:r>
           </w:p>
         </w:tc>
@@ -1413,7 +2801,7 @@
                 <w:i w:val="0"/>
                 <w:sz w:val="20"/>
               </w:rPr>
-              <w:t>创建计划、安排备货、计划关联装车单</w:t>
+              <w:t>创建计划、安排备货、关联装车单</w:t>
             </w:r>
           </w:p>
         </w:tc>
@@ -1447,7 +2835,7 @@
                 <w:i w:val="0"/>
                 <w:sz w:val="20"/>
               </w:rPr>
-              <w:t>装车发车闭环</w:t>
+              <w:t>装车发车</w:t>
             </w:r>
           </w:p>
         </w:tc>
@@ -1463,7 +2851,7 @@
                 <w:i w:val="0"/>
                 <w:sz w:val="20"/>
               </w:rPr>
-              <w:t>保证执行顺序与状态一致</w:t>
+              <w:t>装车单状态闭环</w:t>
             </w:r>
           </w:p>
         </w:tc>
@@ -1479,7 +2867,7 @@
                 <w:i w:val="0"/>
                 <w:sz w:val="20"/>
               </w:rPr>
-              <w:t>已装车、已发车、运输中状态推进</w:t>
+              <w:t>已装车、已发车；任一端有权限可发车</w:t>
             </w:r>
           </w:p>
         </w:tc>
@@ -1513,7 +2901,7 @@
                 <w:i w:val="0"/>
                 <w:sz w:val="20"/>
               </w:rPr>
-              <w:t>签收凭证闭环</w:t>
+              <w:t>BOL 派送签收</w:t>
             </w:r>
           </w:p>
         </w:tc>
@@ -1529,7 +2917,7 @@
                 <w:i w:val="0"/>
                 <w:sz w:val="20"/>
               </w:rPr>
-              <w:t>保证签收有凭据可追溯</w:t>
+              <w:t>在途与凭证</w:t>
             </w:r>
           </w:p>
         </w:tc>
@@ -1545,7 +2933,7 @@
                 <w:i w:val="0"/>
                 <w:sz w:val="20"/>
               </w:rPr>
-              <w:t>POD上传、签收确认、POD修改</w:t>
+              <w:t>BOL 运输中、POD、已签收</w:t>
             </w:r>
           </w:p>
         </w:tc>
@@ -1595,7 +2983,7 @@
                 <w:i w:val="0"/>
                 <w:sz w:val="20"/>
               </w:rPr>
-              <w:t>保证在途异常有标准处置</w:t>
+              <w:t>备货与在途异常</w:t>
             </w:r>
           </w:p>
         </w:tc>
@@ -1611,7 +2999,7 @@
                 <w:i w:val="0"/>
                 <w:sz w:val="20"/>
               </w:rPr>
-              <w:t>货件补录、单项退仓、整车退仓</w:t>
+              <w:t>加货/减货、补录、单项/整车退仓</w:t>
             </w:r>
           </w:p>
         </w:tc>
@@ -1705,7 +3093,7 @@
                 <w:i w:val="0"/>
                 <w:sz w:val="20"/>
               </w:rPr>
-              <w:t>计划单管理</w:t>
+              <w:t>计划单与备货</w:t>
             </w:r>
           </w:p>
         </w:tc>
@@ -1721,7 +3109,7 @@
                 <w:i w:val="0"/>
                 <w:sz w:val="20"/>
               </w:rPr>
-              <w:t>创建计划、安排备货与装车单关联</w:t>
+              <w:t>计划、加货、减货</w:t>
             </w:r>
           </w:p>
         </w:tc>
@@ -1755,7 +3143,7 @@
                 <w:i w:val="0"/>
                 <w:sz w:val="20"/>
               </w:rPr>
-              <w:t>装车与发车确认</w:t>
+              <w:t>装车与发车</w:t>
             </w:r>
           </w:p>
         </w:tc>
@@ -1771,7 +3159,7 @@
                 <w:i w:val="0"/>
                 <w:sz w:val="20"/>
               </w:rPr>
-              <w:t>已装车到已发车状态推进</w:t>
+              <w:t>装车单至已发车</w:t>
             </w:r>
           </w:p>
         </w:tc>
@@ -1805,7 +3193,7 @@
                 <w:i w:val="0"/>
                 <w:sz w:val="20"/>
               </w:rPr>
-              <w:t>签收与POD管理</w:t>
+              <w:t>签收与 POD</w:t>
             </w:r>
           </w:p>
         </w:tc>
@@ -1821,7 +3209,7 @@
                 <w:i w:val="0"/>
                 <w:sz w:val="20"/>
               </w:rPr>
-              <w:t>在途签收到凭证留存</w:t>
+              <w:t>按 BOL</w:t>
             </w:r>
           </w:p>
         </w:tc>
@@ -1855,7 +3243,7 @@
                 <w:i w:val="0"/>
                 <w:sz w:val="20"/>
               </w:rPr>
-              <w:t>在途异常处理</w:t>
+              <w:t>在途异常</w:t>
             </w:r>
           </w:p>
         </w:tc>
@@ -1871,7 +3259,7 @@
                 <w:i w:val="0"/>
                 <w:sz w:val="20"/>
               </w:rPr>
-              <w:t>补录、退仓流程处理</w:t>
+              <w:t>补录、退仓</w:t>
             </w:r>
           </w:p>
         </w:tc>
@@ -1921,7 +3309,7 @@
                 <w:i w:val="0"/>
                 <w:sz w:val="20"/>
               </w:rPr>
-              <w:t>客户端、PDA、财务侧一致性</w:t>
+              <w:t>员工端 / PDA / 财务读取</w:t>
             </w:r>
           </w:p>
         </w:tc>
@@ -1962,7 +3350,7 @@
         <w:pStyle w:val="Heading4"/>
       </w:pPr>
       <w:r>
-        <w:t>4.3.1 【发货计划】计划创建与备货安排</w:t>
+        <w:t>4.3.1 【计划单】创建、备货与加减货</w:t>
       </w:r>
     </w:p>
     <w:p>
@@ -1985,7 +3373,7 @@
           <w:i w:val="0"/>
           <w:sz w:val="21"/>
         </w:rPr>
-        <w:t xml:space="preserve"> 调度/客服创建发货计划并推进至装车前状态。</w:t>
+        <w:t xml:space="preserve"> 创建计划并安排至装车前；PDA 出库备货时调整实装范围。</w:t>
       </w:r>
     </w:p>
     <w:p>
@@ -2008,7 +3396,7 @@
           <w:i w:val="0"/>
           <w:sz w:val="21"/>
         </w:rPr>
-        <w:t xml:space="preserve"> 用户具备计划操作权限。</w:t>
+        <w:t xml:space="preserve"> 具备计划或备货相关权限。</w:t>
       </w:r>
     </w:p>
     <w:p>
@@ -2033,7 +3421,7 @@
           <w:i w:val="0"/>
           <w:sz w:val="21"/>
         </w:rPr>
-        <w:t>1. 创建发货计划并填写计划基础信息。</w:t>
+        <w:t>1. 创建计划单，状态为待安排备货。</w:t>
       </w:r>
     </w:p>
     <w:p>
@@ -2044,7 +3432,7 @@
           <w:i w:val="0"/>
           <w:sz w:val="21"/>
         </w:rPr>
-        <w:t>2. 计划生成后状态为待安排备货。</w:t>
+        <w:t>2. 选择装车单完成安排备货，计划单进入待装车。</w:t>
       </w:r>
     </w:p>
     <w:p>
@@ -2055,18 +3443,7 @@
           <w:i w:val="0"/>
           <w:sz w:val="21"/>
         </w:rPr>
-        <w:t>3. 选择装车单执行安排备货并完成关联。</w:t>
-      </w:r>
-    </w:p>
-    <w:p>
-      <w:r>
-        <w:rPr>
-          <w:rFonts w:ascii="微软雅黑" w:hAnsi="微软雅黑" w:eastAsia="微软雅黑"/>
-          <w:b w:val="0"/>
-          <w:i w:val="0"/>
-          <w:sz w:val="21"/>
-        </w:rPr>
-        <w:t>4. 计划进入待装车，进入仓库执行阶段。</w:t>
+        <w:t>3. PDA 出库备货；按需执行加货或减货后，仓库确认装车完成。</w:t>
       </w:r>
     </w:p>
     <w:p>
@@ -2094,7 +3471,184 @@
           <w:i w:val="0"/>
           <w:sz w:val="21"/>
         </w:rPr>
-        <w:t>仅待安排备货状态计划可执行安排备货。</w:t>
+        <w:t>仅待安排备货可安排备货；须关联有效装车单。</w:t>
+      </w:r>
+    </w:p>
+    <w:p>
+      <w:pPr>
+        <w:pStyle w:val="ListBullet"/>
+      </w:pPr>
+      <w:r>
+        <w:rPr>
+          <w:rFonts w:ascii="微软雅黑" w:hAnsi="微软雅黑" w:eastAsia="微软雅黑"/>
+          <w:b/>
+          <w:i w:val="0"/>
+          <w:sz w:val="21"/>
+        </w:rPr>
+        <w:t>加货：</w:t>
+      </w:r>
+      <w:r>
+        <w:rPr>
+          <w:rFonts w:ascii="微软雅黑" w:hAnsi="微软雅黑" w:eastAsia="微软雅黑"/>
+          <w:b w:val="0"/>
+          <w:i w:val="0"/>
+          <w:sz w:val="21"/>
+        </w:rPr>
+        <w:t xml:space="preserve"> 新增 BOL，自动生成新计划单，BOL 打「加货」标识，保留来源追溯。</w:t>
+      </w:r>
+    </w:p>
+    <w:p>
+      <w:pPr>
+        <w:pStyle w:val="ListBullet"/>
+      </w:pPr>
+      <w:r>
+        <w:rPr>
+          <w:rFonts w:ascii="微软雅黑" w:hAnsi="微软雅黑" w:eastAsia="微软雅黑"/>
+          <w:b/>
+          <w:i w:val="0"/>
+          <w:sz w:val="21"/>
+        </w:rPr>
+        <w:t>减货：</w:t>
+      </w:r>
+      <w:r>
+        <w:rPr>
+          <w:rFonts w:ascii="微软雅黑" w:hAnsi="微软雅黑" w:eastAsia="微软雅黑"/>
+          <w:b w:val="0"/>
+          <w:i w:val="0"/>
+          <w:sz w:val="21"/>
+        </w:rPr>
+        <w:t xml:space="preserve"> 按</w:t>
+      </w:r>
+      <w:r>
+        <w:rPr>
+          <w:rFonts w:ascii="微软雅黑" w:hAnsi="微软雅黑" w:eastAsia="微软雅黑"/>
+          <w:b/>
+          <w:i w:val="0"/>
+          <w:sz w:val="21"/>
+        </w:rPr>
+        <w:t>柜号 + FBA Code</w:t>
+      </w:r>
+      <w:r>
+        <w:rPr>
+          <w:rFonts w:ascii="微软雅黑" w:hAnsi="微软雅黑" w:eastAsia="微软雅黑"/>
+          <w:b w:val="0"/>
+          <w:i w:val="0"/>
+          <w:sz w:val="21"/>
+        </w:rPr>
+        <w:t xml:space="preserve">；原 BOL </w:t>
+      </w:r>
+      <w:r>
+        <w:rPr>
+          <w:rFonts w:ascii="微软雅黑" w:hAnsi="微软雅黑" w:eastAsia="微软雅黑"/>
+          <w:b/>
+          <w:i w:val="0"/>
+          <w:sz w:val="21"/>
+        </w:rPr>
+        <w:t>作废</w:t>
+      </w:r>
+      <w:r>
+        <w:rPr>
+          <w:rFonts w:ascii="微软雅黑" w:hAnsi="微软雅黑" w:eastAsia="微软雅黑"/>
+          <w:b w:val="0"/>
+          <w:i w:val="0"/>
+          <w:sz w:val="21"/>
+        </w:rPr>
+        <w:t>；对应货物从计划单</w:t>
+      </w:r>
+      <w:r>
+        <w:rPr>
+          <w:rFonts w:ascii="微软雅黑" w:hAnsi="微软雅黑" w:eastAsia="微软雅黑"/>
+          <w:b/>
+          <w:i w:val="0"/>
+          <w:sz w:val="21"/>
+        </w:rPr>
+        <w:t>剔除</w:t>
+      </w:r>
+      <w:r>
+        <w:rPr>
+          <w:rFonts w:ascii="微软雅黑" w:hAnsi="微软雅黑" w:eastAsia="微软雅黑"/>
+          <w:b w:val="0"/>
+          <w:i w:val="0"/>
+          <w:sz w:val="21"/>
+        </w:rPr>
+        <w:t>。</w:t>
+      </w:r>
+    </w:p>
+    <w:p>
+      <w:pPr>
+        <w:pStyle w:val="ListBullet"/>
+      </w:pPr>
+      <w:r>
+        <w:rPr>
+          <w:rFonts w:ascii="微软雅黑" w:hAnsi="微软雅黑" w:eastAsia="微软雅黑"/>
+          <w:b/>
+          <w:i w:val="0"/>
+          <w:sz w:val="21"/>
+        </w:rPr>
+        <w:t>减货后计划单无货：</w:t>
+      </w:r>
+      <w:r>
+        <w:rPr>
+          <w:rFonts w:ascii="微软雅黑" w:hAnsi="微软雅黑" w:eastAsia="微软雅黑"/>
+          <w:b w:val="0"/>
+          <w:i w:val="0"/>
+          <w:sz w:val="21"/>
+        </w:rPr>
+        <w:t xml:space="preserve"> 计划单自动变为</w:t>
+      </w:r>
+      <w:r>
+        <w:rPr>
+          <w:rFonts w:ascii="微软雅黑" w:hAnsi="微软雅黑" w:eastAsia="微软雅黑"/>
+          <w:b/>
+          <w:i w:val="0"/>
+          <w:sz w:val="21"/>
+        </w:rPr>
+        <w:t>待安排备货</w:t>
+      </w:r>
+      <w:r>
+        <w:rPr>
+          <w:rFonts w:ascii="微软雅黑" w:hAnsi="微软雅黑" w:eastAsia="微软雅黑"/>
+          <w:b w:val="0"/>
+          <w:i w:val="0"/>
+          <w:sz w:val="21"/>
+        </w:rPr>
+        <w:t>，并</w:t>
+      </w:r>
+      <w:r>
+        <w:rPr>
+          <w:rFonts w:ascii="微软雅黑" w:hAnsi="微软雅黑" w:eastAsia="微软雅黑"/>
+          <w:b/>
+          <w:i w:val="0"/>
+          <w:sz w:val="21"/>
+        </w:rPr>
+        <w:t>解除与当前装车单关联</w:t>
+      </w:r>
+      <w:r>
+        <w:rPr>
+          <w:rFonts w:ascii="微软雅黑" w:hAnsi="微软雅黑" w:eastAsia="微软雅黑"/>
+          <w:b w:val="0"/>
+          <w:i w:val="0"/>
+          <w:sz w:val="21"/>
+        </w:rPr>
+        <w:t>；员工端可人工将计划标为</w:t>
+      </w:r>
+      <w:r>
+        <w:rPr>
+          <w:rFonts w:ascii="微软雅黑" w:hAnsi="微软雅黑" w:eastAsia="微软雅黑"/>
+          <w:b/>
+          <w:i w:val="0"/>
+          <w:sz w:val="21"/>
+        </w:rPr>
+        <w:t>已取消</w:t>
+      </w:r>
+      <w:r>
+        <w:rPr>
+          <w:rFonts w:ascii="微软雅黑" w:hAnsi="微软雅黑" w:eastAsia="微软雅黑"/>
+          <w:b w:val="0"/>
+          <w:i w:val="0"/>
+          <w:sz w:val="21"/>
+        </w:rPr>
+        <w:t>（须填原因）。</w:t>
       </w:r>
     </w:p>
     <w:p>
@@ -2108,13 +3662,17 @@
           <w:i w:val="0"/>
           <w:sz w:val="21"/>
         </w:rPr>
-        <w:t>安排备货必须关联有效装车单。</w:t>
+        <w:t>减货后计划单仍有其他 BOL/货件：计划单保持</w:t>
       </w:r>
-    </w:p>
-    <w:p>
-      <w:pPr>
-        <w:pStyle w:val="ListBullet"/>
-      </w:pPr>
+      <w:r>
+        <w:rPr>
+          <w:rFonts w:ascii="微软雅黑" w:hAnsi="微软雅黑" w:eastAsia="微软雅黑"/>
+          <w:b/>
+          <w:i w:val="0"/>
+          <w:sz w:val="21"/>
+        </w:rPr>
+        <w:t>待装车</w:t>
+      </w:r>
       <w:r>
         <w:rPr>
           <w:rFonts w:ascii="微软雅黑" w:hAnsi="微软雅黑" w:eastAsia="微软雅黑"/>
@@ -2122,7 +3680,7 @@
           <w:i w:val="0"/>
           <w:sz w:val="21"/>
         </w:rPr>
-        <w:t>计划移出装车单后需回退到可再次安排状态。</w:t>
+        <w:t>，仅作废对应 BOL。</w:t>
       </w:r>
     </w:p>
     <w:p>
@@ -2138,11 +3696,6 @@
         </w:rPr>
         <w:t>异常处理：</w:t>
       </w:r>
-    </w:p>
-    <w:p>
-      <w:pPr>
-        <w:pStyle w:val="ListBullet"/>
-      </w:pPr>
       <w:r>
         <w:rPr>
           <w:rFonts w:ascii="微软雅黑" w:hAnsi="微软雅黑" w:eastAsia="微软雅黑"/>
@@ -2150,21 +3703,7 @@
           <w:i w:val="0"/>
           <w:sz w:val="21"/>
         </w:rPr>
-        <w:t>未选计划或未选装车单时阻断提交。</w:t>
-      </w:r>
-    </w:p>
-    <w:p>
-      <w:pPr>
-        <w:pStyle w:val="ListBullet"/>
-      </w:pPr>
-      <w:r>
-        <w:rPr>
-          <w:rFonts w:ascii="微软雅黑" w:hAnsi="微软雅黑" w:eastAsia="微软雅黑"/>
-          <w:b w:val="0"/>
-          <w:i w:val="0"/>
-          <w:sz w:val="21"/>
-        </w:rPr>
-        <w:t>计划状态不满足时阻断并提示原因。</w:t>
+        <w:t xml:space="preserve"> 未选装车单、状态不符时阻断；减货范围为空时阻断。</w:t>
       </w:r>
     </w:p>
     <w:p>
@@ -2172,7 +3711,7 @@
         <w:pStyle w:val="Heading4"/>
       </w:pPr>
       <w:r>
-        <w:t>4.3.2 【装车单】装车与发车确认</w:t>
+        <w:t>4.3.2 【装车单】装车与发车</w:t>
       </w:r>
     </w:p>
     <w:p>
@@ -2195,7 +3734,7 @@
           <w:i w:val="0"/>
           <w:sz w:val="21"/>
         </w:rPr>
-        <w:t xml:space="preserve"> 仓库完成装车并由调度确认发车。</w:t>
+        <w:t xml:space="preserve"> 仓库完成装车；发车确认。</w:t>
       </w:r>
     </w:p>
     <w:p>
@@ -2218,7 +3757,7 @@
           <w:i w:val="0"/>
           <w:sz w:val="21"/>
         </w:rPr>
-        <w:t xml:space="preserve"> 计划已完成备货安排并关联装车单。</w:t>
+        <w:t xml:space="preserve"> 计划单已待装车且已关联装车单。</w:t>
       </w:r>
     </w:p>
     <w:p>
@@ -2243,7 +3782,25 @@
           <w:i w:val="0"/>
           <w:sz w:val="21"/>
         </w:rPr>
-        <w:t>1. 仓库执行装车并确认装车完成。</w:t>
+        <w:t xml:space="preserve">1. 仓库确认装车完成，装车单 → </w:t>
+      </w:r>
+      <w:r>
+        <w:rPr>
+          <w:rFonts w:ascii="微软雅黑" w:hAnsi="微软雅黑" w:eastAsia="微软雅黑"/>
+          <w:b/>
+          <w:i w:val="0"/>
+          <w:sz w:val="21"/>
+        </w:rPr>
+        <w:t>已装车</w:t>
+      </w:r>
+      <w:r>
+        <w:rPr>
+          <w:rFonts w:ascii="微软雅黑" w:hAnsi="微软雅黑" w:eastAsia="微软雅黑"/>
+          <w:b w:val="0"/>
+          <w:i w:val="0"/>
+          <w:sz w:val="21"/>
+        </w:rPr>
+        <w:t>。</w:t>
       </w:r>
     </w:p>
     <w:p>
@@ -2254,7 +3811,43 @@
           <w:i w:val="0"/>
           <w:sz w:val="21"/>
         </w:rPr>
-        <w:t>2. 装车单状态更新为已装车。</w:t>
+        <w:t xml:space="preserve">2. </w:t>
+      </w:r>
+      <w:r>
+        <w:rPr>
+          <w:rFonts w:ascii="微软雅黑" w:hAnsi="微软雅黑" w:eastAsia="微软雅黑"/>
+          <w:b/>
+          <w:i w:val="0"/>
+          <w:sz w:val="21"/>
+        </w:rPr>
+        <w:t>发车确认：</w:t>
+      </w:r>
+      <w:r>
+        <w:rPr>
+          <w:rFonts w:ascii="微软雅黑" w:hAnsi="微软雅黑" w:eastAsia="微软雅黑"/>
+          <w:b w:val="0"/>
+          <w:i w:val="0"/>
+          <w:sz w:val="21"/>
+        </w:rPr>
+        <w:t xml:space="preserve"> 仓库（PDA）或员工端（调度等），</w:t>
+      </w:r>
+      <w:r>
+        <w:rPr>
+          <w:rFonts w:ascii="微软雅黑" w:hAnsi="微软雅黑" w:eastAsia="微软雅黑"/>
+          <w:b/>
+          <w:i w:val="0"/>
+          <w:sz w:val="21"/>
+        </w:rPr>
+        <w:t>具备对应菜单权限的任一端</w:t>
+      </w:r>
+      <w:r>
+        <w:rPr>
+          <w:rFonts w:ascii="微软雅黑" w:hAnsi="微软雅黑" w:eastAsia="微软雅黑"/>
+          <w:b w:val="0"/>
+          <w:i w:val="0"/>
+          <w:sz w:val="21"/>
+        </w:rPr>
+        <w:t>均可提交；另一端若已完成则只读或提示已完成。</w:t>
       </w:r>
     </w:p>
     <w:p>
@@ -2265,10 +3858,17 @@
           <w:i w:val="0"/>
           <w:sz w:val="21"/>
         </w:rPr>
-        <w:t>3. 调度核对发车信息并确认发车。</w:t>
+        <w:t xml:space="preserve">3. 装车单 → </w:t>
       </w:r>
-    </w:p>
-    <w:p>
+      <w:r>
+        <w:rPr>
+          <w:rFonts w:ascii="微软雅黑" w:hAnsi="微软雅黑" w:eastAsia="微软雅黑"/>
+          <w:b/>
+          <w:i w:val="0"/>
+          <w:sz w:val="21"/>
+        </w:rPr>
+        <w:t>已发车</w:t>
+      </w:r>
       <w:r>
         <w:rPr>
           <w:rFonts w:ascii="微软雅黑" w:hAnsi="微软雅黑" w:eastAsia="微软雅黑"/>
@@ -2276,7 +3876,25 @@
           <w:i w:val="0"/>
           <w:sz w:val="21"/>
         </w:rPr>
-        <w:t>4. 装车单状态更新为已发车，派送进入运输中。</w:t>
+        <w:t xml:space="preserve">；关联 BOL → </w:t>
+      </w:r>
+      <w:r>
+        <w:rPr>
+          <w:rFonts w:ascii="微软雅黑" w:hAnsi="微软雅黑" w:eastAsia="微软雅黑"/>
+          <w:b/>
+          <w:i w:val="0"/>
+          <w:sz w:val="21"/>
+        </w:rPr>
+        <w:t>运输中</w:t>
+      </w:r>
+      <w:r>
+        <w:rPr>
+          <w:rFonts w:ascii="微软雅黑" w:hAnsi="微软雅黑" w:eastAsia="微软雅黑"/>
+          <w:b w:val="0"/>
+          <w:i w:val="0"/>
+          <w:sz w:val="21"/>
+        </w:rPr>
+        <w:t>。</w:t>
       </w:r>
     </w:p>
     <w:p>
@@ -2304,7 +3922,25 @@
           <w:i w:val="0"/>
           <w:sz w:val="21"/>
         </w:rPr>
-        <w:t>仅已装车状态允许发车确认。</w:t>
+        <w:t>仅</w:t>
+      </w:r>
+      <w:r>
+        <w:rPr>
+          <w:rFonts w:ascii="微软雅黑" w:hAnsi="微软雅黑" w:eastAsia="微软雅黑"/>
+          <w:b/>
+          <w:i w:val="0"/>
+          <w:sz w:val="21"/>
+        </w:rPr>
+        <w:t>已装车</w:t>
+      </w:r>
+      <w:r>
+        <w:rPr>
+          <w:rFonts w:ascii="微软雅黑" w:hAnsi="微软雅黑" w:eastAsia="微软雅黑"/>
+          <w:b w:val="0"/>
+          <w:i w:val="0"/>
+          <w:sz w:val="21"/>
+        </w:rPr>
+        <w:t>可发车。</w:t>
       </w:r>
     </w:p>
     <w:p>
@@ -2318,7 +3954,7 @@
           <w:i w:val="0"/>
           <w:sz w:val="21"/>
         </w:rPr>
-        <w:t>发车时间、发车类型为必填。</w:t>
+        <w:t>发车必填项（如发车时间、发车类型等）以原型/装车单管理为准；备货仓与装车单绑定后不可改。</w:t>
       </w:r>
     </w:p>
     <w:p>
@@ -2332,7 +3968,43 @@
           <w:i w:val="0"/>
           <w:sz w:val="21"/>
         </w:rPr>
-        <w:t>备货仓与装车单绑定后不可修改。</w:t>
+        <w:t>装车单状态</w:t>
+      </w:r>
+      <w:r>
+        <w:rPr>
+          <w:rFonts w:ascii="微软雅黑" w:hAnsi="微软雅黑" w:eastAsia="微软雅黑"/>
+          <w:b/>
+          <w:i w:val="0"/>
+          <w:sz w:val="21"/>
+        </w:rPr>
+        <w:t>止于已发车</w:t>
+      </w:r>
+      <w:r>
+        <w:rPr>
+          <w:rFonts w:ascii="微软雅黑" w:hAnsi="微软雅黑" w:eastAsia="微软雅黑"/>
+          <w:b w:val="0"/>
+          <w:i w:val="0"/>
+          <w:sz w:val="21"/>
+        </w:rPr>
+        <w:t>，后续运输中/已签收</w:t>
+      </w:r>
+      <w:r>
+        <w:rPr>
+          <w:rFonts w:ascii="微软雅黑" w:hAnsi="微软雅黑" w:eastAsia="微软雅黑"/>
+          <w:b/>
+          <w:i w:val="0"/>
+          <w:sz w:val="21"/>
+        </w:rPr>
+        <w:t>不</w:t>
+      </w:r>
+      <w:r>
+        <w:rPr>
+          <w:rFonts w:ascii="微软雅黑" w:hAnsi="微软雅黑" w:eastAsia="微软雅黑"/>
+          <w:b w:val="0"/>
+          <w:i w:val="0"/>
+          <w:sz w:val="21"/>
+        </w:rPr>
+        <w:t>再变更装车单状态。</w:t>
       </w:r>
     </w:p>
     <w:p>
@@ -2348,11 +4020,6 @@
         </w:rPr>
         <w:t>异常处理：</w:t>
       </w:r>
-    </w:p>
-    <w:p>
-      <w:pPr>
-        <w:pStyle w:val="ListBullet"/>
-      </w:pPr>
       <w:r>
         <w:rPr>
           <w:rFonts w:ascii="微软雅黑" w:hAnsi="微软雅黑" w:eastAsia="微软雅黑"/>
@@ -2360,21 +4027,7 @@
           <w:i w:val="0"/>
           <w:sz w:val="21"/>
         </w:rPr>
-        <w:t>必填项缺失时阻断并提示。</w:t>
-      </w:r>
-    </w:p>
-    <w:p>
-      <w:pPr>
-        <w:pStyle w:val="ListBullet"/>
-      </w:pPr>
-      <w:r>
-        <w:rPr>
-          <w:rFonts w:ascii="微软雅黑" w:hAnsi="微软雅黑" w:eastAsia="微软雅黑"/>
-          <w:b w:val="0"/>
-          <w:i w:val="0"/>
-          <w:sz w:val="21"/>
-        </w:rPr>
-        <w:t>非法状态执行发车时阻断并提示当前状态。</w:t>
+        <w:t xml:space="preserve"> 必填缺失、状态非法时阻断；重复发车须提示并记日志。</w:t>
       </w:r>
     </w:p>
     <w:p>
@@ -2382,7 +4035,7 @@
         <w:pStyle w:val="Heading4"/>
       </w:pPr>
       <w:r>
-        <w:t>4.3.3 【派送】签收与POD管理</w:t>
+        <w:t>4.3.3 【BOL】签收与 POD</w:t>
       </w:r>
     </w:p>
     <w:p>
@@ -2405,7 +4058,7 @@
           <w:i w:val="0"/>
           <w:sz w:val="21"/>
         </w:rPr>
-        <w:t xml:space="preserve"> 运输中派送单签收确认与凭证留存。</w:t>
+        <w:t xml:space="preserve"> BOL 运输中上传签收凭证。</w:t>
       </w:r>
     </w:p>
     <w:p>
@@ -2428,7 +4081,25 @@
           <w:i w:val="0"/>
           <w:sz w:val="21"/>
         </w:rPr>
-        <w:t xml:space="preserve"> 装车单已发车并进入运输中。</w:t>
+        <w:t xml:space="preserve"> 目标 BOL 为</w:t>
+      </w:r>
+      <w:r>
+        <w:rPr>
+          <w:rFonts w:ascii="微软雅黑" w:hAnsi="微软雅黑" w:eastAsia="微软雅黑"/>
+          <w:b/>
+          <w:i w:val="0"/>
+          <w:sz w:val="21"/>
+        </w:rPr>
+        <w:t>运输中</w:t>
+      </w:r>
+      <w:r>
+        <w:rPr>
+          <w:rFonts w:ascii="微软雅黑" w:hAnsi="微软雅黑" w:eastAsia="微软雅黑"/>
+          <w:b w:val="0"/>
+          <w:i w:val="0"/>
+          <w:sz w:val="21"/>
+        </w:rPr>
+        <w:t>（装车单已为已发车）。</w:t>
       </w:r>
     </w:p>
     <w:p>
@@ -2453,7 +4124,7 @@
           <w:i w:val="0"/>
           <w:sz w:val="21"/>
         </w:rPr>
-        <w:t>1. 选择运输中装车单进入上传 POD。</w:t>
+        <w:t>1. 在 FBA 派送管理（按 BOL/装车单维度）选择运输中记录。</w:t>
       </w:r>
     </w:p>
     <w:p>
@@ -2464,7 +4135,7 @@
           <w:i w:val="0"/>
           <w:sz w:val="21"/>
         </w:rPr>
-        <w:t>2. 填写签收时间并上传附件。</w:t>
+        <w:t>2. 填写签收时间并上传 POD。</w:t>
       </w:r>
     </w:p>
     <w:p>
@@ -2475,10 +4146,17 @@
           <w:i w:val="0"/>
           <w:sz w:val="21"/>
         </w:rPr>
-        <w:t>3. 提交后更新签收信息与 POD 留痕。</w:t>
+        <w:t xml:space="preserve">3. 目标 BOL → </w:t>
       </w:r>
-    </w:p>
-    <w:p>
+      <w:r>
+        <w:rPr>
+          <w:rFonts w:ascii="微软雅黑" w:hAnsi="微软雅黑" w:eastAsia="微软雅黑"/>
+          <w:b/>
+          <w:i w:val="0"/>
+          <w:sz w:val="21"/>
+        </w:rPr>
+        <w:t>已签收</w:t>
+      </w:r>
       <w:r>
         <w:rPr>
           <w:rFonts w:ascii="微软雅黑" w:hAnsi="微软雅黑" w:eastAsia="微软雅黑"/>
@@ -2486,7 +4164,7 @@
           <w:i w:val="0"/>
           <w:sz w:val="21"/>
         </w:rPr>
-        <w:t>4. 状态更新为已签收。</w:t>
+        <w:t>。</w:t>
       </w:r>
     </w:p>
     <w:p>
@@ -2514,7 +4192,30 @@
           <w:i w:val="0"/>
           <w:sz w:val="21"/>
         </w:rPr>
-        <w:t>运输中允许上传 POD，已签收允许修改 POD。</w:t>
+        <w:t>运输中可上传 POD；已签收可修改 POD（规则以原型为准）。</w:t>
+      </w:r>
+    </w:p>
+    <w:p>
+      <w:pPr>
+        <w:pStyle w:val="ListBullet"/>
+      </w:pPr>
+      <w:r>
+        <w:rPr>
+          <w:rFonts w:ascii="微软雅黑" w:hAnsi="微软雅黑" w:eastAsia="微软雅黑"/>
+          <w:b/>
+          <w:i w:val="0"/>
+          <w:sz w:val="21"/>
+        </w:rPr>
+        <w:t>已退仓、已作废</w:t>
+      </w:r>
+      <w:r>
+        <w:rPr>
+          <w:rFonts w:ascii="微软雅黑" w:hAnsi="微软雅黑" w:eastAsia="微软雅黑"/>
+          <w:b w:val="0"/>
+          <w:i w:val="0"/>
+          <w:sz w:val="21"/>
+        </w:rPr>
+        <w:t>等终态 BOL 不可上传 POD。</w:t>
       </w:r>
     </w:p>
     <w:p>
@@ -2528,13 +4229,17 @@
           <w:i w:val="0"/>
           <w:sz w:val="21"/>
         </w:rPr>
-        <w:t>签收时间与附件必填。</w:t>
+        <w:t xml:space="preserve">签收与 POD 绑定 </w:t>
       </w:r>
-    </w:p>
-    <w:p>
-      <w:pPr>
-        <w:pStyle w:val="ListBullet"/>
-      </w:pPr>
+      <w:r>
+        <w:rPr>
+          <w:rFonts w:ascii="微软雅黑" w:hAnsi="微软雅黑" w:eastAsia="微软雅黑"/>
+          <w:b/>
+          <w:i w:val="0"/>
+          <w:sz w:val="21"/>
+        </w:rPr>
+        <w:t>BOL</w:t>
+      </w:r>
       <w:r>
         <w:rPr>
           <w:rFonts w:ascii="微软雅黑" w:hAnsi="微软雅黑" w:eastAsia="微软雅黑"/>
@@ -2542,7 +4247,7 @@
           <w:i w:val="0"/>
           <w:sz w:val="21"/>
         </w:rPr>
-        <w:t>退仓相关状态不允许上传 POD。</w:t>
+        <w:t>，不提升装车单状态。</w:t>
       </w:r>
     </w:p>
     <w:p>
@@ -2558,11 +4263,6 @@
         </w:rPr>
         <w:t>异常处理：</w:t>
       </w:r>
-    </w:p>
-    <w:p>
-      <w:pPr>
-        <w:pStyle w:val="ListBullet"/>
-      </w:pPr>
       <w:r>
         <w:rPr>
           <w:rFonts w:ascii="微软雅黑" w:hAnsi="微软雅黑" w:eastAsia="微软雅黑"/>
@@ -2570,21 +4270,7 @@
           <w:i w:val="0"/>
           <w:sz w:val="21"/>
         </w:rPr>
-        <w:t>未上传附件或未填签收时间时阻断提交。</w:t>
-      </w:r>
-    </w:p>
-    <w:p>
-      <w:pPr>
-        <w:pStyle w:val="ListBullet"/>
-      </w:pPr>
-      <w:r>
-        <w:rPr>
-          <w:rFonts w:ascii="微软雅黑" w:hAnsi="微软雅黑" w:eastAsia="微软雅黑"/>
-          <w:b w:val="0"/>
-          <w:i w:val="0"/>
-          <w:sz w:val="21"/>
-        </w:rPr>
-        <w:t>状态不匹配时阻断并提示。</w:t>
+        <w:t xml:space="preserve"> 缺附件/签收时间、状态不符时阻断。</w:t>
       </w:r>
     </w:p>
     <w:p>
@@ -2592,7 +4278,7 @@
         <w:pStyle w:val="Heading4"/>
       </w:pPr>
       <w:r>
-        <w:t>4.3.4 【派送】在途异常处理</w:t>
+        <w:t>4.3.4 【在途】补录与退仓</w:t>
       </w:r>
     </w:p>
     <w:p>
@@ -2615,7 +4301,7 @@
           <w:i w:val="0"/>
           <w:sz w:val="21"/>
         </w:rPr>
-        <w:t xml:space="preserve"> 在途过程中出现补录、退仓等异常。</w:t>
+        <w:t xml:space="preserve"> 运输中遗漏、退仓等异常。</w:t>
       </w:r>
     </w:p>
     <w:p>
@@ -2638,7 +4324,7 @@
           <w:i w:val="0"/>
           <w:sz w:val="21"/>
         </w:rPr>
-        <w:t xml:space="preserve"> 单据处于已装车或运输中。</w:t>
+        <w:t xml:space="preserve"> 装车单已发车；目标 BOL 为运输中（补录/单项退仓）或符合整车退仓条件。</w:t>
       </w:r>
     </w:p>
     <w:p>
@@ -2663,7 +4349,7 @@
           <w:i w:val="0"/>
           <w:sz w:val="21"/>
         </w:rPr>
-        <w:t>1. 选择异常类型（货件补录、单项退仓、整车退仓）。</w:t>
+        <w:t>1. 员工端下发指令（补录 / 单项退仓 / 整车退仓）并填写原因与对象。</w:t>
       </w:r>
     </w:p>
     <w:p>
@@ -2674,7 +4360,7 @@
           <w:i w:val="0"/>
           <w:sz w:val="21"/>
         </w:rPr>
-        <w:t>2. 补充必要信息并确认提交。</w:t>
+        <w:t>2. PDA 接收并现场执行，回传结果。</w:t>
       </w:r>
     </w:p>
     <w:p>
@@ -2685,18 +4371,7 @@
           <w:i w:val="0"/>
           <w:sz w:val="21"/>
         </w:rPr>
-        <w:t>3. 系统记录异常原因、对象、时间与操作人。</w:t>
-      </w:r>
-    </w:p>
-    <w:p>
-      <w:r>
-        <w:rPr>
-          <w:rFonts w:ascii="微软雅黑" w:hAnsi="微软雅黑" w:eastAsia="微软雅黑"/>
-          <w:b w:val="0"/>
-          <w:i w:val="0"/>
-          <w:sz w:val="21"/>
-        </w:rPr>
-        <w:t>4. 根据异常类型更新状态或保留在途处理结果。</w:t>
+        <w:t>3. 系统按类型更新 BOL/货件/装车单状态并写日志。</w:t>
       </w:r>
     </w:p>
     <w:p>
@@ -2713,6 +4388,451 @@
         <w:t>业务规则（核心）：</w:t>
       </w:r>
     </w:p>
+    <w:tbl>
+      <w:tblPr>
+        <w:tblStyle w:val="TableGrid"/>
+        <w:tblW w:type="auto" w:w="0"/>
+        <w:jc w:val="center"/>
+        <w:tblLook w:firstColumn="1" w:firstRow="1" w:lastColumn="0" w:lastRow="0" w:noHBand="0" w:noVBand="1" w:val="04A0"/>
+      </w:tblPr>
+      <w:tblGrid>
+        <w:gridCol w:w="2161"/>
+        <w:gridCol w:w="2161"/>
+        <w:gridCol w:w="2161"/>
+        <w:gridCol w:w="2161"/>
+      </w:tblGrid>
+      <w:tr>
+        <w:tc>
+          <w:tcPr>
+            <w:tcW w:type="dxa" w:w="2161"/>
+          </w:tcPr>
+          <w:p>
+            <w:r>
+              <w:rPr>
+                <w:rFonts w:ascii="微软雅黑" w:hAnsi="微软雅黑" w:eastAsia="微软雅黑"/>
+                <w:b/>
+                <w:i w:val="0"/>
+                <w:sz w:val="20"/>
+              </w:rPr>
+              <w:t>类型</w:t>
+            </w:r>
+          </w:p>
+        </w:tc>
+        <w:tc>
+          <w:tcPr>
+            <w:tcW w:type="dxa" w:w="2161"/>
+          </w:tcPr>
+          <w:p>
+            <w:r>
+              <w:rPr>
+                <w:rFonts w:ascii="微软雅黑" w:hAnsi="微软雅黑" w:eastAsia="微软雅黑"/>
+                <w:b/>
+                <w:i w:val="0"/>
+                <w:sz w:val="20"/>
+              </w:rPr>
+              <w:t>指令端</w:t>
+            </w:r>
+          </w:p>
+        </w:tc>
+        <w:tc>
+          <w:tcPr>
+            <w:tcW w:type="dxa" w:w="2161"/>
+          </w:tcPr>
+          <w:p>
+            <w:r>
+              <w:rPr>
+                <w:rFonts w:ascii="微软雅黑" w:hAnsi="微软雅黑" w:eastAsia="微软雅黑"/>
+                <w:b/>
+                <w:i w:val="0"/>
+                <w:sz w:val="20"/>
+              </w:rPr>
+              <w:t>执行端</w:t>
+            </w:r>
+          </w:p>
+        </w:tc>
+        <w:tc>
+          <w:tcPr>
+            <w:tcW w:type="dxa" w:w="2161"/>
+          </w:tcPr>
+          <w:p>
+            <w:r>
+              <w:rPr>
+                <w:rFonts w:ascii="微软雅黑" w:hAnsi="微软雅黑" w:eastAsia="微软雅黑"/>
+                <w:b/>
+                <w:i w:val="0"/>
+                <w:sz w:val="20"/>
+              </w:rPr>
+              <w:t>结果</w:t>
+            </w:r>
+          </w:p>
+        </w:tc>
+      </w:tr>
+      <w:tr>
+        <w:tc>
+          <w:tcPr>
+            <w:tcW w:type="dxa" w:w="2161"/>
+          </w:tcPr>
+          <w:p>
+            <w:r>
+              <w:rPr>
+                <w:rFonts w:ascii="微软雅黑" w:hAnsi="微软雅黑" w:eastAsia="微软雅黑"/>
+                <w:b w:val="0"/>
+                <w:i w:val="0"/>
+                <w:sz w:val="20"/>
+              </w:rPr>
+              <w:t>货件补录</w:t>
+            </w:r>
+          </w:p>
+        </w:tc>
+        <w:tc>
+          <w:tcPr>
+            <w:tcW w:type="dxa" w:w="2161"/>
+          </w:tcPr>
+          <w:p>
+            <w:r>
+              <w:rPr>
+                <w:rFonts w:ascii="微软雅黑" w:hAnsi="微软雅黑" w:eastAsia="微软雅黑"/>
+                <w:b w:val="0"/>
+                <w:i w:val="0"/>
+                <w:sz w:val="20"/>
+              </w:rPr>
+              <w:t>员工端</w:t>
+            </w:r>
+          </w:p>
+        </w:tc>
+        <w:tc>
+          <w:tcPr>
+            <w:tcW w:type="dxa" w:w="2161"/>
+          </w:tcPr>
+          <w:p>
+            <w:r>
+              <w:rPr>
+                <w:rFonts w:ascii="微软雅黑" w:hAnsi="微软雅黑" w:eastAsia="微软雅黑"/>
+                <w:b w:val="0"/>
+                <w:i w:val="0"/>
+                <w:sz w:val="20"/>
+              </w:rPr>
+              <w:t>PDA</w:t>
+            </w:r>
+          </w:p>
+        </w:tc>
+        <w:tc>
+          <w:tcPr>
+            <w:tcW w:type="dxa" w:w="2161"/>
+          </w:tcPr>
+          <w:p>
+            <w:r>
+              <w:rPr>
+                <w:rFonts w:ascii="微软雅黑" w:hAnsi="微软雅黑" w:eastAsia="微软雅黑"/>
+                <w:b w:val="0"/>
+                <w:i w:val="0"/>
+                <w:sz w:val="20"/>
+              </w:rPr>
+              <w:t>按柜号+FBA Code 纳入</w:t>
+            </w:r>
+            <w:r>
+              <w:rPr>
+                <w:rFonts w:ascii="微软雅黑" w:hAnsi="微软雅黑" w:eastAsia="微软雅黑"/>
+                <w:b/>
+                <w:i w:val="0"/>
+                <w:sz w:val="20"/>
+              </w:rPr>
+              <w:t>当前</w:t>
+            </w:r>
+            <w:r>
+              <w:rPr>
+                <w:rFonts w:ascii="微软雅黑" w:hAnsi="微软雅黑" w:eastAsia="微软雅黑"/>
+                <w:b w:val="0"/>
+                <w:i w:val="0"/>
+                <w:sz w:val="20"/>
+              </w:rPr>
+              <w:t>装车单/BOL 流程；</w:t>
+            </w:r>
+            <w:r>
+              <w:rPr>
+                <w:rFonts w:ascii="微软雅黑" w:hAnsi="微软雅黑" w:eastAsia="微软雅黑"/>
+                <w:b/>
+                <w:i w:val="0"/>
+                <w:sz w:val="20"/>
+              </w:rPr>
+              <w:t>非</w:t>
+            </w:r>
+            <w:r>
+              <w:rPr>
+                <w:rFonts w:ascii="微软雅黑" w:hAnsi="微软雅黑" w:eastAsia="微软雅黑"/>
+                <w:b w:val="0"/>
+                <w:i w:val="0"/>
+                <w:sz w:val="20"/>
+              </w:rPr>
+              <w:t>备货加货</w:t>
+            </w:r>
+          </w:p>
+        </w:tc>
+      </w:tr>
+      <w:tr>
+        <w:tc>
+          <w:tcPr>
+            <w:tcW w:type="dxa" w:w="2161"/>
+          </w:tcPr>
+          <w:p>
+            <w:r>
+              <w:rPr>
+                <w:rFonts w:ascii="微软雅黑" w:hAnsi="微软雅黑" w:eastAsia="微软雅黑"/>
+                <w:b w:val="0"/>
+                <w:i w:val="0"/>
+                <w:sz w:val="20"/>
+              </w:rPr>
+              <w:t>单项退仓</w:t>
+            </w:r>
+          </w:p>
+        </w:tc>
+        <w:tc>
+          <w:tcPr>
+            <w:tcW w:type="dxa" w:w="2161"/>
+          </w:tcPr>
+          <w:p>
+            <w:r>
+              <w:rPr>
+                <w:rFonts w:ascii="微软雅黑" w:hAnsi="微软雅黑" w:eastAsia="微软雅黑"/>
+                <w:b w:val="0"/>
+                <w:i w:val="0"/>
+                <w:sz w:val="20"/>
+              </w:rPr>
+              <w:t>员工端（按 BOL）</w:t>
+            </w:r>
+          </w:p>
+        </w:tc>
+        <w:tc>
+          <w:tcPr>
+            <w:tcW w:type="dxa" w:w="2161"/>
+          </w:tcPr>
+          <w:p>
+            <w:r>
+              <w:rPr>
+                <w:rFonts w:ascii="微软雅黑" w:hAnsi="微软雅黑" w:eastAsia="微软雅黑"/>
+                <w:b w:val="0"/>
+                <w:i w:val="0"/>
+                <w:sz w:val="20"/>
+              </w:rPr>
+              <w:t>PDA</w:t>
+            </w:r>
+          </w:p>
+        </w:tc>
+        <w:tc>
+          <w:tcPr>
+            <w:tcW w:type="dxa" w:w="2161"/>
+          </w:tcPr>
+          <w:p>
+            <w:r>
+              <w:rPr>
+                <w:rFonts w:ascii="微软雅黑" w:hAnsi="微软雅黑" w:eastAsia="微软雅黑"/>
+                <w:b w:val="0"/>
+                <w:i w:val="0"/>
+                <w:sz w:val="20"/>
+              </w:rPr>
+              <w:t xml:space="preserve">目标 BOL → </w:t>
+            </w:r>
+            <w:r>
+              <w:rPr>
+                <w:rFonts w:ascii="微软雅黑" w:hAnsi="微软雅黑" w:eastAsia="微软雅黑"/>
+                <w:b/>
+                <w:i w:val="0"/>
+                <w:sz w:val="20"/>
+              </w:rPr>
+              <w:t>已退仓</w:t>
+            </w:r>
+            <w:r>
+              <w:rPr>
+                <w:rFonts w:ascii="微软雅黑" w:hAnsi="微软雅黑" w:eastAsia="微软雅黑"/>
+                <w:b w:val="0"/>
+                <w:i w:val="0"/>
+                <w:sz w:val="20"/>
+              </w:rPr>
+              <w:t xml:space="preserve">；货件 → </w:t>
+            </w:r>
+            <w:r>
+              <w:rPr>
+                <w:rFonts w:ascii="微软雅黑" w:hAnsi="微软雅黑" w:eastAsia="微软雅黑"/>
+                <w:b/>
+                <w:i w:val="0"/>
+                <w:sz w:val="20"/>
+              </w:rPr>
+              <w:t>在库</w:t>
+            </w:r>
+            <w:r>
+              <w:rPr>
+                <w:rFonts w:ascii="微软雅黑" w:hAnsi="微软雅黑" w:eastAsia="微软雅黑"/>
+                <w:b w:val="0"/>
+                <w:i w:val="0"/>
+                <w:sz w:val="20"/>
+              </w:rPr>
+              <w:t>（真实库位走「入库上架」）；</w:t>
+            </w:r>
+            <w:r>
+              <w:rPr>
+                <w:rFonts w:ascii="微软雅黑" w:hAnsi="微软雅黑" w:eastAsia="微软雅黑"/>
+                <w:b/>
+                <w:i w:val="0"/>
+                <w:sz w:val="20"/>
+              </w:rPr>
+              <w:t>不</w:t>
+            </w:r>
+            <w:r>
+              <w:rPr>
+                <w:rFonts w:ascii="微软雅黑" w:hAnsi="微软雅黑" w:eastAsia="微软雅黑"/>
+                <w:b w:val="0"/>
+                <w:i w:val="0"/>
+                <w:sz w:val="20"/>
+              </w:rPr>
+              <w:t>解除计划单关联、</w:t>
+            </w:r>
+            <w:r>
+              <w:rPr>
+                <w:rFonts w:ascii="微软雅黑" w:hAnsi="微软雅黑" w:eastAsia="微软雅黑"/>
+                <w:b/>
+                <w:i w:val="0"/>
+                <w:sz w:val="20"/>
+              </w:rPr>
+              <w:t>不</w:t>
+            </w:r>
+            <w:r>
+              <w:rPr>
+                <w:rFonts w:ascii="微软雅黑" w:hAnsi="微软雅黑" w:eastAsia="微软雅黑"/>
+                <w:b w:val="0"/>
+                <w:i w:val="0"/>
+                <w:sz w:val="20"/>
+              </w:rPr>
+              <w:t>自动将计划单改为待安排备货</w:t>
+            </w:r>
+          </w:p>
+        </w:tc>
+      </w:tr>
+      <w:tr>
+        <w:tc>
+          <w:tcPr>
+            <w:tcW w:type="dxa" w:w="2161"/>
+          </w:tcPr>
+          <w:p>
+            <w:r>
+              <w:rPr>
+                <w:rFonts w:ascii="微软雅黑" w:hAnsi="微软雅黑" w:eastAsia="微软雅黑"/>
+                <w:b w:val="0"/>
+                <w:i w:val="0"/>
+                <w:sz w:val="20"/>
+              </w:rPr>
+              <w:t>整车退仓</w:t>
+            </w:r>
+          </w:p>
+        </w:tc>
+        <w:tc>
+          <w:tcPr>
+            <w:tcW w:type="dxa" w:w="2161"/>
+          </w:tcPr>
+          <w:p>
+            <w:r>
+              <w:rPr>
+                <w:rFonts w:ascii="微软雅黑" w:hAnsi="微软雅黑" w:eastAsia="微软雅黑"/>
+                <w:b w:val="0"/>
+                <w:i w:val="0"/>
+                <w:sz w:val="20"/>
+              </w:rPr>
+              <w:t>员工端（按装车单）</w:t>
+            </w:r>
+          </w:p>
+        </w:tc>
+        <w:tc>
+          <w:tcPr>
+            <w:tcW w:type="dxa" w:w="2161"/>
+          </w:tcPr>
+          <w:p>
+            <w:r>
+              <w:rPr>
+                <w:rFonts w:ascii="微软雅黑" w:hAnsi="微软雅黑" w:eastAsia="微软雅黑"/>
+                <w:b w:val="0"/>
+                <w:i w:val="0"/>
+                <w:sz w:val="20"/>
+              </w:rPr>
+              <w:t>PDA</w:t>
+            </w:r>
+          </w:p>
+        </w:tc>
+        <w:tc>
+          <w:tcPr>
+            <w:tcW w:type="dxa" w:w="2161"/>
+          </w:tcPr>
+          <w:p>
+            <w:r>
+              <w:rPr>
+                <w:rFonts w:ascii="微软雅黑" w:hAnsi="微软雅黑" w:eastAsia="微软雅黑"/>
+                <w:b w:val="0"/>
+                <w:i w:val="0"/>
+                <w:sz w:val="20"/>
+              </w:rPr>
+              <w:t>登记</w:t>
+            </w:r>
+            <w:r>
+              <w:rPr>
+                <w:rFonts w:ascii="微软雅黑" w:hAnsi="微软雅黑" w:eastAsia="微软雅黑"/>
+                <w:b/>
+                <w:i w:val="0"/>
+                <w:sz w:val="20"/>
+              </w:rPr>
+              <w:t>退仓虚拟库位</w:t>
+            </w:r>
+            <w:r>
+              <w:rPr>
+                <w:rFonts w:ascii="微软雅黑" w:hAnsi="微软雅黑" w:eastAsia="微软雅黑"/>
+                <w:b w:val="0"/>
+                <w:i w:val="0"/>
+                <w:sz w:val="20"/>
+              </w:rPr>
+              <w:t xml:space="preserve">；装车单 + 该单下全部 BOL → </w:t>
+            </w:r>
+            <w:r>
+              <w:rPr>
+                <w:rFonts w:ascii="微软雅黑" w:hAnsi="微软雅黑" w:eastAsia="微软雅黑"/>
+                <w:b/>
+                <w:i w:val="0"/>
+                <w:sz w:val="20"/>
+              </w:rPr>
+              <w:t>已装车</w:t>
+            </w:r>
+            <w:r>
+              <w:rPr>
+                <w:rFonts w:ascii="微软雅黑" w:hAnsi="微软雅黑" w:eastAsia="微软雅黑"/>
+                <w:b w:val="0"/>
+                <w:i w:val="0"/>
+                <w:sz w:val="20"/>
+              </w:rPr>
+              <w:t>；</w:t>
+            </w:r>
+            <w:r>
+              <w:rPr>
+                <w:rFonts w:ascii="微软雅黑" w:hAnsi="微软雅黑" w:eastAsia="微软雅黑"/>
+                <w:b/>
+                <w:i w:val="0"/>
+                <w:sz w:val="20"/>
+              </w:rPr>
+              <w:t>不</w:t>
+            </w:r>
+            <w:r>
+              <w:rPr>
+                <w:rFonts w:ascii="微软雅黑" w:hAnsi="微软雅黑" w:eastAsia="微软雅黑"/>
+                <w:b w:val="0"/>
+                <w:i w:val="0"/>
+                <w:sz w:val="20"/>
+              </w:rPr>
+              <w:t>在库恢复、不上架、不取消计划、不作废装车单</w:t>
+            </w:r>
+          </w:p>
+        </w:tc>
+      </w:tr>
+    </w:tbl>
+    <w:p>
+      <w:pPr>
+        <w:spacing w:after="40"/>
+      </w:pPr>
+    </w:p>
     <w:p>
       <w:pPr>
         <w:pStyle w:val="ListBullet"/>
@@ -2720,11 +4840,74 @@
       <w:r>
         <w:rPr>
           <w:rFonts w:ascii="微软雅黑" w:hAnsi="微软雅黑" w:eastAsia="微软雅黑"/>
+          <w:b/>
+          <w:i w:val="0"/>
+          <w:sz w:val="21"/>
+        </w:rPr>
+        <w:t>重新排货（单项退仓后）：</w:t>
+      </w:r>
+      <w:r>
+        <w:rPr>
+          <w:rFonts w:ascii="微软雅黑" w:hAnsi="微软雅黑" w:eastAsia="微软雅黑"/>
           <w:b w:val="0"/>
           <w:i w:val="0"/>
           <w:sz w:val="21"/>
         </w:rPr>
-        <w:t>补录需选择货件并填写补录原因。</w:t>
+        <w:t xml:space="preserve"> 须生成</w:t>
+      </w:r>
+      <w:r>
+        <w:rPr>
+          <w:rFonts w:ascii="微软雅黑" w:hAnsi="微软雅黑" w:eastAsia="微软雅黑"/>
+          <w:b/>
+          <w:i w:val="0"/>
+          <w:sz w:val="21"/>
+        </w:rPr>
+        <w:t>新 BOL</w:t>
+      </w:r>
+      <w:r>
+        <w:rPr>
+          <w:rFonts w:ascii="微软雅黑" w:hAnsi="微软雅黑" w:eastAsia="微软雅黑"/>
+          <w:b w:val="0"/>
+          <w:i w:val="0"/>
+          <w:sz w:val="21"/>
+        </w:rPr>
+        <w:t>；</w:t>
+      </w:r>
+      <w:r>
+        <w:rPr>
+          <w:rFonts w:ascii="微软雅黑" w:hAnsi="微软雅黑" w:eastAsia="微软雅黑"/>
+          <w:b/>
+          <w:i w:val="0"/>
+          <w:sz w:val="21"/>
+        </w:rPr>
+        <w:t>员工端</w:t>
+      </w:r>
+      <w:r>
+        <w:rPr>
+          <w:rFonts w:ascii="微软雅黑" w:hAnsi="微软雅黑" w:eastAsia="微软雅黑"/>
+          <w:b w:val="0"/>
+          <w:i w:val="0"/>
+          <w:sz w:val="21"/>
+        </w:rPr>
+        <w:t>将新 BOL 绑定至原计划单（新增 BOL 行）或新建计划单；</w:t>
+      </w:r>
+      <w:r>
+        <w:rPr>
+          <w:rFonts w:ascii="微软雅黑" w:hAnsi="微软雅黑" w:eastAsia="微软雅黑"/>
+          <w:b/>
+          <w:i w:val="0"/>
+          <w:sz w:val="21"/>
+        </w:rPr>
+        <w:t>PDA 不选择计划单</w:t>
+      </w:r>
+      <w:r>
+        <w:rPr>
+          <w:rFonts w:ascii="微软雅黑" w:hAnsi="微软雅黑" w:eastAsia="微软雅黑"/>
+          <w:b w:val="0"/>
+          <w:i w:val="0"/>
+          <w:sz w:val="21"/>
+        </w:rPr>
+        <w:t>，仅执行出库/关联装车单或进入待关联队列。</w:t>
       </w:r>
     </w:p>
     <w:p>
@@ -2734,17 +4917,12 @@
       <w:r>
         <w:rPr>
           <w:rFonts w:ascii="微软雅黑" w:hAnsi="微软雅黑" w:eastAsia="微软雅黑"/>
-          <w:b w:val="0"/>
+          <w:b/>
           <w:i w:val="0"/>
           <w:sz w:val="21"/>
         </w:rPr>
-        <w:t>单项退仓需选择目标货件并填写退仓原因。</w:t>
+        <w:t>列表过滤：</w:t>
       </w:r>
-    </w:p>
-    <w:p>
-      <w:pPr>
-        <w:pStyle w:val="ListBullet"/>
-      </w:pPr>
       <w:r>
         <w:rPr>
           <w:rFonts w:ascii="微软雅黑" w:hAnsi="微软雅黑" w:eastAsia="微软雅黑"/>
@@ -2752,7 +4930,7 @@
           <w:i w:val="0"/>
           <w:sz w:val="21"/>
         </w:rPr>
-        <w:t>整车退仓为高风险操作，需二次确认。</w:t>
+        <w:t xml:space="preserve"> 作业列表默认不展示已退仓/已作废 BOL；历史 BOL 在详情/日志中可查。</w:t>
       </w:r>
     </w:p>
     <w:p>
@@ -2768,11 +4946,6 @@
         </w:rPr>
         <w:t>异常处理：</w:t>
       </w:r>
-    </w:p>
-    <w:p>
-      <w:pPr>
-        <w:pStyle w:val="ListBullet"/>
-      </w:pPr>
       <w:r>
         <w:rPr>
           <w:rFonts w:ascii="微软雅黑" w:hAnsi="微软雅黑" w:eastAsia="微软雅黑"/>
@@ -2780,21 +4953,7 @@
           <w:i w:val="0"/>
           <w:sz w:val="21"/>
         </w:rPr>
-        <w:t>未选择货件或未填原因时阻断提交。</w:t>
-      </w:r>
-    </w:p>
-    <w:p>
-      <w:pPr>
-        <w:pStyle w:val="ListBullet"/>
-      </w:pPr>
-      <w:r>
-        <w:rPr>
-          <w:rFonts w:ascii="微软雅黑" w:hAnsi="微软雅黑" w:eastAsia="微软雅黑"/>
-          <w:b w:val="0"/>
-          <w:i w:val="0"/>
-          <w:sz w:val="21"/>
-        </w:rPr>
-        <w:t>已在退仓流程中的单据不可重复发起退仓。</w:t>
+        <w:t xml:space="preserve"> 未选对象、未填原因、重复退仓时阻断；整车退仓须二次确认。</w:t>
       </w:r>
     </w:p>
     <w:p>
@@ -2802,7 +4961,7 @@
         <w:pStyle w:val="Heading4"/>
       </w:pPr>
       <w:r>
-        <w:t>4.3.5 【跨端协同】客户端、PDA、财务联动</w:t>
+        <w:t>4.3.5 【跨端协同】</w:t>
       </w:r>
     </w:p>
     <w:p>
@@ -2816,7 +4975,7 @@
           <w:i w:val="0"/>
           <w:sz w:val="21"/>
         </w:rPr>
-        <w:t>使用场景：</w:t>
+        <w:t>员工端：</w:t>
       </w:r>
       <w:r>
         <w:rPr>
@@ -2825,7 +4984,7 @@
           <w:i w:val="0"/>
           <w:sz w:val="21"/>
         </w:rPr>
-        <w:t xml:space="preserve"> 多端共享同一业务链路结果。</w:t>
+        <w:t xml:space="preserve"> 计划与装车单管理、异常指令下发、发车确认（有权限时）、重新排货时 BOL 与计划单绑定。</w:t>
       </w:r>
     </w:p>
     <w:p>
@@ -2839,7 +4998,7 @@
           <w:i w:val="0"/>
           <w:sz w:val="21"/>
         </w:rPr>
-        <w:t>前置条件：</w:t>
+        <w:t>PDA：</w:t>
       </w:r>
       <w:r>
         <w:rPr>
@@ -2848,7 +5007,7 @@
           <w:i w:val="0"/>
           <w:sz w:val="21"/>
         </w:rPr>
-        <w:t xml:space="preserve"> 员工端主流程状态已发生变更。</w:t>
+        <w:t xml:space="preserve"> 出库备货（加货/减货）、装车、发车、补录、退仓执行；整车退仓登记虚拟库位。</w:t>
       </w:r>
     </w:p>
     <w:p>
@@ -2862,10 +5021,8 @@
           <w:i w:val="0"/>
           <w:sz w:val="21"/>
         </w:rPr>
-        <w:t>操作流程：</w:t>
+        <w:t>财务：</w:t>
       </w:r>
-    </w:p>
-    <w:p>
       <w:r>
         <w:rPr>
           <w:rFonts w:ascii="微软雅黑" w:hAnsi="微软雅黑" w:eastAsia="微软雅黑"/>
@@ -2873,40 +5030,7 @@
           <w:i w:val="0"/>
           <w:sz w:val="21"/>
         </w:rPr>
-        <w:t>1. 员工端状态变更后触发跨端同步。</w:t>
-      </w:r>
-    </w:p>
-    <w:p>
-      <w:r>
-        <w:rPr>
-          <w:rFonts w:ascii="微软雅黑" w:hAnsi="微软雅黑" w:eastAsia="微软雅黑"/>
-          <w:b w:val="0"/>
-          <w:i w:val="0"/>
-          <w:sz w:val="21"/>
-        </w:rPr>
-        <w:t>2. 客户端展示计划到签收的关键节点。</w:t>
-      </w:r>
-    </w:p>
-    <w:p>
-      <w:r>
-        <w:rPr>
-          <w:rFonts w:ascii="微软雅黑" w:hAnsi="微软雅黑" w:eastAsia="微软雅黑"/>
-          <w:b w:val="0"/>
-          <w:i w:val="0"/>
-          <w:sz w:val="21"/>
-        </w:rPr>
-        <w:t>3. PDA 回传装车、签收、异常现场结果。</w:t>
-      </w:r>
-    </w:p>
-    <w:p>
-      <w:r>
-        <w:rPr>
-          <w:rFonts w:ascii="微软雅黑" w:hAnsi="微软雅黑" w:eastAsia="微软雅黑"/>
-          <w:b w:val="0"/>
-          <w:i w:val="0"/>
-          <w:sz w:val="21"/>
-        </w:rPr>
-        <w:t>4. 财务侧读取签收与退仓结果用于后续核对。</w:t>
+        <w:t xml:space="preserve"> 读取签收与退仓结果；已退仓/已作废 BOL 是否进入结算由后续计费模块定义（本期不计费）。</w:t>
       </w:r>
     </w:p>
     <w:p>
@@ -2920,13 +5044,8 @@
           <w:i w:val="0"/>
           <w:sz w:val="21"/>
         </w:rPr>
-        <w:t>业务规则（核心）：</w:t>
+        <w:t>一致性：</w:t>
       </w:r>
-    </w:p>
-    <w:p>
-      <w:pPr>
-        <w:pStyle w:val="ListBullet"/>
-      </w:pPr>
       <w:r>
         <w:rPr>
           <w:rFonts w:ascii="微软雅黑" w:hAnsi="微软雅黑" w:eastAsia="微软雅黑"/>
@@ -2934,77 +5053,7 @@
           <w:i w:val="0"/>
           <w:sz w:val="21"/>
         </w:rPr>
-        <w:t>客户端、PDA、财务侧关键状态与员工端保持一致。</w:t>
-      </w:r>
-    </w:p>
-    <w:p>
-      <w:pPr>
-        <w:pStyle w:val="ListBullet"/>
-      </w:pPr>
-      <w:r>
-        <w:rPr>
-          <w:rFonts w:ascii="微软雅黑" w:hAnsi="微软雅黑" w:eastAsia="微软雅黑"/>
-          <w:b w:val="0"/>
-          <w:i w:val="0"/>
-          <w:sz w:val="21"/>
-        </w:rPr>
-        <w:t>关键状态、凭证、异常处理必须保留日志追溯。</w:t>
-      </w:r>
-    </w:p>
-    <w:p>
-      <w:pPr>
-        <w:pStyle w:val="ListBullet"/>
-      </w:pPr>
-      <w:r>
-        <w:rPr>
-          <w:rFonts w:ascii="微软雅黑" w:hAnsi="微软雅黑" w:eastAsia="微软雅黑"/>
-          <w:b w:val="0"/>
-          <w:i w:val="0"/>
-          <w:sz w:val="21"/>
-        </w:rPr>
-        <w:t>延迟回传场景按时间顺序进行一致性校正。</w:t>
-      </w:r>
-    </w:p>
-    <w:p>
-      <w:pPr>
-        <w:pStyle w:val="ListBullet"/>
-      </w:pPr>
-      <w:r>
-        <w:rPr>
-          <w:rFonts w:ascii="微软雅黑" w:hAnsi="微软雅黑" w:eastAsia="微软雅黑"/>
-          <w:b/>
-          <w:i w:val="0"/>
-          <w:sz w:val="21"/>
-        </w:rPr>
-        <w:t>异常处理：</w:t>
-      </w:r>
-    </w:p>
-    <w:p>
-      <w:pPr>
-        <w:pStyle w:val="ListBullet"/>
-      </w:pPr>
-      <w:r>
-        <w:rPr>
-          <w:rFonts w:ascii="微软雅黑" w:hAnsi="微软雅黑" w:eastAsia="微软雅黑"/>
-          <w:b w:val="0"/>
-          <w:i w:val="0"/>
-          <w:sz w:val="21"/>
-        </w:rPr>
-        <w:t>跨端同步失败时需支持重试与补偿。</w:t>
-      </w:r>
-    </w:p>
-    <w:p>
-      <w:pPr>
-        <w:pStyle w:val="ListBullet"/>
-      </w:pPr>
-      <w:r>
-        <w:rPr>
-          <w:rFonts w:ascii="微软雅黑" w:hAnsi="微软雅黑" w:eastAsia="微软雅黑"/>
-          <w:b w:val="0"/>
-          <w:i w:val="0"/>
-          <w:sz w:val="21"/>
-        </w:rPr>
-        <w:t>状态冲突时以流程先后规则进行校正。</w:t>
+        <w:t xml:space="preserve"> 以分层状态为准；延迟回传按时间顺序校正；关键操作记操作人、端类型、时间。</w:t>
       </w:r>
     </w:p>
     <w:p>
@@ -3050,7 +5099,7 @@
           <w:i w:val="0"/>
           <w:sz w:val="21"/>
         </w:rPr>
-        <w:t>计划单管理、装车单管理、FBA派送管理按业务阶段分层展示。</w:t>
+        <w:t>计划单管理、装车单管理、FBA 派送管理分阶段展示。</w:t>
       </w:r>
     </w:p>
     <w:p>
@@ -3064,7 +5113,25 @@
           <w:i w:val="0"/>
           <w:sz w:val="21"/>
         </w:rPr>
-        <w:t>列表页保留状态筛选、关键查询项、批量与行级操作入口。</w:t>
+        <w:t xml:space="preserve">FBA 派送管理列表 Tab（运输中/已签收等）语义为 </w:t>
+      </w:r>
+      <w:r>
+        <w:rPr>
+          <w:rFonts w:ascii="微软雅黑" w:hAnsi="微软雅黑" w:eastAsia="微软雅黑"/>
+          <w:b/>
+          <w:i w:val="0"/>
+          <w:sz w:val="21"/>
+        </w:rPr>
+        <w:t>BOL 层</w:t>
+      </w:r>
+      <w:r>
+        <w:rPr>
+          <w:rFonts w:ascii="微软雅黑" w:hAnsi="微软雅黑" w:eastAsia="微软雅黑"/>
+          <w:b w:val="0"/>
+          <w:i w:val="0"/>
+          <w:sz w:val="21"/>
+        </w:rPr>
+        <w:t>，非装车单运输中。</w:t>
       </w:r>
     </w:p>
     <w:p>
@@ -3078,7 +5145,7 @@
           <w:i w:val="0"/>
           <w:sz w:val="21"/>
         </w:rPr>
-        <w:t>详情页保留轨迹、留言、日志等追溯信息区域。</w:t>
+        <w:t>详情区分当前有效 BOL 与历史 BOL（已退仓/已作废）。</w:t>
       </w:r>
     </w:p>
     <w:p>
@@ -3148,7 +5215,7 @@
                 <w:i w:val="0"/>
                 <w:sz w:val="20"/>
               </w:rPr>
-              <w:t>未选择单据执行操作</w:t>
+              <w:t>未选择单据</w:t>
             </w:r>
           </w:p>
         </w:tc>
@@ -3164,7 +5231,7 @@
                 <w:i w:val="0"/>
                 <w:sz w:val="20"/>
               </w:rPr>
-              <w:t>阻断并提示先选择目标记录</w:t>
+              <w:t>阻断并提示</w:t>
             </w:r>
           </w:p>
         </w:tc>
@@ -3182,7 +5249,7 @@
                 <w:i w:val="0"/>
                 <w:sz w:val="20"/>
               </w:rPr>
-              <w:t>非法状态执行关键动作</w:t>
+              <w:t>状态不允许的操作</w:t>
             </w:r>
           </w:p>
         </w:tc>
@@ -3198,7 +5265,7 @@
                 <w:i w:val="0"/>
                 <w:sz w:val="20"/>
               </w:rPr>
-              <w:t>阻断并提示当前状态不允许该操作</w:t>
+              <w:t>提示当前 BOL/装车单状态</w:t>
             </w:r>
           </w:p>
         </w:tc>
@@ -3216,7 +5283,7 @@
                 <w:i w:val="0"/>
                 <w:sz w:val="20"/>
               </w:rPr>
-              <w:t>退仓类高风险操作</w:t>
+              <w:t>退仓类操作</w:t>
             </w:r>
           </w:p>
         </w:tc>
@@ -3232,7 +5299,7 @@
                 <w:i w:val="0"/>
                 <w:sz w:val="20"/>
               </w:rPr>
-              <w:t>提示业务影响并二次确认</w:t>
+              <w:t>二次确认及影响说明</w:t>
             </w:r>
           </w:p>
         </w:tc>
@@ -3250,7 +5317,7 @@
                 <w:i w:val="0"/>
                 <w:sz w:val="20"/>
               </w:rPr>
-              <w:t>必填项缺失</w:t>
+              <w:t>发车已完成</w:t>
             </w:r>
           </w:p>
         </w:tc>
@@ -3266,7 +5333,7 @@
                 <w:i w:val="0"/>
                 <w:sz w:val="20"/>
               </w:rPr>
-              <w:t>阻断并提示具体缺失项</w:t>
+              <w:t>另一端提示已完成，避免重复提交</w:t>
             </w:r>
           </w:p>
         </w:tc>
@@ -3297,7 +5364,7 @@
           <w:i w:val="0"/>
           <w:sz w:val="21"/>
         </w:rPr>
-        <w:t>本期界面以现有原型为准，截图在评审材料中按需补充。</w:t>
+        <w:t>本期以现有原型为准，截图按需补充。</w:t>
       </w:r>
     </w:p>
     <w:p>
@@ -3311,7 +5378,7 @@
           <w:i w:val="0"/>
           <w:sz w:val="21"/>
         </w:rPr>
-        <w:t>关键交互约束以本文件 4.3 与 5.2 的业务规则为准。</w:t>
+        <w:t>业务规则以 §3.2、§4.3 为准。</w:t>
       </w:r>
     </w:p>
     <w:p>
@@ -3343,7 +5410,7 @@
           <w:i w:val="0"/>
           <w:sz w:val="21"/>
         </w:rPr>
-        <w:t>常规查询、状态变更、异常提交满足业务操作时效要求。</w:t>
+        <w:t>常规查询与状态变更满足日常作业时效。</w:t>
       </w:r>
     </w:p>
     <w:p>
@@ -3366,21 +5433,7 @@
           <w:i w:val="0"/>
           <w:sz w:val="21"/>
         </w:rPr>
-        <w:t>按角色控制关键操作权限。</w:t>
-      </w:r>
-    </w:p>
-    <w:p>
-      <w:pPr>
-        <w:pStyle w:val="ListBullet"/>
-      </w:pPr>
-      <w:r>
-        <w:rPr>
-          <w:rFonts w:ascii="微软雅黑" w:hAnsi="微软雅黑" w:eastAsia="微软雅黑"/>
-          <w:b w:val="0"/>
-          <w:i w:val="0"/>
-          <w:sz w:val="21"/>
-        </w:rPr>
-        <w:t>高风险操作保留确认与日志审计。</w:t>
+        <w:t>按菜单权限控制操作；高风险操作审计留痕。</w:t>
       </w:r>
     </w:p>
     <w:p>
@@ -3403,21 +5456,7 @@
           <w:i w:val="0"/>
           <w:sz w:val="21"/>
         </w:rPr>
-        <w:t>适配 PC 员工端主流浏览器使用场景。</w:t>
-      </w:r>
-    </w:p>
-    <w:p>
-      <w:pPr>
-        <w:pStyle w:val="ListBullet"/>
-      </w:pPr>
-      <w:r>
-        <w:rPr>
-          <w:rFonts w:ascii="微软雅黑" w:hAnsi="微软雅黑" w:eastAsia="微软雅黑"/>
-          <w:b w:val="0"/>
-          <w:i w:val="0"/>
-          <w:sz w:val="21"/>
-        </w:rPr>
-        <w:t>支持与 PDA 数据回传链路协同。</w:t>
+        <w:t>PC 员工端主流浏览器；PDA 协同。</w:t>
       </w:r>
     </w:p>
     <w:p>
@@ -3476,7 +5515,7 @@
           <w:i w:val="0"/>
           <w:sz w:val="21"/>
         </w:rPr>
-        <w:t xml:space="preserve"> 初始化计划、装车单、派送状态字典与权限配置。</w:t>
+        <w:t xml:space="preserve"> 计划单、装车单、BOL 状态字典及权限配置。</w:t>
       </w:r>
     </w:p>
     <w:p>
@@ -3499,7 +5538,7 @@
           <w:i w:val="0"/>
           <w:sz w:val="21"/>
         </w:rPr>
-        <w:t xml:space="preserve"> 面向调度、仓库、客服开展流程与异常处理培训。</w:t>
+        <w:t xml:space="preserve"> 强调装车单/BOL 分层、减货与退仓差异、PDA 与员工端分工。</w:t>
       </w:r>
     </w:p>
     <w:p>
@@ -3522,7 +5561,7 @@
           <w:i w:val="0"/>
           <w:sz w:val="21"/>
         </w:rPr>
-        <w:t xml:space="preserve"> 上线异常时回退到旧流程入口并保留已执行数据追溯。</w:t>
+        <w:t xml:space="preserve"> 保留已执行数据追溯。</w:t>
       </w:r>
     </w:p>
     <w:sectPr>

--- a/admin/docs/FBA派送管理需求文档.docx
+++ b/admin/docs/FBA派送管理需求文档.docx
@@ -151,7 +151,7 @@
                 <w:i w:val="0"/>
                 <w:sz w:val="20"/>
               </w:rPr>
-              <w:t>2026-05-28</w:t>
+              <w:t>2026-06-01</w:t>
             </w:r>
           </w:p>
         </w:tc>
@@ -277,7 +277,61 @@
                 <w:i w:val="0"/>
                 <w:sz w:val="20"/>
               </w:rPr>
-              <w:t>FBA 出库业务的计划主体，承接货件、备货与装车安排</w:t>
+              <w:t>FBA 出库业务的计划主体；状态含待安排备货、待装车、</w:t>
+            </w:r>
+            <w:r>
+              <w:rPr>
+                <w:rFonts w:ascii="微软雅黑" w:hAnsi="微软雅黑" w:eastAsia="微软雅黑"/>
+                <w:b/>
+                <w:i w:val="0"/>
+                <w:sz w:val="20"/>
+              </w:rPr>
+              <w:t>已装车</w:t>
+            </w:r>
+            <w:r>
+              <w:rPr>
+                <w:rFonts w:ascii="微软雅黑" w:hAnsi="微软雅黑" w:eastAsia="微软雅黑"/>
+                <w:b w:val="0"/>
+                <w:i w:val="0"/>
+                <w:sz w:val="20"/>
+              </w:rPr>
+              <w:t>、</w:t>
+            </w:r>
+            <w:r>
+              <w:rPr>
+                <w:rFonts w:ascii="微软雅黑" w:hAnsi="微软雅黑" w:eastAsia="微软雅黑"/>
+                <w:b/>
+                <w:i w:val="0"/>
+                <w:sz w:val="20"/>
+              </w:rPr>
+              <w:t>已发车</w:t>
+            </w:r>
+            <w:r>
+              <w:rPr>
+                <w:rFonts w:ascii="微软雅黑" w:hAnsi="微软雅黑" w:eastAsia="微软雅黑"/>
+                <w:b w:val="0"/>
+                <w:i w:val="0"/>
+                <w:sz w:val="20"/>
+              </w:rPr>
+              <w:t>、已取消等；</w:t>
+            </w:r>
+            <w:r>
+              <w:rPr>
+                <w:rFonts w:ascii="微软雅黑" w:hAnsi="微软雅黑" w:eastAsia="微软雅黑"/>
+                <w:b/>
+                <w:i w:val="0"/>
+                <w:sz w:val="20"/>
+              </w:rPr>
+              <w:t>严格跟随</w:t>
+            </w:r>
+            <w:r>
+              <w:rPr>
+                <w:rFonts w:ascii="微软雅黑" w:hAnsi="微软雅黑" w:eastAsia="微软雅黑"/>
+                <w:b w:val="0"/>
+                <w:i w:val="0"/>
+                <w:sz w:val="20"/>
+              </w:rPr>
+              <w:t>关联装车单至已发车；发车后不再随 BOL 运输中/已签收变更，派送进度在 BOL 层查看</w:t>
             </w:r>
           </w:p>
         </w:tc>
@@ -363,7 +417,7 @@
                 <w:i w:val="0"/>
                 <w:sz w:val="20"/>
               </w:rPr>
-              <w:t>装车执行与派送跟踪的业务单据；</w:t>
+              <w:t>装车执行与派送跟踪的业务单据；派送层状态含</w:t>
             </w:r>
             <w:r>
               <w:rPr>
@@ -372,7 +426,7 @@
                 <w:i w:val="0"/>
                 <w:sz w:val="20"/>
               </w:rPr>
-              <w:t>运输中、已签收、已退仓、已作废</w:t>
+              <w:t>已装车</w:t>
             </w:r>
             <w:r>
               <w:rPr>
@@ -381,7 +435,43 @@
                 <w:i w:val="0"/>
                 <w:sz w:val="20"/>
               </w:rPr>
-              <w:t>等均在 BOL 层维护</w:t>
+              <w:t>、运输中、已签收、</w:t>
+            </w:r>
+            <w:r>
+              <w:rPr>
+                <w:rFonts w:ascii="微软雅黑" w:hAnsi="微软雅黑" w:eastAsia="微软雅黑"/>
+                <w:b/>
+                <w:i w:val="0"/>
+                <w:sz w:val="20"/>
+              </w:rPr>
+              <w:t>退仓待执行</w:t>
+            </w:r>
+            <w:r>
+              <w:rPr>
+                <w:rFonts w:ascii="微软雅黑" w:hAnsi="微软雅黑" w:eastAsia="微软雅黑"/>
+                <w:b w:val="0"/>
+                <w:i w:val="0"/>
+                <w:sz w:val="20"/>
+              </w:rPr>
+              <w:t>、已退仓等；</w:t>
+            </w:r>
+            <w:r>
+              <w:rPr>
+                <w:rFonts w:ascii="微软雅黑" w:hAnsi="微软雅黑" w:eastAsia="微软雅黑"/>
+                <w:b/>
+                <w:i w:val="0"/>
+                <w:sz w:val="20"/>
+              </w:rPr>
+              <w:t>自发车确认起</w:t>
+            </w:r>
+            <w:r>
+              <w:rPr>
+                <w:rFonts w:ascii="微软雅黑" w:hAnsi="微软雅黑" w:eastAsia="微软雅黑"/>
+                <w:b w:val="0"/>
+                <w:i w:val="0"/>
+                <w:sz w:val="20"/>
+              </w:rPr>
+              <w:t>视为派送生效；备货阶段可为预备行，未发车减货不产生「已作废」</w:t>
             </w:r>
           </w:p>
         </w:tc>
@@ -399,7 +489,7 @@
                 <w:i w:val="0"/>
                 <w:sz w:val="20"/>
               </w:rPr>
-              <w:t>安排备货</w:t>
+              <w:t>BOL 派送生效</w:t>
             </w:r>
           </w:p>
         </w:tc>
@@ -415,7 +505,43 @@
                 <w:i w:val="0"/>
                 <w:sz w:val="20"/>
               </w:rPr>
-              <w:t>将计划单与装车单建立关联并确认备货范围，完成后计划单进入待装车</w:t>
+              <w:t>装车单</w:t>
+            </w:r>
+            <w:r>
+              <w:rPr>
+                <w:rFonts w:ascii="微软雅黑" w:hAnsi="微软雅黑" w:eastAsia="微软雅黑"/>
+                <w:b/>
+                <w:i w:val="0"/>
+                <w:sz w:val="20"/>
+              </w:rPr>
+              <w:t>已发车</w:t>
+            </w:r>
+            <w:r>
+              <w:rPr>
+                <w:rFonts w:ascii="微软雅黑" w:hAnsi="微软雅黑" w:eastAsia="微软雅黑"/>
+                <w:b w:val="0"/>
+                <w:i w:val="0"/>
+                <w:sz w:val="20"/>
+              </w:rPr>
+              <w:t>后，关联 BOL 进入</w:t>
+            </w:r>
+            <w:r>
+              <w:rPr>
+                <w:rFonts w:ascii="微软雅黑" w:hAnsi="微软雅黑" w:eastAsia="微软雅黑"/>
+                <w:b/>
+                <w:i w:val="0"/>
+                <w:sz w:val="20"/>
+              </w:rPr>
+              <w:t>运输中</w:t>
+            </w:r>
+            <w:r>
+              <w:rPr>
+                <w:rFonts w:ascii="微软雅黑" w:hAnsi="微软雅黑" w:eastAsia="微软雅黑"/>
+                <w:b w:val="0"/>
+                <w:i w:val="0"/>
+                <w:sz w:val="20"/>
+              </w:rPr>
+              <w:t>及后续在途、签收、退仓等派送作业；此前为计划/装车范围内的预备绑定</w:t>
             </w:r>
           </w:p>
         </w:tc>
@@ -433,7 +559,7 @@
                 <w:i w:val="0"/>
                 <w:sz w:val="20"/>
               </w:rPr>
-              <w:t>POD</w:t>
+              <w:t>安排备货</w:t>
             </w:r>
           </w:p>
         </w:tc>
@@ -449,7 +575,7 @@
                 <w:i w:val="0"/>
                 <w:sz w:val="20"/>
               </w:rPr>
-              <w:t>签收凭证，按 BOL 维度上传与留存</w:t>
+              <w:t>将计划单与装车单建立关联并确认备货范围，完成后计划单进入待装车</w:t>
             </w:r>
           </w:p>
         </w:tc>
@@ -467,7 +593,7 @@
                 <w:i w:val="0"/>
                 <w:sz w:val="20"/>
               </w:rPr>
-              <w:t>备货加货</w:t>
+              <w:t>POD</w:t>
             </w:r>
           </w:p>
         </w:tc>
@@ -483,7 +609,7 @@
                 <w:i w:val="0"/>
                 <w:sz w:val="20"/>
               </w:rPr>
-              <w:t>出库备货时增加货物：新增 BOL 并自动生成对应新计划单，BOL 打「加货」标识</w:t>
+              <w:t>签收凭证，按 BOL 维度上传与留存</w:t>
             </w:r>
           </w:p>
         </w:tc>
@@ -501,7 +627,7 @@
                 <w:i w:val="0"/>
                 <w:sz w:val="20"/>
               </w:rPr>
-              <w:t>备货减货</w:t>
+              <w:t>调度备货加货</w:t>
             </w:r>
           </w:p>
         </w:tc>
@@ -517,7 +643,79 @@
                 <w:i w:val="0"/>
                 <w:sz w:val="20"/>
               </w:rPr>
-              <w:t>按柜号 + FBA Code 减少备货：原 BOL 作废，对应货物从计划单剔除</w:t>
+              <w:t>员工端（调度）在</w:t>
+            </w:r>
+            <w:r>
+              <w:rPr>
+                <w:rFonts w:ascii="微软雅黑" w:hAnsi="微软雅黑" w:eastAsia="微软雅黑"/>
+                <w:b/>
+                <w:i w:val="0"/>
+                <w:sz w:val="20"/>
+              </w:rPr>
+              <w:t>备货阶段</w:t>
+            </w:r>
+            <w:r>
+              <w:rPr>
+                <w:rFonts w:ascii="微软雅黑" w:hAnsi="微软雅黑" w:eastAsia="微软雅黑"/>
+                <w:b w:val="0"/>
+                <w:i w:val="0"/>
+                <w:sz w:val="20"/>
+              </w:rPr>
+              <w:t>向</w:t>
+            </w:r>
+            <w:r>
+              <w:rPr>
+                <w:rFonts w:ascii="微软雅黑" w:hAnsi="微软雅黑" w:eastAsia="微软雅黑"/>
+                <w:b/>
+                <w:i w:val="0"/>
+                <w:sz w:val="20"/>
+              </w:rPr>
+              <w:t>原计划</w:t>
+            </w:r>
+            <w:r>
+              <w:rPr>
+                <w:rFonts w:ascii="微软雅黑" w:hAnsi="微软雅黑" w:eastAsia="微软雅黑"/>
+                <w:b w:val="0"/>
+                <w:i w:val="0"/>
+                <w:sz w:val="20"/>
+              </w:rPr>
+              <w:t>并入货物：生成</w:t>
+            </w:r>
+            <w:r>
+              <w:rPr>
+                <w:rFonts w:ascii="微软雅黑" w:hAnsi="微软雅黑" w:eastAsia="微软雅黑"/>
+                <w:b/>
+                <w:i w:val="0"/>
+                <w:sz w:val="20"/>
+              </w:rPr>
+              <w:t>新 BOL</w:t>
+            </w:r>
+            <w:r>
+              <w:rPr>
+                <w:rFonts w:ascii="微软雅黑" w:hAnsi="微软雅黑" w:eastAsia="微软雅黑"/>
+                <w:b w:val="0"/>
+                <w:i w:val="0"/>
+                <w:sz w:val="20"/>
+              </w:rPr>
+              <w:t xml:space="preserve"> 并绑定原计划，</w:t>
+            </w:r>
+            <w:r>
+              <w:rPr>
+                <w:rFonts w:ascii="微软雅黑" w:hAnsi="微软雅黑" w:eastAsia="微软雅黑"/>
+                <w:b/>
+                <w:i w:val="0"/>
+                <w:sz w:val="20"/>
+              </w:rPr>
+              <w:t>不打</w:t>
+            </w:r>
+            <w:r>
+              <w:rPr>
+                <w:rFonts w:ascii="微软雅黑" w:hAnsi="微软雅黑" w:eastAsia="微软雅黑"/>
+                <w:b w:val="0"/>
+                <w:i w:val="0"/>
+                <w:sz w:val="20"/>
+              </w:rPr>
+              <w:t>加货标识；业务上由调度跟进，非正常仓库随意加货</w:t>
             </w:r>
           </w:p>
         </w:tc>
@@ -535,7 +733,7 @@
                 <w:i w:val="0"/>
                 <w:sz w:val="20"/>
               </w:rPr>
-              <w:t>货件补录</w:t>
+              <w:t>仓库备货加货</w:t>
             </w:r>
           </w:p>
         </w:tc>
@@ -547,11 +745,20 @@
             <w:r>
               <w:rPr>
                 <w:rFonts w:ascii="微软雅黑" w:hAnsi="微软雅黑" w:eastAsia="微软雅黑"/>
+                <w:b w:val="0"/>
+                <w:i w:val="0"/>
+                <w:sz w:val="20"/>
+              </w:rPr>
+              <w:t>PDA 在</w:t>
+            </w:r>
+            <w:r>
+              <w:rPr>
+                <w:rFonts w:ascii="微软雅黑" w:hAnsi="微软雅黑" w:eastAsia="微软雅黑"/>
                 <w:b/>
                 <w:i w:val="0"/>
                 <w:sz w:val="20"/>
               </w:rPr>
-              <w:t>在途</w:t>
+              <w:t>备货阶段</w:t>
             </w:r>
             <w:r>
               <w:rPr>
@@ -560,7 +767,61 @@
                 <w:i w:val="0"/>
                 <w:sz w:val="20"/>
               </w:rPr>
-              <w:t>按柜号 + FBA Code 补录遗漏货件，纳入当前装车单/BOL 派送流程（非备货加货）</w:t>
+              <w:t>现场加货：自动生成</w:t>
+            </w:r>
+            <w:r>
+              <w:rPr>
+                <w:rFonts w:ascii="微软雅黑" w:hAnsi="微软雅黑" w:eastAsia="微软雅黑"/>
+                <w:b/>
+                <w:i w:val="0"/>
+                <w:sz w:val="20"/>
+              </w:rPr>
+              <w:t>新计划单</w:t>
+            </w:r>
+            <w:r>
+              <w:rPr>
+                <w:rFonts w:ascii="微软雅黑" w:hAnsi="微软雅黑" w:eastAsia="微软雅黑"/>
+                <w:b w:val="0"/>
+                <w:i w:val="0"/>
+                <w:sz w:val="20"/>
+              </w:rPr>
+              <w:t xml:space="preserve"> + </w:t>
+            </w:r>
+            <w:r>
+              <w:rPr>
+                <w:rFonts w:ascii="微软雅黑" w:hAnsi="微软雅黑" w:eastAsia="微软雅黑"/>
+                <w:b/>
+                <w:i w:val="0"/>
+                <w:sz w:val="20"/>
+              </w:rPr>
+              <w:t>新 BOL</w:t>
+            </w:r>
+            <w:r>
+              <w:rPr>
+                <w:rFonts w:ascii="微软雅黑" w:hAnsi="微软雅黑" w:eastAsia="微软雅黑"/>
+                <w:b w:val="0"/>
+                <w:i w:val="0"/>
+                <w:sz w:val="20"/>
+              </w:rPr>
+              <w:t>，BOL 打</w:t>
+            </w:r>
+            <w:r>
+              <w:rPr>
+                <w:rFonts w:ascii="微软雅黑" w:hAnsi="微软雅黑" w:eastAsia="微软雅黑"/>
+                <w:b/>
+                <w:i w:val="0"/>
+                <w:sz w:val="20"/>
+              </w:rPr>
+              <w:t>加货标识</w:t>
+            </w:r>
+            <w:r>
+              <w:rPr>
+                <w:rFonts w:ascii="微软雅黑" w:hAnsi="微软雅黑" w:eastAsia="微软雅黑"/>
+                <w:b w:val="0"/>
+                <w:i w:val="0"/>
+                <w:sz w:val="20"/>
+              </w:rPr>
+              <w:t>，便于追溯仓库侧例外加货</w:t>
             </w:r>
           </w:p>
         </w:tc>
@@ -578,7 +839,7 @@
                 <w:i w:val="0"/>
                 <w:sz w:val="20"/>
               </w:rPr>
-              <w:t>单项退仓</w:t>
+              <w:t>备货减货</w:t>
             </w:r>
           </w:p>
         </w:tc>
@@ -594,7 +855,115 @@
                 <w:i w:val="0"/>
                 <w:sz w:val="20"/>
               </w:rPr>
-              <w:t>员工端按 BOL 下达指令，仓库 PDA 执行；目标 BOL → 已退仓，货件回归在库（真实库位走「入库上架」）</w:t>
+              <w:t xml:space="preserve">员工端与 PDA </w:t>
+            </w:r>
+            <w:r>
+              <w:rPr>
+                <w:rFonts w:ascii="微软雅黑" w:hAnsi="微软雅黑" w:eastAsia="微软雅黑"/>
+                <w:b/>
+                <w:i w:val="0"/>
+                <w:sz w:val="20"/>
+              </w:rPr>
+              <w:t>规则一致</w:t>
+            </w:r>
+            <w:r>
+              <w:rPr>
+                <w:rFonts w:ascii="微软雅黑" w:hAnsi="微软雅黑" w:eastAsia="微软雅黑"/>
+                <w:b w:val="0"/>
+                <w:i w:val="0"/>
+                <w:sz w:val="20"/>
+              </w:rPr>
+              <w:t>：按</w:t>
+            </w:r>
+            <w:r>
+              <w:rPr>
+                <w:rFonts w:ascii="微软雅黑" w:hAnsi="微软雅黑" w:eastAsia="微软雅黑"/>
+                <w:b/>
+                <w:i w:val="0"/>
+                <w:sz w:val="20"/>
+              </w:rPr>
+              <w:t>柜号 + FBA Code</w:t>
+            </w:r>
+            <w:r>
+              <w:rPr>
+                <w:rFonts w:ascii="微软雅黑" w:hAnsi="微软雅黑" w:eastAsia="微软雅黑"/>
+                <w:b w:val="0"/>
+                <w:i w:val="0"/>
+                <w:sz w:val="20"/>
+              </w:rPr>
+              <w:t xml:space="preserve"> 从计划/装车范围</w:t>
+            </w:r>
+            <w:r>
+              <w:rPr>
+                <w:rFonts w:ascii="微软雅黑" w:hAnsi="微软雅黑" w:eastAsia="微软雅黑"/>
+                <w:b/>
+                <w:i w:val="0"/>
+                <w:sz w:val="20"/>
+              </w:rPr>
+              <w:t>移出</w:t>
+            </w:r>
+            <w:r>
+              <w:rPr>
+                <w:rFonts w:ascii="微软雅黑" w:hAnsi="微软雅黑" w:eastAsia="微软雅黑"/>
+                <w:b w:val="0"/>
+                <w:i w:val="0"/>
+                <w:sz w:val="20"/>
+              </w:rPr>
+              <w:t>；若存在未发车的预备 BOL 则</w:t>
+            </w:r>
+            <w:r>
+              <w:rPr>
+                <w:rFonts w:ascii="微软雅黑" w:hAnsi="微软雅黑" w:eastAsia="微软雅黑"/>
+                <w:b/>
+                <w:i w:val="0"/>
+                <w:sz w:val="20"/>
+              </w:rPr>
+              <w:t>解除绑定或删除预备行</w:t>
+            </w:r>
+            <w:r>
+              <w:rPr>
+                <w:rFonts w:ascii="微软雅黑" w:hAnsi="微软雅黑" w:eastAsia="微软雅黑"/>
+                <w:b w:val="0"/>
+                <w:i w:val="0"/>
+                <w:sz w:val="20"/>
+              </w:rPr>
+              <w:t>并记日志；</w:t>
+            </w:r>
+            <w:r>
+              <w:rPr>
+                <w:rFonts w:ascii="微软雅黑" w:hAnsi="微软雅黑" w:eastAsia="微软雅黑"/>
+                <w:b/>
+                <w:i w:val="0"/>
+                <w:sz w:val="20"/>
+              </w:rPr>
+              <w:t>不产生</w:t>
+            </w:r>
+            <w:r>
+              <w:rPr>
+                <w:rFonts w:ascii="微软雅黑" w:hAnsi="微软雅黑" w:eastAsia="微软雅黑"/>
+                <w:b w:val="0"/>
+                <w:i w:val="0"/>
+                <w:sz w:val="20"/>
+              </w:rPr>
+              <w:t>派送层「已作废」；仅影响</w:t>
+            </w:r>
+            <w:r>
+              <w:rPr>
+                <w:rFonts w:ascii="微软雅黑" w:hAnsi="微软雅黑" w:eastAsia="微软雅黑"/>
+                <w:b/>
+                <w:i w:val="0"/>
+                <w:sz w:val="20"/>
+              </w:rPr>
+              <w:t>该计划内该柜</w:t>
+            </w:r>
+            <w:r>
+              <w:rPr>
+                <w:rFonts w:ascii="微软雅黑" w:hAnsi="微软雅黑" w:eastAsia="微软雅黑"/>
+                <w:b w:val="0"/>
+                <w:i w:val="0"/>
+                <w:sz w:val="20"/>
+              </w:rPr>
+              <w:t>，同计划其他柜、同装车单其他计划不受影响</w:t>
             </w:r>
           </w:p>
         </w:tc>
@@ -612,7 +981,7 @@
                 <w:i w:val="0"/>
                 <w:sz w:val="20"/>
               </w:rPr>
-              <w:t>整车退仓</w:t>
+              <w:t>货件补录</w:t>
             </w:r>
           </w:p>
         </w:tc>
@@ -628,7 +997,7 @@
                 <w:i w:val="0"/>
                 <w:sz w:val="20"/>
               </w:rPr>
-              <w:t>员工端按装车单下达指令，仓库 PDA 执行；登记</w:t>
+              <w:t>目标 BOL 为</w:t>
             </w:r>
             <w:r>
               <w:rPr>
@@ -637,7 +1006,7 @@
                 <w:i w:val="0"/>
                 <w:sz w:val="20"/>
               </w:rPr>
-              <w:t>退仓虚拟库位</w:t>
+              <w:t>已装车</w:t>
             </w:r>
             <w:r>
               <w:rPr>
@@ -646,7 +1015,61 @@
                 <w:i w:val="0"/>
                 <w:sz w:val="20"/>
               </w:rPr>
-              <w:t>（仅留痕）；装车单及该单下全部 BOL → 已装车；不执行在库恢复、入库上架、计划单取消或装车单作废</w:t>
+              <w:t>或</w:t>
+            </w:r>
+            <w:r>
+              <w:rPr>
+                <w:rFonts w:ascii="微软雅黑" w:hAnsi="微软雅黑" w:eastAsia="微软雅黑"/>
+                <w:b/>
+                <w:i w:val="0"/>
+                <w:sz w:val="20"/>
+              </w:rPr>
+              <w:t>运输中</w:t>
+            </w:r>
+            <w:r>
+              <w:rPr>
+                <w:rFonts w:ascii="微软雅黑" w:hAnsi="微软雅黑" w:eastAsia="微软雅黑"/>
+                <w:b w:val="0"/>
+                <w:i w:val="0"/>
+                <w:sz w:val="20"/>
+              </w:rPr>
+              <w:t>时，按柜号 + FBA Code 补录遗漏货件，纳入当前 BOL 流程（</w:t>
+            </w:r>
+            <w:r>
+              <w:rPr>
+                <w:rFonts w:ascii="微软雅黑" w:hAnsi="微软雅黑" w:eastAsia="微软雅黑"/>
+                <w:b/>
+                <w:i w:val="0"/>
+                <w:sz w:val="20"/>
+              </w:rPr>
+              <w:t>非</w:t>
+            </w:r>
+            <w:r>
+              <w:rPr>
+                <w:rFonts w:ascii="微软雅黑" w:hAnsi="微软雅黑" w:eastAsia="微软雅黑"/>
+                <w:b w:val="0"/>
+                <w:i w:val="0"/>
+                <w:sz w:val="20"/>
+              </w:rPr>
+              <w:t>备货加货）；</w:t>
+            </w:r>
+            <w:r>
+              <w:rPr>
+                <w:rFonts w:ascii="微软雅黑" w:hAnsi="微软雅黑" w:eastAsia="微软雅黑"/>
+                <w:b/>
+                <w:i w:val="0"/>
+                <w:sz w:val="20"/>
+              </w:rPr>
+              <w:t>仅员工端直接执行</w:t>
+            </w:r>
+            <w:r>
+              <w:rPr>
+                <w:rFonts w:ascii="微软雅黑" w:hAnsi="微软雅黑" w:eastAsia="微软雅黑"/>
+                <w:b w:val="0"/>
+                <w:i w:val="0"/>
+                <w:sz w:val="20"/>
+              </w:rPr>
+              <w:t>，不提供 PDA</w:t>
             </w:r>
           </w:p>
         </w:tc>
@@ -664,7 +1087,25 @@
                 <w:i w:val="0"/>
                 <w:sz w:val="20"/>
               </w:rPr>
-              <w:t>退仓虚拟库位</w:t>
+              <w:t>退仓发起（界面：</w:t>
+            </w:r>
+            <w:r>
+              <w:rPr>
+                <w:rFonts w:ascii="微软雅黑" w:hAnsi="微软雅黑" w:eastAsia="微软雅黑"/>
+                <w:b/>
+                <w:i w:val="0"/>
+                <w:sz w:val="20"/>
+              </w:rPr>
+              <w:t>通知仓库退仓</w:t>
+            </w:r>
+            <w:r>
+              <w:rPr>
+                <w:rFonts w:ascii="微软雅黑" w:hAnsi="微软雅黑" w:eastAsia="微软雅黑"/>
+                <w:b w:val="0"/>
+                <w:i w:val="0"/>
+                <w:sz w:val="20"/>
+              </w:rPr>
+              <w:t>）</w:t>
             </w:r>
           </w:p>
         </w:tc>
@@ -680,7 +1121,465 @@
                 <w:i w:val="0"/>
                 <w:sz w:val="20"/>
               </w:rPr>
-              <w:t>整车退仓时登记的留痕库位，</w:t>
+              <w:t>员工端对单项（按 BOL）或整车（按装车单）</w:t>
+            </w:r>
+            <w:r>
+              <w:rPr>
+                <w:rFonts w:ascii="微软雅黑" w:hAnsi="微软雅黑" w:eastAsia="微软雅黑"/>
+                <w:b/>
+                <w:i w:val="0"/>
+                <w:sz w:val="20"/>
+              </w:rPr>
+              <w:t>向仓库下发退仓指令</w:t>
+            </w:r>
+            <w:r>
+              <w:rPr>
+                <w:rFonts w:ascii="微软雅黑" w:hAnsi="微软雅黑" w:eastAsia="微软雅黑"/>
+                <w:b w:val="0"/>
+                <w:i w:val="0"/>
+                <w:sz w:val="20"/>
+              </w:rPr>
+              <w:t>；目标进入</w:t>
+            </w:r>
+            <w:r>
+              <w:rPr>
+                <w:rFonts w:ascii="微软雅黑" w:hAnsi="微软雅黑" w:eastAsia="微软雅黑"/>
+                <w:b/>
+                <w:i w:val="0"/>
+                <w:sz w:val="20"/>
+              </w:rPr>
+              <w:t>退仓待执行</w:t>
+            </w:r>
+            <w:r>
+              <w:rPr>
+                <w:rFonts w:ascii="微软雅黑" w:hAnsi="微软雅黑" w:eastAsia="微软雅黑"/>
+                <w:b w:val="0"/>
+                <w:i w:val="0"/>
+                <w:sz w:val="20"/>
+              </w:rPr>
+              <w:t>，由仓库在 PDA 或员工端办结</w:t>
+            </w:r>
+          </w:p>
+        </w:tc>
+      </w:tr>
+      <w:tr>
+        <w:tc>
+          <w:tcPr>
+            <w:tcW w:type="dxa" w:w="4323"/>
+          </w:tcPr>
+          <w:p>
+            <w:r>
+              <w:rPr>
+                <w:rFonts w:ascii="微软雅黑" w:hAnsi="微软雅黑" w:eastAsia="微软雅黑"/>
+                <w:b w:val="0"/>
+                <w:i w:val="0"/>
+                <w:sz w:val="20"/>
+              </w:rPr>
+              <w:t>退仓执行（界面：</w:t>
+            </w:r>
+            <w:r>
+              <w:rPr>
+                <w:rFonts w:ascii="微软雅黑" w:hAnsi="微软雅黑" w:eastAsia="微软雅黑"/>
+                <w:b/>
+                <w:i w:val="0"/>
+                <w:sz w:val="20"/>
+              </w:rPr>
+              <w:t>确认退仓完成</w:t>
+            </w:r>
+            <w:r>
+              <w:rPr>
+                <w:rFonts w:ascii="微软雅黑" w:hAnsi="微软雅黑" w:eastAsia="微软雅黑"/>
+                <w:b w:val="0"/>
+                <w:i w:val="0"/>
+                <w:sz w:val="20"/>
+              </w:rPr>
+              <w:t>）</w:t>
+            </w:r>
+          </w:p>
+        </w:tc>
+        <w:tc>
+          <w:tcPr>
+            <w:tcW w:type="dxa" w:w="4323"/>
+          </w:tcPr>
+          <w:p>
+            <w:r>
+              <w:rPr>
+                <w:rFonts w:ascii="微软雅黑" w:hAnsi="微软雅黑" w:eastAsia="微软雅黑"/>
+                <w:b w:val="0"/>
+                <w:i w:val="0"/>
+                <w:sz w:val="20"/>
+              </w:rPr>
+              <w:t>员工端当场确认退仓完成（等同仓库已执行），或 PDA 按已下发指令执行；回写 BOL/货件/装车单状态并记日志</w:t>
+            </w:r>
+          </w:p>
+        </w:tc>
+      </w:tr>
+      <w:tr>
+        <w:tc>
+          <w:tcPr>
+            <w:tcW w:type="dxa" w:w="4323"/>
+          </w:tcPr>
+          <w:p>
+            <w:r>
+              <w:rPr>
+                <w:rFonts w:ascii="微软雅黑" w:hAnsi="微软雅黑" w:eastAsia="微软雅黑"/>
+                <w:b w:val="0"/>
+                <w:i w:val="0"/>
+                <w:sz w:val="20"/>
+              </w:rPr>
+              <w:t>退仓类型</w:t>
+            </w:r>
+          </w:p>
+        </w:tc>
+        <w:tc>
+          <w:tcPr>
+            <w:tcW w:type="dxa" w:w="4323"/>
+          </w:tcPr>
+          <w:p>
+            <w:r>
+              <w:rPr>
+                <w:rFonts w:ascii="微软雅黑" w:hAnsi="微软雅黑" w:eastAsia="微软雅黑"/>
+                <w:b w:val="0"/>
+                <w:i w:val="0"/>
+                <w:sz w:val="20"/>
+              </w:rPr>
+              <w:t>记录本次退仓为</w:t>
+            </w:r>
+            <w:r>
+              <w:rPr>
+                <w:rFonts w:ascii="微软雅黑" w:hAnsi="微软雅黑" w:eastAsia="微软雅黑"/>
+                <w:b/>
+                <w:i w:val="0"/>
+                <w:sz w:val="20"/>
+              </w:rPr>
+              <w:t>单项退仓</w:t>
+            </w:r>
+            <w:r>
+              <w:rPr>
+                <w:rFonts w:ascii="微软雅黑" w:hAnsi="微软雅黑" w:eastAsia="微软雅黑"/>
+                <w:b w:val="0"/>
+                <w:i w:val="0"/>
+                <w:sz w:val="20"/>
+              </w:rPr>
+              <w:t>或</w:t>
+            </w:r>
+            <w:r>
+              <w:rPr>
+                <w:rFonts w:ascii="微软雅黑" w:hAnsi="微软雅黑" w:eastAsia="微软雅黑"/>
+                <w:b/>
+                <w:i w:val="0"/>
+                <w:sz w:val="20"/>
+              </w:rPr>
+              <w:t>整车退仓</w:t>
+            </w:r>
+            <w:r>
+              <w:rPr>
+                <w:rFonts w:ascii="微软雅黑" w:hAnsi="微软雅黑" w:eastAsia="微软雅黑"/>
+                <w:b w:val="0"/>
+                <w:i w:val="0"/>
+                <w:sz w:val="20"/>
+              </w:rPr>
+              <w:t>；在 FBA 派送管理列表中，</w:t>
+            </w:r>
+            <w:r>
+              <w:rPr>
+                <w:rFonts w:ascii="微软雅黑" w:hAnsi="微软雅黑" w:eastAsia="微软雅黑"/>
+                <w:b/>
+                <w:i w:val="0"/>
+                <w:sz w:val="20"/>
+              </w:rPr>
+              <w:t>仅当 BOL 为退仓待执行时展示</w:t>
+            </w:r>
+            <w:r>
+              <w:rPr>
+                <w:rFonts w:ascii="微软雅黑" w:hAnsi="微软雅黑" w:eastAsia="微软雅黑"/>
+                <w:b w:val="0"/>
+                <w:i w:val="0"/>
+                <w:sz w:val="20"/>
+              </w:rPr>
+              <w:t>；办结或撤销后退仓待执行结束后不再展示</w:t>
+            </w:r>
+          </w:p>
+        </w:tc>
+      </w:tr>
+      <w:tr>
+        <w:tc>
+          <w:tcPr>
+            <w:tcW w:type="dxa" w:w="4323"/>
+          </w:tcPr>
+          <w:p>
+            <w:r>
+              <w:rPr>
+                <w:rFonts w:ascii="微软雅黑" w:hAnsi="微软雅黑" w:eastAsia="微软雅黑"/>
+                <w:b w:val="0"/>
+                <w:i w:val="0"/>
+                <w:sz w:val="20"/>
+              </w:rPr>
+              <w:t>单项退仓</w:t>
+            </w:r>
+          </w:p>
+        </w:tc>
+        <w:tc>
+          <w:tcPr>
+            <w:tcW w:type="dxa" w:w="4323"/>
+          </w:tcPr>
+          <w:p>
+            <w:r>
+              <w:rPr>
+                <w:rFonts w:ascii="微软雅黑" w:hAnsi="微软雅黑" w:eastAsia="微软雅黑"/>
+                <w:b w:val="0"/>
+                <w:i w:val="0"/>
+                <w:sz w:val="20"/>
+              </w:rPr>
+              <w:t xml:space="preserve">目标 BOL：退仓待执行 → </w:t>
+            </w:r>
+            <w:r>
+              <w:rPr>
+                <w:rFonts w:ascii="微软雅黑" w:hAnsi="微软雅黑" w:eastAsia="微软雅黑"/>
+                <w:b/>
+                <w:i w:val="0"/>
+                <w:sz w:val="20"/>
+              </w:rPr>
+              <w:t>已退仓</w:t>
+            </w:r>
+            <w:r>
+              <w:rPr>
+                <w:rFonts w:ascii="微软雅黑" w:hAnsi="微软雅黑" w:eastAsia="微软雅黑"/>
+                <w:b w:val="0"/>
+                <w:i w:val="0"/>
+                <w:sz w:val="20"/>
+              </w:rPr>
+              <w:t>；</w:t>
+            </w:r>
+            <w:r>
+              <w:rPr>
+                <w:rFonts w:ascii="微软雅黑" w:hAnsi="微软雅黑" w:eastAsia="微软雅黑"/>
+                <w:b/>
+                <w:i w:val="0"/>
+                <w:sz w:val="20"/>
+              </w:rPr>
+              <w:t>确认退仓完成</w:t>
+            </w:r>
+            <w:r>
+              <w:rPr>
+                <w:rFonts w:ascii="微软雅黑" w:hAnsi="微软雅黑" w:eastAsia="微软雅黑"/>
+                <w:b w:val="0"/>
+                <w:i w:val="0"/>
+                <w:sz w:val="20"/>
+              </w:rPr>
+              <w:t>时须填</w:t>
+            </w:r>
+            <w:r>
+              <w:rPr>
+                <w:rFonts w:ascii="微软雅黑" w:hAnsi="微软雅黑" w:eastAsia="微软雅黑"/>
+                <w:b/>
+                <w:i w:val="0"/>
+                <w:sz w:val="20"/>
+              </w:rPr>
+              <w:t>实际到仓时间</w:t>
+            </w:r>
+            <w:r>
+              <w:rPr>
+                <w:rFonts w:ascii="微软雅黑" w:hAnsi="微软雅黑" w:eastAsia="微软雅黑"/>
+                <w:b w:val="0"/>
+                <w:i w:val="0"/>
+                <w:sz w:val="20"/>
+              </w:rPr>
+              <w:t>；货件回归在库（真实库位走「入库上架」）；</w:t>
+            </w:r>
+            <w:r>
+              <w:rPr>
+                <w:rFonts w:ascii="微软雅黑" w:hAnsi="微软雅黑" w:eastAsia="微软雅黑"/>
+                <w:b/>
+                <w:i w:val="0"/>
+                <w:sz w:val="20"/>
+              </w:rPr>
+              <w:t>不</w:t>
+            </w:r>
+            <w:r>
+              <w:rPr>
+                <w:rFonts w:ascii="微软雅黑" w:hAnsi="微软雅黑" w:eastAsia="微软雅黑"/>
+                <w:b w:val="0"/>
+                <w:i w:val="0"/>
+                <w:sz w:val="20"/>
+              </w:rPr>
+              <w:t>解除计划单关联</w:t>
+            </w:r>
+          </w:p>
+        </w:tc>
+      </w:tr>
+      <w:tr>
+        <w:tc>
+          <w:tcPr>
+            <w:tcW w:type="dxa" w:w="4323"/>
+          </w:tcPr>
+          <w:p>
+            <w:r>
+              <w:rPr>
+                <w:rFonts w:ascii="微软雅黑" w:hAnsi="微软雅黑" w:eastAsia="微软雅黑"/>
+                <w:b w:val="0"/>
+                <w:i w:val="0"/>
+                <w:sz w:val="20"/>
+              </w:rPr>
+              <w:t>整车退仓</w:t>
+            </w:r>
+          </w:p>
+        </w:tc>
+        <w:tc>
+          <w:tcPr>
+            <w:tcW w:type="dxa" w:w="4323"/>
+          </w:tcPr>
+          <w:p>
+            <w:r>
+              <w:rPr>
+                <w:rFonts w:ascii="微软雅黑" w:hAnsi="微软雅黑" w:eastAsia="微软雅黑"/>
+                <w:b w:val="0"/>
+                <w:i w:val="0"/>
+                <w:sz w:val="20"/>
+              </w:rPr>
+              <w:t>通知仓库→</w:t>
+            </w:r>
+            <w:r>
+              <w:rPr>
+                <w:rFonts w:ascii="微软雅黑" w:hAnsi="微软雅黑" w:eastAsia="微软雅黑"/>
+                <w:b/>
+                <w:i w:val="0"/>
+                <w:sz w:val="20"/>
+              </w:rPr>
+              <w:t>退仓待执行</w:t>
+            </w:r>
+            <w:r>
+              <w:rPr>
+                <w:rFonts w:ascii="微软雅黑" w:hAnsi="微软雅黑" w:eastAsia="微软雅黑"/>
+                <w:b w:val="0"/>
+                <w:i w:val="0"/>
+                <w:sz w:val="20"/>
+              </w:rPr>
+              <w:t>；</w:t>
+            </w:r>
+            <w:r>
+              <w:rPr>
+                <w:rFonts w:ascii="微软雅黑" w:hAnsi="微软雅黑" w:eastAsia="微软雅黑"/>
+                <w:b/>
+                <w:i w:val="0"/>
+                <w:sz w:val="20"/>
+              </w:rPr>
+              <w:t>确认退仓完成</w:t>
+            </w:r>
+            <w:r>
+              <w:rPr>
+                <w:rFonts w:ascii="微软雅黑" w:hAnsi="微软雅黑" w:eastAsia="微软雅黑"/>
+                <w:b w:val="0"/>
+                <w:i w:val="0"/>
+                <w:sz w:val="20"/>
+              </w:rPr>
+              <w:t>须填</w:t>
+            </w:r>
+            <w:r>
+              <w:rPr>
+                <w:rFonts w:ascii="微软雅黑" w:hAnsi="微软雅黑" w:eastAsia="微软雅黑"/>
+                <w:b/>
+                <w:i w:val="0"/>
+                <w:sz w:val="20"/>
+              </w:rPr>
+              <w:t>实际到仓时间</w:t>
+            </w:r>
+            <w:r>
+              <w:rPr>
+                <w:rFonts w:ascii="微软雅黑" w:hAnsi="微软雅黑" w:eastAsia="微软雅黑"/>
+                <w:b w:val="0"/>
+                <w:i w:val="0"/>
+                <w:sz w:val="20"/>
+              </w:rPr>
+              <w:t>、</w:t>
+            </w:r>
+            <w:r>
+              <w:rPr>
+                <w:rFonts w:ascii="微软雅黑" w:hAnsi="微软雅黑" w:eastAsia="微软雅黑"/>
+                <w:b/>
+                <w:i w:val="0"/>
+                <w:sz w:val="20"/>
+              </w:rPr>
+              <w:t>库位号</w:t>
+            </w:r>
+            <w:r>
+              <w:rPr>
+                <w:rFonts w:ascii="微软雅黑" w:hAnsi="微软雅黑" w:eastAsia="微软雅黑"/>
+                <w:b w:val="0"/>
+                <w:i w:val="0"/>
+                <w:sz w:val="20"/>
+              </w:rPr>
+              <w:t xml:space="preserve">（虚拟库位仅留痕）→ 装车单及全部 BOL </w:t>
+            </w:r>
+            <w:r>
+              <w:rPr>
+                <w:rFonts w:ascii="微软雅黑" w:hAnsi="微软雅黑" w:eastAsia="微软雅黑"/>
+                <w:b/>
+                <w:i w:val="0"/>
+                <w:sz w:val="20"/>
+              </w:rPr>
+              <w:t>已装车</w:t>
+            </w:r>
+            <w:r>
+              <w:rPr>
+                <w:rFonts w:ascii="微软雅黑" w:hAnsi="微软雅黑" w:eastAsia="微软雅黑"/>
+                <w:b w:val="0"/>
+                <w:i w:val="0"/>
+                <w:sz w:val="20"/>
+              </w:rPr>
+              <w:t>；不回在库</w:t>
+            </w:r>
+          </w:p>
+        </w:tc>
+      </w:tr>
+      <w:tr>
+        <w:tc>
+          <w:tcPr>
+            <w:tcW w:type="dxa" w:w="4323"/>
+          </w:tcPr>
+          <w:p>
+            <w:r>
+              <w:rPr>
+                <w:rFonts w:ascii="微软雅黑" w:hAnsi="微软雅黑" w:eastAsia="微软雅黑"/>
+                <w:b w:val="0"/>
+                <w:i w:val="0"/>
+                <w:sz w:val="20"/>
+              </w:rPr>
+              <w:t>退仓虚拟库位 / 库位号</w:t>
+            </w:r>
+          </w:p>
+        </w:tc>
+        <w:tc>
+          <w:tcPr>
+            <w:tcW w:type="dxa" w:w="4323"/>
+          </w:tcPr>
+          <w:p>
+            <w:r>
+              <w:rPr>
+                <w:rFonts w:ascii="微软雅黑" w:hAnsi="微软雅黑" w:eastAsia="微软雅黑"/>
+                <w:b w:val="0"/>
+                <w:i w:val="0"/>
+                <w:sz w:val="20"/>
+              </w:rPr>
+              <w:t>整车退仓</w:t>
+            </w:r>
+            <w:r>
+              <w:rPr>
+                <w:rFonts w:ascii="微软雅黑" w:hAnsi="微软雅黑" w:eastAsia="微软雅黑"/>
+                <w:b/>
+                <w:i w:val="0"/>
+                <w:sz w:val="20"/>
+              </w:rPr>
+              <w:t>确认退仓完成</w:t>
+            </w:r>
+            <w:r>
+              <w:rPr>
+                <w:rFonts w:ascii="微软雅黑" w:hAnsi="微软雅黑" w:eastAsia="微软雅黑"/>
+                <w:b w:val="0"/>
+                <w:i w:val="0"/>
+                <w:sz w:val="20"/>
+              </w:rPr>
+              <w:t>时必填，员工端与 PDA 一致；</w:t>
             </w:r>
             <w:r>
               <w:rPr>
@@ -842,7 +1741,7 @@
                 <w:i w:val="0"/>
                 <w:sz w:val="20"/>
               </w:rPr>
-              <w:t>发车核对、在途异常指令、签收与 BOL 状态跟进</w:t>
+              <w:t>计划加货、发车核对、在途补录与退仓发起/执行、签收与 BOL 状态跟进</w:t>
             </w:r>
           </w:p>
         </w:tc>
@@ -876,7 +1775,7 @@
                 <w:i w:val="0"/>
                 <w:sz w:val="20"/>
               </w:rPr>
-              <w:t>出库备货、装车、发车（PDA）、退仓与补录执行</w:t>
+              <w:t>出库备货、装车、发车（PDA）、按指令执行退仓</w:t>
             </w:r>
           </w:p>
         </w:tc>
@@ -1222,7 +2121,7 @@
                 <w:i w:val="0"/>
                 <w:sz w:val="20"/>
               </w:rPr>
-              <w:t>计划创建、安排备货、计划与装车单关联</w:t>
+              <w:t>计划创建、安排备货、调度备货加货/减货、计划与装车单关联</w:t>
             </w:r>
           </w:p>
         </w:tc>
@@ -1256,7 +2155,7 @@
                 <w:i w:val="0"/>
                 <w:sz w:val="20"/>
               </w:rPr>
-              <w:t>装车、发车确认；装车单状态止于已发车</w:t>
+              <w:t>已装车/已发车（与 PDA 备货、发车等价）；装车单状态止于已发车</w:t>
             </w:r>
           </w:p>
         </w:tc>
@@ -1290,7 +2189,7 @@
                 <w:i w:val="0"/>
                 <w:sz w:val="20"/>
               </w:rPr>
-              <w:t>按 BOL 维度的在途、签收、POD 与异常指令</w:t>
+              <w:t>按 BOL 维度的在途、签收、POD、退仓发起/执行</w:t>
             </w:r>
           </w:p>
         </w:tc>
@@ -1358,7 +2257,7 @@
                 <w:i w:val="0"/>
                 <w:sz w:val="20"/>
               </w:rPr>
-              <w:t>备货、装车、发车、补录、退仓现场执行</w:t>
+              <w:t>出库备货（含仓库加货/减货）、确认发车、按指令执行退仓</w:t>
             </w:r>
           </w:p>
         </w:tc>
@@ -1429,7 +2328,7 @@
       <w:r>
         <w:drawing>
           <wp:inline xmlns:a="http://schemas.openxmlformats.org/drawingml/2006/main" xmlns:pic="http://schemas.openxmlformats.org/drawingml/2006/picture">
-            <wp:extent cx="4572000" cy="7601127"/>
+            <wp:extent cx="4572000" cy="5260133"/>
             <wp:docPr id="1" name="Picture 1"/>
             <wp:cNvGraphicFramePr>
               <a:graphicFrameLocks noChangeAspect="1"/>
@@ -1450,7 +2349,7 @@
                   <pic:spPr>
                     <a:xfrm>
                       <a:off x="0" y="0"/>
-                      <a:ext cx="4572000" cy="7601127"/>
+                      <a:ext cx="4572000" cy="5260133"/>
                     </a:xfrm>
                     <a:prstGeom prst="rect"/>
                   </pic:spPr>
@@ -1472,7 +2371,7 @@
           <w:i/>
           <w:sz w:val="18"/>
         </w:rPr>
-        <w:t>图 3.1 — 先计划单，后装车单；装车单至已发车为止；运输中与签收在 BOL 层</w:t>
+        <w:t>图 3.1 — 先计划单，后装车单；计划单执行状态镜像至已发车；装车单至已发车为止；运输中与签收在 BOL 层</w:t>
       </w:r>
     </w:p>
     <w:p>
@@ -1494,10 +2393,40 @@
           <w:i w:val="0"/>
           <w:sz w:val="21"/>
         </w:rPr>
-        <w:t>2. PDA 出库备货（可选：加货 / 减货）→ 仓库装车完成 → 装车单已装车。</w:t>
+        <w:t xml:space="preserve">2. </w:t>
+      </w:r>
+      <w:r>
+        <w:rPr>
+          <w:rFonts w:ascii="微软雅黑" w:hAnsi="微软雅黑" w:eastAsia="微软雅黑"/>
+          <w:b/>
+          <w:i w:val="0"/>
+          <w:sz w:val="21"/>
+        </w:rPr>
+        <w:t>出库备货与装车完成</w:t>
+      </w:r>
+      <w:r>
+        <w:rPr>
+          <w:rFonts w:ascii="微软雅黑" w:hAnsi="微软雅黑" w:eastAsia="微软雅黑"/>
+          <w:b w:val="0"/>
+          <w:i w:val="0"/>
+          <w:sz w:val="21"/>
+        </w:rPr>
+        <w:t>（同一状态机，任一路径）：</w:t>
       </w:r>
     </w:p>
     <w:p>
+      <w:pPr>
+        <w:pStyle w:val="ListBullet"/>
+      </w:pPr>
+      <w:r>
+        <w:rPr>
+          <w:rFonts w:ascii="微软雅黑" w:hAnsi="微软雅黑" w:eastAsia="微软雅黑"/>
+          <w:b/>
+          <w:i w:val="0"/>
+          <w:sz w:val="21"/>
+        </w:rPr>
+        <w:t>路径一：</w:t>
+      </w:r>
       <w:r>
         <w:rPr>
           <w:rFonts w:ascii="微软雅黑" w:hAnsi="微软雅黑" w:eastAsia="微软雅黑"/>
@@ -1505,46 +2434,22 @@
           <w:i w:val="0"/>
           <w:sz w:val="21"/>
         </w:rPr>
-        <w:t>3. 发车：仓库（PDA）或员工端，</w:t>
-      </w:r>
-      <w:r>
-        <w:rPr>
-          <w:rFonts w:ascii="微软雅黑" w:hAnsi="微软雅黑" w:eastAsia="微软雅黑"/>
-          <w:b/>
-          <w:i w:val="0"/>
-          <w:sz w:val="21"/>
-        </w:rPr>
-        <w:t>有菜单权限任一端</w:t>
-      </w:r>
-      <w:r>
-        <w:rPr>
-          <w:rFonts w:ascii="微软雅黑" w:hAnsi="微软雅黑" w:eastAsia="微软雅黑"/>
-          <w:b w:val="0"/>
-          <w:i w:val="0"/>
-          <w:sz w:val="21"/>
-        </w:rPr>
-        <w:t>可确认 → 装车单</w:t>
-      </w:r>
-      <w:r>
-        <w:rPr>
-          <w:rFonts w:ascii="微软雅黑" w:hAnsi="微软雅黑" w:eastAsia="微软雅黑"/>
-          <w:b/>
-          <w:i w:val="0"/>
-          <w:sz w:val="21"/>
-        </w:rPr>
-        <w:t>已发车</w:t>
-      </w:r>
-      <w:r>
-        <w:rPr>
-          <w:rFonts w:ascii="微软雅黑" w:hAnsi="微软雅黑" w:eastAsia="微软雅黑"/>
-          <w:b w:val="0"/>
-          <w:i w:val="0"/>
-          <w:sz w:val="21"/>
-        </w:rPr>
-        <w:t>（装车单状态终止）。</w:t>
+        <w:t xml:space="preserve"> PDA 出库备货（可选加减货）后仓库装车完成；</w:t>
       </w:r>
     </w:p>
     <w:p>
+      <w:pPr>
+        <w:pStyle w:val="ListBullet"/>
+      </w:pPr>
+      <w:r>
+        <w:rPr>
+          <w:rFonts w:ascii="微软雅黑" w:hAnsi="微软雅黑" w:eastAsia="微软雅黑"/>
+          <w:b/>
+          <w:i w:val="0"/>
+          <w:sz w:val="21"/>
+        </w:rPr>
+        <w:t>路径二：</w:t>
+      </w:r>
       <w:r>
         <w:rPr>
           <w:rFonts w:ascii="微软雅黑" w:hAnsi="微软雅黑" w:eastAsia="微软雅黑"/>
@@ -1552,7 +2457,7 @@
           <w:i w:val="0"/>
           <w:sz w:val="21"/>
         </w:rPr>
-        <w:t>4. 各 BOL 进入</w:t>
+        <w:t xml:space="preserve"> 员工端装车单管理确认</w:t>
       </w:r>
       <w:r>
         <w:rPr>
@@ -1561,7 +2466,7 @@
           <w:i w:val="0"/>
           <w:sz w:val="21"/>
         </w:rPr>
-        <w:t>运输中</w:t>
+        <w:t>已装车</w:t>
       </w:r>
       <w:r>
         <w:rPr>
@@ -1570,28 +2475,13 @@
           <w:i w:val="0"/>
           <w:sz w:val="21"/>
         </w:rPr>
-        <w:t xml:space="preserve"> → 上传 POD → </w:t>
-      </w:r>
-      <w:r>
-        <w:rPr>
-          <w:rFonts w:ascii="微软雅黑" w:hAnsi="微软雅黑" w:eastAsia="微软雅黑"/>
-          <w:b/>
-          <w:i w:val="0"/>
-          <w:sz w:val="21"/>
-        </w:rPr>
-        <w:t>已签收</w:t>
-      </w:r>
-      <w:r>
-        <w:rPr>
-          <w:rFonts w:ascii="微软雅黑" w:hAnsi="微软雅黑" w:eastAsia="微软雅黑"/>
-          <w:b w:val="0"/>
-          <w:i w:val="0"/>
-          <w:sz w:val="21"/>
-        </w:rPr>
-        <w:t>。</w:t>
+        <w:t>（与 PDA 出库备货+装车完成等价）。</w:t>
       </w:r>
     </w:p>
     <w:p>
+      <w:pPr>
+        <w:spacing w:after="60"/>
+      </w:pPr>
       <w:r>
         <w:rPr>
           <w:rFonts w:ascii="微软雅黑" w:hAnsi="微软雅黑" w:eastAsia="微软雅黑"/>
@@ -1599,7 +2489,238 @@
           <w:i w:val="0"/>
           <w:sz w:val="21"/>
         </w:rPr>
-        <w:t>5. 在途可按规则执行货件补录、单项退仓、整车退仓（规则见 §3.2、§4.3）。</w:t>
+        <w:t xml:space="preserve">结果：装车单 </w:t>
+      </w:r>
+      <w:r>
+        <w:rPr>
+          <w:rFonts w:ascii="微软雅黑" w:hAnsi="微软雅黑" w:eastAsia="微软雅黑"/>
+          <w:b/>
+          <w:i w:val="0"/>
+          <w:sz w:val="21"/>
+        </w:rPr>
+        <w:t>已装车</w:t>
+      </w:r>
+      <w:r>
+        <w:rPr>
+          <w:rFonts w:ascii="微软雅黑" w:hAnsi="微软雅黑" w:eastAsia="微软雅黑"/>
+          <w:b w:val="0"/>
+          <w:i w:val="0"/>
+          <w:sz w:val="21"/>
+        </w:rPr>
+        <w:t xml:space="preserve">，关联计划单 </w:t>
+      </w:r>
+      <w:r>
+        <w:rPr>
+          <w:rFonts w:ascii="微软雅黑" w:hAnsi="微软雅黑" w:eastAsia="微软雅黑"/>
+          <w:b/>
+          <w:i w:val="0"/>
+          <w:sz w:val="21"/>
+        </w:rPr>
+        <w:t>已装车</w:t>
+      </w:r>
+      <w:r>
+        <w:rPr>
+          <w:rFonts w:ascii="微软雅黑" w:hAnsi="微软雅黑" w:eastAsia="微软雅黑"/>
+          <w:b w:val="0"/>
+          <w:i w:val="0"/>
+          <w:sz w:val="21"/>
+        </w:rPr>
+        <w:t xml:space="preserve">（镜像），关联有效 BOL </w:t>
+      </w:r>
+      <w:r>
+        <w:rPr>
+          <w:rFonts w:ascii="微软雅黑" w:hAnsi="微软雅黑" w:eastAsia="微软雅黑"/>
+          <w:b/>
+          <w:i w:val="0"/>
+          <w:sz w:val="21"/>
+        </w:rPr>
+        <w:t>已装车</w:t>
+      </w:r>
+      <w:r>
+        <w:rPr>
+          <w:rFonts w:ascii="微软雅黑" w:hAnsi="微软雅黑" w:eastAsia="微软雅黑"/>
+          <w:b w:val="0"/>
+          <w:i w:val="0"/>
+          <w:sz w:val="21"/>
+        </w:rPr>
+        <w:t>。</w:t>
+      </w:r>
+    </w:p>
+    <w:p>
+      <w:r>
+        <w:rPr>
+          <w:rFonts w:ascii="微软雅黑" w:hAnsi="微软雅黑" w:eastAsia="微软雅黑"/>
+          <w:b w:val="0"/>
+          <w:i w:val="0"/>
+          <w:sz w:val="21"/>
+        </w:rPr>
+        <w:t xml:space="preserve">3. </w:t>
+      </w:r>
+      <w:r>
+        <w:rPr>
+          <w:rFonts w:ascii="微软雅黑" w:hAnsi="微软雅黑" w:eastAsia="微软雅黑"/>
+          <w:b/>
+          <w:i w:val="0"/>
+          <w:sz w:val="21"/>
+        </w:rPr>
+        <w:t>发车：</w:t>
+      </w:r>
+      <w:r>
+        <w:rPr>
+          <w:rFonts w:ascii="微软雅黑" w:hAnsi="微软雅黑" w:eastAsia="微软雅黑"/>
+          <w:b w:val="0"/>
+          <w:i w:val="0"/>
+          <w:sz w:val="21"/>
+        </w:rPr>
+        <w:t xml:space="preserve"> PDA 确认发车或员工端装车单管理、FBA 派送管理确认</w:t>
+      </w:r>
+      <w:r>
+        <w:rPr>
+          <w:rFonts w:ascii="微软雅黑" w:hAnsi="微软雅黑" w:eastAsia="微软雅黑"/>
+          <w:b/>
+          <w:i w:val="0"/>
+          <w:sz w:val="21"/>
+        </w:rPr>
+        <w:t>已发车</w:t>
+      </w:r>
+      <w:r>
+        <w:rPr>
+          <w:rFonts w:ascii="微软雅黑" w:hAnsi="微软雅黑" w:eastAsia="微软雅黑"/>
+          <w:b w:val="0"/>
+          <w:i w:val="0"/>
+          <w:sz w:val="21"/>
+        </w:rPr>
+        <w:t>；</w:t>
+      </w:r>
+      <w:r>
+        <w:rPr>
+          <w:rFonts w:ascii="微软雅黑" w:hAnsi="微软雅黑" w:eastAsia="微软雅黑"/>
+          <w:b/>
+          <w:i w:val="0"/>
+          <w:sz w:val="21"/>
+        </w:rPr>
+        <w:t>有菜单权限的任一端</w:t>
+      </w:r>
+      <w:r>
+        <w:rPr>
+          <w:rFonts w:ascii="微软雅黑" w:hAnsi="微软雅黑" w:eastAsia="微软雅黑"/>
+          <w:b w:val="0"/>
+          <w:i w:val="0"/>
+          <w:sz w:val="21"/>
+        </w:rPr>
+        <w:t xml:space="preserve">可提交；另一端仅显示已发车，是否已发车即可，操作人查日志。装车单 </w:t>
+      </w:r>
+      <w:r>
+        <w:rPr>
+          <w:rFonts w:ascii="微软雅黑" w:hAnsi="微软雅黑" w:eastAsia="微软雅黑"/>
+          <w:b/>
+          <w:i w:val="0"/>
+          <w:sz w:val="21"/>
+        </w:rPr>
+        <w:t>已发车</w:t>
+      </w:r>
+      <w:r>
+        <w:rPr>
+          <w:rFonts w:ascii="微软雅黑" w:hAnsi="微软雅黑" w:eastAsia="微软雅黑"/>
+          <w:b w:val="0"/>
+          <w:i w:val="0"/>
+          <w:sz w:val="21"/>
+        </w:rPr>
+        <w:t xml:space="preserve">（终态），计划单 </w:t>
+      </w:r>
+      <w:r>
+        <w:rPr>
+          <w:rFonts w:ascii="微软雅黑" w:hAnsi="微软雅黑" w:eastAsia="微软雅黑"/>
+          <w:b/>
+          <w:i w:val="0"/>
+          <w:sz w:val="21"/>
+        </w:rPr>
+        <w:t>已发车</w:t>
+      </w:r>
+      <w:r>
+        <w:rPr>
+          <w:rFonts w:ascii="微软雅黑" w:hAnsi="微软雅黑" w:eastAsia="微软雅黑"/>
+          <w:b w:val="0"/>
+          <w:i w:val="0"/>
+          <w:sz w:val="21"/>
+        </w:rPr>
+        <w:t xml:space="preserve">（镜像，计划执行段结束），关联 BOL </w:t>
+      </w:r>
+      <w:r>
+        <w:rPr>
+          <w:rFonts w:ascii="微软雅黑" w:hAnsi="微软雅黑" w:eastAsia="微软雅黑"/>
+          <w:b/>
+          <w:i w:val="0"/>
+          <w:sz w:val="21"/>
+        </w:rPr>
+        <w:t>运输中</w:t>
+      </w:r>
+      <w:r>
+        <w:rPr>
+          <w:rFonts w:ascii="微软雅黑" w:hAnsi="微软雅黑" w:eastAsia="微软雅黑"/>
+          <w:b w:val="0"/>
+          <w:i w:val="0"/>
+          <w:sz w:val="21"/>
+        </w:rPr>
+        <w:t>。</w:t>
+      </w:r>
+    </w:p>
+    <w:p>
+      <w:r>
+        <w:rPr>
+          <w:rFonts w:ascii="微软雅黑" w:hAnsi="微软雅黑" w:eastAsia="微软雅黑"/>
+          <w:b w:val="0"/>
+          <w:i w:val="0"/>
+          <w:sz w:val="21"/>
+        </w:rPr>
+        <w:t xml:space="preserve">4. 各 BOL </w:t>
+      </w:r>
+      <w:r>
+        <w:rPr>
+          <w:rFonts w:ascii="微软雅黑" w:hAnsi="微软雅黑" w:eastAsia="微软雅黑"/>
+          <w:b/>
+          <w:i w:val="0"/>
+          <w:sz w:val="21"/>
+        </w:rPr>
+        <w:t>运输中</w:t>
+      </w:r>
+      <w:r>
+        <w:rPr>
+          <w:rFonts w:ascii="微软雅黑" w:hAnsi="微软雅黑" w:eastAsia="微软雅黑"/>
+          <w:b w:val="0"/>
+          <w:i w:val="0"/>
+          <w:sz w:val="21"/>
+        </w:rPr>
+        <w:t xml:space="preserve"> → 员工端上传 POD → </w:t>
+      </w:r>
+      <w:r>
+        <w:rPr>
+          <w:rFonts w:ascii="微软雅黑" w:hAnsi="微软雅黑" w:eastAsia="微软雅黑"/>
+          <w:b/>
+          <w:i w:val="0"/>
+          <w:sz w:val="21"/>
+        </w:rPr>
+        <w:t>已签收</w:t>
+      </w:r>
+      <w:r>
+        <w:rPr>
+          <w:rFonts w:ascii="微软雅黑" w:hAnsi="微软雅黑" w:eastAsia="微软雅黑"/>
+          <w:b w:val="0"/>
+          <w:i w:val="0"/>
+          <w:sz w:val="21"/>
+        </w:rPr>
+        <w:t>（不再变更计划单/装车单状态）。</w:t>
+      </w:r>
+    </w:p>
+    <w:p>
+      <w:r>
+        <w:rPr>
+          <w:rFonts w:ascii="微软雅黑" w:hAnsi="微软雅黑" w:eastAsia="微软雅黑"/>
+          <w:b w:val="0"/>
+          <w:i w:val="0"/>
+          <w:sz w:val="21"/>
+        </w:rPr>
+        <w:t>5. 在途：货件补录（仅员工端直接执行）、单项/整车退仓（退仓发起 → 退仓待执行 → 退仓执行）；规则见 §3.2、§4.3。</w:t>
       </w:r>
     </w:p>
     <w:p>
@@ -1702,7 +2823,43 @@
                 <w:i w:val="0"/>
                 <w:sz w:val="20"/>
               </w:rPr>
-              <w:t>待安排备货、待装车、已取消等</w:t>
+              <w:t>待安排备货、待装车、</w:t>
+            </w:r>
+            <w:r>
+              <w:rPr>
+                <w:rFonts w:ascii="微软雅黑" w:hAnsi="微软雅黑" w:eastAsia="微软雅黑"/>
+                <w:b/>
+                <w:i w:val="0"/>
+                <w:sz w:val="20"/>
+              </w:rPr>
+              <w:t>已装车</w:t>
+            </w:r>
+            <w:r>
+              <w:rPr>
+                <w:rFonts w:ascii="微软雅黑" w:hAnsi="微软雅黑" w:eastAsia="微软雅黑"/>
+                <w:b w:val="0"/>
+                <w:i w:val="0"/>
+                <w:sz w:val="20"/>
+              </w:rPr>
+              <w:t>、</w:t>
+            </w:r>
+            <w:r>
+              <w:rPr>
+                <w:rFonts w:ascii="微软雅黑" w:hAnsi="微软雅黑" w:eastAsia="微软雅黑"/>
+                <w:b/>
+                <w:i w:val="0"/>
+                <w:sz w:val="20"/>
+              </w:rPr>
+              <w:t>已发车</w:t>
+            </w:r>
+            <w:r>
+              <w:rPr>
+                <w:rFonts w:ascii="微软雅黑" w:hAnsi="微软雅黑" w:eastAsia="微软雅黑"/>
+                <w:b w:val="0"/>
+                <w:i w:val="0"/>
+                <w:sz w:val="20"/>
+              </w:rPr>
+              <w:t>、已取消</w:t>
             </w:r>
           </w:p>
         </w:tc>
@@ -1714,11 +2871,20 @@
             <w:r>
               <w:rPr>
                 <w:rFonts w:ascii="微软雅黑" w:hAnsi="微软雅黑" w:eastAsia="微软雅黑"/>
+                <w:b/>
+                <w:i w:val="0"/>
+                <w:sz w:val="20"/>
+              </w:rPr>
+              <w:t>严格跟随</w:t>
+            </w:r>
+            <w:r>
+              <w:rPr>
+                <w:rFonts w:ascii="微软雅黑" w:hAnsi="微软雅黑" w:eastAsia="微软雅黑"/>
                 <w:b w:val="0"/>
                 <w:i w:val="0"/>
                 <w:sz w:val="20"/>
               </w:rPr>
-              <w:t>减货剔光后默认回</w:t>
+              <w:t>关联装车单（至已发车）；减货剔光后回</w:t>
             </w:r>
             <w:r>
               <w:rPr>
@@ -1736,7 +2902,43 @@
                 <w:i w:val="0"/>
                 <w:sz w:val="20"/>
               </w:rPr>
-              <w:t>并解除装车单关联；人工可标已取消</w:t>
+              <w:t>并解除装车单关联；发车后</w:t>
+            </w:r>
+            <w:r>
+              <w:rPr>
+                <w:rFonts w:ascii="微软雅黑" w:hAnsi="微软雅黑" w:eastAsia="微软雅黑"/>
+                <w:b/>
+                <w:i w:val="0"/>
+                <w:sz w:val="20"/>
+              </w:rPr>
+              <w:t>不</w:t>
+            </w:r>
+            <w:r>
+              <w:rPr>
+                <w:rFonts w:ascii="微软雅黑" w:hAnsi="微软雅黑" w:eastAsia="微软雅黑"/>
+                <w:b w:val="0"/>
+                <w:i w:val="0"/>
+                <w:sz w:val="20"/>
+              </w:rPr>
+              <w:t>随 BOL 运输中/已签收变更；可维护 ISA、备注等跟进类字段，</w:t>
+            </w:r>
+            <w:r>
+              <w:rPr>
+                <w:rFonts w:ascii="微软雅黑" w:hAnsi="微软雅黑" w:eastAsia="微软雅黑"/>
+                <w:b/>
+                <w:i w:val="0"/>
+                <w:sz w:val="20"/>
+              </w:rPr>
+              <w:t>不</w:t>
+            </w:r>
+            <w:r>
+              <w:rPr>
+                <w:rFonts w:ascii="微软雅黑" w:hAnsi="微软雅黑" w:eastAsia="微软雅黑"/>
+                <w:b w:val="0"/>
+                <w:i w:val="0"/>
+                <w:sz w:val="20"/>
+              </w:rPr>
+              <w:t>改状态与货件绑定</w:t>
             </w:r>
           </w:p>
         </w:tc>
@@ -1804,7 +3006,7 @@
                 <w:i w:val="0"/>
                 <w:sz w:val="20"/>
               </w:rPr>
-              <w:t>运输中/已签收；部分 BOL 已退仓时装车单仍为已发车</w:t>
+              <w:t>运输中/已签收；部分 BOL 已退仓时装车单仍为已发车；已发车后不改状态，必要时仅信息修正并记日志</w:t>
             </w:r>
           </w:p>
         </w:tc>
@@ -1834,11 +3036,20 @@
             <w:r>
               <w:rPr>
                 <w:rFonts w:ascii="微软雅黑" w:hAnsi="微软雅黑" w:eastAsia="微软雅黑"/>
+                <w:b/>
+                <w:i w:val="0"/>
+                <w:sz w:val="20"/>
+              </w:rPr>
+              <w:t>已装车</w:t>
+            </w:r>
+            <w:r>
+              <w:rPr>
+                <w:rFonts w:ascii="微软雅黑" w:hAnsi="微软雅黑" w:eastAsia="微软雅黑"/>
                 <w:b w:val="0"/>
                 <w:i w:val="0"/>
                 <w:sz w:val="20"/>
               </w:rPr>
-              <w:t>已装车、运输中、已签收、</w:t>
+              <w:t>、运输中、已签收、</w:t>
             </w:r>
             <w:r>
               <w:rPr>
@@ -1847,7 +3058,7 @@
                 <w:i w:val="0"/>
                 <w:sz w:val="20"/>
               </w:rPr>
-              <w:t>已退仓</w:t>
+              <w:t>退仓待执行</w:t>
             </w:r>
             <w:r>
               <w:rPr>
@@ -1856,25 +3067,7 @@
                 <w:i w:val="0"/>
                 <w:sz w:val="20"/>
               </w:rPr>
-              <w:t>、</w:t>
-            </w:r>
-            <w:r>
-              <w:rPr>
-                <w:rFonts w:ascii="微软雅黑" w:hAnsi="微软雅黑" w:eastAsia="微软雅黑"/>
-                <w:b/>
-                <w:i w:val="0"/>
-                <w:sz w:val="20"/>
-              </w:rPr>
-              <w:t>已作废</w:t>
-            </w:r>
-            <w:r>
-              <w:rPr>
-                <w:rFonts w:ascii="微软雅黑" w:hAnsi="微软雅黑" w:eastAsia="微软雅黑"/>
-                <w:b w:val="0"/>
-                <w:i w:val="0"/>
-                <w:sz w:val="20"/>
-              </w:rPr>
-              <w:t xml:space="preserve"> 等</w:t>
+              <w:t>、已退仓 等</w:t>
             </w:r>
           </w:p>
         </w:tc>
@@ -1890,7 +3083,79 @@
                 <w:i w:val="0"/>
                 <w:sz w:val="20"/>
               </w:rPr>
-              <w:t>派送、POD、在途异常均在 BOL 层</w:t>
+              <w:t xml:space="preserve">装车完成时 </w:t>
+            </w:r>
+            <w:r>
+              <w:rPr>
+                <w:rFonts w:ascii="微软雅黑" w:hAnsi="微软雅黑" w:eastAsia="微软雅黑"/>
+                <w:b/>
+                <w:i w:val="0"/>
+                <w:sz w:val="20"/>
+              </w:rPr>
+              <w:t>已装车</w:t>
+            </w:r>
+            <w:r>
+              <w:rPr>
+                <w:rFonts w:ascii="微软雅黑" w:hAnsi="微软雅黑" w:eastAsia="微软雅黑"/>
+                <w:b w:val="0"/>
+                <w:i w:val="0"/>
+                <w:sz w:val="20"/>
+              </w:rPr>
+              <w:t>；</w:t>
+            </w:r>
+            <w:r>
+              <w:rPr>
+                <w:rFonts w:ascii="微软雅黑" w:hAnsi="微软雅黑" w:eastAsia="微软雅黑"/>
+                <w:b/>
+                <w:i w:val="0"/>
+                <w:sz w:val="20"/>
+              </w:rPr>
+              <w:t>发车后</w:t>
+            </w:r>
+            <w:r>
+              <w:rPr>
+                <w:rFonts w:ascii="微软雅黑" w:hAnsi="微软雅黑" w:eastAsia="微软雅黑"/>
+                <w:b w:val="0"/>
+                <w:i w:val="0"/>
+                <w:sz w:val="20"/>
+              </w:rPr>
+              <w:t xml:space="preserve">与装车单已发车同步为 </w:t>
+            </w:r>
+            <w:r>
+              <w:rPr>
+                <w:rFonts w:ascii="微软雅黑" w:hAnsi="微软雅黑" w:eastAsia="微软雅黑"/>
+                <w:b/>
+                <w:i w:val="0"/>
+                <w:sz w:val="20"/>
+              </w:rPr>
+              <w:t>运输中</w:t>
+            </w:r>
+            <w:r>
+              <w:rPr>
+                <w:rFonts w:ascii="微软雅黑" w:hAnsi="微软雅黑" w:eastAsia="微软雅黑"/>
+                <w:b w:val="0"/>
+                <w:i w:val="0"/>
+                <w:sz w:val="20"/>
+              </w:rPr>
+              <w:t>（</w:t>
+            </w:r>
+            <w:r>
+              <w:rPr>
+                <w:rFonts w:ascii="微软雅黑" w:hAnsi="微软雅黑" w:eastAsia="微软雅黑"/>
+                <w:b/>
+                <w:i w:val="0"/>
+                <w:sz w:val="20"/>
+              </w:rPr>
+              <w:t>派送生效</w:t>
+            </w:r>
+            <w:r>
+              <w:rPr>
+                <w:rFonts w:ascii="微软雅黑" w:hAnsi="微软雅黑" w:eastAsia="微软雅黑"/>
+                <w:b w:val="0"/>
+                <w:i w:val="0"/>
+                <w:sz w:val="20"/>
+              </w:rPr>
+              <w:t>）；派送、POD、在途异常均在 BOL 层；备货减货不进入「已作废」</w:t>
             </w:r>
           </w:p>
         </w:tc>
@@ -1950,6 +3215,1653 @@
       <w:pPr>
         <w:spacing w:after="40"/>
       </w:pPr>
+    </w:p>
+    <w:tbl>
+      <w:tblPr>
+        <w:tblStyle w:val="TableGrid"/>
+        <w:tblW w:type="auto" w:w="0"/>
+        <w:jc w:val="center"/>
+        <w:tblLook w:firstColumn="1" w:firstRow="1" w:lastColumn="0" w:lastRow="0" w:noHBand="0" w:noVBand="1" w:val="04A0"/>
+      </w:tblPr>
+      <w:tblGrid>
+        <w:gridCol w:w="1441"/>
+        <w:gridCol w:w="1441"/>
+        <w:gridCol w:w="1441"/>
+        <w:gridCol w:w="1441"/>
+        <w:gridCol w:w="1441"/>
+        <w:gridCol w:w="1441"/>
+      </w:tblGrid>
+      <w:tr>
+        <w:tc>
+          <w:tcPr>
+            <w:tcW w:type="dxa" w:w="1441"/>
+          </w:tcPr>
+          <w:p>
+            <w:r>
+              <w:rPr>
+                <w:rFonts w:ascii="微软雅黑" w:hAnsi="微软雅黑" w:eastAsia="微软雅黑"/>
+                <w:b/>
+                <w:i w:val="0"/>
+                <w:sz w:val="20"/>
+              </w:rPr>
+              <w:t>动作</w:t>
+            </w:r>
+          </w:p>
+        </w:tc>
+        <w:tc>
+          <w:tcPr>
+            <w:tcW w:type="dxa" w:w="1441"/>
+          </w:tcPr>
+          <w:p>
+            <w:r>
+              <w:rPr>
+                <w:rFonts w:ascii="微软雅黑" w:hAnsi="微软雅黑" w:eastAsia="微软雅黑"/>
+                <w:b/>
+                <w:i w:val="0"/>
+                <w:sz w:val="20"/>
+              </w:rPr>
+              <w:t>装车单</w:t>
+            </w:r>
+          </w:p>
+        </w:tc>
+        <w:tc>
+          <w:tcPr>
+            <w:tcW w:type="dxa" w:w="1441"/>
+          </w:tcPr>
+          <w:p>
+            <w:r>
+              <w:rPr>
+                <w:rFonts w:ascii="微软雅黑" w:hAnsi="微软雅黑" w:eastAsia="微软雅黑"/>
+                <w:b/>
+                <w:i w:val="0"/>
+                <w:sz w:val="20"/>
+              </w:rPr>
+              <w:t>计划单</w:t>
+            </w:r>
+          </w:p>
+        </w:tc>
+        <w:tc>
+          <w:tcPr>
+            <w:tcW w:type="dxa" w:w="1441"/>
+          </w:tcPr>
+          <w:p>
+            <w:r>
+              <w:rPr>
+                <w:rFonts w:ascii="微软雅黑" w:hAnsi="微软雅黑" w:eastAsia="微软雅黑"/>
+                <w:b/>
+                <w:i w:val="0"/>
+                <w:sz w:val="20"/>
+              </w:rPr>
+              <w:t>BOL</w:t>
+            </w:r>
+          </w:p>
+        </w:tc>
+        <w:tc>
+          <w:tcPr>
+            <w:tcW w:type="dxa" w:w="1441"/>
+          </w:tcPr>
+          <w:p>
+            <w:r>
+              <w:rPr>
+                <w:rFonts w:ascii="微软雅黑" w:hAnsi="微软雅黑" w:eastAsia="微软雅黑"/>
+                <w:b/>
+                <w:i w:val="0"/>
+                <w:sz w:val="20"/>
+              </w:rPr>
+              <w:t>货件</w:t>
+            </w:r>
+          </w:p>
+        </w:tc>
+        <w:tc>
+          <w:tcPr>
+            <w:tcW w:type="dxa" w:w="1441"/>
+          </w:tcPr>
+          <w:p>
+            <w:r>
+              <w:rPr>
+                <w:rFonts w:ascii="微软雅黑" w:hAnsi="微软雅黑" w:eastAsia="微软雅黑"/>
+                <w:b/>
+                <w:i w:val="0"/>
+                <w:sz w:val="20"/>
+              </w:rPr>
+              <w:t>退仓类型（列表）</w:t>
+            </w:r>
+          </w:p>
+        </w:tc>
+      </w:tr>
+      <w:tr>
+        <w:tc>
+          <w:tcPr>
+            <w:tcW w:type="dxa" w:w="1441"/>
+          </w:tcPr>
+          <w:p>
+            <w:r>
+              <w:rPr>
+                <w:rFonts w:ascii="微软雅黑" w:hAnsi="微软雅黑" w:eastAsia="微软雅黑"/>
+                <w:b w:val="0"/>
+                <w:i w:val="0"/>
+                <w:sz w:val="20"/>
+              </w:rPr>
+              <w:t>装车完成</w:t>
+            </w:r>
+          </w:p>
+        </w:tc>
+        <w:tc>
+          <w:tcPr>
+            <w:tcW w:type="dxa" w:w="1441"/>
+          </w:tcPr>
+          <w:p>
+            <w:r>
+              <w:rPr>
+                <w:rFonts w:ascii="微软雅黑" w:hAnsi="微软雅黑" w:eastAsia="微软雅黑"/>
+                <w:b/>
+                <w:i w:val="0"/>
+                <w:sz w:val="20"/>
+              </w:rPr>
+              <w:t>已装车</w:t>
+            </w:r>
+          </w:p>
+        </w:tc>
+        <w:tc>
+          <w:tcPr>
+            <w:tcW w:type="dxa" w:w="1441"/>
+          </w:tcPr>
+          <w:p>
+            <w:r>
+              <w:rPr>
+                <w:rFonts w:ascii="微软雅黑" w:hAnsi="微软雅黑" w:eastAsia="微软雅黑"/>
+                <w:b/>
+                <w:i w:val="0"/>
+                <w:sz w:val="20"/>
+              </w:rPr>
+              <w:t>已装车</w:t>
+            </w:r>
+            <w:r>
+              <w:rPr>
+                <w:rFonts w:ascii="微软雅黑" w:hAnsi="微软雅黑" w:eastAsia="微软雅黑"/>
+                <w:b w:val="0"/>
+                <w:i w:val="0"/>
+                <w:sz w:val="20"/>
+              </w:rPr>
+              <w:t>（镜像）</w:t>
+            </w:r>
+          </w:p>
+        </w:tc>
+        <w:tc>
+          <w:tcPr>
+            <w:tcW w:type="dxa" w:w="1441"/>
+          </w:tcPr>
+          <w:p>
+            <w:r>
+              <w:rPr>
+                <w:rFonts w:ascii="微软雅黑" w:hAnsi="微软雅黑" w:eastAsia="微软雅黑"/>
+                <w:b/>
+                <w:i w:val="0"/>
+                <w:sz w:val="20"/>
+              </w:rPr>
+              <w:t>已装车</w:t>
+            </w:r>
+          </w:p>
+        </w:tc>
+        <w:tc>
+          <w:tcPr>
+            <w:tcW w:type="dxa" w:w="1441"/>
+          </w:tcPr>
+          <w:p>
+            <w:r>
+              <w:rPr>
+                <w:rFonts w:ascii="微软雅黑" w:hAnsi="微软雅黑" w:eastAsia="微软雅黑"/>
+                <w:b w:val="0"/>
+                <w:i w:val="0"/>
+                <w:sz w:val="20"/>
+              </w:rPr>
+              <w:t>—</w:t>
+            </w:r>
+          </w:p>
+        </w:tc>
+        <w:tc>
+          <w:tcPr>
+            <w:tcW w:type="dxa" w:w="1441"/>
+          </w:tcPr>
+          <w:p>
+            <w:r>
+              <w:rPr>
+                <w:rFonts w:ascii="微软雅黑" w:hAnsi="微软雅黑" w:eastAsia="微软雅黑"/>
+                <w:b w:val="0"/>
+                <w:i w:val="0"/>
+                <w:sz w:val="20"/>
+              </w:rPr>
+              <w:t>—</w:t>
+            </w:r>
+          </w:p>
+        </w:tc>
+      </w:tr>
+      <w:tr>
+        <w:tc>
+          <w:tcPr>
+            <w:tcW w:type="dxa" w:w="1441"/>
+          </w:tcPr>
+          <w:p>
+            <w:r>
+              <w:rPr>
+                <w:rFonts w:ascii="微软雅黑" w:hAnsi="微软雅黑" w:eastAsia="微软雅黑"/>
+                <w:b w:val="0"/>
+                <w:i w:val="0"/>
+                <w:sz w:val="20"/>
+              </w:rPr>
+              <w:t>调度备货加货</w:t>
+            </w:r>
+          </w:p>
+        </w:tc>
+        <w:tc>
+          <w:tcPr>
+            <w:tcW w:type="dxa" w:w="1441"/>
+          </w:tcPr>
+          <w:p>
+            <w:r>
+              <w:rPr>
+                <w:rFonts w:ascii="微软雅黑" w:hAnsi="微软雅黑" w:eastAsia="微软雅黑"/>
+                <w:b w:val="0"/>
+                <w:i w:val="0"/>
+                <w:sz w:val="20"/>
+              </w:rPr>
+              <w:t>—</w:t>
+            </w:r>
+          </w:p>
+        </w:tc>
+        <w:tc>
+          <w:tcPr>
+            <w:tcW w:type="dxa" w:w="1441"/>
+          </w:tcPr>
+          <w:p>
+            <w:r>
+              <w:rPr>
+                <w:rFonts w:ascii="微软雅黑" w:hAnsi="微软雅黑" w:eastAsia="微软雅黑"/>
+                <w:b w:val="0"/>
+                <w:i w:val="0"/>
+                <w:sz w:val="20"/>
+              </w:rPr>
+              <w:t>并入</w:t>
+            </w:r>
+            <w:r>
+              <w:rPr>
+                <w:rFonts w:ascii="微软雅黑" w:hAnsi="微软雅黑" w:eastAsia="微软雅黑"/>
+                <w:b/>
+                <w:i w:val="0"/>
+                <w:sz w:val="20"/>
+              </w:rPr>
+              <w:t>原计划</w:t>
+            </w:r>
+          </w:p>
+        </w:tc>
+        <w:tc>
+          <w:tcPr>
+            <w:tcW w:type="dxa" w:w="1441"/>
+          </w:tcPr>
+          <w:p>
+            <w:r>
+              <w:rPr>
+                <w:rFonts w:ascii="微软雅黑" w:hAnsi="微软雅黑" w:eastAsia="微软雅黑"/>
+                <w:b/>
+                <w:i w:val="0"/>
+                <w:sz w:val="20"/>
+              </w:rPr>
+              <w:t>新 BOL</w:t>
+            </w:r>
+            <w:r>
+              <w:rPr>
+                <w:rFonts w:ascii="微软雅黑" w:hAnsi="微软雅黑" w:eastAsia="微软雅黑"/>
+                <w:b w:val="0"/>
+                <w:i w:val="0"/>
+                <w:sz w:val="20"/>
+              </w:rPr>
+              <w:t>（无加货标识）</w:t>
+            </w:r>
+          </w:p>
+        </w:tc>
+        <w:tc>
+          <w:tcPr>
+            <w:tcW w:type="dxa" w:w="1441"/>
+          </w:tcPr>
+          <w:p>
+            <w:r>
+              <w:rPr>
+                <w:rFonts w:ascii="微软雅黑" w:hAnsi="微软雅黑" w:eastAsia="微软雅黑"/>
+                <w:b w:val="0"/>
+                <w:i w:val="0"/>
+                <w:sz w:val="20"/>
+              </w:rPr>
+              <w:t>纳入该计划</w:t>
+            </w:r>
+          </w:p>
+        </w:tc>
+        <w:tc>
+          <w:tcPr>
+            <w:tcW w:type="dxa" w:w="1441"/>
+          </w:tcPr>
+          <w:p>
+            <w:r>
+              <w:rPr>
+                <w:rFonts w:ascii="微软雅黑" w:hAnsi="微软雅黑" w:eastAsia="微软雅黑"/>
+                <w:b w:val="0"/>
+                <w:i w:val="0"/>
+                <w:sz w:val="20"/>
+              </w:rPr>
+              <w:t>—</w:t>
+            </w:r>
+          </w:p>
+        </w:tc>
+      </w:tr>
+      <w:tr>
+        <w:tc>
+          <w:tcPr>
+            <w:tcW w:type="dxa" w:w="1441"/>
+          </w:tcPr>
+          <w:p>
+            <w:r>
+              <w:rPr>
+                <w:rFonts w:ascii="微软雅黑" w:hAnsi="微软雅黑" w:eastAsia="微软雅黑"/>
+                <w:b w:val="0"/>
+                <w:i w:val="0"/>
+                <w:sz w:val="20"/>
+              </w:rPr>
+              <w:t>仓库备货加货</w:t>
+            </w:r>
+          </w:p>
+        </w:tc>
+        <w:tc>
+          <w:tcPr>
+            <w:tcW w:type="dxa" w:w="1441"/>
+          </w:tcPr>
+          <w:p>
+            <w:r>
+              <w:rPr>
+                <w:rFonts w:ascii="微软雅黑" w:hAnsi="微软雅黑" w:eastAsia="微软雅黑"/>
+                <w:b w:val="0"/>
+                <w:i w:val="0"/>
+                <w:sz w:val="20"/>
+              </w:rPr>
+              <w:t>—</w:t>
+            </w:r>
+          </w:p>
+        </w:tc>
+        <w:tc>
+          <w:tcPr>
+            <w:tcW w:type="dxa" w:w="1441"/>
+          </w:tcPr>
+          <w:p>
+            <w:r>
+              <w:rPr>
+                <w:rFonts w:ascii="微软雅黑" w:hAnsi="微软雅黑" w:eastAsia="微软雅黑"/>
+                <w:b/>
+                <w:i w:val="0"/>
+                <w:sz w:val="20"/>
+              </w:rPr>
+              <w:t>新计划单</w:t>
+            </w:r>
+          </w:p>
+        </w:tc>
+        <w:tc>
+          <w:tcPr>
+            <w:tcW w:type="dxa" w:w="1441"/>
+          </w:tcPr>
+          <w:p>
+            <w:r>
+              <w:rPr>
+                <w:rFonts w:ascii="微软雅黑" w:hAnsi="微软雅黑" w:eastAsia="微软雅黑"/>
+                <w:b/>
+                <w:i w:val="0"/>
+                <w:sz w:val="20"/>
+              </w:rPr>
+              <w:t>新 BOL</w:t>
+            </w:r>
+            <w:r>
+              <w:rPr>
+                <w:rFonts w:ascii="微软雅黑" w:hAnsi="微软雅黑" w:eastAsia="微软雅黑"/>
+                <w:b w:val="0"/>
+                <w:i w:val="0"/>
+                <w:sz w:val="20"/>
+              </w:rPr>
+              <w:t>（加货标识）</w:t>
+            </w:r>
+          </w:p>
+        </w:tc>
+        <w:tc>
+          <w:tcPr>
+            <w:tcW w:type="dxa" w:w="1441"/>
+          </w:tcPr>
+          <w:p>
+            <w:r>
+              <w:rPr>
+                <w:rFonts w:ascii="微软雅黑" w:hAnsi="微软雅黑" w:eastAsia="微软雅黑"/>
+                <w:b w:val="0"/>
+                <w:i w:val="0"/>
+                <w:sz w:val="20"/>
+              </w:rPr>
+              <w:t>纳入新计划</w:t>
+            </w:r>
+          </w:p>
+        </w:tc>
+        <w:tc>
+          <w:tcPr>
+            <w:tcW w:type="dxa" w:w="1441"/>
+          </w:tcPr>
+          <w:p>
+            <w:r>
+              <w:rPr>
+                <w:rFonts w:ascii="微软雅黑" w:hAnsi="微软雅黑" w:eastAsia="微软雅黑"/>
+                <w:b w:val="0"/>
+                <w:i w:val="0"/>
+                <w:sz w:val="20"/>
+              </w:rPr>
+              <w:t>—</w:t>
+            </w:r>
+          </w:p>
+        </w:tc>
+      </w:tr>
+      <w:tr>
+        <w:tc>
+          <w:tcPr>
+            <w:tcW w:type="dxa" w:w="1441"/>
+          </w:tcPr>
+          <w:p>
+            <w:r>
+              <w:rPr>
+                <w:rFonts w:ascii="微软雅黑" w:hAnsi="微软雅黑" w:eastAsia="微软雅黑"/>
+                <w:b w:val="0"/>
+                <w:i w:val="0"/>
+                <w:sz w:val="20"/>
+              </w:rPr>
+              <w:t>备货减货</w:t>
+            </w:r>
+          </w:p>
+        </w:tc>
+        <w:tc>
+          <w:tcPr>
+            <w:tcW w:type="dxa" w:w="1441"/>
+          </w:tcPr>
+          <w:p>
+            <w:r>
+              <w:rPr>
+                <w:rFonts w:ascii="微软雅黑" w:hAnsi="微软雅黑" w:eastAsia="微软雅黑"/>
+                <w:b w:val="0"/>
+                <w:i w:val="0"/>
+                <w:sz w:val="20"/>
+              </w:rPr>
+              <w:t>—</w:t>
+            </w:r>
+          </w:p>
+        </w:tc>
+        <w:tc>
+          <w:tcPr>
+            <w:tcW w:type="dxa" w:w="1441"/>
+          </w:tcPr>
+          <w:p>
+            <w:r>
+              <w:rPr>
+                <w:rFonts w:ascii="微软雅黑" w:hAnsi="微软雅黑" w:eastAsia="微软雅黑"/>
+                <w:b w:val="0"/>
+                <w:i w:val="0"/>
+                <w:sz w:val="20"/>
+              </w:rPr>
+              <w:t>剔货；剔光→待安排备货</w:t>
+            </w:r>
+          </w:p>
+        </w:tc>
+        <w:tc>
+          <w:tcPr>
+            <w:tcW w:type="dxa" w:w="1441"/>
+          </w:tcPr>
+          <w:p>
+            <w:r>
+              <w:rPr>
+                <w:rFonts w:ascii="微软雅黑" w:hAnsi="微软雅黑" w:eastAsia="微软雅黑"/>
+                <w:b/>
+                <w:i w:val="0"/>
+                <w:sz w:val="20"/>
+              </w:rPr>
+              <w:t>解除预备 BOL</w:t>
+            </w:r>
+            <w:r>
+              <w:rPr>
+                <w:rFonts w:ascii="微软雅黑" w:hAnsi="微软雅黑" w:eastAsia="微软雅黑"/>
+                <w:b w:val="0"/>
+                <w:i w:val="0"/>
+                <w:sz w:val="20"/>
+              </w:rPr>
+              <w:t>（未发车可删预备行；无「已作废」）</w:t>
+            </w:r>
+          </w:p>
+        </w:tc>
+        <w:tc>
+          <w:tcPr>
+            <w:tcW w:type="dxa" w:w="1441"/>
+          </w:tcPr>
+          <w:p>
+            <w:r>
+              <w:rPr>
+                <w:rFonts w:ascii="微软雅黑" w:hAnsi="微软雅黑" w:eastAsia="微软雅黑"/>
+                <w:b w:val="0"/>
+                <w:i w:val="0"/>
+                <w:sz w:val="20"/>
+              </w:rPr>
+              <w:t>从计划剔除</w:t>
+            </w:r>
+          </w:p>
+        </w:tc>
+        <w:tc>
+          <w:tcPr>
+            <w:tcW w:type="dxa" w:w="1441"/>
+          </w:tcPr>
+          <w:p>
+            <w:r>
+              <w:rPr>
+                <w:rFonts w:ascii="微软雅黑" w:hAnsi="微软雅黑" w:eastAsia="微软雅黑"/>
+                <w:b w:val="0"/>
+                <w:i w:val="0"/>
+                <w:sz w:val="20"/>
+              </w:rPr>
+              <w:t>—</w:t>
+            </w:r>
+          </w:p>
+        </w:tc>
+      </w:tr>
+      <w:tr>
+        <w:tc>
+          <w:tcPr>
+            <w:tcW w:type="dxa" w:w="1441"/>
+          </w:tcPr>
+          <w:p>
+            <w:r>
+              <w:rPr>
+                <w:rFonts w:ascii="微软雅黑" w:hAnsi="微软雅黑" w:eastAsia="微软雅黑"/>
+                <w:b w:val="0"/>
+                <w:i w:val="0"/>
+                <w:sz w:val="20"/>
+              </w:rPr>
+              <w:t>发车（任一端有权限）</w:t>
+            </w:r>
+          </w:p>
+        </w:tc>
+        <w:tc>
+          <w:tcPr>
+            <w:tcW w:type="dxa" w:w="1441"/>
+          </w:tcPr>
+          <w:p>
+            <w:r>
+              <w:rPr>
+                <w:rFonts w:ascii="微软雅黑" w:hAnsi="微软雅黑" w:eastAsia="微软雅黑"/>
+                <w:b/>
+                <w:i w:val="0"/>
+                <w:sz w:val="20"/>
+              </w:rPr>
+              <w:t>已发车</w:t>
+            </w:r>
+          </w:p>
+        </w:tc>
+        <w:tc>
+          <w:tcPr>
+            <w:tcW w:type="dxa" w:w="1441"/>
+          </w:tcPr>
+          <w:p>
+            <w:r>
+              <w:rPr>
+                <w:rFonts w:ascii="微软雅黑" w:hAnsi="微软雅黑" w:eastAsia="微软雅黑"/>
+                <w:b/>
+                <w:i w:val="0"/>
+                <w:sz w:val="20"/>
+              </w:rPr>
+              <w:t>已发车</w:t>
+            </w:r>
+            <w:r>
+              <w:rPr>
+                <w:rFonts w:ascii="微软雅黑" w:hAnsi="微软雅黑" w:eastAsia="微软雅黑"/>
+                <w:b w:val="0"/>
+                <w:i w:val="0"/>
+                <w:sz w:val="20"/>
+              </w:rPr>
+              <w:t>（镜像）</w:t>
+            </w:r>
+          </w:p>
+        </w:tc>
+        <w:tc>
+          <w:tcPr>
+            <w:tcW w:type="dxa" w:w="1441"/>
+          </w:tcPr>
+          <w:p>
+            <w:r>
+              <w:rPr>
+                <w:rFonts w:ascii="微软雅黑" w:hAnsi="微软雅黑" w:eastAsia="微软雅黑"/>
+                <w:b/>
+                <w:i w:val="0"/>
+                <w:sz w:val="20"/>
+              </w:rPr>
+              <w:t>运输中</w:t>
+            </w:r>
+          </w:p>
+        </w:tc>
+        <w:tc>
+          <w:tcPr>
+            <w:tcW w:type="dxa" w:w="1441"/>
+          </w:tcPr>
+          <w:p>
+            <w:r>
+              <w:rPr>
+                <w:rFonts w:ascii="微软雅黑" w:hAnsi="微软雅黑" w:eastAsia="微软雅黑"/>
+                <w:b w:val="0"/>
+                <w:i w:val="0"/>
+                <w:sz w:val="20"/>
+              </w:rPr>
+              <w:t>—</w:t>
+            </w:r>
+          </w:p>
+        </w:tc>
+        <w:tc>
+          <w:tcPr>
+            <w:tcW w:type="dxa" w:w="1441"/>
+          </w:tcPr>
+          <w:p>
+            <w:r>
+              <w:rPr>
+                <w:rFonts w:ascii="微软雅黑" w:hAnsi="微软雅黑" w:eastAsia="微软雅黑"/>
+                <w:b w:val="0"/>
+                <w:i w:val="0"/>
+                <w:sz w:val="20"/>
+              </w:rPr>
+              <w:t>—</w:t>
+            </w:r>
+          </w:p>
+        </w:tc>
+      </w:tr>
+      <w:tr>
+        <w:tc>
+          <w:tcPr>
+            <w:tcW w:type="dxa" w:w="1441"/>
+          </w:tcPr>
+          <w:p>
+            <w:r>
+              <w:rPr>
+                <w:rFonts w:ascii="微软雅黑" w:hAnsi="微软雅黑" w:eastAsia="微软雅黑"/>
+                <w:b w:val="0"/>
+                <w:i w:val="0"/>
+                <w:sz w:val="20"/>
+              </w:rPr>
+              <w:t>POD / 签收</w:t>
+            </w:r>
+          </w:p>
+        </w:tc>
+        <w:tc>
+          <w:tcPr>
+            <w:tcW w:type="dxa" w:w="1441"/>
+          </w:tcPr>
+          <w:p>
+            <w:r>
+              <w:rPr>
+                <w:rFonts w:ascii="微软雅黑" w:hAnsi="微软雅黑" w:eastAsia="微软雅黑"/>
+                <w:b w:val="0"/>
+                <w:i w:val="0"/>
+                <w:sz w:val="20"/>
+              </w:rPr>
+              <w:t>不变</w:t>
+            </w:r>
+          </w:p>
+        </w:tc>
+        <w:tc>
+          <w:tcPr>
+            <w:tcW w:type="dxa" w:w="1441"/>
+          </w:tcPr>
+          <w:p>
+            <w:r>
+              <w:rPr>
+                <w:rFonts w:ascii="微软雅黑" w:hAnsi="微软雅黑" w:eastAsia="微软雅黑"/>
+                <w:b w:val="0"/>
+                <w:i w:val="0"/>
+                <w:sz w:val="20"/>
+              </w:rPr>
+              <w:t>不变</w:t>
+            </w:r>
+          </w:p>
+        </w:tc>
+        <w:tc>
+          <w:tcPr>
+            <w:tcW w:type="dxa" w:w="1441"/>
+          </w:tcPr>
+          <w:p>
+            <w:r>
+              <w:rPr>
+                <w:rFonts w:ascii="微软雅黑" w:hAnsi="微软雅黑" w:eastAsia="微软雅黑"/>
+                <w:b/>
+                <w:i w:val="0"/>
+                <w:sz w:val="20"/>
+              </w:rPr>
+              <w:t>已签收</w:t>
+            </w:r>
+          </w:p>
+        </w:tc>
+        <w:tc>
+          <w:tcPr>
+            <w:tcW w:type="dxa" w:w="1441"/>
+          </w:tcPr>
+          <w:p>
+            <w:r>
+              <w:rPr>
+                <w:rFonts w:ascii="微软雅黑" w:hAnsi="微软雅黑" w:eastAsia="微软雅黑"/>
+                <w:b w:val="0"/>
+                <w:i w:val="0"/>
+                <w:sz w:val="20"/>
+              </w:rPr>
+              <w:t>随 BOL</w:t>
+            </w:r>
+          </w:p>
+        </w:tc>
+        <w:tc>
+          <w:tcPr>
+            <w:tcW w:type="dxa" w:w="1441"/>
+          </w:tcPr>
+          <w:p>
+            <w:r>
+              <w:rPr>
+                <w:rFonts w:ascii="微软雅黑" w:hAnsi="微软雅黑" w:eastAsia="微软雅黑"/>
+                <w:b w:val="0"/>
+                <w:i w:val="0"/>
+                <w:sz w:val="20"/>
+              </w:rPr>
+              <w:t>—</w:t>
+            </w:r>
+          </w:p>
+        </w:tc>
+      </w:tr>
+      <w:tr>
+        <w:tc>
+          <w:tcPr>
+            <w:tcW w:type="dxa" w:w="1441"/>
+          </w:tcPr>
+          <w:p>
+            <w:r>
+              <w:rPr>
+                <w:rFonts w:ascii="微软雅黑" w:hAnsi="微软雅黑" w:eastAsia="微软雅黑"/>
+                <w:b w:val="0"/>
+                <w:i w:val="0"/>
+                <w:sz w:val="20"/>
+              </w:rPr>
+              <w:t>退仓发起·单项</w:t>
+            </w:r>
+          </w:p>
+        </w:tc>
+        <w:tc>
+          <w:tcPr>
+            <w:tcW w:type="dxa" w:w="1441"/>
+          </w:tcPr>
+          <w:p>
+            <w:r>
+              <w:rPr>
+                <w:rFonts w:ascii="微软雅黑" w:hAnsi="微软雅黑" w:eastAsia="微软雅黑"/>
+                <w:b w:val="0"/>
+                <w:i w:val="0"/>
+                <w:sz w:val="20"/>
+              </w:rPr>
+              <w:t>不变</w:t>
+            </w:r>
+          </w:p>
+        </w:tc>
+        <w:tc>
+          <w:tcPr>
+            <w:tcW w:type="dxa" w:w="1441"/>
+          </w:tcPr>
+          <w:p>
+            <w:r>
+              <w:rPr>
+                <w:rFonts w:ascii="微软雅黑" w:hAnsi="微软雅黑" w:eastAsia="微软雅黑"/>
+                <w:b w:val="0"/>
+                <w:i w:val="0"/>
+                <w:sz w:val="20"/>
+              </w:rPr>
+              <w:t>不变</w:t>
+            </w:r>
+          </w:p>
+        </w:tc>
+        <w:tc>
+          <w:tcPr>
+            <w:tcW w:type="dxa" w:w="1441"/>
+          </w:tcPr>
+          <w:p>
+            <w:r>
+              <w:rPr>
+                <w:rFonts w:ascii="微软雅黑" w:hAnsi="微软雅黑" w:eastAsia="微软雅黑"/>
+                <w:b/>
+                <w:i w:val="0"/>
+                <w:sz w:val="20"/>
+              </w:rPr>
+              <w:t>退仓待执行</w:t>
+            </w:r>
+          </w:p>
+        </w:tc>
+        <w:tc>
+          <w:tcPr>
+            <w:tcW w:type="dxa" w:w="1441"/>
+          </w:tcPr>
+          <w:p>
+            <w:r>
+              <w:rPr>
+                <w:rFonts w:ascii="微软雅黑" w:hAnsi="微软雅黑" w:eastAsia="微软雅黑"/>
+                <w:b w:val="0"/>
+                <w:i w:val="0"/>
+                <w:sz w:val="20"/>
+              </w:rPr>
+              <w:t>—</w:t>
+            </w:r>
+          </w:p>
+        </w:tc>
+        <w:tc>
+          <w:tcPr>
+            <w:tcW w:type="dxa" w:w="1441"/>
+          </w:tcPr>
+          <w:p>
+            <w:r>
+              <w:rPr>
+                <w:rFonts w:ascii="微软雅黑" w:hAnsi="微软雅黑" w:eastAsia="微软雅黑"/>
+                <w:b/>
+                <w:i w:val="0"/>
+                <w:sz w:val="20"/>
+              </w:rPr>
+              <w:t>单项退仓</w:t>
+            </w:r>
+          </w:p>
+        </w:tc>
+      </w:tr>
+      <w:tr>
+        <w:tc>
+          <w:tcPr>
+            <w:tcW w:type="dxa" w:w="1441"/>
+          </w:tcPr>
+          <w:p>
+            <w:r>
+              <w:rPr>
+                <w:rFonts w:ascii="微软雅黑" w:hAnsi="微软雅黑" w:eastAsia="微软雅黑"/>
+                <w:b w:val="0"/>
+                <w:i w:val="0"/>
+                <w:sz w:val="20"/>
+              </w:rPr>
+              <w:t>退仓发起·整车</w:t>
+            </w:r>
+          </w:p>
+        </w:tc>
+        <w:tc>
+          <w:tcPr>
+            <w:tcW w:type="dxa" w:w="1441"/>
+          </w:tcPr>
+          <w:p>
+            <w:r>
+              <w:rPr>
+                <w:rFonts w:ascii="微软雅黑" w:hAnsi="微软雅黑" w:eastAsia="微软雅黑"/>
+                <w:b w:val="0"/>
+                <w:i w:val="0"/>
+                <w:sz w:val="20"/>
+              </w:rPr>
+              <w:t>不变</w:t>
+            </w:r>
+          </w:p>
+        </w:tc>
+        <w:tc>
+          <w:tcPr>
+            <w:tcW w:type="dxa" w:w="1441"/>
+          </w:tcPr>
+          <w:p>
+            <w:r>
+              <w:rPr>
+                <w:rFonts w:ascii="微软雅黑" w:hAnsi="微软雅黑" w:eastAsia="微软雅黑"/>
+                <w:b w:val="0"/>
+                <w:i w:val="0"/>
+                <w:sz w:val="20"/>
+              </w:rPr>
+              <w:t>不变</w:t>
+            </w:r>
+          </w:p>
+        </w:tc>
+        <w:tc>
+          <w:tcPr>
+            <w:tcW w:type="dxa" w:w="1441"/>
+          </w:tcPr>
+          <w:p>
+            <w:r>
+              <w:rPr>
+                <w:rFonts w:ascii="微软雅黑" w:hAnsi="微软雅黑" w:eastAsia="微软雅黑"/>
+                <w:b w:val="0"/>
+                <w:i w:val="0"/>
+                <w:sz w:val="20"/>
+              </w:rPr>
+              <w:t xml:space="preserve">该单全部 </w:t>
+            </w:r>
+            <w:r>
+              <w:rPr>
+                <w:rFonts w:ascii="微软雅黑" w:hAnsi="微软雅黑" w:eastAsia="微软雅黑"/>
+                <w:b/>
+                <w:i w:val="0"/>
+                <w:sz w:val="20"/>
+              </w:rPr>
+              <w:t>退仓待执行</w:t>
+            </w:r>
+          </w:p>
+        </w:tc>
+        <w:tc>
+          <w:tcPr>
+            <w:tcW w:type="dxa" w:w="1441"/>
+          </w:tcPr>
+          <w:p>
+            <w:r>
+              <w:rPr>
+                <w:rFonts w:ascii="微软雅黑" w:hAnsi="微软雅黑" w:eastAsia="微软雅黑"/>
+                <w:b w:val="0"/>
+                <w:i w:val="0"/>
+                <w:sz w:val="20"/>
+              </w:rPr>
+              <w:t>—</w:t>
+            </w:r>
+          </w:p>
+        </w:tc>
+        <w:tc>
+          <w:tcPr>
+            <w:tcW w:type="dxa" w:w="1441"/>
+          </w:tcPr>
+          <w:p>
+            <w:r>
+              <w:rPr>
+                <w:rFonts w:ascii="微软雅黑" w:hAnsi="微软雅黑" w:eastAsia="微软雅黑"/>
+                <w:b/>
+                <w:i w:val="0"/>
+                <w:sz w:val="20"/>
+              </w:rPr>
+              <w:t>整车退仓</w:t>
+            </w:r>
+          </w:p>
+        </w:tc>
+      </w:tr>
+      <w:tr>
+        <w:tc>
+          <w:tcPr>
+            <w:tcW w:type="dxa" w:w="1441"/>
+          </w:tcPr>
+          <w:p>
+            <w:r>
+              <w:rPr>
+                <w:rFonts w:ascii="微软雅黑" w:hAnsi="微软雅黑" w:eastAsia="微软雅黑"/>
+                <w:b w:val="0"/>
+                <w:i w:val="0"/>
+                <w:sz w:val="20"/>
+              </w:rPr>
+              <w:t>退仓执行·单项</w:t>
+            </w:r>
+          </w:p>
+        </w:tc>
+        <w:tc>
+          <w:tcPr>
+            <w:tcW w:type="dxa" w:w="1441"/>
+          </w:tcPr>
+          <w:p>
+            <w:r>
+              <w:rPr>
+                <w:rFonts w:ascii="微软雅黑" w:hAnsi="微软雅黑" w:eastAsia="微软雅黑"/>
+                <w:b w:val="0"/>
+                <w:i w:val="0"/>
+                <w:sz w:val="20"/>
+              </w:rPr>
+              <w:t>仍已发车</w:t>
+            </w:r>
+          </w:p>
+        </w:tc>
+        <w:tc>
+          <w:tcPr>
+            <w:tcW w:type="dxa" w:w="1441"/>
+          </w:tcPr>
+          <w:p>
+            <w:r>
+              <w:rPr>
+                <w:rFonts w:ascii="微软雅黑" w:hAnsi="微软雅黑" w:eastAsia="微软雅黑"/>
+                <w:b w:val="0"/>
+                <w:i w:val="0"/>
+                <w:sz w:val="20"/>
+              </w:rPr>
+              <w:t>不变</w:t>
+            </w:r>
+          </w:p>
+        </w:tc>
+        <w:tc>
+          <w:tcPr>
+            <w:tcW w:type="dxa" w:w="1441"/>
+          </w:tcPr>
+          <w:p>
+            <w:r>
+              <w:rPr>
+                <w:rFonts w:ascii="微软雅黑" w:hAnsi="微软雅黑" w:eastAsia="微软雅黑"/>
+                <w:b/>
+                <w:i w:val="0"/>
+                <w:sz w:val="20"/>
+              </w:rPr>
+              <w:t>已退仓</w:t>
+            </w:r>
+          </w:p>
+        </w:tc>
+        <w:tc>
+          <w:tcPr>
+            <w:tcW w:type="dxa" w:w="1441"/>
+          </w:tcPr>
+          <w:p>
+            <w:r>
+              <w:rPr>
+                <w:rFonts w:ascii="微软雅黑" w:hAnsi="微软雅黑" w:eastAsia="微软雅黑"/>
+                <w:b/>
+                <w:i w:val="0"/>
+                <w:sz w:val="20"/>
+              </w:rPr>
+              <w:t>在库</w:t>
+            </w:r>
+            <w:r>
+              <w:rPr>
+                <w:rFonts w:ascii="微软雅黑" w:hAnsi="微软雅黑" w:eastAsia="微软雅黑"/>
+                <w:b w:val="0"/>
+                <w:i w:val="0"/>
+                <w:sz w:val="20"/>
+              </w:rPr>
+              <w:t>（上架另流程）</w:t>
+            </w:r>
+          </w:p>
+        </w:tc>
+        <w:tc>
+          <w:tcPr>
+            <w:tcW w:type="dxa" w:w="1441"/>
+          </w:tcPr>
+          <w:p>
+            <w:r>
+              <w:rPr>
+                <w:rFonts w:ascii="微软雅黑" w:hAnsi="微软雅黑" w:eastAsia="微软雅黑"/>
+                <w:b w:val="0"/>
+                <w:i w:val="0"/>
+                <w:sz w:val="20"/>
+              </w:rPr>
+              <w:t>不再展示</w:t>
+            </w:r>
+          </w:p>
+        </w:tc>
+      </w:tr>
+      <w:tr>
+        <w:tc>
+          <w:tcPr>
+            <w:tcW w:type="dxa" w:w="1441"/>
+          </w:tcPr>
+          <w:p>
+            <w:r>
+              <w:rPr>
+                <w:rFonts w:ascii="微软雅黑" w:hAnsi="微软雅黑" w:eastAsia="微软雅黑"/>
+                <w:b w:val="0"/>
+                <w:i w:val="0"/>
+                <w:sz w:val="20"/>
+              </w:rPr>
+              <w:t>退仓执行·整车</w:t>
+            </w:r>
+          </w:p>
+        </w:tc>
+        <w:tc>
+          <w:tcPr>
+            <w:tcW w:type="dxa" w:w="1441"/>
+          </w:tcPr>
+          <w:p>
+            <w:r>
+              <w:rPr>
+                <w:rFonts w:ascii="微软雅黑" w:hAnsi="微软雅黑" w:eastAsia="微软雅黑"/>
+                <w:b/>
+                <w:i w:val="0"/>
+                <w:sz w:val="20"/>
+              </w:rPr>
+              <w:t>已装车</w:t>
+            </w:r>
+          </w:p>
+        </w:tc>
+        <w:tc>
+          <w:tcPr>
+            <w:tcW w:type="dxa" w:w="1441"/>
+          </w:tcPr>
+          <w:p>
+            <w:r>
+              <w:rPr>
+                <w:rFonts w:ascii="微软雅黑" w:hAnsi="微软雅黑" w:eastAsia="微软雅黑"/>
+                <w:b/>
+                <w:i w:val="0"/>
+                <w:sz w:val="20"/>
+              </w:rPr>
+              <w:t>已装车</w:t>
+            </w:r>
+            <w:r>
+              <w:rPr>
+                <w:rFonts w:ascii="微软雅黑" w:hAnsi="微软雅黑" w:eastAsia="微软雅黑"/>
+                <w:b w:val="0"/>
+                <w:i w:val="0"/>
+                <w:sz w:val="20"/>
+              </w:rPr>
+              <w:t>（镜像）</w:t>
+            </w:r>
+          </w:p>
+        </w:tc>
+        <w:tc>
+          <w:tcPr>
+            <w:tcW w:type="dxa" w:w="1441"/>
+          </w:tcPr>
+          <w:p>
+            <w:r>
+              <w:rPr>
+                <w:rFonts w:ascii="微软雅黑" w:hAnsi="微软雅黑" w:eastAsia="微软雅黑"/>
+                <w:b w:val="0"/>
+                <w:i w:val="0"/>
+                <w:sz w:val="20"/>
+              </w:rPr>
+              <w:t xml:space="preserve">该单全部 </w:t>
+            </w:r>
+            <w:r>
+              <w:rPr>
+                <w:rFonts w:ascii="微软雅黑" w:hAnsi="微软雅黑" w:eastAsia="微软雅黑"/>
+                <w:b/>
+                <w:i w:val="0"/>
+                <w:sz w:val="20"/>
+              </w:rPr>
+              <w:t>已装车</w:t>
+            </w:r>
+          </w:p>
+        </w:tc>
+        <w:tc>
+          <w:tcPr>
+            <w:tcW w:type="dxa" w:w="1441"/>
+          </w:tcPr>
+          <w:p>
+            <w:r>
+              <w:rPr>
+                <w:rFonts w:ascii="微软雅黑" w:hAnsi="微软雅黑" w:eastAsia="微软雅黑"/>
+                <w:b/>
+                <w:i w:val="0"/>
+                <w:sz w:val="20"/>
+              </w:rPr>
+              <w:t>不</w:t>
+            </w:r>
+            <w:r>
+              <w:rPr>
+                <w:rFonts w:ascii="微软雅黑" w:hAnsi="微软雅黑" w:eastAsia="微软雅黑"/>
+                <w:b w:val="0"/>
+                <w:i w:val="0"/>
+                <w:sz w:val="20"/>
+              </w:rPr>
+              <w:t>自动在库恢复</w:t>
+            </w:r>
+          </w:p>
+        </w:tc>
+        <w:tc>
+          <w:tcPr>
+            <w:tcW w:type="dxa" w:w="1441"/>
+          </w:tcPr>
+          <w:p>
+            <w:r>
+              <w:rPr>
+                <w:rFonts w:ascii="微软雅黑" w:hAnsi="微软雅黑" w:eastAsia="微软雅黑"/>
+                <w:b w:val="0"/>
+                <w:i w:val="0"/>
+                <w:sz w:val="20"/>
+              </w:rPr>
+              <w:t>不再展示</w:t>
+            </w:r>
+          </w:p>
+        </w:tc>
+      </w:tr>
+      <w:tr>
+        <w:tc>
+          <w:tcPr>
+            <w:tcW w:type="dxa" w:w="1441"/>
+          </w:tcPr>
+          <w:p>
+            <w:r>
+              <w:rPr>
+                <w:rFonts w:ascii="微软雅黑" w:hAnsi="微软雅黑" w:eastAsia="微软雅黑"/>
+                <w:b w:val="0"/>
+                <w:i w:val="0"/>
+                <w:sz w:val="20"/>
+              </w:rPr>
+              <w:t>撤销退仓</w:t>
+            </w:r>
+          </w:p>
+        </w:tc>
+        <w:tc>
+          <w:tcPr>
+            <w:tcW w:type="dxa" w:w="1441"/>
+          </w:tcPr>
+          <w:p>
+            <w:r>
+              <w:rPr>
+                <w:rFonts w:ascii="微软雅黑" w:hAnsi="微软雅黑" w:eastAsia="微软雅黑"/>
+                <w:b w:val="0"/>
+                <w:i w:val="0"/>
+                <w:sz w:val="20"/>
+              </w:rPr>
+              <w:t>不变</w:t>
+            </w:r>
+          </w:p>
+        </w:tc>
+        <w:tc>
+          <w:tcPr>
+            <w:tcW w:type="dxa" w:w="1441"/>
+          </w:tcPr>
+          <w:p>
+            <w:r>
+              <w:rPr>
+                <w:rFonts w:ascii="微软雅黑" w:hAnsi="微软雅黑" w:eastAsia="微软雅黑"/>
+                <w:b w:val="0"/>
+                <w:i w:val="0"/>
+                <w:sz w:val="20"/>
+              </w:rPr>
+              <w:t>不变</w:t>
+            </w:r>
+          </w:p>
+        </w:tc>
+        <w:tc>
+          <w:tcPr>
+            <w:tcW w:type="dxa" w:w="1441"/>
+          </w:tcPr>
+          <w:p>
+            <w:r>
+              <w:rPr>
+                <w:rFonts w:ascii="微软雅黑" w:hAnsi="微软雅黑" w:eastAsia="微软雅黑"/>
+                <w:b/>
+                <w:i w:val="0"/>
+                <w:sz w:val="20"/>
+              </w:rPr>
+              <w:t>运输中</w:t>
+            </w:r>
+          </w:p>
+        </w:tc>
+        <w:tc>
+          <w:tcPr>
+            <w:tcW w:type="dxa" w:w="1441"/>
+          </w:tcPr>
+          <w:p>
+            <w:r>
+              <w:rPr>
+                <w:rFonts w:ascii="微软雅黑" w:hAnsi="微软雅黑" w:eastAsia="微软雅黑"/>
+                <w:b w:val="0"/>
+                <w:i w:val="0"/>
+                <w:sz w:val="20"/>
+              </w:rPr>
+              <w:t>—</w:t>
+            </w:r>
+          </w:p>
+        </w:tc>
+        <w:tc>
+          <w:tcPr>
+            <w:tcW w:type="dxa" w:w="1441"/>
+          </w:tcPr>
+          <w:p>
+            <w:r>
+              <w:rPr>
+                <w:rFonts w:ascii="微软雅黑" w:hAnsi="微软雅黑" w:eastAsia="微软雅黑"/>
+                <w:b w:val="0"/>
+                <w:i w:val="0"/>
+                <w:sz w:val="20"/>
+              </w:rPr>
+              <w:t>不再展示</w:t>
+            </w:r>
+          </w:p>
+        </w:tc>
+      </w:tr>
+      <w:tr>
+        <w:tc>
+          <w:tcPr>
+            <w:tcW w:type="dxa" w:w="1441"/>
+          </w:tcPr>
+          <w:p>
+            <w:r>
+              <w:rPr>
+                <w:rFonts w:ascii="微软雅黑" w:hAnsi="微软雅黑" w:eastAsia="微软雅黑"/>
+                <w:b w:val="0"/>
+                <w:i w:val="0"/>
+                <w:sz w:val="20"/>
+              </w:rPr>
+              <w:t>在途货件补录</w:t>
+            </w:r>
+          </w:p>
+        </w:tc>
+        <w:tc>
+          <w:tcPr>
+            <w:tcW w:type="dxa" w:w="1441"/>
+          </w:tcPr>
+          <w:p>
+            <w:r>
+              <w:rPr>
+                <w:rFonts w:ascii="微软雅黑" w:hAnsi="微软雅黑" w:eastAsia="微软雅黑"/>
+                <w:b w:val="0"/>
+                <w:i w:val="0"/>
+                <w:sz w:val="20"/>
+              </w:rPr>
+              <w:t>仍已发车</w:t>
+            </w:r>
+          </w:p>
+        </w:tc>
+        <w:tc>
+          <w:tcPr>
+            <w:tcW w:type="dxa" w:w="1441"/>
+          </w:tcPr>
+          <w:p>
+            <w:r>
+              <w:rPr>
+                <w:rFonts w:ascii="微软雅黑" w:hAnsi="微软雅黑" w:eastAsia="微软雅黑"/>
+                <w:b w:val="0"/>
+                <w:i w:val="0"/>
+                <w:sz w:val="20"/>
+              </w:rPr>
+              <w:t>不变</w:t>
+            </w:r>
+          </w:p>
+        </w:tc>
+        <w:tc>
+          <w:tcPr>
+            <w:tcW w:type="dxa" w:w="1441"/>
+          </w:tcPr>
+          <w:p>
+            <w:r>
+              <w:rPr>
+                <w:rFonts w:ascii="微软雅黑" w:hAnsi="微软雅黑" w:eastAsia="微软雅黑"/>
+                <w:b w:val="0"/>
+                <w:i w:val="0"/>
+                <w:sz w:val="20"/>
+              </w:rPr>
+              <w:t>纳入当前 BOL 流程</w:t>
+            </w:r>
+          </w:p>
+        </w:tc>
+        <w:tc>
+          <w:tcPr>
+            <w:tcW w:type="dxa" w:w="1441"/>
+          </w:tcPr>
+          <w:p>
+            <w:r>
+              <w:rPr>
+                <w:rFonts w:ascii="微软雅黑" w:hAnsi="微软雅黑" w:eastAsia="微软雅黑"/>
+                <w:b w:val="0"/>
+                <w:i w:val="0"/>
+                <w:sz w:val="20"/>
+              </w:rPr>
+              <w:t>纳入派送</w:t>
+            </w:r>
+          </w:p>
+        </w:tc>
+        <w:tc>
+          <w:tcPr>
+            <w:tcW w:type="dxa" w:w="1441"/>
+          </w:tcPr>
+          <w:p>
+            <w:r>
+              <w:rPr>
+                <w:rFonts w:ascii="微软雅黑" w:hAnsi="微软雅黑" w:eastAsia="微软雅黑"/>
+                <w:b w:val="0"/>
+                <w:i w:val="0"/>
+                <w:sz w:val="20"/>
+              </w:rPr>
+              <w:t>—</w:t>
+            </w:r>
+          </w:p>
+        </w:tc>
+      </w:tr>
+    </w:tbl>
+    <w:p>
+      <w:pPr>
+        <w:spacing w:after="40"/>
+      </w:pPr>
+    </w:p>
+    <w:p>
+      <w:pPr>
+        <w:spacing w:after="60"/>
+      </w:pPr>
+      <w:r>
+        <w:rPr>
+          <w:rFonts w:ascii="微软雅黑" w:hAnsi="微软雅黑" w:eastAsia="微软雅黑"/>
+          <w:b/>
+          <w:i w:val="0"/>
+          <w:sz w:val="21"/>
+        </w:rPr>
+        <w:t>列表与作业口径：</w:t>
+      </w:r>
+      <w:r>
+        <w:rPr>
+          <w:rFonts w:ascii="微软雅黑" w:hAnsi="微软雅黑" w:eastAsia="微软雅黑"/>
+          <w:b w:val="0"/>
+          <w:i w:val="0"/>
+          <w:sz w:val="21"/>
+        </w:rPr>
+        <w:t xml:space="preserve"> FBA 派送管理为</w:t>
+      </w:r>
+      <w:r>
+        <w:rPr>
+          <w:rFonts w:ascii="微软雅黑" w:hAnsi="微软雅黑" w:eastAsia="微软雅黑"/>
+          <w:b/>
+          <w:i w:val="0"/>
+          <w:sz w:val="21"/>
+        </w:rPr>
+        <w:t>已发车后</w:t>
+      </w:r>
+      <w:r>
+        <w:rPr>
+          <w:rFonts w:ascii="微软雅黑" w:hAnsi="微软雅黑" w:eastAsia="微软雅黑"/>
+          <w:b w:val="0"/>
+          <w:i w:val="0"/>
+          <w:sz w:val="21"/>
+        </w:rPr>
+        <w:t>作业列表，默认只展示</w:t>
+      </w:r>
+      <w:r>
+        <w:rPr>
+          <w:rFonts w:ascii="微软雅黑" w:hAnsi="微软雅黑" w:eastAsia="微软雅黑"/>
+          <w:b/>
+          <w:i w:val="0"/>
+          <w:sz w:val="21"/>
+        </w:rPr>
+        <w:t>有效 BOL</w:t>
+      </w:r>
+      <w:r>
+        <w:rPr>
+          <w:rFonts w:ascii="微软雅黑" w:hAnsi="微软雅黑" w:eastAsia="微软雅黑"/>
+          <w:b w:val="0"/>
+          <w:i w:val="0"/>
+          <w:sz w:val="21"/>
+        </w:rPr>
+        <w:t>（排除</w:t>
+      </w:r>
+      <w:r>
+        <w:rPr>
+          <w:rFonts w:ascii="微软雅黑" w:hAnsi="微软雅黑" w:eastAsia="微软雅黑"/>
+          <w:b/>
+          <w:i w:val="0"/>
+          <w:sz w:val="21"/>
+        </w:rPr>
+        <w:t>已退仓</w:t>
+      </w:r>
+      <w:r>
+        <w:rPr>
+          <w:rFonts w:ascii="微软雅黑" w:hAnsi="微软雅黑" w:eastAsia="微软雅黑"/>
+          <w:b w:val="0"/>
+          <w:i w:val="0"/>
+          <w:sz w:val="21"/>
+        </w:rPr>
+        <w:t>）；退仓待执行可展示以便对单，并展示</w:t>
+      </w:r>
+      <w:r>
+        <w:rPr>
+          <w:rFonts w:ascii="微软雅黑" w:hAnsi="微软雅黑" w:eastAsia="微软雅黑"/>
+          <w:b/>
+          <w:i w:val="0"/>
+          <w:sz w:val="21"/>
+        </w:rPr>
+        <w:t>退仓类型</w:t>
+      </w:r>
+      <w:r>
+        <w:rPr>
+          <w:rFonts w:ascii="微软雅黑" w:hAnsi="微软雅黑" w:eastAsia="微软雅黑"/>
+          <w:b w:val="0"/>
+          <w:i w:val="0"/>
+          <w:sz w:val="21"/>
+        </w:rPr>
+        <w:t>。</w:t>
+      </w:r>
+      <w:r>
+        <w:rPr>
+          <w:rFonts w:ascii="微软雅黑" w:hAnsi="微软雅黑" w:eastAsia="微软雅黑"/>
+          <w:b/>
+          <w:i w:val="0"/>
+          <w:sz w:val="21"/>
+        </w:rPr>
+        <w:t>已退仓</w:t>
+      </w:r>
+      <w:r>
+        <w:rPr>
+          <w:rFonts w:ascii="微软雅黑" w:hAnsi="微软雅黑" w:eastAsia="微软雅黑"/>
+          <w:b w:val="0"/>
+          <w:i w:val="0"/>
+          <w:sz w:val="21"/>
+        </w:rPr>
+        <w:t>及减货剔除记录可在计划单/装车单详情与操作日志中查看。重新排货须使用</w:t>
+      </w:r>
+      <w:r>
+        <w:rPr>
+          <w:rFonts w:ascii="微软雅黑" w:hAnsi="微软雅黑" w:eastAsia="微软雅黑"/>
+          <w:b/>
+          <w:i w:val="0"/>
+          <w:sz w:val="21"/>
+        </w:rPr>
+        <w:t>新 BOL 号</w:t>
+      </w:r>
+      <w:r>
+        <w:rPr>
+          <w:rFonts w:ascii="微软雅黑" w:hAnsi="微软雅黑" w:eastAsia="微软雅黑"/>
+          <w:b w:val="0"/>
+          <w:i w:val="0"/>
+          <w:sz w:val="21"/>
+        </w:rPr>
+        <w:t>，不得复用</w:t>
+      </w:r>
+      <w:r>
+        <w:rPr>
+          <w:rFonts w:ascii="微软雅黑" w:hAnsi="微软雅黑" w:eastAsia="微软雅黑"/>
+          <w:b/>
+          <w:i w:val="0"/>
+          <w:sz w:val="21"/>
+        </w:rPr>
+        <w:t>已退仓</w:t>
+      </w:r>
+      <w:r>
+        <w:rPr>
+          <w:rFonts w:ascii="微软雅黑" w:hAnsi="微软雅黑" w:eastAsia="微软雅黑"/>
+          <w:b w:val="0"/>
+          <w:i w:val="0"/>
+          <w:sz w:val="21"/>
+        </w:rPr>
+        <w:t xml:space="preserve"> BOL。</w:t>
+      </w:r>
+    </w:p>
+    <w:p>
+      <w:pPr>
+        <w:pStyle w:val="Heading2"/>
+        <w:keepNext/>
+      </w:pPr>
+      <w:r>
+        <w:t>4. 需求详细说明</w:t>
+      </w:r>
+    </w:p>
+    <w:p>
+      <w:pPr>
+        <w:pStyle w:val="Heading3"/>
+        <w:keepNext/>
+      </w:pPr>
+      <w:r>
+        <w:t>4.1 产品方案概述</w:t>
+      </w:r>
+    </w:p>
+    <w:p>
+      <w:r>
+        <w:rPr>
+          <w:rFonts w:ascii="微软雅黑" w:hAnsi="微软雅黑" w:eastAsia="微软雅黑"/>
+          <w:b w:val="0"/>
+          <w:i w:val="0"/>
+          <w:sz w:val="21"/>
+        </w:rPr>
+        <w:t>1. 以计划单为起点，装车单承载装车与发车，BOL 承载在途与签收。</w:t>
+      </w:r>
+    </w:p>
+    <w:p>
+      <w:r>
+        <w:rPr>
+          <w:rFonts w:ascii="微软雅黑" w:hAnsi="微软雅黑" w:eastAsia="微软雅黑"/>
+          <w:b w:val="0"/>
+          <w:i w:val="0"/>
+          <w:sz w:val="21"/>
+        </w:rPr>
+        <w:t>2. 备货阶段处理加货/减货；在途阶段处理补录/退仓，二者不可混用。</w:t>
+      </w:r>
+    </w:p>
+    <w:p>
+      <w:r>
+        <w:rPr>
+          <w:rFonts w:ascii="微软雅黑" w:hAnsi="微软雅黑" w:eastAsia="微软雅黑"/>
+          <w:b w:val="0"/>
+          <w:i w:val="0"/>
+          <w:sz w:val="21"/>
+        </w:rPr>
+        <w:t>3. 关键动作按</w:t>
+      </w:r>
+      <w:r>
+        <w:rPr>
+          <w:rFonts w:ascii="微软雅黑" w:hAnsi="微软雅黑" w:eastAsia="微软雅黑"/>
+          <w:b/>
+          <w:i w:val="0"/>
+          <w:sz w:val="21"/>
+        </w:rPr>
+        <w:t>菜单权限</w:t>
+      </w:r>
+      <w:r>
+        <w:rPr>
+          <w:rFonts w:ascii="微软雅黑" w:hAnsi="微软雅黑" w:eastAsia="微软雅黑"/>
+          <w:b w:val="0"/>
+          <w:i w:val="0"/>
+          <w:sz w:val="21"/>
+        </w:rPr>
+        <w:t>开放端（员工端 / PDA），不按是否上线 PDA 拆两套流程；同一状态机；关键操作记</w:t>
+      </w:r>
+      <w:r>
+        <w:rPr>
+          <w:rFonts w:ascii="微软雅黑" w:hAnsi="微软雅黑" w:eastAsia="微软雅黑"/>
+          <w:b/>
+          <w:i w:val="0"/>
+          <w:sz w:val="21"/>
+        </w:rPr>
+        <w:t>操作人、端类型、时间</w:t>
+      </w:r>
+      <w:r>
+        <w:rPr>
+          <w:rFonts w:ascii="微软雅黑" w:hAnsi="微软雅黑" w:eastAsia="微软雅黑"/>
+          <w:b w:val="0"/>
+          <w:i w:val="0"/>
+          <w:sz w:val="21"/>
+        </w:rPr>
+        <w:t>。</w:t>
+      </w:r>
+    </w:p>
+    <w:p>
+      <w:pPr>
+        <w:pStyle w:val="Heading3"/>
+        <w:keepNext/>
+      </w:pPr>
+      <w:r>
+        <w:t>4.2 核心功能一览</w:t>
+      </w:r>
+    </w:p>
+    <w:p>
+      <w:pPr>
+        <w:pStyle w:val="Heading4"/>
+      </w:pPr>
+      <w:r>
+        <w:t>4.2.1 四大核心能力</w:t>
+      </w:r>
     </w:p>
     <w:tbl>
       <w:tblPr>
@@ -1977,7 +4889,7 @@
                 <w:i w:val="0"/>
                 <w:sz w:val="20"/>
               </w:rPr>
-              <w:t>动作</w:t>
+              <w:t>序号</w:t>
             </w:r>
           </w:p>
         </w:tc>
@@ -1993,7 +4905,7 @@
                 <w:i w:val="0"/>
                 <w:sz w:val="20"/>
               </w:rPr>
-              <w:t>装车单</w:t>
+              <w:t>核心能力</w:t>
             </w:r>
           </w:p>
         </w:tc>
@@ -2009,7 +4921,7 @@
                 <w:i w:val="0"/>
                 <w:sz w:val="20"/>
               </w:rPr>
-              <w:t>BOL</w:t>
+              <w:t>解决什么问题</w:t>
             </w:r>
           </w:p>
         </w:tc>
@@ -2025,7 +4937,7 @@
                 <w:i w:val="0"/>
                 <w:sz w:val="20"/>
               </w:rPr>
-              <w:t>货件</w:t>
+              <w:t>关键功能点（P0）</w:t>
             </w:r>
           </w:p>
         </w:tc>
@@ -2043,7 +4955,7 @@
                 <w:i w:val="0"/>
                 <w:sz w:val="20"/>
               </w:rPr>
-              <w:t>备货减货</w:t>
+              <w:t>①</w:t>
             </w:r>
           </w:p>
         </w:tc>
@@ -2059,7 +4971,7 @@
                 <w:i w:val="0"/>
                 <w:sz w:val="20"/>
               </w:rPr>
-              <w:t>—</w:t>
+              <w:t>计划先行</w:t>
             </w:r>
           </w:p>
         </w:tc>
@@ -2071,11 +4983,11 @@
             <w:r>
               <w:rPr>
                 <w:rFonts w:ascii="微软雅黑" w:hAnsi="微软雅黑" w:eastAsia="微软雅黑"/>
-                <w:b/>
-                <w:i w:val="0"/>
-                <w:sz w:val="20"/>
-              </w:rPr>
-              <w:t>已作废</w:t>
+                <w:b w:val="0"/>
+                <w:i w:val="0"/>
+                <w:sz w:val="20"/>
+              </w:rPr>
+              <w:t>先有计划再执行</w:t>
             </w:r>
           </w:p>
         </w:tc>
@@ -2091,7 +5003,7 @@
                 <w:i w:val="0"/>
                 <w:sz w:val="20"/>
               </w:rPr>
-              <w:t>从计划单剔除</w:t>
+              <w:t>创建计划、安排备货、关联装车单</w:t>
             </w:r>
           </w:p>
         </w:tc>
@@ -2109,7 +5021,7 @@
                 <w:i w:val="0"/>
                 <w:sz w:val="20"/>
               </w:rPr>
-              <w:t>备货加货</w:t>
+              <w:t>②</w:t>
             </w:r>
           </w:p>
         </w:tc>
@@ -2125,7 +5037,7 @@
                 <w:i w:val="0"/>
                 <w:sz w:val="20"/>
               </w:rPr>
-              <w:t>—</w:t>
+              <w:t>装车发车</w:t>
             </w:r>
           </w:p>
         </w:tc>
@@ -2141,7 +5053,7 @@
                 <w:i w:val="0"/>
                 <w:sz w:val="20"/>
               </w:rPr>
-              <w:t>新 BOL（加货标识）</w:t>
+              <w:t>装车单状态闭环</w:t>
             </w:r>
           </w:p>
         </w:tc>
@@ -2157,7 +5069,7 @@
                 <w:i w:val="0"/>
                 <w:sz w:val="20"/>
               </w:rPr>
-              <w:t>纳入新计划单</w:t>
+              <w:t>已装车、已发车；员工端与 PDA 等价；任一端有权限可发车</w:t>
             </w:r>
           </w:p>
         </w:tc>
@@ -2175,7 +5087,7 @@
                 <w:i w:val="0"/>
                 <w:sz w:val="20"/>
               </w:rPr>
-              <w:t>发车（任一端有权限）</w:t>
+              <w:t>③</w:t>
             </w:r>
           </w:p>
         </w:tc>
@@ -2187,11 +5099,11 @@
             <w:r>
               <w:rPr>
                 <w:rFonts w:ascii="微软雅黑" w:hAnsi="微软雅黑" w:eastAsia="微软雅黑"/>
-                <w:b/>
-                <w:i w:val="0"/>
-                <w:sz w:val="20"/>
-              </w:rPr>
-              <w:t>已发车</w:t>
+                <w:b w:val="0"/>
+                <w:i w:val="0"/>
+                <w:sz w:val="20"/>
+              </w:rPr>
+              <w:t>BOL 派送签收</w:t>
             </w:r>
           </w:p>
         </w:tc>
@@ -2203,11 +5115,11 @@
             <w:r>
               <w:rPr>
                 <w:rFonts w:ascii="微软雅黑" w:hAnsi="微软雅黑" w:eastAsia="微软雅黑"/>
-                <w:b/>
-                <w:i w:val="0"/>
-                <w:sz w:val="20"/>
-              </w:rPr>
-              <w:t>运输中</w:t>
+                <w:b w:val="0"/>
+                <w:i w:val="0"/>
+                <w:sz w:val="20"/>
+              </w:rPr>
+              <w:t>在途与凭证</w:t>
             </w:r>
           </w:p>
         </w:tc>
@@ -2223,7 +5135,7 @@
                 <w:i w:val="0"/>
                 <w:sz w:val="20"/>
               </w:rPr>
-              <w:t>—</w:t>
+              <w:t>BOL 运输中、POD、已签收</w:t>
             </w:r>
           </w:p>
         </w:tc>
@@ -2241,7 +5153,7 @@
                 <w:i w:val="0"/>
                 <w:sz w:val="20"/>
               </w:rPr>
-              <w:t>POD / 签收</w:t>
+              <w:t>④</w:t>
             </w:r>
           </w:p>
         </w:tc>
@@ -2257,7 +5169,7 @@
                 <w:i w:val="0"/>
                 <w:sz w:val="20"/>
               </w:rPr>
-              <w:t>不变</w:t>
+              <w:t>异常可控</w:t>
             </w:r>
           </w:p>
         </w:tc>
@@ -2269,11 +5181,11 @@
             <w:r>
               <w:rPr>
                 <w:rFonts w:ascii="微软雅黑" w:hAnsi="微软雅黑" w:eastAsia="微软雅黑"/>
-                <w:b/>
-                <w:i w:val="0"/>
-                <w:sz w:val="20"/>
-              </w:rPr>
-              <w:t>已签收</w:t>
+                <w:b w:val="0"/>
+                <w:i w:val="0"/>
+                <w:sz w:val="20"/>
+              </w:rPr>
+              <w:t>备货与在途异常</w:t>
             </w:r>
           </w:p>
         </w:tc>
@@ -2289,717 +5201,7 @@
                 <w:i w:val="0"/>
                 <w:sz w:val="20"/>
               </w:rPr>
-              <w:t>随 BOL</w:t>
-            </w:r>
-          </w:p>
-        </w:tc>
-      </w:tr>
-      <w:tr>
-        <w:tc>
-          <w:tcPr>
-            <w:tcW w:type="dxa" w:w="2161"/>
-          </w:tcPr>
-          <w:p>
-            <w:r>
-              <w:rPr>
-                <w:rFonts w:ascii="微软雅黑" w:hAnsi="微软雅黑" w:eastAsia="微软雅黑"/>
-                <w:b w:val="0"/>
-                <w:i w:val="0"/>
-                <w:sz w:val="20"/>
-              </w:rPr>
-              <w:t>单项退仓</w:t>
-            </w:r>
-          </w:p>
-        </w:tc>
-        <w:tc>
-          <w:tcPr>
-            <w:tcW w:type="dxa" w:w="2161"/>
-          </w:tcPr>
-          <w:p>
-            <w:r>
-              <w:rPr>
-                <w:rFonts w:ascii="微软雅黑" w:hAnsi="微软雅黑" w:eastAsia="微软雅黑"/>
-                <w:b w:val="0"/>
-                <w:i w:val="0"/>
-                <w:sz w:val="20"/>
-              </w:rPr>
-              <w:t>仍已发车</w:t>
-            </w:r>
-          </w:p>
-        </w:tc>
-        <w:tc>
-          <w:tcPr>
-            <w:tcW w:type="dxa" w:w="2161"/>
-          </w:tcPr>
-          <w:p>
-            <w:r>
-              <w:rPr>
-                <w:rFonts w:ascii="微软雅黑" w:hAnsi="微软雅黑" w:eastAsia="微软雅黑"/>
-                <w:b w:val="0"/>
-                <w:i w:val="0"/>
-                <w:sz w:val="20"/>
-              </w:rPr>
-              <w:t xml:space="preserve">目标 </w:t>
-            </w:r>
-            <w:r>
-              <w:rPr>
-                <w:rFonts w:ascii="微软雅黑" w:hAnsi="微软雅黑" w:eastAsia="微软雅黑"/>
-                <w:b/>
-                <w:i w:val="0"/>
-                <w:sz w:val="20"/>
-              </w:rPr>
-              <w:t>已退仓</w:t>
-            </w:r>
-          </w:p>
-        </w:tc>
-        <w:tc>
-          <w:tcPr>
-            <w:tcW w:type="dxa" w:w="2161"/>
-          </w:tcPr>
-          <w:p>
-            <w:r>
-              <w:rPr>
-                <w:rFonts w:ascii="微软雅黑" w:hAnsi="微软雅黑" w:eastAsia="微软雅黑"/>
-                <w:b/>
-                <w:i w:val="0"/>
-                <w:sz w:val="20"/>
-              </w:rPr>
-              <w:t>在库</w:t>
-            </w:r>
-            <w:r>
-              <w:rPr>
-                <w:rFonts w:ascii="微软雅黑" w:hAnsi="微软雅黑" w:eastAsia="微软雅黑"/>
-                <w:b w:val="0"/>
-                <w:i w:val="0"/>
-                <w:sz w:val="20"/>
-              </w:rPr>
-              <w:t>（上架另流程）</w:t>
-            </w:r>
-          </w:p>
-        </w:tc>
-      </w:tr>
-      <w:tr>
-        <w:tc>
-          <w:tcPr>
-            <w:tcW w:type="dxa" w:w="2161"/>
-          </w:tcPr>
-          <w:p>
-            <w:r>
-              <w:rPr>
-                <w:rFonts w:ascii="微软雅黑" w:hAnsi="微软雅黑" w:eastAsia="微软雅黑"/>
-                <w:b w:val="0"/>
-                <w:i w:val="0"/>
-                <w:sz w:val="20"/>
-              </w:rPr>
-              <w:t>整车退仓</w:t>
-            </w:r>
-          </w:p>
-        </w:tc>
-        <w:tc>
-          <w:tcPr>
-            <w:tcW w:type="dxa" w:w="2161"/>
-          </w:tcPr>
-          <w:p>
-            <w:r>
-              <w:rPr>
-                <w:rFonts w:ascii="微软雅黑" w:hAnsi="微软雅黑" w:eastAsia="微软雅黑"/>
-                <w:b/>
-                <w:i w:val="0"/>
-                <w:sz w:val="20"/>
-              </w:rPr>
-              <w:t>已装车</w:t>
-            </w:r>
-          </w:p>
-        </w:tc>
-        <w:tc>
-          <w:tcPr>
-            <w:tcW w:type="dxa" w:w="2161"/>
-          </w:tcPr>
-          <w:p>
-            <w:r>
-              <w:rPr>
-                <w:rFonts w:ascii="微软雅黑" w:hAnsi="微软雅黑" w:eastAsia="微软雅黑"/>
-                <w:b w:val="0"/>
-                <w:i w:val="0"/>
-                <w:sz w:val="20"/>
-              </w:rPr>
-              <w:t xml:space="preserve">该单全部 </w:t>
-            </w:r>
-            <w:r>
-              <w:rPr>
-                <w:rFonts w:ascii="微软雅黑" w:hAnsi="微软雅黑" w:eastAsia="微软雅黑"/>
-                <w:b/>
-                <w:i w:val="0"/>
-                <w:sz w:val="20"/>
-              </w:rPr>
-              <w:t>已装车</w:t>
-            </w:r>
-          </w:p>
-        </w:tc>
-        <w:tc>
-          <w:tcPr>
-            <w:tcW w:type="dxa" w:w="2161"/>
-          </w:tcPr>
-          <w:p>
-            <w:r>
-              <w:rPr>
-                <w:rFonts w:ascii="微软雅黑" w:hAnsi="微软雅黑" w:eastAsia="微软雅黑"/>
-                <w:b/>
-                <w:i w:val="0"/>
-                <w:sz w:val="20"/>
-              </w:rPr>
-              <w:t>不</w:t>
-            </w:r>
-            <w:r>
-              <w:rPr>
-                <w:rFonts w:ascii="微软雅黑" w:hAnsi="微软雅黑" w:eastAsia="微软雅黑"/>
-                <w:b w:val="0"/>
-                <w:i w:val="0"/>
-                <w:sz w:val="20"/>
-              </w:rPr>
-              <w:t>自动在库恢复</w:t>
-            </w:r>
-          </w:p>
-        </w:tc>
-      </w:tr>
-      <w:tr>
-        <w:tc>
-          <w:tcPr>
-            <w:tcW w:type="dxa" w:w="2161"/>
-          </w:tcPr>
-          <w:p>
-            <w:r>
-              <w:rPr>
-                <w:rFonts w:ascii="微软雅黑" w:hAnsi="微软雅黑" w:eastAsia="微软雅黑"/>
-                <w:b w:val="0"/>
-                <w:i w:val="0"/>
-                <w:sz w:val="20"/>
-              </w:rPr>
-              <w:t>在途货件补录</w:t>
-            </w:r>
-          </w:p>
-        </w:tc>
-        <w:tc>
-          <w:tcPr>
-            <w:tcW w:type="dxa" w:w="2161"/>
-          </w:tcPr>
-          <w:p>
-            <w:r>
-              <w:rPr>
-                <w:rFonts w:ascii="微软雅黑" w:hAnsi="微软雅黑" w:eastAsia="微软雅黑"/>
-                <w:b w:val="0"/>
-                <w:i w:val="0"/>
-                <w:sz w:val="20"/>
-              </w:rPr>
-              <w:t>仍已发车</w:t>
-            </w:r>
-          </w:p>
-        </w:tc>
-        <w:tc>
-          <w:tcPr>
-            <w:tcW w:type="dxa" w:w="2161"/>
-          </w:tcPr>
-          <w:p>
-            <w:r>
-              <w:rPr>
-                <w:rFonts w:ascii="微软雅黑" w:hAnsi="微软雅黑" w:eastAsia="微软雅黑"/>
-                <w:b w:val="0"/>
-                <w:i w:val="0"/>
-                <w:sz w:val="20"/>
-              </w:rPr>
-              <w:t>纳入当前 BOL 流程</w:t>
-            </w:r>
-          </w:p>
-        </w:tc>
-        <w:tc>
-          <w:tcPr>
-            <w:tcW w:type="dxa" w:w="2161"/>
-          </w:tcPr>
-          <w:p>
-            <w:r>
-              <w:rPr>
-                <w:rFonts w:ascii="微软雅黑" w:hAnsi="微软雅黑" w:eastAsia="微软雅黑"/>
-                <w:b w:val="0"/>
-                <w:i w:val="0"/>
-                <w:sz w:val="20"/>
-              </w:rPr>
-              <w:t>纳入派送</w:t>
-            </w:r>
-          </w:p>
-        </w:tc>
-      </w:tr>
-    </w:tbl>
-    <w:p>
-      <w:pPr>
-        <w:spacing w:after="40"/>
-      </w:pPr>
-    </w:p>
-    <w:p>
-      <w:pPr>
-        <w:spacing w:after="60"/>
-      </w:pPr>
-      <w:r>
-        <w:rPr>
-          <w:rFonts w:ascii="微软雅黑" w:hAnsi="微软雅黑" w:eastAsia="微软雅黑"/>
-          <w:b/>
-          <w:i w:val="0"/>
-          <w:sz w:val="21"/>
-        </w:rPr>
-        <w:t>列表与作业口径：</w:t>
-      </w:r>
-      <w:r>
-        <w:rPr>
-          <w:rFonts w:ascii="微软雅黑" w:hAnsi="微软雅黑" w:eastAsia="微软雅黑"/>
-          <w:b w:val="0"/>
-          <w:i w:val="0"/>
-          <w:sz w:val="21"/>
-        </w:rPr>
-        <w:t xml:space="preserve"> 待发车、拣货、POD 等作业列表默认只展示</w:t>
-      </w:r>
-      <w:r>
-        <w:rPr>
-          <w:rFonts w:ascii="微软雅黑" w:hAnsi="微软雅黑" w:eastAsia="微软雅黑"/>
-          <w:b/>
-          <w:i w:val="0"/>
-          <w:sz w:val="21"/>
-        </w:rPr>
-        <w:t>有效 BOL</w:t>
-      </w:r>
-      <w:r>
-        <w:rPr>
-          <w:rFonts w:ascii="微软雅黑" w:hAnsi="微软雅黑" w:eastAsia="微软雅黑"/>
-          <w:b w:val="0"/>
-          <w:i w:val="0"/>
-          <w:sz w:val="21"/>
-        </w:rPr>
-        <w:t>（排除已退仓、已作废）；详情可查看历史 BOL。重新排货须使用</w:t>
-      </w:r>
-      <w:r>
-        <w:rPr>
-          <w:rFonts w:ascii="微软雅黑" w:hAnsi="微软雅黑" w:eastAsia="微软雅黑"/>
-          <w:b/>
-          <w:i w:val="0"/>
-          <w:sz w:val="21"/>
-        </w:rPr>
-        <w:t>新 BOL 号</w:t>
-      </w:r>
-      <w:r>
-        <w:rPr>
-          <w:rFonts w:ascii="微软雅黑" w:hAnsi="微软雅黑" w:eastAsia="微软雅黑"/>
-          <w:b w:val="0"/>
-          <w:i w:val="0"/>
-          <w:sz w:val="21"/>
-        </w:rPr>
-        <w:t>，不得复用已退仓/已作废 BOL。</w:t>
-      </w:r>
-    </w:p>
-    <w:p>
-      <w:pPr>
-        <w:pStyle w:val="Heading2"/>
-        <w:keepNext/>
-      </w:pPr>
-      <w:r>
-        <w:t>4. 需求详细说明</w:t>
-      </w:r>
-    </w:p>
-    <w:p>
-      <w:pPr>
-        <w:pStyle w:val="Heading3"/>
-        <w:keepNext/>
-      </w:pPr>
-      <w:r>
-        <w:t>4.1 产品方案概述</w:t>
-      </w:r>
-    </w:p>
-    <w:p>
-      <w:r>
-        <w:rPr>
-          <w:rFonts w:ascii="微软雅黑" w:hAnsi="微软雅黑" w:eastAsia="微软雅黑"/>
-          <w:b w:val="0"/>
-          <w:i w:val="0"/>
-          <w:sz w:val="21"/>
-        </w:rPr>
-        <w:t>1. 以计划单为起点，装车单承载装车与发车，BOL 承载在途与签收。</w:t>
-      </w:r>
-    </w:p>
-    <w:p>
-      <w:r>
-        <w:rPr>
-          <w:rFonts w:ascii="微软雅黑" w:hAnsi="微软雅黑" w:eastAsia="微软雅黑"/>
-          <w:b w:val="0"/>
-          <w:i w:val="0"/>
-          <w:sz w:val="21"/>
-        </w:rPr>
-        <w:t>2. 备货阶段处理加货/减货；在途阶段处理补录/退仓，二者不可混用。</w:t>
-      </w:r>
-    </w:p>
-    <w:p>
-      <w:r>
-        <w:rPr>
-          <w:rFonts w:ascii="微软雅黑" w:hAnsi="微软雅黑" w:eastAsia="微软雅黑"/>
-          <w:b w:val="0"/>
-          <w:i w:val="0"/>
-          <w:sz w:val="21"/>
-        </w:rPr>
-        <w:t>3. 员工端下发异常指令，PDA 执行；关键状态分层回写并留痕。</w:t>
-      </w:r>
-    </w:p>
-    <w:p>
-      <w:pPr>
-        <w:pStyle w:val="Heading3"/>
-        <w:keepNext/>
-      </w:pPr>
-      <w:r>
-        <w:t>4.2 核心功能一览</w:t>
-      </w:r>
-    </w:p>
-    <w:p>
-      <w:pPr>
-        <w:pStyle w:val="Heading4"/>
-      </w:pPr>
-      <w:r>
-        <w:t>4.2.1 四大核心能力</w:t>
-      </w:r>
-    </w:p>
-    <w:tbl>
-      <w:tblPr>
-        <w:tblStyle w:val="TableGrid"/>
-        <w:tblW w:type="auto" w:w="0"/>
-        <w:jc w:val="center"/>
-        <w:tblLook w:firstColumn="1" w:firstRow="1" w:lastColumn="0" w:lastRow="0" w:noHBand="0" w:noVBand="1" w:val="04A0"/>
-      </w:tblPr>
-      <w:tblGrid>
-        <w:gridCol w:w="2161"/>
-        <w:gridCol w:w="2161"/>
-        <w:gridCol w:w="2161"/>
-        <w:gridCol w:w="2161"/>
-      </w:tblGrid>
-      <w:tr>
-        <w:tc>
-          <w:tcPr>
-            <w:tcW w:type="dxa" w:w="2161"/>
-          </w:tcPr>
-          <w:p>
-            <w:r>
-              <w:rPr>
-                <w:rFonts w:ascii="微软雅黑" w:hAnsi="微软雅黑" w:eastAsia="微软雅黑"/>
-                <w:b/>
-                <w:i w:val="0"/>
-                <w:sz w:val="20"/>
-              </w:rPr>
-              <w:t>序号</w:t>
-            </w:r>
-          </w:p>
-        </w:tc>
-        <w:tc>
-          <w:tcPr>
-            <w:tcW w:type="dxa" w:w="2161"/>
-          </w:tcPr>
-          <w:p>
-            <w:r>
-              <w:rPr>
-                <w:rFonts w:ascii="微软雅黑" w:hAnsi="微软雅黑" w:eastAsia="微软雅黑"/>
-                <w:b/>
-                <w:i w:val="0"/>
-                <w:sz w:val="20"/>
-              </w:rPr>
-              <w:t>核心能力</w:t>
-            </w:r>
-          </w:p>
-        </w:tc>
-        <w:tc>
-          <w:tcPr>
-            <w:tcW w:type="dxa" w:w="2161"/>
-          </w:tcPr>
-          <w:p>
-            <w:r>
-              <w:rPr>
-                <w:rFonts w:ascii="微软雅黑" w:hAnsi="微软雅黑" w:eastAsia="微软雅黑"/>
-                <w:b/>
-                <w:i w:val="0"/>
-                <w:sz w:val="20"/>
-              </w:rPr>
-              <w:t>解决什么问题</w:t>
-            </w:r>
-          </w:p>
-        </w:tc>
-        <w:tc>
-          <w:tcPr>
-            <w:tcW w:type="dxa" w:w="2161"/>
-          </w:tcPr>
-          <w:p>
-            <w:r>
-              <w:rPr>
-                <w:rFonts w:ascii="微软雅黑" w:hAnsi="微软雅黑" w:eastAsia="微软雅黑"/>
-                <w:b/>
-                <w:i w:val="0"/>
-                <w:sz w:val="20"/>
-              </w:rPr>
-              <w:t>关键功能点（P0）</w:t>
-            </w:r>
-          </w:p>
-        </w:tc>
-      </w:tr>
-      <w:tr>
-        <w:tc>
-          <w:tcPr>
-            <w:tcW w:type="dxa" w:w="2161"/>
-          </w:tcPr>
-          <w:p>
-            <w:r>
-              <w:rPr>
-                <w:rFonts w:ascii="微软雅黑" w:hAnsi="微软雅黑" w:eastAsia="微软雅黑"/>
-                <w:b w:val="0"/>
-                <w:i w:val="0"/>
-                <w:sz w:val="20"/>
-              </w:rPr>
-              <w:t>①</w:t>
-            </w:r>
-          </w:p>
-        </w:tc>
-        <w:tc>
-          <w:tcPr>
-            <w:tcW w:type="dxa" w:w="2161"/>
-          </w:tcPr>
-          <w:p>
-            <w:r>
-              <w:rPr>
-                <w:rFonts w:ascii="微软雅黑" w:hAnsi="微软雅黑" w:eastAsia="微软雅黑"/>
-                <w:b w:val="0"/>
-                <w:i w:val="0"/>
-                <w:sz w:val="20"/>
-              </w:rPr>
-              <w:t>计划先行</w:t>
-            </w:r>
-          </w:p>
-        </w:tc>
-        <w:tc>
-          <w:tcPr>
-            <w:tcW w:type="dxa" w:w="2161"/>
-          </w:tcPr>
-          <w:p>
-            <w:r>
-              <w:rPr>
-                <w:rFonts w:ascii="微软雅黑" w:hAnsi="微软雅黑" w:eastAsia="微软雅黑"/>
-                <w:b w:val="0"/>
-                <w:i w:val="0"/>
-                <w:sz w:val="20"/>
-              </w:rPr>
-              <w:t>先有计划再执行</w:t>
-            </w:r>
-          </w:p>
-        </w:tc>
-        <w:tc>
-          <w:tcPr>
-            <w:tcW w:type="dxa" w:w="2161"/>
-          </w:tcPr>
-          <w:p>
-            <w:r>
-              <w:rPr>
-                <w:rFonts w:ascii="微软雅黑" w:hAnsi="微软雅黑" w:eastAsia="微软雅黑"/>
-                <w:b w:val="0"/>
-                <w:i w:val="0"/>
-                <w:sz w:val="20"/>
-              </w:rPr>
-              <w:t>创建计划、安排备货、关联装车单</w:t>
-            </w:r>
-          </w:p>
-        </w:tc>
-      </w:tr>
-      <w:tr>
-        <w:tc>
-          <w:tcPr>
-            <w:tcW w:type="dxa" w:w="2161"/>
-          </w:tcPr>
-          <w:p>
-            <w:r>
-              <w:rPr>
-                <w:rFonts w:ascii="微软雅黑" w:hAnsi="微软雅黑" w:eastAsia="微软雅黑"/>
-                <w:b w:val="0"/>
-                <w:i w:val="0"/>
-                <w:sz w:val="20"/>
-              </w:rPr>
-              <w:t>②</w:t>
-            </w:r>
-          </w:p>
-        </w:tc>
-        <w:tc>
-          <w:tcPr>
-            <w:tcW w:type="dxa" w:w="2161"/>
-          </w:tcPr>
-          <w:p>
-            <w:r>
-              <w:rPr>
-                <w:rFonts w:ascii="微软雅黑" w:hAnsi="微软雅黑" w:eastAsia="微软雅黑"/>
-                <w:b w:val="0"/>
-                <w:i w:val="0"/>
-                <w:sz w:val="20"/>
-              </w:rPr>
-              <w:t>装车发车</w:t>
-            </w:r>
-          </w:p>
-        </w:tc>
-        <w:tc>
-          <w:tcPr>
-            <w:tcW w:type="dxa" w:w="2161"/>
-          </w:tcPr>
-          <w:p>
-            <w:r>
-              <w:rPr>
-                <w:rFonts w:ascii="微软雅黑" w:hAnsi="微软雅黑" w:eastAsia="微软雅黑"/>
-                <w:b w:val="0"/>
-                <w:i w:val="0"/>
-                <w:sz w:val="20"/>
-              </w:rPr>
-              <w:t>装车单状态闭环</w:t>
-            </w:r>
-          </w:p>
-        </w:tc>
-        <w:tc>
-          <w:tcPr>
-            <w:tcW w:type="dxa" w:w="2161"/>
-          </w:tcPr>
-          <w:p>
-            <w:r>
-              <w:rPr>
-                <w:rFonts w:ascii="微软雅黑" w:hAnsi="微软雅黑" w:eastAsia="微软雅黑"/>
-                <w:b w:val="0"/>
-                <w:i w:val="0"/>
-                <w:sz w:val="20"/>
-              </w:rPr>
-              <w:t>已装车、已发车；任一端有权限可发车</w:t>
-            </w:r>
-          </w:p>
-        </w:tc>
-      </w:tr>
-      <w:tr>
-        <w:tc>
-          <w:tcPr>
-            <w:tcW w:type="dxa" w:w="2161"/>
-          </w:tcPr>
-          <w:p>
-            <w:r>
-              <w:rPr>
-                <w:rFonts w:ascii="微软雅黑" w:hAnsi="微软雅黑" w:eastAsia="微软雅黑"/>
-                <w:b w:val="0"/>
-                <w:i w:val="0"/>
-                <w:sz w:val="20"/>
-              </w:rPr>
-              <w:t>③</w:t>
-            </w:r>
-          </w:p>
-        </w:tc>
-        <w:tc>
-          <w:tcPr>
-            <w:tcW w:type="dxa" w:w="2161"/>
-          </w:tcPr>
-          <w:p>
-            <w:r>
-              <w:rPr>
-                <w:rFonts w:ascii="微软雅黑" w:hAnsi="微软雅黑" w:eastAsia="微软雅黑"/>
-                <w:b w:val="0"/>
-                <w:i w:val="0"/>
-                <w:sz w:val="20"/>
-              </w:rPr>
-              <w:t>BOL 派送签收</w:t>
-            </w:r>
-          </w:p>
-        </w:tc>
-        <w:tc>
-          <w:tcPr>
-            <w:tcW w:type="dxa" w:w="2161"/>
-          </w:tcPr>
-          <w:p>
-            <w:r>
-              <w:rPr>
-                <w:rFonts w:ascii="微软雅黑" w:hAnsi="微软雅黑" w:eastAsia="微软雅黑"/>
-                <w:b w:val="0"/>
-                <w:i w:val="0"/>
-                <w:sz w:val="20"/>
-              </w:rPr>
-              <w:t>在途与凭证</w:t>
-            </w:r>
-          </w:p>
-        </w:tc>
-        <w:tc>
-          <w:tcPr>
-            <w:tcW w:type="dxa" w:w="2161"/>
-          </w:tcPr>
-          <w:p>
-            <w:r>
-              <w:rPr>
-                <w:rFonts w:ascii="微软雅黑" w:hAnsi="微软雅黑" w:eastAsia="微软雅黑"/>
-                <w:b w:val="0"/>
-                <w:i w:val="0"/>
-                <w:sz w:val="20"/>
-              </w:rPr>
-              <w:t>BOL 运输中、POD、已签收</w:t>
-            </w:r>
-          </w:p>
-        </w:tc>
-      </w:tr>
-      <w:tr>
-        <w:tc>
-          <w:tcPr>
-            <w:tcW w:type="dxa" w:w="2161"/>
-          </w:tcPr>
-          <w:p>
-            <w:r>
-              <w:rPr>
-                <w:rFonts w:ascii="微软雅黑" w:hAnsi="微软雅黑" w:eastAsia="微软雅黑"/>
-                <w:b w:val="0"/>
-                <w:i w:val="0"/>
-                <w:sz w:val="20"/>
-              </w:rPr>
-              <w:t>④</w:t>
-            </w:r>
-          </w:p>
-        </w:tc>
-        <w:tc>
-          <w:tcPr>
-            <w:tcW w:type="dxa" w:w="2161"/>
-          </w:tcPr>
-          <w:p>
-            <w:r>
-              <w:rPr>
-                <w:rFonts w:ascii="微软雅黑" w:hAnsi="微软雅黑" w:eastAsia="微软雅黑"/>
-                <w:b w:val="0"/>
-                <w:i w:val="0"/>
-                <w:sz w:val="20"/>
-              </w:rPr>
-              <w:t>异常可控</w:t>
-            </w:r>
-          </w:p>
-        </w:tc>
-        <w:tc>
-          <w:tcPr>
-            <w:tcW w:type="dxa" w:w="2161"/>
-          </w:tcPr>
-          <w:p>
-            <w:r>
-              <w:rPr>
-                <w:rFonts w:ascii="微软雅黑" w:hAnsi="微软雅黑" w:eastAsia="微软雅黑"/>
-                <w:b w:val="0"/>
-                <w:i w:val="0"/>
-                <w:sz w:val="20"/>
-              </w:rPr>
-              <w:t>备货与在途异常</w:t>
-            </w:r>
-          </w:p>
-        </w:tc>
-        <w:tc>
-          <w:tcPr>
-            <w:tcW w:type="dxa" w:w="2161"/>
-          </w:tcPr>
-          <w:p>
-            <w:r>
-              <w:rPr>
-                <w:rFonts w:ascii="微软雅黑" w:hAnsi="微软雅黑" w:eastAsia="微软雅黑"/>
-                <w:b w:val="0"/>
-                <w:i w:val="0"/>
-                <w:sz w:val="20"/>
-              </w:rPr>
-              <w:t>加货/减货、补录、单项/整车退仓</w:t>
+              <w:t>双口径加货、统一减货、补录、退仓发起/执行</w:t>
             </w:r>
           </w:p>
         </w:tc>
@@ -3109,7 +5311,7 @@
                 <w:i w:val="0"/>
                 <w:sz w:val="20"/>
               </w:rPr>
-              <w:t>计划、加货、减货</w:t>
+              <w:t>计划、调度/PDA 加货、减货</w:t>
             </w:r>
           </w:p>
         </w:tc>
@@ -3259,7 +5461,7 @@
                 <w:i w:val="0"/>
                 <w:sz w:val="20"/>
               </w:rPr>
-              <w:t>补录、退仓</w:t>
+              <w:t>补录、退仓发起/执行</w:t>
             </w:r>
           </w:p>
         </w:tc>
@@ -3276,6 +5478,56 @@
                 <w:sz w:val="20"/>
               </w:rPr>
               <w:t>4.3.4</w:t>
+            </w:r>
+          </w:p>
+        </w:tc>
+      </w:tr>
+      <w:tr>
+        <w:tc>
+          <w:tcPr>
+            <w:tcW w:type="dxa" w:w="2882"/>
+          </w:tcPr>
+          <w:p>
+            <w:r>
+              <w:rPr>
+                <w:rFonts w:ascii="微软雅黑" w:hAnsi="微软雅黑" w:eastAsia="微软雅黑"/>
+                <w:b w:val="0"/>
+                <w:i w:val="0"/>
+                <w:sz w:val="20"/>
+              </w:rPr>
+              <w:t>FBA 派送管理</w:t>
+            </w:r>
+          </w:p>
+        </w:tc>
+        <w:tc>
+          <w:tcPr>
+            <w:tcW w:type="dxa" w:w="2882"/>
+          </w:tcPr>
+          <w:p>
+            <w:r>
+              <w:rPr>
+                <w:rFonts w:ascii="微软雅黑" w:hAnsi="微软雅黑" w:eastAsia="微软雅黑"/>
+                <w:b w:val="0"/>
+                <w:i w:val="0"/>
+                <w:sz w:val="20"/>
+              </w:rPr>
+              <w:t>列表、工具栏、退仓类型展示</w:t>
+            </w:r>
+          </w:p>
+        </w:tc>
+        <w:tc>
+          <w:tcPr>
+            <w:tcW w:type="dxa" w:w="2882"/>
+          </w:tcPr>
+          <w:p>
+            <w:r>
+              <w:rPr>
+                <w:rFonts w:ascii="微软雅黑" w:hAnsi="微软雅黑" w:eastAsia="微软雅黑"/>
+                <w:b w:val="0"/>
+                <w:i w:val="0"/>
+                <w:sz w:val="20"/>
+              </w:rPr>
+              <w:t>4.3.6</w:t>
             </w:r>
           </w:p>
         </w:tc>
@@ -3373,7 +5625,7 @@
           <w:i w:val="0"/>
           <w:sz w:val="21"/>
         </w:rPr>
-        <w:t xml:space="preserve"> 创建计划并安排至装车前；PDA 出库备货时调整实装范围。</w:t>
+        <w:t xml:space="preserve"> 创建计划并安排至装车前；备货阶段由调度（员工端）或仓库（PDA）调整实装范围。</w:t>
       </w:r>
     </w:p>
     <w:p>
@@ -3396,7 +5648,7 @@
           <w:i w:val="0"/>
           <w:sz w:val="21"/>
         </w:rPr>
-        <w:t xml:space="preserve"> 具备计划或备货相关权限。</w:t>
+        <w:t xml:space="preserve"> 具备计划或备货相关权限；装车单未发车。</w:t>
       </w:r>
     </w:p>
     <w:p>
@@ -3443,7 +5695,29 @@
           <w:i w:val="0"/>
           <w:sz w:val="21"/>
         </w:rPr>
-        <w:t>3. PDA 出库备货；按需执行加货或减货后，仓库确认装车完成。</w:t>
+        <w:t>3. 路径一：PDA 出库备货，按需仓库加货或减货，确认备货/装车完成。</w:t>
+      </w:r>
+    </w:p>
+    <w:p>
+      <w:r>
+        <w:rPr>
+          <w:rFonts w:ascii="微软雅黑" w:hAnsi="微软雅黑" w:eastAsia="微软雅黑"/>
+          <w:b w:val="0"/>
+          <w:i w:val="0"/>
+          <w:sz w:val="21"/>
+        </w:rPr>
+        <w:t>4. 路径二：员工端装车单管理确认已装车（与路径一等价）。</w:t>
+      </w:r>
+    </w:p>
+    <w:p>
+      <w:r>
+        <w:rPr>
+          <w:rFonts w:ascii="微软雅黑" w:hAnsi="微软雅黑" w:eastAsia="微软雅黑"/>
+          <w:b w:val="0"/>
+          <w:i w:val="0"/>
+          <w:sz w:val="21"/>
+        </w:rPr>
+        <w:t>5. 装车单、计划单进入已装车；关联 BOL 为已装车。</w:t>
       </w:r>
     </w:p>
     <w:p>
@@ -3485,7 +5759,7 @@
           <w:i w:val="0"/>
           <w:sz w:val="21"/>
         </w:rPr>
-        <w:t>加货：</w:t>
+        <w:t>调度备货加货（员工端）：</w:t>
       </w:r>
       <w:r>
         <w:rPr>
@@ -3494,7 +5768,61 @@
           <w:i w:val="0"/>
           <w:sz w:val="21"/>
         </w:rPr>
-        <w:t xml:space="preserve"> 新增 BOL，自动生成新计划单，BOL 打「加货」标识，保留来源追溯。</w:t>
+        <w:t xml:space="preserve"> 向</w:t>
+      </w:r>
+      <w:r>
+        <w:rPr>
+          <w:rFonts w:ascii="微软雅黑" w:hAnsi="微软雅黑" w:eastAsia="微软雅黑"/>
+          <w:b/>
+          <w:i w:val="0"/>
+          <w:sz w:val="21"/>
+        </w:rPr>
+        <w:t>原计划</w:t>
+      </w:r>
+      <w:r>
+        <w:rPr>
+          <w:rFonts w:ascii="微软雅黑" w:hAnsi="微软雅黑" w:eastAsia="微软雅黑"/>
+          <w:b w:val="0"/>
+          <w:i w:val="0"/>
+          <w:sz w:val="21"/>
+        </w:rPr>
+        <w:t>并入货物，生成</w:t>
+      </w:r>
+      <w:r>
+        <w:rPr>
+          <w:rFonts w:ascii="微软雅黑" w:hAnsi="微软雅黑" w:eastAsia="微软雅黑"/>
+          <w:b/>
+          <w:i w:val="0"/>
+          <w:sz w:val="21"/>
+        </w:rPr>
+        <w:t>新 BOL</w:t>
+      </w:r>
+      <w:r>
+        <w:rPr>
+          <w:rFonts w:ascii="微软雅黑" w:hAnsi="微软雅黑" w:eastAsia="微软雅黑"/>
+          <w:b w:val="0"/>
+          <w:i w:val="0"/>
+          <w:sz w:val="21"/>
+        </w:rPr>
+        <w:t xml:space="preserve"> 并绑定原计划，</w:t>
+      </w:r>
+      <w:r>
+        <w:rPr>
+          <w:rFonts w:ascii="微软雅黑" w:hAnsi="微软雅黑" w:eastAsia="微软雅黑"/>
+          <w:b/>
+          <w:i w:val="0"/>
+          <w:sz w:val="21"/>
+        </w:rPr>
+        <w:t>不打</w:t>
+      </w:r>
+      <w:r>
+        <w:rPr>
+          <w:rFonts w:ascii="微软雅黑" w:hAnsi="微软雅黑" w:eastAsia="微软雅黑"/>
+          <w:b w:val="0"/>
+          <w:i w:val="0"/>
+          <w:sz w:val="21"/>
+        </w:rPr>
+        <w:t>加货标识；须关联当前备货上下文装车单。</w:t>
       </w:r>
     </w:p>
     <w:p>
@@ -3508,7 +5836,7 @@
           <w:i w:val="0"/>
           <w:sz w:val="21"/>
         </w:rPr>
-        <w:t>减货：</w:t>
+        <w:t>仓库备货加货（PDA）：</w:t>
       </w:r>
       <w:r>
         <w:rPr>
@@ -3517,7 +5845,7 @@
           <w:i w:val="0"/>
           <w:sz w:val="21"/>
         </w:rPr>
-        <w:t xml:space="preserve"> 按</w:t>
+        <w:t xml:space="preserve"> 不选择原计划；自动生成</w:t>
       </w:r>
       <w:r>
         <w:rPr>
@@ -3526,7 +5854,7 @@
           <w:i w:val="0"/>
           <w:sz w:val="21"/>
         </w:rPr>
-        <w:t>柜号 + FBA Code</w:t>
+        <w:t>新计划单</w:t>
       </w:r>
       <w:r>
         <w:rPr>
@@ -3535,7 +5863,7 @@
           <w:i w:val="0"/>
           <w:sz w:val="21"/>
         </w:rPr>
-        <w:t xml:space="preserve">；原 BOL </w:t>
+        <w:t xml:space="preserve"> + </w:t>
       </w:r>
       <w:r>
         <w:rPr>
@@ -3544,7 +5872,7 @@
           <w:i w:val="0"/>
           <w:sz w:val="21"/>
         </w:rPr>
-        <w:t>作废</w:t>
+        <w:t>新 BOL</w:t>
       </w:r>
       <w:r>
         <w:rPr>
@@ -3553,7 +5881,7 @@
           <w:i w:val="0"/>
           <w:sz w:val="21"/>
         </w:rPr>
-        <w:t>；对应货物从计划单</w:t>
+        <w:t>，BOL 打</w:t>
       </w:r>
       <w:r>
         <w:rPr>
@@ -3562,7 +5890,7 @@
           <w:i w:val="0"/>
           <w:sz w:val="21"/>
         </w:rPr>
-        <w:t>剔除</w:t>
+        <w:t>加货标识</w:t>
       </w:r>
       <w:r>
         <w:rPr>
@@ -3571,7 +5899,7 @@
           <w:i w:val="0"/>
           <w:sz w:val="21"/>
         </w:rPr>
-        <w:t>。</w:t>
+        <w:t>；业务上正常不允许仓库随意加货，本规则用于现场例外追溯。</w:t>
       </w:r>
     </w:p>
     <w:p>
@@ -3585,7 +5913,7 @@
           <w:i w:val="0"/>
           <w:sz w:val="21"/>
         </w:rPr>
-        <w:t>减货后计划单无货：</w:t>
+        <w:t>备货减货（双端一致）：</w:t>
       </w:r>
       <w:r>
         <w:rPr>
@@ -3594,7 +5922,7 @@
           <w:i w:val="0"/>
           <w:sz w:val="21"/>
         </w:rPr>
-        <w:t xml:space="preserve"> 计划单自动变为</w:t>
+        <w:t xml:space="preserve"> 在</w:t>
       </w:r>
       <w:r>
         <w:rPr>
@@ -3603,7 +5931,7 @@
           <w:i w:val="0"/>
           <w:sz w:val="21"/>
         </w:rPr>
-        <w:t>待安排备货</w:t>
+        <w:t>计划单明细 / 装车单备货范围</w:t>
       </w:r>
       <w:r>
         <w:rPr>
@@ -3612,7 +5940,7 @@
           <w:i w:val="0"/>
           <w:sz w:val="21"/>
         </w:rPr>
-        <w:t>，并</w:t>
+        <w:t>（或 PDA 出库备货）按</w:t>
       </w:r>
       <w:r>
         <w:rPr>
@@ -3621,7 +5949,7 @@
           <w:i w:val="0"/>
           <w:sz w:val="21"/>
         </w:rPr>
-        <w:t>解除与当前装车单关联</w:t>
+        <w:t>柜号 + FBA Code</w:t>
       </w:r>
       <w:r>
         <w:rPr>
@@ -3630,7 +5958,7 @@
           <w:i w:val="0"/>
           <w:sz w:val="21"/>
         </w:rPr>
-        <w:t>；员工端可人工将计划标为</w:t>
+        <w:t xml:space="preserve"> 移出；仅影响</w:t>
       </w:r>
       <w:r>
         <w:rPr>
@@ -3639,7 +5967,7 @@
           <w:i w:val="0"/>
           <w:sz w:val="21"/>
         </w:rPr>
-        <w:t>已取消</w:t>
+        <w:t>该计划内该柜</w:t>
       </w:r>
       <w:r>
         <w:rPr>
@@ -3648,7 +5976,7 @@
           <w:i w:val="0"/>
           <w:sz w:val="21"/>
         </w:rPr>
-        <w:t>（须填原因）。</w:t>
+        <w:t>；同计划其他柜、同装车单其他计划不受影响。</w:t>
       </w:r>
     </w:p>
     <w:p>
@@ -3658,11 +5986,20 @@
       <w:r>
         <w:rPr>
           <w:rFonts w:ascii="微软雅黑" w:hAnsi="微软雅黑" w:eastAsia="微软雅黑"/>
+          <w:b/>
+          <w:i w:val="0"/>
+          <w:sz w:val="21"/>
+        </w:rPr>
+        <w:t>预备 BOL 处理：</w:t>
+      </w:r>
+      <w:r>
+        <w:rPr>
+          <w:rFonts w:ascii="微软雅黑" w:hAnsi="微软雅黑" w:eastAsia="微软雅黑"/>
           <w:b w:val="0"/>
           <w:i w:val="0"/>
           <w:sz w:val="21"/>
         </w:rPr>
-        <w:t>减货后计划单仍有其他 BOL/货件：计划单保持</w:t>
+        <w:t xml:space="preserve"> 备货阶段生成的 BOL 在</w:t>
       </w:r>
       <w:r>
         <w:rPr>
@@ -3671,7 +6008,7 @@
           <w:i w:val="0"/>
           <w:sz w:val="21"/>
         </w:rPr>
-        <w:t>待装车</w:t>
+        <w:t>未发车</w:t>
       </w:r>
       <w:r>
         <w:rPr>
@@ -3680,7 +6017,61 @@
           <w:i w:val="0"/>
           <w:sz w:val="21"/>
         </w:rPr>
-        <w:t>，仅作废对应 BOL。</w:t>
+        <w:t>前仅为预备绑定；减货时</w:t>
+      </w:r>
+      <w:r>
+        <w:rPr>
+          <w:rFonts w:ascii="微软雅黑" w:hAnsi="微软雅黑" w:eastAsia="微软雅黑"/>
+          <w:b/>
+          <w:i w:val="0"/>
+          <w:sz w:val="21"/>
+        </w:rPr>
+        <w:t>解除绑定或删除预备行</w:t>
+      </w:r>
+      <w:r>
+        <w:rPr>
+          <w:rFonts w:ascii="微软雅黑" w:hAnsi="微软雅黑" w:eastAsia="微软雅黑"/>
+          <w:b w:val="0"/>
+          <w:i w:val="0"/>
+          <w:sz w:val="21"/>
+        </w:rPr>
+        <w:t>，写操作日志（操作人、端类型、时间）；</w:t>
+      </w:r>
+      <w:r>
+        <w:rPr>
+          <w:rFonts w:ascii="微软雅黑" w:hAnsi="微软雅黑" w:eastAsia="微软雅黑"/>
+          <w:b/>
+          <w:i w:val="0"/>
+          <w:sz w:val="21"/>
+        </w:rPr>
+        <w:t>不</w:t>
+      </w:r>
+      <w:r>
+        <w:rPr>
+          <w:rFonts w:ascii="微软雅黑" w:hAnsi="微软雅黑" w:eastAsia="微软雅黑"/>
+          <w:b w:val="0"/>
+          <w:i w:val="0"/>
+          <w:sz w:val="21"/>
+        </w:rPr>
+        <w:t>写入派送层「已作废」，</w:t>
+      </w:r>
+      <w:r>
+        <w:rPr>
+          <w:rFonts w:ascii="微软雅黑" w:hAnsi="微软雅黑" w:eastAsia="微软雅黑"/>
+          <w:b/>
+          <w:i w:val="0"/>
+          <w:sz w:val="21"/>
+        </w:rPr>
+        <w:t>不</w:t>
+      </w:r>
+      <w:r>
+        <w:rPr>
+          <w:rFonts w:ascii="微软雅黑" w:hAnsi="微软雅黑" w:eastAsia="微软雅黑"/>
+          <w:b w:val="0"/>
+          <w:i w:val="0"/>
+          <w:sz w:val="21"/>
+        </w:rPr>
+        <w:t>在 FBA 派送管理列表展示。</w:t>
       </w:r>
     </w:p>
     <w:p>
@@ -3694,6 +6085,124 @@
           <w:i w:val="0"/>
           <w:sz w:val="21"/>
         </w:rPr>
+        <w:t>减货后计划单无货：</w:t>
+      </w:r>
+      <w:r>
+        <w:rPr>
+          <w:rFonts w:ascii="微软雅黑" w:hAnsi="微软雅黑" w:eastAsia="微软雅黑"/>
+          <w:b w:val="0"/>
+          <w:i w:val="0"/>
+          <w:sz w:val="21"/>
+        </w:rPr>
+        <w:t xml:space="preserve"> 计划单自动变为</w:t>
+      </w:r>
+      <w:r>
+        <w:rPr>
+          <w:rFonts w:ascii="微软雅黑" w:hAnsi="微软雅黑" w:eastAsia="微软雅黑"/>
+          <w:b/>
+          <w:i w:val="0"/>
+          <w:sz w:val="21"/>
+        </w:rPr>
+        <w:t>待安排备货</w:t>
+      </w:r>
+      <w:r>
+        <w:rPr>
+          <w:rFonts w:ascii="微软雅黑" w:hAnsi="微软雅黑" w:eastAsia="微软雅黑"/>
+          <w:b w:val="0"/>
+          <w:i w:val="0"/>
+          <w:sz w:val="21"/>
+        </w:rPr>
+        <w:t>，并</w:t>
+      </w:r>
+      <w:r>
+        <w:rPr>
+          <w:rFonts w:ascii="微软雅黑" w:hAnsi="微软雅黑" w:eastAsia="微软雅黑"/>
+          <w:b/>
+          <w:i w:val="0"/>
+          <w:sz w:val="21"/>
+        </w:rPr>
+        <w:t>解除与当前装车单关联</w:t>
+      </w:r>
+      <w:r>
+        <w:rPr>
+          <w:rFonts w:ascii="微软雅黑" w:hAnsi="微软雅黑" w:eastAsia="微软雅黑"/>
+          <w:b w:val="0"/>
+          <w:i w:val="0"/>
+          <w:sz w:val="21"/>
+        </w:rPr>
+        <w:t>；员工端可人工将计划标为</w:t>
+      </w:r>
+      <w:r>
+        <w:rPr>
+          <w:rFonts w:ascii="微软雅黑" w:hAnsi="微软雅黑" w:eastAsia="微软雅黑"/>
+          <w:b/>
+          <w:i w:val="0"/>
+          <w:sz w:val="21"/>
+        </w:rPr>
+        <w:t>已取消</w:t>
+      </w:r>
+      <w:r>
+        <w:rPr>
+          <w:rFonts w:ascii="微软雅黑" w:hAnsi="微软雅黑" w:eastAsia="微软雅黑"/>
+          <w:b w:val="0"/>
+          <w:i w:val="0"/>
+          <w:sz w:val="21"/>
+        </w:rPr>
+        <w:t>（须填原因）。</w:t>
+      </w:r>
+    </w:p>
+    <w:p>
+      <w:pPr>
+        <w:pStyle w:val="ListBullet"/>
+      </w:pPr>
+      <w:r>
+        <w:rPr>
+          <w:rFonts w:ascii="微软雅黑" w:hAnsi="微软雅黑" w:eastAsia="微软雅黑"/>
+          <w:b/>
+          <w:i w:val="0"/>
+          <w:sz w:val="21"/>
+        </w:rPr>
+        <w:t>减货后计划单仍有其他 BOL/货件：</w:t>
+      </w:r>
+      <w:r>
+        <w:rPr>
+          <w:rFonts w:ascii="微软雅黑" w:hAnsi="微软雅黑" w:eastAsia="微软雅黑"/>
+          <w:b w:val="0"/>
+          <w:i w:val="0"/>
+          <w:sz w:val="21"/>
+        </w:rPr>
+        <w:t xml:space="preserve"> 计划单保持</w:t>
+      </w:r>
+      <w:r>
+        <w:rPr>
+          <w:rFonts w:ascii="微软雅黑" w:hAnsi="微软雅黑" w:eastAsia="微软雅黑"/>
+          <w:b/>
+          <w:i w:val="0"/>
+          <w:sz w:val="21"/>
+        </w:rPr>
+        <w:t>待装车</w:t>
+      </w:r>
+      <w:r>
+        <w:rPr>
+          <w:rFonts w:ascii="微软雅黑" w:hAnsi="微软雅黑" w:eastAsia="微软雅黑"/>
+          <w:b w:val="0"/>
+          <w:i w:val="0"/>
+          <w:sz w:val="21"/>
+        </w:rPr>
+        <w:t>（或随装车单已进入已装车前的相应状态），其余 BOL 不变。</w:t>
+      </w:r>
+    </w:p>
+    <w:p>
+      <w:pPr>
+        <w:pStyle w:val="ListBullet"/>
+      </w:pPr>
+      <w:r>
+        <w:rPr>
+          <w:rFonts w:ascii="微软雅黑" w:hAnsi="微软雅黑" w:eastAsia="微软雅黑"/>
+          <w:b/>
+          <w:i w:val="0"/>
+          <w:sz w:val="21"/>
+        </w:rPr>
         <w:t>异常处理：</w:t>
       </w:r>
       <w:r>
@@ -3703,7 +6212,7 @@
           <w:i w:val="0"/>
           <w:sz w:val="21"/>
         </w:rPr>
-        <w:t xml:space="preserve"> 未选装车单、状态不符时阻断；减货范围为空时阻断。</w:t>
+        <w:t xml:space="preserve"> 未选装车单、状态不符、装车单已发车时阻断；减货范围为空时阻断。</w:t>
       </w:r>
     </w:p>
     <w:p>
@@ -3711,7 +6220,7 @@
         <w:pStyle w:val="Heading4"/>
       </w:pPr>
       <w:r>
-        <w:t>4.3.2 【装车单】装车与发车</w:t>
+        <w:t>4.3.1.1 【计划单】修改计划（计划头字段）</w:t>
       </w:r>
     </w:p>
     <w:p>
@@ -3734,7 +6243,7 @@
           <w:i w:val="0"/>
           <w:sz w:val="21"/>
         </w:rPr>
-        <w:t xml:space="preserve"> 仓库完成装车；发车确认。</w:t>
+        <w:t xml:space="preserve"> 调度/客服在计划执行过程中维护计划头信息（如发车时间、ISA、预计送达等）。</w:t>
       </w:r>
     </w:p>
     <w:p>
@@ -3757,7 +6266,7 @@
           <w:i w:val="0"/>
           <w:sz w:val="21"/>
         </w:rPr>
-        <w:t xml:space="preserve"> 计划单已待装车且已关联装车单。</w:t>
+        <w:t xml:space="preserve"> 具备计划单编辑权限；已取消的计划不可修改。</w:t>
       </w:r>
     </w:p>
     <w:p>
@@ -3771,7 +6280,7 @@
           <w:i w:val="0"/>
           <w:sz w:val="21"/>
         </w:rPr>
-        <w:t>操作流程：</w:t>
+        <w:t>操作口径：</w:t>
       </w:r>
     </w:p>
     <w:p>
@@ -3782,7 +6291,7 @@
           <w:i w:val="0"/>
           <w:sz w:val="21"/>
         </w:rPr>
-        <w:t xml:space="preserve">1. 仓库确认装车完成，装车单 → </w:t>
+        <w:t>1. 「修改计划」仅修改</w:t>
       </w:r>
       <w:r>
         <w:rPr>
@@ -3791,7 +6300,7 @@
           <w:i w:val="0"/>
           <w:sz w:val="21"/>
         </w:rPr>
-        <w:t>已装车</w:t>
+        <w:t>计划头字段</w:t>
       </w:r>
       <w:r>
         <w:rPr>
@@ -3800,7 +6309,7 @@
           <w:i w:val="0"/>
           <w:sz w:val="21"/>
         </w:rPr>
-        <w:t>。</w:t>
+        <w:t>；计划明细（柜/货件）调整仍通过明细区的智能排货/移出计划完成。</w:t>
       </w:r>
     </w:p>
     <w:p>
@@ -3811,90 +6320,7 @@
           <w:i w:val="0"/>
           <w:sz w:val="21"/>
         </w:rPr>
-        <w:t xml:space="preserve">2. </w:t>
-      </w:r>
-      <w:r>
-        <w:rPr>
-          <w:rFonts w:ascii="微软雅黑" w:hAnsi="微软雅黑" w:eastAsia="微软雅黑"/>
-          <w:b/>
-          <w:i w:val="0"/>
-          <w:sz w:val="21"/>
-        </w:rPr>
-        <w:t>发车确认：</w:t>
-      </w:r>
-      <w:r>
-        <w:rPr>
-          <w:rFonts w:ascii="微软雅黑" w:hAnsi="微软雅黑" w:eastAsia="微软雅黑"/>
-          <w:b w:val="0"/>
-          <w:i w:val="0"/>
-          <w:sz w:val="21"/>
-        </w:rPr>
-        <w:t xml:space="preserve"> 仓库（PDA）或员工端（调度等），</w:t>
-      </w:r>
-      <w:r>
-        <w:rPr>
-          <w:rFonts w:ascii="微软雅黑" w:hAnsi="微软雅黑" w:eastAsia="微软雅黑"/>
-          <w:b/>
-          <w:i w:val="0"/>
-          <w:sz w:val="21"/>
-        </w:rPr>
-        <w:t>具备对应菜单权限的任一端</w:t>
-      </w:r>
-      <w:r>
-        <w:rPr>
-          <w:rFonts w:ascii="微软雅黑" w:hAnsi="微软雅黑" w:eastAsia="微软雅黑"/>
-          <w:b w:val="0"/>
-          <w:i w:val="0"/>
-          <w:sz w:val="21"/>
-        </w:rPr>
-        <w:t>均可提交；另一端若已完成则只读或提示已完成。</w:t>
-      </w:r>
-    </w:p>
-    <w:p>
-      <w:r>
-        <w:rPr>
-          <w:rFonts w:ascii="微软雅黑" w:hAnsi="微软雅黑" w:eastAsia="微软雅黑"/>
-          <w:b w:val="0"/>
-          <w:i w:val="0"/>
-          <w:sz w:val="21"/>
-        </w:rPr>
-        <w:t xml:space="preserve">3. 装车单 → </w:t>
-      </w:r>
-      <w:r>
-        <w:rPr>
-          <w:rFonts w:ascii="微软雅黑" w:hAnsi="微软雅黑" w:eastAsia="微软雅黑"/>
-          <w:b/>
-          <w:i w:val="0"/>
-          <w:sz w:val="21"/>
-        </w:rPr>
-        <w:t>已发车</w:t>
-      </w:r>
-      <w:r>
-        <w:rPr>
-          <w:rFonts w:ascii="微软雅黑" w:hAnsi="微软雅黑" w:eastAsia="微软雅黑"/>
-          <w:b w:val="0"/>
-          <w:i w:val="0"/>
-          <w:sz w:val="21"/>
-        </w:rPr>
-        <w:t xml:space="preserve">；关联 BOL → </w:t>
-      </w:r>
-      <w:r>
-        <w:rPr>
-          <w:rFonts w:ascii="微软雅黑" w:hAnsi="微软雅黑" w:eastAsia="微软雅黑"/>
-          <w:b/>
-          <w:i w:val="0"/>
-          <w:sz w:val="21"/>
-        </w:rPr>
-        <w:t>运输中</w:t>
-      </w:r>
-      <w:r>
-        <w:rPr>
-          <w:rFonts w:ascii="微软雅黑" w:hAnsi="微软雅黑" w:eastAsia="微软雅黑"/>
-          <w:b w:val="0"/>
-          <w:i w:val="0"/>
-          <w:sz w:val="21"/>
-        </w:rPr>
-        <w:t>。</w:t>
+        <w:t>2. 发车后派送状态仅在 BOL 层更新；计划单可用于跟进信息维护，但不得再调整明细。</w:t>
       </w:r>
     </w:p>
     <w:p>
@@ -3908,7 +6334,7 @@
           <w:i w:val="0"/>
           <w:sz w:val="21"/>
         </w:rPr>
-        <w:t>业务规则（核心）：</w:t>
+        <w:t>字段与状态规则（核心）：</w:t>
       </w:r>
     </w:p>
     <w:p>
@@ -3918,11 +6344,20 @@
       <w:r>
         <w:rPr>
           <w:rFonts w:ascii="微软雅黑" w:hAnsi="微软雅黑" w:eastAsia="微软雅黑"/>
+          <w:b/>
+          <w:i w:val="0"/>
+          <w:sz w:val="21"/>
+        </w:rPr>
+        <w:t>待安排备货：</w:t>
+      </w:r>
+      <w:r>
+        <w:rPr>
+          <w:rFonts w:ascii="微软雅黑" w:hAnsi="微软雅黑" w:eastAsia="微软雅黑"/>
           <w:b w:val="0"/>
           <w:i w:val="0"/>
           <w:sz w:val="21"/>
         </w:rPr>
-        <w:t>仅</w:t>
+        <w:t xml:space="preserve"> 计划头字段可编辑；明细可调整；若变更 </w:t>
       </w:r>
       <w:r>
         <w:rPr>
@@ -3931,7 +6366,7 @@
           <w:i w:val="0"/>
           <w:sz w:val="21"/>
         </w:rPr>
-        <w:t>已装车</w:t>
+        <w:t>FBA Code</w:t>
       </w:r>
       <w:r>
         <w:rPr>
@@ -3940,7 +6375,7 @@
           <w:i w:val="0"/>
           <w:sz w:val="21"/>
         </w:rPr>
-        <w:t>可发车。</w:t>
+        <w:t xml:space="preserve"> 且计划下已有绑定明细，需二次确认并清空计划明细。</w:t>
       </w:r>
     </w:p>
     <w:p>
@@ -3950,11 +6385,38 @@
       <w:r>
         <w:rPr>
           <w:rFonts w:ascii="微软雅黑" w:hAnsi="微软雅黑" w:eastAsia="微软雅黑"/>
+          <w:b/>
+          <w:i w:val="0"/>
+          <w:sz w:val="21"/>
+        </w:rPr>
+        <w:t>待装车 / 已装车：</w:t>
+      </w:r>
+      <w:r>
+        <w:rPr>
+          <w:rFonts w:ascii="微软雅黑" w:hAnsi="微软雅黑" w:eastAsia="微软雅黑"/>
           <w:b w:val="0"/>
           <w:i w:val="0"/>
           <w:sz w:val="21"/>
         </w:rPr>
-        <w:t>发车必填项（如发车时间、发车类型等）以原型/装车单管理为准；备货仓与装车单绑定后不可改。</w:t>
+        <w:t xml:space="preserve"> 计划头字段可编辑，但 </w:t>
+      </w:r>
+      <w:r>
+        <w:rPr>
+          <w:rFonts w:ascii="微软雅黑" w:hAnsi="微软雅黑" w:eastAsia="微软雅黑"/>
+          <w:b/>
+          <w:i w:val="0"/>
+          <w:sz w:val="21"/>
+        </w:rPr>
+        <w:t>FBA Code 不可修改</w:t>
+      </w:r>
+      <w:r>
+        <w:rPr>
+          <w:rFonts w:ascii="微软雅黑" w:hAnsi="微软雅黑" w:eastAsia="微软雅黑"/>
+          <w:b w:val="0"/>
+          <w:i w:val="0"/>
+          <w:sz w:val="21"/>
+        </w:rPr>
+        <w:t>；计划车型可修改；明细可调整。</w:t>
       </w:r>
     </w:p>
     <w:p>
@@ -3964,11 +6426,20 @@
       <w:r>
         <w:rPr>
           <w:rFonts w:ascii="微软雅黑" w:hAnsi="微软雅黑" w:eastAsia="微软雅黑"/>
+          <w:b/>
+          <w:i w:val="0"/>
+          <w:sz w:val="21"/>
+        </w:rPr>
+        <w:t>已发车：</w:t>
+      </w:r>
+      <w:r>
+        <w:rPr>
+          <w:rFonts w:ascii="微软雅黑" w:hAnsi="微软雅黑" w:eastAsia="微软雅黑"/>
           <w:b w:val="0"/>
           <w:i w:val="0"/>
           <w:sz w:val="21"/>
         </w:rPr>
-        <w:t>装车单状态</w:t>
+        <w:t xml:space="preserve"> 仅允许修改 </w:t>
       </w:r>
       <w:r>
         <w:rPr>
@@ -3977,7 +6448,7 @@
           <w:i w:val="0"/>
           <w:sz w:val="21"/>
         </w:rPr>
-        <w:t>止于已发车</w:t>
+        <w:t>ISA、预计送达时间、ISA供应商、变更凭证、ISA变更原因、备注</w:t>
       </w:r>
       <w:r>
         <w:rPr>
@@ -3986,25 +6457,7 @@
           <w:i w:val="0"/>
           <w:sz w:val="21"/>
         </w:rPr>
-        <w:t>，后续运输中/已签收</w:t>
-      </w:r>
-      <w:r>
-        <w:rPr>
-          <w:rFonts w:ascii="微软雅黑" w:hAnsi="微软雅黑" w:eastAsia="微软雅黑"/>
-          <w:b/>
-          <w:i w:val="0"/>
-          <w:sz w:val="21"/>
-        </w:rPr>
-        <w:t>不</w:t>
-      </w:r>
-      <w:r>
-        <w:rPr>
-          <w:rFonts w:ascii="微软雅黑" w:hAnsi="微软雅黑" w:eastAsia="微软雅黑"/>
-          <w:b w:val="0"/>
-          <w:i w:val="0"/>
-          <w:sz w:val="21"/>
-        </w:rPr>
-        <w:t>再变更装车单状态。</w:t>
+        <w:t>；明细不可再调整（智能排货/移出计划禁用）。</w:t>
       </w:r>
     </w:p>
     <w:p>
@@ -4018,7 +6471,7 @@
           <w:i w:val="0"/>
           <w:sz w:val="21"/>
         </w:rPr>
-        <w:t>异常处理：</w:t>
+        <w:t>已取消：</w:t>
       </w:r>
       <w:r>
         <w:rPr>
@@ -4027,7 +6480,81 @@
           <w:i w:val="0"/>
           <w:sz w:val="21"/>
         </w:rPr>
-        <w:t xml:space="preserve"> 必填缺失、状态非法时阻断；重复发车须提示并记日志。</w:t>
+        <w:t xml:space="preserve"> 不可修改。</w:t>
+      </w:r>
+    </w:p>
+    <w:p>
+      <w:pPr>
+        <w:pStyle w:val="ListBullet"/>
+      </w:pPr>
+      <w:r>
+        <w:rPr>
+          <w:rFonts w:ascii="微软雅黑" w:hAnsi="微软雅黑" w:eastAsia="微软雅黑"/>
+          <w:b/>
+          <w:i w:val="0"/>
+          <w:sz w:val="21"/>
+        </w:rPr>
+        <w:t>变更凭证（附件）：</w:t>
+      </w:r>
+    </w:p>
+    <w:p>
+      <w:pPr>
+        <w:pStyle w:val="ListBullet"/>
+      </w:pPr>
+      <w:r>
+        <w:rPr>
+          <w:rFonts w:ascii="微软雅黑" w:hAnsi="微软雅黑" w:eastAsia="微软雅黑"/>
+          <w:b w:val="0"/>
+          <w:i w:val="0"/>
+          <w:sz w:val="21"/>
+        </w:rPr>
+        <w:t>新增与修改均采用</w:t>
+      </w:r>
+      <w:r>
+        <w:rPr>
+          <w:rFonts w:ascii="微软雅黑" w:hAnsi="微软雅黑" w:eastAsia="微软雅黑"/>
+          <w:b/>
+          <w:i w:val="0"/>
+          <w:sz w:val="21"/>
+        </w:rPr>
+        <w:t>单文件上传</w:t>
+      </w:r>
+      <w:r>
+        <w:rPr>
+          <w:rFonts w:ascii="微软雅黑" w:hAnsi="微软雅黑" w:eastAsia="微软雅黑"/>
+          <w:b w:val="0"/>
+          <w:i w:val="0"/>
+          <w:sz w:val="21"/>
+        </w:rPr>
+        <w:t>方式。</w:t>
+      </w:r>
+    </w:p>
+    <w:p>
+      <w:pPr>
+        <w:pStyle w:val="ListBullet"/>
+      </w:pPr>
+      <w:r>
+        <w:rPr>
+          <w:rFonts w:ascii="微软雅黑" w:hAnsi="微软雅黑" w:eastAsia="微软雅黑"/>
+          <w:b w:val="0"/>
+          <w:i w:val="0"/>
+          <w:sz w:val="21"/>
+        </w:rPr>
+        <w:t>支持格式：ZIP、PDF、JPG/JPEG、PNG、DOC/DOCX、XLS/XLSX 等常规格式。</w:t>
+      </w:r>
+    </w:p>
+    <w:p>
+      <w:pPr>
+        <w:pStyle w:val="ListBullet"/>
+      </w:pPr>
+      <w:r>
+        <w:rPr>
+          <w:rFonts w:ascii="微软雅黑" w:hAnsi="微软雅黑" w:eastAsia="微软雅黑"/>
+          <w:b w:val="0"/>
+          <w:i w:val="0"/>
+          <w:sz w:val="21"/>
+        </w:rPr>
+        <w:t>建议大小：不超过 10MB。</w:t>
       </w:r>
     </w:p>
     <w:p>
@@ -4035,7 +6562,7 @@
         <w:pStyle w:val="Heading4"/>
       </w:pPr>
       <w:r>
-        <w:t>4.3.3 【BOL】签收与 POD</w:t>
+        <w:t>4.3.2 【装车单】装车与发车</w:t>
       </w:r>
     </w:p>
     <w:p>
@@ -4058,7 +6585,7 @@
           <w:i w:val="0"/>
           <w:sz w:val="21"/>
         </w:rPr>
-        <w:t xml:space="preserve"> BOL 运输中上传签收凭证。</w:t>
+        <w:t xml:space="preserve"> 仓库完成装车；发车确认。</w:t>
       </w:r>
     </w:p>
     <w:p>
@@ -4081,25 +6608,7 @@
           <w:i w:val="0"/>
           <w:sz w:val="21"/>
         </w:rPr>
-        <w:t xml:space="preserve"> 目标 BOL 为</w:t>
-      </w:r>
-      <w:r>
-        <w:rPr>
-          <w:rFonts w:ascii="微软雅黑" w:hAnsi="微软雅黑" w:eastAsia="微软雅黑"/>
-          <w:b/>
-          <w:i w:val="0"/>
-          <w:sz w:val="21"/>
-        </w:rPr>
-        <w:t>运输中</w:t>
-      </w:r>
-      <w:r>
-        <w:rPr>
-          <w:rFonts w:ascii="微软雅黑" w:hAnsi="微软雅黑" w:eastAsia="微软雅黑"/>
-          <w:b w:val="0"/>
-          <w:i w:val="0"/>
-          <w:sz w:val="21"/>
-        </w:rPr>
-        <w:t>（装车单已为已发车）。</w:t>
+        <w:t xml:space="preserve"> 计划单已关联装车单且处于备货/待装车或已装车流程中。</w:t>
       </w:r>
     </w:p>
     <w:p>
@@ -4124,7 +6633,61 @@
           <w:i w:val="0"/>
           <w:sz w:val="21"/>
         </w:rPr>
-        <w:t>1. 在 FBA 派送管理（按 BOL/装车单维度）选择运输中记录。</w:t>
+        <w:t>1. 确认装车完成：PDA 出库备货链路完成，或员工端装车单管理点击</w:t>
+      </w:r>
+      <w:r>
+        <w:rPr>
+          <w:rFonts w:ascii="微软雅黑" w:hAnsi="微软雅黑" w:eastAsia="微软雅黑"/>
+          <w:b/>
+          <w:i w:val="0"/>
+          <w:sz w:val="21"/>
+        </w:rPr>
+        <w:t>已装车</w:t>
+      </w:r>
+      <w:r>
+        <w:rPr>
+          <w:rFonts w:ascii="微软雅黑" w:hAnsi="微软雅黑" w:eastAsia="微软雅黑"/>
+          <w:b w:val="0"/>
+          <w:i w:val="0"/>
+          <w:sz w:val="21"/>
+        </w:rPr>
+        <w:t xml:space="preserve"> → 装车单、关联计划单 </w:t>
+      </w:r>
+      <w:r>
+        <w:rPr>
+          <w:rFonts w:ascii="微软雅黑" w:hAnsi="微软雅黑" w:eastAsia="微软雅黑"/>
+          <w:b/>
+          <w:i w:val="0"/>
+          <w:sz w:val="21"/>
+        </w:rPr>
+        <w:t>已装车</w:t>
+      </w:r>
+      <w:r>
+        <w:rPr>
+          <w:rFonts w:ascii="微软雅黑" w:hAnsi="微软雅黑" w:eastAsia="微软雅黑"/>
+          <w:b w:val="0"/>
+          <w:i w:val="0"/>
+          <w:sz w:val="21"/>
+        </w:rPr>
+        <w:t xml:space="preserve">；关联 BOL </w:t>
+      </w:r>
+      <w:r>
+        <w:rPr>
+          <w:rFonts w:ascii="微软雅黑" w:hAnsi="微软雅黑" w:eastAsia="微软雅黑"/>
+          <w:b/>
+          <w:i w:val="0"/>
+          <w:sz w:val="21"/>
+        </w:rPr>
+        <w:t>已装车</w:t>
+      </w:r>
+      <w:r>
+        <w:rPr>
+          <w:rFonts w:ascii="微软雅黑" w:hAnsi="微软雅黑" w:eastAsia="微软雅黑"/>
+          <w:b w:val="0"/>
+          <w:i w:val="0"/>
+          <w:sz w:val="21"/>
+        </w:rPr>
+        <w:t>。</w:t>
       </w:r>
     </w:p>
     <w:p>
@@ -4135,7 +6698,61 @@
           <w:i w:val="0"/>
           <w:sz w:val="21"/>
         </w:rPr>
-        <w:t>2. 填写签收时间并上传 POD。</w:t>
+        <w:t xml:space="preserve">2. </w:t>
+      </w:r>
+      <w:r>
+        <w:rPr>
+          <w:rFonts w:ascii="微软雅黑" w:hAnsi="微软雅黑" w:eastAsia="微软雅黑"/>
+          <w:b/>
+          <w:i w:val="0"/>
+          <w:sz w:val="21"/>
+        </w:rPr>
+        <w:t>发车确认：</w:t>
+      </w:r>
+      <w:r>
+        <w:rPr>
+          <w:rFonts w:ascii="微软雅黑" w:hAnsi="微软雅黑" w:eastAsia="微软雅黑"/>
+          <w:b w:val="0"/>
+          <w:i w:val="0"/>
+          <w:sz w:val="21"/>
+        </w:rPr>
+        <w:t xml:space="preserve"> PDA 确认发车或员工端装车单管理、FBA 派送管理</w:t>
+      </w:r>
+      <w:r>
+        <w:rPr>
+          <w:rFonts w:ascii="微软雅黑" w:hAnsi="微软雅黑" w:eastAsia="微软雅黑"/>
+          <w:b/>
+          <w:i w:val="0"/>
+          <w:sz w:val="21"/>
+        </w:rPr>
+        <w:t>已发车</w:t>
+      </w:r>
+      <w:r>
+        <w:rPr>
+          <w:rFonts w:ascii="微软雅黑" w:hAnsi="微软雅黑" w:eastAsia="微软雅黑"/>
+          <w:b w:val="0"/>
+          <w:i w:val="0"/>
+          <w:sz w:val="21"/>
+        </w:rPr>
+        <w:t>；具备对应菜单权限的</w:t>
+      </w:r>
+      <w:r>
+        <w:rPr>
+          <w:rFonts w:ascii="微软雅黑" w:hAnsi="微软雅黑" w:eastAsia="微软雅黑"/>
+          <w:b/>
+          <w:i w:val="0"/>
+          <w:sz w:val="21"/>
+        </w:rPr>
+        <w:t>任一端</w:t>
+      </w:r>
+      <w:r>
+        <w:rPr>
+          <w:rFonts w:ascii="微软雅黑" w:hAnsi="微软雅黑" w:eastAsia="微软雅黑"/>
+          <w:b w:val="0"/>
+          <w:i w:val="0"/>
+          <w:sz w:val="21"/>
+        </w:rPr>
+        <w:t>均可提交。</w:t>
       </w:r>
     </w:p>
     <w:p>
@@ -4146,7 +6763,7 @@
           <w:i w:val="0"/>
           <w:sz w:val="21"/>
         </w:rPr>
-        <w:t xml:space="preserve">3. 目标 BOL → </w:t>
+        <w:t xml:space="preserve">3. 装车单 → </w:t>
       </w:r>
       <w:r>
         <w:rPr>
@@ -4155,7 +6772,43 @@
           <w:i w:val="0"/>
           <w:sz w:val="21"/>
         </w:rPr>
-        <w:t>已签收</w:t>
+        <w:t>已发车</w:t>
+      </w:r>
+      <w:r>
+        <w:rPr>
+          <w:rFonts w:ascii="微软雅黑" w:hAnsi="微软雅黑" w:eastAsia="微软雅黑"/>
+          <w:b w:val="0"/>
+          <w:i w:val="0"/>
+          <w:sz w:val="21"/>
+        </w:rPr>
+        <w:t xml:space="preserve">；关联计划单 → </w:t>
+      </w:r>
+      <w:r>
+        <w:rPr>
+          <w:rFonts w:ascii="微软雅黑" w:hAnsi="微软雅黑" w:eastAsia="微软雅黑"/>
+          <w:b/>
+          <w:i w:val="0"/>
+          <w:sz w:val="21"/>
+        </w:rPr>
+        <w:t>已发车</w:t>
+      </w:r>
+      <w:r>
+        <w:rPr>
+          <w:rFonts w:ascii="微软雅黑" w:hAnsi="微软雅黑" w:eastAsia="微软雅黑"/>
+          <w:b w:val="0"/>
+          <w:i w:val="0"/>
+          <w:sz w:val="21"/>
+        </w:rPr>
+        <w:t xml:space="preserve">（镜像）；关联 BOL → </w:t>
+      </w:r>
+      <w:r>
+        <w:rPr>
+          <w:rFonts w:ascii="微软雅黑" w:hAnsi="微软雅黑" w:eastAsia="微软雅黑"/>
+          <w:b/>
+          <w:i w:val="0"/>
+          <w:sz w:val="21"/>
+        </w:rPr>
+        <w:t>运输中</w:t>
       </w:r>
       <w:r>
         <w:rPr>
@@ -4192,7 +6845,25 @@
           <w:i w:val="0"/>
           <w:sz w:val="21"/>
         </w:rPr>
-        <w:t>运输中可上传 POD；已签收可修改 POD（规则以原型为准）。</w:t>
+        <w:t>仅</w:t>
+      </w:r>
+      <w:r>
+        <w:rPr>
+          <w:rFonts w:ascii="微软雅黑" w:hAnsi="微软雅黑" w:eastAsia="微软雅黑"/>
+          <w:b/>
+          <w:i w:val="0"/>
+          <w:sz w:val="21"/>
+        </w:rPr>
+        <w:t>已装车</w:t>
+      </w:r>
+      <w:r>
+        <w:rPr>
+          <w:rFonts w:ascii="微软雅黑" w:hAnsi="微软雅黑" w:eastAsia="微软雅黑"/>
+          <w:b w:val="0"/>
+          <w:i w:val="0"/>
+          <w:sz w:val="21"/>
+        </w:rPr>
+        <w:t>可发车。</w:t>
       </w:r>
     </w:p>
     <w:p>
@@ -4202,20 +6873,11 @@
       <w:r>
         <w:rPr>
           <w:rFonts w:ascii="微软雅黑" w:hAnsi="微软雅黑" w:eastAsia="微软雅黑"/>
-          <w:b/>
-          <w:i w:val="0"/>
-          <w:sz w:val="21"/>
-        </w:rPr>
-        <w:t>已退仓、已作废</w:t>
-      </w:r>
-      <w:r>
-        <w:rPr>
-          <w:rFonts w:ascii="微软雅黑" w:hAnsi="微软雅黑" w:eastAsia="微软雅黑"/>
           <w:b w:val="0"/>
           <w:i w:val="0"/>
           <w:sz w:val="21"/>
         </w:rPr>
-        <w:t>等终态 BOL 不可上传 POD。</w:t>
+        <w:t>发车必填项（如发车时间、发车类型等）以原型/装车单管理为准；备货仓与装车单绑定后不可改。</w:t>
       </w:r>
     </w:p>
     <w:p>
@@ -4229,7 +6891,7 @@
           <w:i w:val="0"/>
           <w:sz w:val="21"/>
         </w:rPr>
-        <w:t xml:space="preserve">签收与 POD 绑定 </w:t>
+        <w:t>装车单状态</w:t>
       </w:r>
       <w:r>
         <w:rPr>
@@ -4238,7 +6900,7 @@
           <w:i w:val="0"/>
           <w:sz w:val="21"/>
         </w:rPr>
-        <w:t>BOL</w:t>
+        <w:t>止于已发车</w:t>
       </w:r>
       <w:r>
         <w:rPr>
@@ -4247,7 +6909,43 @@
           <w:i w:val="0"/>
           <w:sz w:val="21"/>
         </w:rPr>
-        <w:t>，不提升装车单状态。</w:t>
+        <w:t>；计划单</w:t>
+      </w:r>
+      <w:r>
+        <w:rPr>
+          <w:rFonts w:ascii="微软雅黑" w:hAnsi="微软雅黑" w:eastAsia="微软雅黑"/>
+          <w:b/>
+          <w:i w:val="0"/>
+          <w:sz w:val="21"/>
+        </w:rPr>
+        <w:t>止于已发车（执行镜像）</w:t>
+      </w:r>
+      <w:r>
+        <w:rPr>
+          <w:rFonts w:ascii="微软雅黑" w:hAnsi="微软雅黑" w:eastAsia="微软雅黑"/>
+          <w:b w:val="0"/>
+          <w:i w:val="0"/>
+          <w:sz w:val="21"/>
+        </w:rPr>
+        <w:t>；后续运输中/已签收</w:t>
+      </w:r>
+      <w:r>
+        <w:rPr>
+          <w:rFonts w:ascii="微软雅黑" w:hAnsi="微软雅黑" w:eastAsia="微软雅黑"/>
+          <w:b/>
+          <w:i w:val="0"/>
+          <w:sz w:val="21"/>
+        </w:rPr>
+        <w:t>仅</w:t>
+      </w:r>
+      <w:r>
+        <w:rPr>
+          <w:rFonts w:ascii="微软雅黑" w:hAnsi="微软雅黑" w:eastAsia="微软雅黑"/>
+          <w:b w:val="0"/>
+          <w:i w:val="0"/>
+          <w:sz w:val="21"/>
+        </w:rPr>
+        <w:t>变更 BOL。</w:t>
       </w:r>
     </w:p>
     <w:p>
@@ -4257,10 +6955,42 @@
       <w:r>
         <w:rPr>
           <w:rFonts w:ascii="微软雅黑" w:hAnsi="微软雅黑" w:eastAsia="微软雅黑"/>
+          <w:b w:val="0"/>
+          <w:i w:val="0"/>
+          <w:sz w:val="21"/>
+        </w:rPr>
+        <w:t>任一端发车成功后，另一端仅展示已发车；操作人、端类型查</w:t>
+      </w:r>
+      <w:r>
+        <w:rPr>
+          <w:rFonts w:ascii="微软雅黑" w:hAnsi="微软雅黑" w:eastAsia="微软雅黑"/>
           <w:b/>
           <w:i w:val="0"/>
           <w:sz w:val="21"/>
         </w:rPr>
+        <w:t>操作日志</w:t>
+      </w:r>
+      <w:r>
+        <w:rPr>
+          <w:rFonts w:ascii="微软雅黑" w:hAnsi="微软雅黑" w:eastAsia="微软雅黑"/>
+          <w:b w:val="0"/>
+          <w:i w:val="0"/>
+          <w:sz w:val="21"/>
+        </w:rPr>
+        <w:t>。</w:t>
+      </w:r>
+    </w:p>
+    <w:p>
+      <w:pPr>
+        <w:pStyle w:val="ListBullet"/>
+      </w:pPr>
+      <w:r>
+        <w:rPr>
+          <w:rFonts w:ascii="微软雅黑" w:hAnsi="微软雅黑" w:eastAsia="微软雅黑"/>
+          <w:b/>
+          <w:i w:val="0"/>
+          <w:sz w:val="21"/>
+        </w:rPr>
         <w:t>异常处理：</w:t>
       </w:r>
       <w:r>
@@ -4270,7 +7000,7 @@
           <w:i w:val="0"/>
           <w:sz w:val="21"/>
         </w:rPr>
-        <w:t xml:space="preserve"> 缺附件/签收时间、状态不符时阻断。</w:t>
+        <w:t xml:space="preserve"> 必填缺失、状态非法时阻断；重复发车须阻断并记日志。</w:t>
       </w:r>
     </w:p>
     <w:p>
@@ -4278,7 +7008,7 @@
         <w:pStyle w:val="Heading4"/>
       </w:pPr>
       <w:r>
-        <w:t>4.3.4 【在途】补录与退仓</w:t>
+        <w:t>4.3.2.1 【装车单】修改装车单</w:t>
       </w:r>
     </w:p>
     <w:p>
@@ -4301,7 +7031,7 @@
           <w:i w:val="0"/>
           <w:sz w:val="21"/>
         </w:rPr>
-        <w:t xml:space="preserve"> 运输中遗漏、退仓等异常。</w:t>
+        <w:t xml:space="preserve"> 调度/客服对装车单主信息进行维护与修正。</w:t>
       </w:r>
     </w:p>
     <w:p>
@@ -4324,7 +7054,7 @@
           <w:i w:val="0"/>
           <w:sz w:val="21"/>
         </w:rPr>
-        <w:t xml:space="preserve"> 装车单已发车；目标 BOL 为运输中（补录/单项退仓）或符合整车退仓条件。</w:t>
+        <w:t xml:space="preserve"> 具备装车单编辑权限；装车单存在且非已取消。</w:t>
       </w:r>
     </w:p>
     <w:p>
@@ -4338,7 +7068,7 @@
           <w:i w:val="0"/>
           <w:sz w:val="21"/>
         </w:rPr>
-        <w:t>操作流程：</w:t>
+        <w:t>操作口径：</w:t>
       </w:r>
     </w:p>
     <w:p>
@@ -4349,7 +7079,7 @@
           <w:i w:val="0"/>
           <w:sz w:val="21"/>
         </w:rPr>
-        <w:t>1. 员工端下发指令（补录 / 单项退仓 / 整车退仓）并填写原因与对象。</w:t>
+        <w:t>1. 「修改装车单」仅修改装车单主信息，不在该弹窗内调整计划明细。</w:t>
       </w:r>
     </w:p>
     <w:p>
@@ -4360,7 +7090,7 @@
           <w:i w:val="0"/>
           <w:sz w:val="21"/>
         </w:rPr>
-        <w:t>2. PDA 接收并现场执行，回传结果。</w:t>
+        <w:t>2. 计划明细增减继续通过明细区「添加计划 / 移出计划」操作。</w:t>
       </w:r>
     </w:p>
     <w:p>
@@ -4371,7 +7101,778 @@
           <w:i w:val="0"/>
           <w:sz w:val="21"/>
         </w:rPr>
-        <w:t>3. 系统按类型更新 BOL/货件/装车单状态并写日志。</w:t>
+        <w:t>3. 装车单已发车后，明细区调整入口禁用。</w:t>
+      </w:r>
+    </w:p>
+    <w:p>
+      <w:pPr>
+        <w:pStyle w:val="ListBullet"/>
+      </w:pPr>
+      <w:r>
+        <w:rPr>
+          <w:rFonts w:ascii="微软雅黑" w:hAnsi="微软雅黑" w:eastAsia="微软雅黑"/>
+          <w:b/>
+          <w:i w:val="0"/>
+          <w:sz w:val="21"/>
+        </w:rPr>
+        <w:t>字段与状态规则（核心）：</w:t>
+      </w:r>
+    </w:p>
+    <w:p>
+      <w:pPr>
+        <w:pStyle w:val="ListBullet"/>
+      </w:pPr>
+      <w:r>
+        <w:rPr>
+          <w:rFonts w:ascii="微软雅黑" w:hAnsi="微软雅黑" w:eastAsia="微软雅黑"/>
+          <w:b/>
+          <w:i w:val="0"/>
+          <w:sz w:val="21"/>
+        </w:rPr>
+        <w:t>待装车 / 已装车：</w:t>
+      </w:r>
+      <w:r>
+        <w:rPr>
+          <w:rFonts w:ascii="微软雅黑" w:hAnsi="微软雅黑" w:eastAsia="微软雅黑"/>
+          <w:b w:val="0"/>
+          <w:i w:val="0"/>
+          <w:sz w:val="21"/>
+        </w:rPr>
+        <w:t xml:space="preserve"> 可编辑发车类型、预计发车时间、运输车型、送仓顺序、月台、派送供应商、实际承运卡司、卡司提货时间、车牌号、装车备注、发车备注。</w:t>
+      </w:r>
+    </w:p>
+    <w:p>
+      <w:pPr>
+        <w:pStyle w:val="ListBullet"/>
+      </w:pPr>
+      <w:r>
+        <w:rPr>
+          <w:rFonts w:ascii="微软雅黑" w:hAnsi="微软雅黑" w:eastAsia="微软雅黑"/>
+          <w:b/>
+          <w:i w:val="0"/>
+          <w:sz w:val="21"/>
+        </w:rPr>
+        <w:t>只读字段：</w:t>
+      </w:r>
+      <w:r>
+        <w:rPr>
+          <w:rFonts w:ascii="微软雅黑" w:hAnsi="微软雅黑" w:eastAsia="微软雅黑"/>
+          <w:b w:val="0"/>
+          <w:i w:val="0"/>
+          <w:sz w:val="21"/>
+        </w:rPr>
+        <w:t xml:space="preserve"> 装车单号、备货仓、FBA Code。</w:t>
+      </w:r>
+    </w:p>
+    <w:p>
+      <w:pPr>
+        <w:pStyle w:val="ListBullet"/>
+      </w:pPr>
+      <w:r>
+        <w:rPr>
+          <w:rFonts w:ascii="微软雅黑" w:hAnsi="微软雅黑" w:eastAsia="微软雅黑"/>
+          <w:b/>
+          <w:i w:val="0"/>
+          <w:sz w:val="21"/>
+        </w:rPr>
+        <w:t>已发车：</w:t>
+      </w:r>
+      <w:r>
+        <w:rPr>
+          <w:rFonts w:ascii="微软雅黑" w:hAnsi="微软雅黑" w:eastAsia="微软雅黑"/>
+          <w:b w:val="0"/>
+          <w:i w:val="0"/>
+          <w:sz w:val="21"/>
+        </w:rPr>
+        <w:t xml:space="preserve"> 仅允许修正发车跟进信息（实际承运卡司、卡司提货时间、车牌号、发车备注），不影响状态流转。</w:t>
+      </w:r>
+    </w:p>
+    <w:p>
+      <w:pPr>
+        <w:pStyle w:val="ListBullet"/>
+      </w:pPr>
+      <w:r>
+        <w:rPr>
+          <w:rFonts w:ascii="微软雅黑" w:hAnsi="微软雅黑" w:eastAsia="微软雅黑"/>
+          <w:b/>
+          <w:i w:val="0"/>
+          <w:sz w:val="21"/>
+        </w:rPr>
+        <w:t>已取消：</w:t>
+      </w:r>
+      <w:r>
+        <w:rPr>
+          <w:rFonts w:ascii="微软雅黑" w:hAnsi="微软雅黑" w:eastAsia="微软雅黑"/>
+          <w:b w:val="0"/>
+          <w:i w:val="0"/>
+          <w:sz w:val="21"/>
+        </w:rPr>
+        <w:t xml:space="preserve"> 不可修改。</w:t>
+      </w:r>
+    </w:p>
+    <w:p>
+      <w:pPr>
+        <w:pStyle w:val="ListBullet"/>
+      </w:pPr>
+      <w:r>
+        <w:rPr>
+          <w:rFonts w:ascii="微软雅黑" w:hAnsi="微软雅黑" w:eastAsia="微软雅黑"/>
+          <w:b/>
+          <w:i w:val="0"/>
+          <w:sz w:val="21"/>
+        </w:rPr>
+        <w:t>异常处理：</w:t>
+      </w:r>
+      <w:r>
+        <w:rPr>
+          <w:rFonts w:ascii="微软雅黑" w:hAnsi="微软雅黑" w:eastAsia="微软雅黑"/>
+          <w:b w:val="0"/>
+          <w:i w:val="0"/>
+          <w:sz w:val="21"/>
+        </w:rPr>
+        <w:t xml:space="preserve"> 状态不允许时阻断并提示；保存后更新修改人/修改时间并记操作日志。</w:t>
+      </w:r>
+    </w:p>
+    <w:p>
+      <w:pPr>
+        <w:pStyle w:val="Heading4"/>
+      </w:pPr>
+      <w:r>
+        <w:t>4.3.3 【BOL】签收与 POD</w:t>
+      </w:r>
+    </w:p>
+    <w:p>
+      <w:pPr>
+        <w:pStyle w:val="ListBullet"/>
+      </w:pPr>
+      <w:r>
+        <w:rPr>
+          <w:rFonts w:ascii="微软雅黑" w:hAnsi="微软雅黑" w:eastAsia="微软雅黑"/>
+          <w:b/>
+          <w:i w:val="0"/>
+          <w:sz w:val="21"/>
+        </w:rPr>
+        <w:t>使用场景：</w:t>
+      </w:r>
+      <w:r>
+        <w:rPr>
+          <w:rFonts w:ascii="微软雅黑" w:hAnsi="微软雅黑" w:eastAsia="微软雅黑"/>
+          <w:b w:val="0"/>
+          <w:i w:val="0"/>
+          <w:sz w:val="21"/>
+        </w:rPr>
+        <w:t xml:space="preserve"> BOL 运输中上传签收凭证。</w:t>
+      </w:r>
+    </w:p>
+    <w:p>
+      <w:pPr>
+        <w:pStyle w:val="ListBullet"/>
+      </w:pPr>
+      <w:r>
+        <w:rPr>
+          <w:rFonts w:ascii="微软雅黑" w:hAnsi="微软雅黑" w:eastAsia="微软雅黑"/>
+          <w:b/>
+          <w:i w:val="0"/>
+          <w:sz w:val="21"/>
+        </w:rPr>
+        <w:t>前置条件：</w:t>
+      </w:r>
+      <w:r>
+        <w:rPr>
+          <w:rFonts w:ascii="微软雅黑" w:hAnsi="微软雅黑" w:eastAsia="微软雅黑"/>
+          <w:b w:val="0"/>
+          <w:i w:val="0"/>
+          <w:sz w:val="21"/>
+        </w:rPr>
+        <w:t xml:space="preserve"> 目标 BOL 为</w:t>
+      </w:r>
+      <w:r>
+        <w:rPr>
+          <w:rFonts w:ascii="微软雅黑" w:hAnsi="微软雅黑" w:eastAsia="微软雅黑"/>
+          <w:b/>
+          <w:i w:val="0"/>
+          <w:sz w:val="21"/>
+        </w:rPr>
+        <w:t>运输中</w:t>
+      </w:r>
+      <w:r>
+        <w:rPr>
+          <w:rFonts w:ascii="微软雅黑" w:hAnsi="微软雅黑" w:eastAsia="微软雅黑"/>
+          <w:b w:val="0"/>
+          <w:i w:val="0"/>
+          <w:sz w:val="21"/>
+        </w:rPr>
+        <w:t>（装车单已为已发车）。</w:t>
+      </w:r>
+    </w:p>
+    <w:p>
+      <w:pPr>
+        <w:pStyle w:val="ListBullet"/>
+      </w:pPr>
+      <w:r>
+        <w:rPr>
+          <w:rFonts w:ascii="微软雅黑" w:hAnsi="微软雅黑" w:eastAsia="微软雅黑"/>
+          <w:b/>
+          <w:i w:val="0"/>
+          <w:sz w:val="21"/>
+        </w:rPr>
+        <w:t>操作流程：</w:t>
+      </w:r>
+    </w:p>
+    <w:p>
+      <w:r>
+        <w:rPr>
+          <w:rFonts w:ascii="微软雅黑" w:hAnsi="微软雅黑" w:eastAsia="微软雅黑"/>
+          <w:b w:val="0"/>
+          <w:i w:val="0"/>
+          <w:sz w:val="21"/>
+        </w:rPr>
+        <w:t>1. 在 FBA 派送管理（按 BOL 维度）选择运输中记录。</w:t>
+      </w:r>
+    </w:p>
+    <w:p>
+      <w:r>
+        <w:rPr>
+          <w:rFonts w:ascii="微软雅黑" w:hAnsi="微软雅黑" w:eastAsia="微软雅黑"/>
+          <w:b w:val="0"/>
+          <w:i w:val="0"/>
+          <w:sz w:val="21"/>
+        </w:rPr>
+        <w:t>2. 填写签收时间并上传 POD。</w:t>
+      </w:r>
+    </w:p>
+    <w:p>
+      <w:r>
+        <w:rPr>
+          <w:rFonts w:ascii="微软雅黑" w:hAnsi="微软雅黑" w:eastAsia="微软雅黑"/>
+          <w:b w:val="0"/>
+          <w:i w:val="0"/>
+          <w:sz w:val="21"/>
+        </w:rPr>
+        <w:t xml:space="preserve">3. 目标 BOL → </w:t>
+      </w:r>
+      <w:r>
+        <w:rPr>
+          <w:rFonts w:ascii="微软雅黑" w:hAnsi="微软雅黑" w:eastAsia="微软雅黑"/>
+          <w:b/>
+          <w:i w:val="0"/>
+          <w:sz w:val="21"/>
+        </w:rPr>
+        <w:t>已签收</w:t>
+      </w:r>
+      <w:r>
+        <w:rPr>
+          <w:rFonts w:ascii="微软雅黑" w:hAnsi="微软雅黑" w:eastAsia="微软雅黑"/>
+          <w:b w:val="0"/>
+          <w:i w:val="0"/>
+          <w:sz w:val="21"/>
+        </w:rPr>
+        <w:t>。</w:t>
+      </w:r>
+    </w:p>
+    <w:p>
+      <w:pPr>
+        <w:pStyle w:val="ListBullet"/>
+      </w:pPr>
+      <w:r>
+        <w:rPr>
+          <w:rFonts w:ascii="微软雅黑" w:hAnsi="微软雅黑" w:eastAsia="微软雅黑"/>
+          <w:b/>
+          <w:i w:val="0"/>
+          <w:sz w:val="21"/>
+        </w:rPr>
+        <w:t>业务规则（核心）：</w:t>
+      </w:r>
+    </w:p>
+    <w:p>
+      <w:pPr>
+        <w:pStyle w:val="ListBullet"/>
+      </w:pPr>
+      <w:r>
+        <w:rPr>
+          <w:rFonts w:ascii="微软雅黑" w:hAnsi="微软雅黑" w:eastAsia="微软雅黑"/>
+          <w:b w:val="0"/>
+          <w:i w:val="0"/>
+          <w:sz w:val="21"/>
+        </w:rPr>
+        <w:t>运输中可上传 POD；已签收可修改 POD（规则以原型为准）。</w:t>
+      </w:r>
+    </w:p>
+    <w:p>
+      <w:pPr>
+        <w:pStyle w:val="ListBullet"/>
+      </w:pPr>
+      <w:r>
+        <w:rPr>
+          <w:rFonts w:ascii="微软雅黑" w:hAnsi="微软雅黑" w:eastAsia="微软雅黑"/>
+          <w:b/>
+          <w:i w:val="0"/>
+          <w:sz w:val="21"/>
+        </w:rPr>
+        <w:t>退仓待执行、已退仓</w:t>
+      </w:r>
+      <w:r>
+        <w:rPr>
+          <w:rFonts w:ascii="微软雅黑" w:hAnsi="微软雅黑" w:eastAsia="微软雅黑"/>
+          <w:b w:val="0"/>
+          <w:i w:val="0"/>
+          <w:sz w:val="21"/>
+        </w:rPr>
+        <w:t>等终态或待执行 BOL 不可上传 POD。</w:t>
+      </w:r>
+    </w:p>
+    <w:p>
+      <w:pPr>
+        <w:pStyle w:val="ListBullet"/>
+      </w:pPr>
+      <w:r>
+        <w:rPr>
+          <w:rFonts w:ascii="微软雅黑" w:hAnsi="微软雅黑" w:eastAsia="微软雅黑"/>
+          <w:b w:val="0"/>
+          <w:i w:val="0"/>
+          <w:sz w:val="21"/>
+        </w:rPr>
+        <w:t xml:space="preserve">签收与 POD 绑定 </w:t>
+      </w:r>
+      <w:r>
+        <w:rPr>
+          <w:rFonts w:ascii="微软雅黑" w:hAnsi="微软雅黑" w:eastAsia="微软雅黑"/>
+          <w:b/>
+          <w:i w:val="0"/>
+          <w:sz w:val="21"/>
+        </w:rPr>
+        <w:t>BOL</w:t>
+      </w:r>
+      <w:r>
+        <w:rPr>
+          <w:rFonts w:ascii="微软雅黑" w:hAnsi="微软雅黑" w:eastAsia="微软雅黑"/>
+          <w:b w:val="0"/>
+          <w:i w:val="0"/>
+          <w:sz w:val="21"/>
+        </w:rPr>
+        <w:t>，不提升装车单、计划单状态。</w:t>
+      </w:r>
+    </w:p>
+    <w:p>
+      <w:pPr>
+        <w:pStyle w:val="ListBullet"/>
+      </w:pPr>
+      <w:r>
+        <w:rPr>
+          <w:rFonts w:ascii="微软雅黑" w:hAnsi="微软雅黑" w:eastAsia="微软雅黑"/>
+          <w:b/>
+          <w:i w:val="0"/>
+          <w:sz w:val="21"/>
+        </w:rPr>
+        <w:t>异常处理：</w:t>
+      </w:r>
+      <w:r>
+        <w:rPr>
+          <w:rFonts w:ascii="微软雅黑" w:hAnsi="微软雅黑" w:eastAsia="微软雅黑"/>
+          <w:b w:val="0"/>
+          <w:i w:val="0"/>
+          <w:sz w:val="21"/>
+        </w:rPr>
+        <w:t xml:space="preserve"> 缺附件/签收时间、状态不符时阻断。</w:t>
+      </w:r>
+    </w:p>
+    <w:p>
+      <w:pPr>
+        <w:pStyle w:val="Heading4"/>
+      </w:pPr>
+      <w:r>
+        <w:t>4.3.4 【在途】补录与退仓</w:t>
+      </w:r>
+    </w:p>
+    <w:p>
+      <w:pPr>
+        <w:pStyle w:val="ListBullet"/>
+      </w:pPr>
+      <w:r>
+        <w:rPr>
+          <w:rFonts w:ascii="微软雅黑" w:hAnsi="微软雅黑" w:eastAsia="微软雅黑"/>
+          <w:b/>
+          <w:i w:val="0"/>
+          <w:sz w:val="21"/>
+        </w:rPr>
+        <w:t>使用场景：</w:t>
+      </w:r>
+      <w:r>
+        <w:rPr>
+          <w:rFonts w:ascii="微软雅黑" w:hAnsi="微软雅黑" w:eastAsia="微软雅黑"/>
+          <w:b w:val="0"/>
+          <w:i w:val="0"/>
+          <w:sz w:val="21"/>
+        </w:rPr>
+        <w:t xml:space="preserve"> 运输中遗漏、退仓等异常。</w:t>
+      </w:r>
+    </w:p>
+    <w:p>
+      <w:pPr>
+        <w:pStyle w:val="ListBullet"/>
+      </w:pPr>
+      <w:r>
+        <w:rPr>
+          <w:rFonts w:ascii="微软雅黑" w:hAnsi="微软雅黑" w:eastAsia="微软雅黑"/>
+          <w:b/>
+          <w:i w:val="0"/>
+          <w:sz w:val="21"/>
+        </w:rPr>
+        <w:t>前置条件：</w:t>
+      </w:r>
+      <w:r>
+        <w:rPr>
+          <w:rFonts w:ascii="微软雅黑" w:hAnsi="微软雅黑" w:eastAsia="微软雅黑"/>
+          <w:b w:val="0"/>
+          <w:i w:val="0"/>
+          <w:sz w:val="21"/>
+        </w:rPr>
+        <w:t xml:space="preserve"> </w:t>
+      </w:r>
+      <w:r>
+        <w:rPr>
+          <w:rFonts w:ascii="微软雅黑" w:hAnsi="微软雅黑" w:eastAsia="微软雅黑"/>
+          <w:b/>
+          <w:i w:val="0"/>
+          <w:sz w:val="21"/>
+        </w:rPr>
+        <w:t>货件补录</w:t>
+      </w:r>
+      <w:r>
+        <w:rPr>
+          <w:rFonts w:ascii="微软雅黑" w:hAnsi="微软雅黑" w:eastAsia="微软雅黑"/>
+          <w:b w:val="0"/>
+          <w:i w:val="0"/>
+          <w:sz w:val="21"/>
+        </w:rPr>
+        <w:t>仅当目标 BOL 为</w:t>
+      </w:r>
+      <w:r>
+        <w:rPr>
+          <w:rFonts w:ascii="微软雅黑" w:hAnsi="微软雅黑" w:eastAsia="微软雅黑"/>
+          <w:b/>
+          <w:i w:val="0"/>
+          <w:sz w:val="21"/>
+        </w:rPr>
+        <w:t>已装车</w:t>
+      </w:r>
+      <w:r>
+        <w:rPr>
+          <w:rFonts w:ascii="微软雅黑" w:hAnsi="微软雅黑" w:eastAsia="微软雅黑"/>
+          <w:b w:val="0"/>
+          <w:i w:val="0"/>
+          <w:sz w:val="21"/>
+        </w:rPr>
+        <w:t>或</w:t>
+      </w:r>
+      <w:r>
+        <w:rPr>
+          <w:rFonts w:ascii="微软雅黑" w:hAnsi="微软雅黑" w:eastAsia="微软雅黑"/>
+          <w:b/>
+          <w:i w:val="0"/>
+          <w:sz w:val="21"/>
+        </w:rPr>
+        <w:t>运输中</w:t>
+      </w:r>
+      <w:r>
+        <w:rPr>
+          <w:rFonts w:ascii="微软雅黑" w:hAnsi="微软雅黑" w:eastAsia="微软雅黑"/>
+          <w:b w:val="0"/>
+          <w:i w:val="0"/>
+          <w:sz w:val="21"/>
+        </w:rPr>
+        <w:t>；单项退仓须</w:t>
+      </w:r>
+      <w:r>
+        <w:rPr>
+          <w:rFonts w:ascii="微软雅黑" w:hAnsi="微软雅黑" w:eastAsia="微软雅黑"/>
+          <w:b/>
+          <w:i w:val="0"/>
+          <w:sz w:val="21"/>
+        </w:rPr>
+        <w:t>运输中</w:t>
+      </w:r>
+      <w:r>
+        <w:rPr>
+          <w:rFonts w:ascii="微软雅黑" w:hAnsi="微软雅黑" w:eastAsia="微软雅黑"/>
+          <w:b w:val="0"/>
+          <w:i w:val="0"/>
+          <w:sz w:val="21"/>
+        </w:rPr>
+        <w:t>；整车退仓须符合整车退仓条件（装车单已发车等）。</w:t>
+      </w:r>
+    </w:p>
+    <w:p>
+      <w:pPr>
+        <w:pStyle w:val="ListBullet"/>
+      </w:pPr>
+      <w:r>
+        <w:rPr>
+          <w:rFonts w:ascii="微软雅黑" w:hAnsi="微软雅黑" w:eastAsia="微软雅黑"/>
+          <w:b/>
+          <w:i w:val="0"/>
+          <w:sz w:val="21"/>
+        </w:rPr>
+        <w:t>操作流程：</w:t>
+      </w:r>
+    </w:p>
+    <w:p>
+      <w:r>
+        <w:rPr>
+          <w:rFonts w:ascii="微软雅黑" w:hAnsi="微软雅黑" w:eastAsia="微软雅黑"/>
+          <w:b w:val="0"/>
+          <w:i w:val="0"/>
+          <w:sz w:val="21"/>
+        </w:rPr>
+        <w:t xml:space="preserve">1. </w:t>
+      </w:r>
+      <w:r>
+        <w:rPr>
+          <w:rFonts w:ascii="微软雅黑" w:hAnsi="微软雅黑" w:eastAsia="微软雅黑"/>
+          <w:b/>
+          <w:i w:val="0"/>
+          <w:sz w:val="21"/>
+        </w:rPr>
+        <w:t>货件补录：</w:t>
+      </w:r>
+      <w:r>
+        <w:rPr>
+          <w:rFonts w:ascii="微软雅黑" w:hAnsi="微软雅黑" w:eastAsia="微软雅黑"/>
+          <w:b w:val="0"/>
+          <w:i w:val="0"/>
+          <w:sz w:val="21"/>
+        </w:rPr>
+        <w:t xml:space="preserve"> 员工端选择对象并填写原因，</w:t>
+      </w:r>
+      <w:r>
+        <w:rPr>
+          <w:rFonts w:ascii="微软雅黑" w:hAnsi="微软雅黑" w:eastAsia="微软雅黑"/>
+          <w:b/>
+          <w:i w:val="0"/>
+          <w:sz w:val="21"/>
+        </w:rPr>
+        <w:t>直接执行</w:t>
+      </w:r>
+      <w:r>
+        <w:rPr>
+          <w:rFonts w:ascii="微软雅黑" w:hAnsi="微软雅黑" w:eastAsia="微软雅黑"/>
+          <w:b w:val="0"/>
+          <w:i w:val="0"/>
+          <w:sz w:val="21"/>
+        </w:rPr>
+        <w:t>（无 PDA、无退仓发起步骤）。</w:t>
+      </w:r>
+    </w:p>
+    <w:p>
+      <w:r>
+        <w:rPr>
+          <w:rFonts w:ascii="微软雅黑" w:hAnsi="微软雅黑" w:eastAsia="微软雅黑"/>
+          <w:b w:val="0"/>
+          <w:i w:val="0"/>
+          <w:sz w:val="21"/>
+        </w:rPr>
+        <w:t xml:space="preserve">2. </w:t>
+      </w:r>
+      <w:r>
+        <w:rPr>
+          <w:rFonts w:ascii="微软雅黑" w:hAnsi="微软雅黑" w:eastAsia="微软雅黑"/>
+          <w:b/>
+          <w:i w:val="0"/>
+          <w:sz w:val="21"/>
+        </w:rPr>
+        <w:t>单项/整车退仓：</w:t>
+      </w:r>
+      <w:r>
+        <w:rPr>
+          <w:rFonts w:ascii="微软雅黑" w:hAnsi="微软雅黑" w:eastAsia="微软雅黑"/>
+          <w:b w:val="0"/>
+          <w:i w:val="0"/>
+          <w:sz w:val="21"/>
+        </w:rPr>
+        <w:t xml:space="preserve"> 员工端弹窗底部二选一（</w:t>
+      </w:r>
+      <w:r>
+        <w:rPr>
+          <w:rFonts w:ascii="微软雅黑" w:hAnsi="微软雅黑" w:eastAsia="微软雅黑"/>
+          <w:b/>
+          <w:i w:val="0"/>
+          <w:sz w:val="21"/>
+        </w:rPr>
+        <w:t>通知仓库退仓</w:t>
+      </w:r>
+      <w:r>
+        <w:rPr>
+          <w:rFonts w:ascii="微软雅黑" w:hAnsi="微软雅黑" w:eastAsia="微软雅黑"/>
+          <w:b w:val="0"/>
+          <w:i w:val="0"/>
+          <w:sz w:val="21"/>
+        </w:rPr>
+        <w:t xml:space="preserve"> / </w:t>
+      </w:r>
+      <w:r>
+        <w:rPr>
+          <w:rFonts w:ascii="微软雅黑" w:hAnsi="微软雅黑" w:eastAsia="微软雅黑"/>
+          <w:b/>
+          <w:i w:val="0"/>
+          <w:sz w:val="21"/>
+        </w:rPr>
+        <w:t>确认退仓完成</w:t>
+      </w:r>
+      <w:r>
+        <w:rPr>
+          <w:rFonts w:ascii="微软雅黑" w:hAnsi="微软雅黑" w:eastAsia="微软雅黑"/>
+          <w:b w:val="0"/>
+          <w:i w:val="0"/>
+          <w:sz w:val="21"/>
+        </w:rPr>
+        <w:t>，对应下述动作）：</w:t>
+      </w:r>
+    </w:p>
+    <w:p>
+      <w:pPr>
+        <w:pStyle w:val="ListBullet"/>
+      </w:pPr>
+      <w:r>
+        <w:rPr>
+          <w:rFonts w:ascii="微软雅黑" w:hAnsi="微软雅黑" w:eastAsia="微软雅黑"/>
+          <w:b/>
+          <w:i w:val="0"/>
+          <w:sz w:val="21"/>
+        </w:rPr>
+        <w:t>退仓发起（通知仓库退仓）：</w:t>
+      </w:r>
+      <w:r>
+        <w:rPr>
+          <w:rFonts w:ascii="微软雅黑" w:hAnsi="微软雅黑" w:eastAsia="微软雅黑"/>
+          <w:b w:val="0"/>
+          <w:i w:val="0"/>
+          <w:sz w:val="21"/>
+        </w:rPr>
+        <w:t xml:space="preserve"> 向仓库下发指令；单项 → 目标 BOL </w:t>
+      </w:r>
+      <w:r>
+        <w:rPr>
+          <w:rFonts w:ascii="微软雅黑" w:hAnsi="微软雅黑" w:eastAsia="微软雅黑"/>
+          <w:b/>
+          <w:i w:val="0"/>
+          <w:sz w:val="21"/>
+        </w:rPr>
+        <w:t>退仓待执行</w:t>
+      </w:r>
+      <w:r>
+        <w:rPr>
+          <w:rFonts w:ascii="微软雅黑" w:hAnsi="微软雅黑" w:eastAsia="微软雅黑"/>
+          <w:b w:val="0"/>
+          <w:i w:val="0"/>
+          <w:sz w:val="21"/>
+        </w:rPr>
+        <w:t>，退仓类型记为</w:t>
+      </w:r>
+      <w:r>
+        <w:rPr>
+          <w:rFonts w:ascii="微软雅黑" w:hAnsi="微软雅黑" w:eastAsia="微软雅黑"/>
+          <w:b/>
+          <w:i w:val="0"/>
+          <w:sz w:val="21"/>
+        </w:rPr>
+        <w:t>单项退仓</w:t>
+      </w:r>
+      <w:r>
+        <w:rPr>
+          <w:rFonts w:ascii="微软雅黑" w:hAnsi="微软雅黑" w:eastAsia="微软雅黑"/>
+          <w:b w:val="0"/>
+          <w:i w:val="0"/>
+          <w:sz w:val="21"/>
+        </w:rPr>
+        <w:t>；整车 → 装车单下</w:t>
+      </w:r>
+      <w:r>
+        <w:rPr>
+          <w:rFonts w:ascii="微软雅黑" w:hAnsi="微软雅黑" w:eastAsia="微软雅黑"/>
+          <w:b/>
+          <w:i w:val="0"/>
+          <w:sz w:val="21"/>
+        </w:rPr>
+        <w:t>全部 BOL</w:t>
+      </w:r>
+      <w:r>
+        <w:rPr>
+          <w:rFonts w:ascii="微软雅黑" w:hAnsi="微软雅黑" w:eastAsia="微软雅黑"/>
+          <w:b w:val="0"/>
+          <w:i w:val="0"/>
+          <w:sz w:val="21"/>
+        </w:rPr>
+        <w:t xml:space="preserve"> </w:t>
+      </w:r>
+      <w:r>
+        <w:rPr>
+          <w:rFonts w:ascii="微软雅黑" w:hAnsi="微软雅黑" w:eastAsia="微软雅黑"/>
+          <w:b/>
+          <w:i w:val="0"/>
+          <w:sz w:val="21"/>
+        </w:rPr>
+        <w:t>退仓待执行</w:t>
+      </w:r>
+      <w:r>
+        <w:rPr>
+          <w:rFonts w:ascii="微软雅黑" w:hAnsi="微软雅黑" w:eastAsia="微软雅黑"/>
+          <w:b w:val="0"/>
+          <w:i w:val="0"/>
+          <w:sz w:val="21"/>
+        </w:rPr>
+        <w:t>，退仓类型记为</w:t>
+      </w:r>
+      <w:r>
+        <w:rPr>
+          <w:rFonts w:ascii="微软雅黑" w:hAnsi="微软雅黑" w:eastAsia="微软雅黑"/>
+          <w:b/>
+          <w:i w:val="0"/>
+          <w:sz w:val="21"/>
+        </w:rPr>
+        <w:t>整车退仓</w:t>
+      </w:r>
+      <w:r>
+        <w:rPr>
+          <w:rFonts w:ascii="微软雅黑" w:hAnsi="微软雅黑" w:eastAsia="微软雅黑"/>
+          <w:b w:val="0"/>
+          <w:i w:val="0"/>
+          <w:sz w:val="21"/>
+        </w:rPr>
+        <w:t>。</w:t>
+      </w:r>
+    </w:p>
+    <w:p>
+      <w:pPr>
+        <w:pStyle w:val="ListBullet"/>
+      </w:pPr>
+      <w:r>
+        <w:rPr>
+          <w:rFonts w:ascii="微软雅黑" w:hAnsi="微软雅黑" w:eastAsia="微软雅黑"/>
+          <w:b/>
+          <w:i w:val="0"/>
+          <w:sz w:val="21"/>
+        </w:rPr>
+        <w:t>退仓执行（确认退仓完成）：</w:t>
+      </w:r>
+      <w:r>
+        <w:rPr>
+          <w:rFonts w:ascii="微软雅黑" w:hAnsi="微软雅黑" w:eastAsia="微软雅黑"/>
+          <w:b w:val="0"/>
+          <w:i w:val="0"/>
+          <w:sz w:val="21"/>
+        </w:rPr>
+        <w:t xml:space="preserve"> 员工端当场办结，或 PDA 按已下发指令执行。</w:t>
+      </w:r>
+    </w:p>
+    <w:p>
+      <w:r>
+        <w:rPr>
+          <w:rFonts w:ascii="微软雅黑" w:hAnsi="微软雅黑" w:eastAsia="微软雅黑"/>
+          <w:b w:val="0"/>
+          <w:i w:val="0"/>
+          <w:sz w:val="21"/>
+        </w:rPr>
+        <w:t>3. 系统按类型更新 BOL/货件/装车单/计划单状态并写日志。</w:t>
       </w:r>
     </w:p>
     <w:p>
@@ -4396,15 +7897,16 @@
         <w:tblLook w:firstColumn="1" w:firstRow="1" w:lastColumn="0" w:lastRow="0" w:noHBand="0" w:noVBand="1" w:val="04A0"/>
       </w:tblPr>
       <w:tblGrid>
-        <w:gridCol w:w="2161"/>
-        <w:gridCol w:w="2161"/>
-        <w:gridCol w:w="2161"/>
-        <w:gridCol w:w="2161"/>
+        <w:gridCol w:w="1729"/>
+        <w:gridCol w:w="1729"/>
+        <w:gridCol w:w="1729"/>
+        <w:gridCol w:w="1729"/>
+        <w:gridCol w:w="1729"/>
       </w:tblGrid>
       <w:tr>
         <w:tc>
           <w:tcPr>
-            <w:tcW w:type="dxa" w:w="2161"/>
+            <w:tcW w:type="dxa" w:w="1729"/>
           </w:tcPr>
           <w:p>
             <w:r>
@@ -4420,7 +7922,7 @@
         </w:tc>
         <w:tc>
           <w:tcPr>
-            <w:tcW w:type="dxa" w:w="2161"/>
+            <w:tcW w:type="dxa" w:w="1729"/>
           </w:tcPr>
           <w:p>
             <w:r>
@@ -4430,13 +7932,13 @@
                 <w:i w:val="0"/>
                 <w:sz w:val="20"/>
               </w:rPr>
-              <w:t>指令端</w:t>
+              <w:t>发起</w:t>
             </w:r>
           </w:p>
         </w:tc>
         <w:tc>
           <w:tcPr>
-            <w:tcW w:type="dxa" w:w="2161"/>
+            <w:tcW w:type="dxa" w:w="1729"/>
           </w:tcPr>
           <w:p>
             <w:r>
@@ -4446,13 +7948,13 @@
                 <w:i w:val="0"/>
                 <w:sz w:val="20"/>
               </w:rPr>
-              <w:t>执行端</w:t>
+              <w:t>执行</w:t>
             </w:r>
           </w:p>
         </w:tc>
         <w:tc>
           <w:tcPr>
-            <w:tcW w:type="dxa" w:w="2161"/>
+            <w:tcW w:type="dxa" w:w="1729"/>
           </w:tcPr>
           <w:p>
             <w:r>
@@ -4463,6 +7965,22 @@
                 <w:sz w:val="20"/>
               </w:rPr>
               <w:t>结果</w:t>
+            </w:r>
+          </w:p>
+        </w:tc>
+        <w:tc>
+          <w:tcPr>
+            <w:tcW w:type="dxa" w:w="1729"/>
+          </w:tcPr>
+          <w:p>
+            <w:r>
+              <w:rPr>
+                <w:rFonts w:ascii="微软雅黑" w:hAnsi="微软雅黑" w:eastAsia="微软雅黑"/>
+                <w:b/>
+                <w:i w:val="0"/>
+                <w:sz w:val="20"/>
+              </w:rPr>
+              <w:t>退仓类型</w:t>
             </w:r>
           </w:p>
         </w:tc>
@@ -4470,7 +7988,7 @@
       <w:tr>
         <w:tc>
           <w:tcPr>
-            <w:tcW w:type="dxa" w:w="2161"/>
+            <w:tcW w:type="dxa" w:w="1729"/>
           </w:tcPr>
           <w:p>
             <w:r>
@@ -4486,7 +8004,7 @@
         </w:tc>
         <w:tc>
           <w:tcPr>
-            <w:tcW w:type="dxa" w:w="2161"/>
+            <w:tcW w:type="dxa" w:w="1729"/>
           </w:tcPr>
           <w:p>
             <w:r>
@@ -4496,13 +8014,13 @@
                 <w:i w:val="0"/>
                 <w:sz w:val="20"/>
               </w:rPr>
-              <w:t>员工端</w:t>
+              <w:t>—</w:t>
             </w:r>
           </w:p>
         </w:tc>
         <w:tc>
           <w:tcPr>
-            <w:tcW w:type="dxa" w:w="2161"/>
+            <w:tcW w:type="dxa" w:w="1729"/>
           </w:tcPr>
           <w:p>
             <w:r>
@@ -4512,13 +8030,13 @@
                 <w:i w:val="0"/>
                 <w:sz w:val="20"/>
               </w:rPr>
-              <w:t>PDA</w:t>
+              <w:t>仅员工端</w:t>
             </w:r>
           </w:p>
         </w:tc>
         <w:tc>
           <w:tcPr>
-            <w:tcW w:type="dxa" w:w="2161"/>
+            <w:tcW w:type="dxa" w:w="1729"/>
           </w:tcPr>
           <w:p>
             <w:r>
@@ -4528,7 +8046,7 @@
                 <w:i w:val="0"/>
                 <w:sz w:val="20"/>
               </w:rPr>
-              <w:t>按柜号+FBA Code 纳入</w:t>
+              <w:t xml:space="preserve">BOL </w:t>
             </w:r>
             <w:r>
               <w:rPr>
@@ -4537,7 +8055,7 @@
                 <w:i w:val="0"/>
                 <w:sz w:val="20"/>
               </w:rPr>
-              <w:t>当前</w:t>
+              <w:t>已装车/运输中</w:t>
             </w:r>
             <w:r>
               <w:rPr>
@@ -4546,7 +8064,7 @@
                 <w:i w:val="0"/>
                 <w:sz w:val="20"/>
               </w:rPr>
-              <w:t>装车单/BOL 流程；</w:t>
+              <w:t>；按柜号+FBA Code 纳入当前 BOL；</w:t>
             </w:r>
             <w:r>
               <w:rPr>
@@ -4565,6 +8083,22 @@
                 <w:sz w:val="20"/>
               </w:rPr>
               <w:t>备货加货</w:t>
+            </w:r>
+          </w:p>
+        </w:tc>
+        <w:tc>
+          <w:tcPr>
+            <w:tcW w:type="dxa" w:w="1729"/>
+          </w:tcPr>
+          <w:p>
+            <w:r>
+              <w:rPr>
+                <w:rFonts w:ascii="微软雅黑" w:hAnsi="微软雅黑" w:eastAsia="微软雅黑"/>
+                <w:b w:val="0"/>
+                <w:i w:val="0"/>
+                <w:sz w:val="20"/>
+              </w:rPr>
+              <w:t>—</w:t>
             </w:r>
           </w:p>
         </w:tc>
@@ -4572,7 +8106,7 @@
       <w:tr>
         <w:tc>
           <w:tcPr>
-            <w:tcW w:type="dxa" w:w="2161"/>
+            <w:tcW w:type="dxa" w:w="1729"/>
           </w:tcPr>
           <w:p>
             <w:r>
@@ -4588,7 +8122,7 @@
         </w:tc>
         <w:tc>
           <w:tcPr>
-            <w:tcW w:type="dxa" w:w="2161"/>
+            <w:tcW w:type="dxa" w:w="1729"/>
           </w:tcPr>
           <w:p>
             <w:r>
@@ -4598,13 +8132,22 @@
                 <w:i w:val="0"/>
                 <w:sz w:val="20"/>
               </w:rPr>
-              <w:t>员工端（按 BOL）</w:t>
+              <w:t>员工端·</w:t>
+            </w:r>
+            <w:r>
+              <w:rPr>
+                <w:rFonts w:ascii="微软雅黑" w:hAnsi="微软雅黑" w:eastAsia="微软雅黑"/>
+                <w:b/>
+                <w:i w:val="0"/>
+                <w:sz w:val="20"/>
+              </w:rPr>
+              <w:t>通知仓库退仓</w:t>
             </w:r>
           </w:p>
         </w:tc>
         <w:tc>
           <w:tcPr>
-            <w:tcW w:type="dxa" w:w="2161"/>
+            <w:tcW w:type="dxa" w:w="1729"/>
           </w:tcPr>
           <w:p>
             <w:r>
@@ -4614,13 +8157,31 @@
                 <w:i w:val="0"/>
                 <w:sz w:val="20"/>
               </w:rPr>
-              <w:t>PDA</w:t>
+              <w:t>员工端·</w:t>
+            </w:r>
+            <w:r>
+              <w:rPr>
+                <w:rFonts w:ascii="微软雅黑" w:hAnsi="微软雅黑" w:eastAsia="微软雅黑"/>
+                <w:b/>
+                <w:i w:val="0"/>
+                <w:sz w:val="20"/>
+              </w:rPr>
+              <w:t>确认退仓完成</w:t>
+            </w:r>
+            <w:r>
+              <w:rPr>
+                <w:rFonts w:ascii="微软雅黑" w:hAnsi="微软雅黑" w:eastAsia="微软雅黑"/>
+                <w:b w:val="0"/>
+                <w:i w:val="0"/>
+                <w:sz w:val="20"/>
+              </w:rPr>
+              <w:t xml:space="preserve"> 或 PDA</w:t>
             </w:r>
           </w:p>
         </w:tc>
         <w:tc>
           <w:tcPr>
-            <w:tcW w:type="dxa" w:w="2161"/>
+            <w:tcW w:type="dxa" w:w="1729"/>
           </w:tcPr>
           <w:p>
             <w:r>
@@ -4630,7 +8191,7 @@
                 <w:i w:val="0"/>
                 <w:sz w:val="20"/>
               </w:rPr>
-              <w:t xml:space="preserve">目标 BOL → </w:t>
+              <w:t>确认完成须</w:t>
             </w:r>
             <w:r>
               <w:rPr>
@@ -4639,6 +8200,24 @@
                 <w:i w:val="0"/>
                 <w:sz w:val="20"/>
               </w:rPr>
+              <w:t>实际到仓时间</w:t>
+            </w:r>
+            <w:r>
+              <w:rPr>
+                <w:rFonts w:ascii="微软雅黑" w:hAnsi="微软雅黑" w:eastAsia="微软雅黑"/>
+                <w:b w:val="0"/>
+                <w:i w:val="0"/>
+                <w:sz w:val="20"/>
+              </w:rPr>
+              <w:t>→</w:t>
+            </w:r>
+            <w:r>
+              <w:rPr>
+                <w:rFonts w:ascii="微软雅黑" w:hAnsi="微软雅黑" w:eastAsia="微软雅黑"/>
+                <w:b/>
+                <w:i w:val="0"/>
+                <w:sz w:val="20"/>
+              </w:rPr>
               <w:t>已退仓</w:t>
             </w:r>
             <w:r>
@@ -4648,7 +8227,7 @@
                 <w:i w:val="0"/>
                 <w:sz w:val="20"/>
               </w:rPr>
-              <w:t xml:space="preserve">；货件 → </w:t>
+              <w:t>；货件→</w:t>
             </w:r>
             <w:r>
               <w:rPr>
@@ -4659,15 +8238,13 @@
               </w:rPr>
               <w:t>在库</w:t>
             </w:r>
-            <w:r>
-              <w:rPr>
-                <w:rFonts w:ascii="微软雅黑" w:hAnsi="微软雅黑" w:eastAsia="微软雅黑"/>
-                <w:b w:val="0"/>
-                <w:i w:val="0"/>
-                <w:sz w:val="20"/>
-              </w:rPr>
-              <w:t>（真实库位走「入库上架」）；</w:t>
-            </w:r>
+          </w:p>
+        </w:tc>
+        <w:tc>
+          <w:tcPr>
+            <w:tcW w:type="dxa" w:w="1729"/>
+          </w:tcPr>
+          <w:p>
             <w:r>
               <w:rPr>
                 <w:rFonts w:ascii="微软雅黑" w:hAnsi="微软雅黑" w:eastAsia="微软雅黑"/>
@@ -4675,34 +8252,7 @@
                 <w:i w:val="0"/>
                 <w:sz w:val="20"/>
               </w:rPr>
-              <w:t>不</w:t>
-            </w:r>
-            <w:r>
-              <w:rPr>
-                <w:rFonts w:ascii="微软雅黑" w:hAnsi="微软雅黑" w:eastAsia="微软雅黑"/>
-                <w:b w:val="0"/>
-                <w:i w:val="0"/>
-                <w:sz w:val="20"/>
-              </w:rPr>
-              <w:t>解除计划单关联、</w:t>
-            </w:r>
-            <w:r>
-              <w:rPr>
-                <w:rFonts w:ascii="微软雅黑" w:hAnsi="微软雅黑" w:eastAsia="微软雅黑"/>
-                <w:b/>
-                <w:i w:val="0"/>
-                <w:sz w:val="20"/>
-              </w:rPr>
-              <w:t>不</w:t>
-            </w:r>
-            <w:r>
-              <w:rPr>
-                <w:rFonts w:ascii="微软雅黑" w:hAnsi="微软雅黑" w:eastAsia="微软雅黑"/>
-                <w:b w:val="0"/>
-                <w:i w:val="0"/>
-                <w:sz w:val="20"/>
-              </w:rPr>
-              <w:t>自动将计划单改为待安排备货</w:t>
+              <w:t>单项退仓</w:t>
             </w:r>
           </w:p>
         </w:tc>
@@ -4710,7 +8260,7 @@
       <w:tr>
         <w:tc>
           <w:tcPr>
-            <w:tcW w:type="dxa" w:w="2161"/>
+            <w:tcW w:type="dxa" w:w="1729"/>
           </w:tcPr>
           <w:p>
             <w:r>
@@ -4726,7 +8276,7 @@
         </w:tc>
         <w:tc>
           <w:tcPr>
-            <w:tcW w:type="dxa" w:w="2161"/>
+            <w:tcW w:type="dxa" w:w="1729"/>
           </w:tcPr>
           <w:p>
             <w:r>
@@ -4736,13 +8286,22 @@
                 <w:i w:val="0"/>
                 <w:sz w:val="20"/>
               </w:rPr>
-              <w:t>员工端（按装车单）</w:t>
+              <w:t>员工端·</w:t>
+            </w:r>
+            <w:r>
+              <w:rPr>
+                <w:rFonts w:ascii="微软雅黑" w:hAnsi="微软雅黑" w:eastAsia="微软雅黑"/>
+                <w:b/>
+                <w:i w:val="0"/>
+                <w:sz w:val="20"/>
+              </w:rPr>
+              <w:t>通知仓库退仓</w:t>
             </w:r>
           </w:p>
         </w:tc>
         <w:tc>
           <w:tcPr>
-            <w:tcW w:type="dxa" w:w="2161"/>
+            <w:tcW w:type="dxa" w:w="1729"/>
           </w:tcPr>
           <w:p>
             <w:r>
@@ -4752,13 +8311,31 @@
                 <w:i w:val="0"/>
                 <w:sz w:val="20"/>
               </w:rPr>
-              <w:t>PDA</w:t>
+              <w:t>员工端·</w:t>
+            </w:r>
+            <w:r>
+              <w:rPr>
+                <w:rFonts w:ascii="微软雅黑" w:hAnsi="微软雅黑" w:eastAsia="微软雅黑"/>
+                <w:b/>
+                <w:i w:val="0"/>
+                <w:sz w:val="20"/>
+              </w:rPr>
+              <w:t>确认退仓完成</w:t>
+            </w:r>
+            <w:r>
+              <w:rPr>
+                <w:rFonts w:ascii="微软雅黑" w:hAnsi="微软雅黑" w:eastAsia="微软雅黑"/>
+                <w:b w:val="0"/>
+                <w:i w:val="0"/>
+                <w:sz w:val="20"/>
+              </w:rPr>
+              <w:t xml:space="preserve"> 或 PDA</w:t>
             </w:r>
           </w:p>
         </w:tc>
         <w:tc>
           <w:tcPr>
-            <w:tcW w:type="dxa" w:w="2161"/>
+            <w:tcW w:type="dxa" w:w="1729"/>
           </w:tcPr>
           <w:p>
             <w:r>
@@ -4768,7 +8345,7 @@
                 <w:i w:val="0"/>
                 <w:sz w:val="20"/>
               </w:rPr>
-              <w:t>登记</w:t>
+              <w:t>确认完成须</w:t>
             </w:r>
             <w:r>
               <w:rPr>
@@ -4777,7 +8354,7 @@
                 <w:i w:val="0"/>
                 <w:sz w:val="20"/>
               </w:rPr>
-              <w:t>退仓虚拟库位</w:t>
+              <w:t>实际到仓时间</w:t>
             </w:r>
             <w:r>
               <w:rPr>
@@ -4786,7 +8363,7 @@
                 <w:i w:val="0"/>
                 <w:sz w:val="20"/>
               </w:rPr>
-              <w:t xml:space="preserve">；装车单 + 该单下全部 BOL → </w:t>
+              <w:t>+</w:t>
             </w:r>
             <w:r>
               <w:rPr>
@@ -4795,6 +8372,24 @@
                 <w:i w:val="0"/>
                 <w:sz w:val="20"/>
               </w:rPr>
+              <w:t>库位号</w:t>
+            </w:r>
+            <w:r>
+              <w:rPr>
+                <w:rFonts w:ascii="微软雅黑" w:hAnsi="微软雅黑" w:eastAsia="微软雅黑"/>
+                <w:b w:val="0"/>
+                <w:i w:val="0"/>
+                <w:sz w:val="20"/>
+              </w:rPr>
+              <w:t xml:space="preserve">→全部 BOL </w:t>
+            </w:r>
+            <w:r>
+              <w:rPr>
+                <w:rFonts w:ascii="微软雅黑" w:hAnsi="微软雅黑" w:eastAsia="微软雅黑"/>
+                <w:b/>
+                <w:i w:val="0"/>
+                <w:sz w:val="20"/>
+              </w:rPr>
               <w:t>已装车</w:t>
             </w:r>
             <w:r>
@@ -4804,8 +8399,15 @@
                 <w:i w:val="0"/>
                 <w:sz w:val="20"/>
               </w:rPr>
-              <w:t>；</w:t>
-            </w:r>
+              <w:t>；不回在库</w:t>
+            </w:r>
+          </w:p>
+        </w:tc>
+        <w:tc>
+          <w:tcPr>
+            <w:tcW w:type="dxa" w:w="1729"/>
+          </w:tcPr>
+          <w:p>
             <w:r>
               <w:rPr>
                 <w:rFonts w:ascii="微软雅黑" w:hAnsi="微软雅黑" w:eastAsia="微软雅黑"/>
@@ -4813,16 +8415,7 @@
                 <w:i w:val="0"/>
                 <w:sz w:val="20"/>
               </w:rPr>
-              <w:t>不</w:t>
-            </w:r>
-            <w:r>
-              <w:rPr>
-                <w:rFonts w:ascii="微软雅黑" w:hAnsi="微软雅黑" w:eastAsia="微软雅黑"/>
-                <w:b w:val="0"/>
-                <w:i w:val="0"/>
-                <w:sz w:val="20"/>
-              </w:rPr>
-              <w:t>在库恢复、不上架、不取消计划、不作废装车单</w:t>
+              <w:t>整车退仓</w:t>
             </w:r>
           </w:p>
         </w:tc>
@@ -4844,7 +8437,7 @@
           <w:i w:val="0"/>
           <w:sz w:val="21"/>
         </w:rPr>
-        <w:t>重新排货（单项退仓后）：</w:t>
+        <w:t>退仓类型展示：</w:t>
       </w:r>
       <w:r>
         <w:rPr>
@@ -4853,7 +8446,7 @@
           <w:i w:val="0"/>
           <w:sz w:val="21"/>
         </w:rPr>
-        <w:t xml:space="preserve"> 须生成</w:t>
+        <w:t xml:space="preserve"> FBA 派送管理列表在</w:t>
       </w:r>
       <w:r>
         <w:rPr>
@@ -4862,7 +8455,7 @@
           <w:i w:val="0"/>
           <w:sz w:val="21"/>
         </w:rPr>
-        <w:t>新 BOL</w:t>
+        <w:t>修改人、修改时间</w:t>
       </w:r>
       <w:r>
         <w:rPr>
@@ -4871,7 +8464,7 @@
           <w:i w:val="0"/>
           <w:sz w:val="21"/>
         </w:rPr>
-        <w:t>；</w:t>
+        <w:t>旁展示</w:t>
       </w:r>
       <w:r>
         <w:rPr>
@@ -4880,7 +8473,7 @@
           <w:i w:val="0"/>
           <w:sz w:val="21"/>
         </w:rPr>
-        <w:t>员工端</w:t>
+        <w:t>退仓类型</w:t>
       </w:r>
       <w:r>
         <w:rPr>
@@ -4889,7 +8482,7 @@
           <w:i w:val="0"/>
           <w:sz w:val="21"/>
         </w:rPr>
-        <w:t>将新 BOL 绑定至原计划单（新增 BOL 行）或新建计划单；</w:t>
+        <w:t>列；</w:t>
       </w:r>
       <w:r>
         <w:rPr>
@@ -4898,7 +8491,7 @@
           <w:i w:val="0"/>
           <w:sz w:val="21"/>
         </w:rPr>
-        <w:t>PDA 不选择计划单</w:t>
+        <w:t>仅当 BOL 为退仓待执行</w:t>
       </w:r>
       <w:r>
         <w:rPr>
@@ -4907,7 +8500,7 @@
           <w:i w:val="0"/>
           <w:sz w:val="21"/>
         </w:rPr>
-        <w:t>，仅执行出库/关联装车单或进入待关联队列。</w:t>
+        <w:t>时显示具体类型（单项退仓 / 整车退仓），其余状态显示占位「—」。</w:t>
       </w:r>
     </w:p>
     <w:p>
@@ -4921,7 +8514,7 @@
           <w:i w:val="0"/>
           <w:sz w:val="21"/>
         </w:rPr>
-        <w:t>列表过滤：</w:t>
+        <w:t>退仓类型生命周期：</w:t>
       </w:r>
       <w:r>
         <w:rPr>
@@ -4930,7 +8523,7 @@
           <w:i w:val="0"/>
           <w:sz w:val="21"/>
         </w:rPr>
-        <w:t xml:space="preserve"> 作业列表默认不展示已退仓/已作废 BOL；历史 BOL 在详情/日志中可查。</w:t>
+        <w:t xml:space="preserve"> 通知仓库退仓时写入；确认退仓完成或撤销退仓后清除，列表不再展示类型。</w:t>
       </w:r>
     </w:p>
     <w:p>
@@ -4944,6 +8537,242 @@
           <w:i w:val="0"/>
           <w:sz w:val="21"/>
         </w:rPr>
+        <w:t>整车退仓阻断：</w:t>
+      </w:r>
+      <w:r>
+        <w:rPr>
+          <w:rFonts w:ascii="微软雅黑" w:hAnsi="微软雅黑" w:eastAsia="微软雅黑"/>
+          <w:b w:val="0"/>
+          <w:i w:val="0"/>
+          <w:sz w:val="21"/>
+        </w:rPr>
+        <w:t xml:space="preserve"> 同装车单下若存在</w:t>
+      </w:r>
+      <w:r>
+        <w:rPr>
+          <w:rFonts w:ascii="微软雅黑" w:hAnsi="微软雅黑" w:eastAsia="微软雅黑"/>
+          <w:b/>
+          <w:i w:val="0"/>
+          <w:sz w:val="21"/>
+        </w:rPr>
+        <w:t>已签收、已退仓、退仓待执行</w:t>
+      </w:r>
+      <w:r>
+        <w:rPr>
+          <w:rFonts w:ascii="微软雅黑" w:hAnsi="微软雅黑" w:eastAsia="微软雅黑"/>
+          <w:b w:val="0"/>
+          <w:i w:val="0"/>
+          <w:sz w:val="21"/>
+        </w:rPr>
+        <w:t>等不可整车发起的 BOL，整单阻断并提示。</w:t>
+      </w:r>
+    </w:p>
+    <w:p>
+      <w:pPr>
+        <w:pStyle w:val="ListBullet"/>
+      </w:pPr>
+      <w:r>
+        <w:rPr>
+          <w:rFonts w:ascii="微软雅黑" w:hAnsi="微软雅黑" w:eastAsia="微软雅黑"/>
+          <w:b/>
+          <w:i w:val="0"/>
+          <w:sz w:val="21"/>
+        </w:rPr>
+        <w:t>重新排货（单项退仓后）：</w:t>
+      </w:r>
+      <w:r>
+        <w:rPr>
+          <w:rFonts w:ascii="微软雅黑" w:hAnsi="微软雅黑" w:eastAsia="微软雅黑"/>
+          <w:b w:val="0"/>
+          <w:i w:val="0"/>
+          <w:sz w:val="21"/>
+        </w:rPr>
+        <w:t xml:space="preserve"> 须生成</w:t>
+      </w:r>
+      <w:r>
+        <w:rPr>
+          <w:rFonts w:ascii="微软雅黑" w:hAnsi="微软雅黑" w:eastAsia="微软雅黑"/>
+          <w:b/>
+          <w:i w:val="0"/>
+          <w:sz w:val="21"/>
+        </w:rPr>
+        <w:t>新 BOL</w:t>
+      </w:r>
+      <w:r>
+        <w:rPr>
+          <w:rFonts w:ascii="微软雅黑" w:hAnsi="微软雅黑" w:eastAsia="微软雅黑"/>
+          <w:b w:val="0"/>
+          <w:i w:val="0"/>
+          <w:sz w:val="21"/>
+        </w:rPr>
+        <w:t>；</w:t>
+      </w:r>
+      <w:r>
+        <w:rPr>
+          <w:rFonts w:ascii="微软雅黑" w:hAnsi="微软雅黑" w:eastAsia="微软雅黑"/>
+          <w:b/>
+          <w:i w:val="0"/>
+          <w:sz w:val="21"/>
+        </w:rPr>
+        <w:t>员工端</w:t>
+      </w:r>
+      <w:r>
+        <w:rPr>
+          <w:rFonts w:ascii="微软雅黑" w:hAnsi="微软雅黑" w:eastAsia="微软雅黑"/>
+          <w:b w:val="0"/>
+          <w:i w:val="0"/>
+          <w:sz w:val="21"/>
+        </w:rPr>
+        <w:t>将新 BOL 绑定至原计划单（新增 BOL 行）或新建计划单。</w:t>
+      </w:r>
+    </w:p>
+    <w:p>
+      <w:pPr>
+        <w:pStyle w:val="ListBullet"/>
+      </w:pPr>
+      <w:r>
+        <w:rPr>
+          <w:rFonts w:ascii="微软雅黑" w:hAnsi="微软雅黑" w:eastAsia="微软雅黑"/>
+          <w:b/>
+          <w:i w:val="0"/>
+          <w:sz w:val="21"/>
+        </w:rPr>
+        <w:t>列表过滤：</w:t>
+      </w:r>
+      <w:r>
+        <w:rPr>
+          <w:rFonts w:ascii="微软雅黑" w:hAnsi="微软雅黑" w:eastAsia="微软雅黑"/>
+          <w:b w:val="0"/>
+          <w:i w:val="0"/>
+          <w:sz w:val="21"/>
+        </w:rPr>
+        <w:t xml:space="preserve"> FBA 派送管理作业列表默认不展示</w:t>
+      </w:r>
+      <w:r>
+        <w:rPr>
+          <w:rFonts w:ascii="微软雅黑" w:hAnsi="微软雅黑" w:eastAsia="微软雅黑"/>
+          <w:b/>
+          <w:i w:val="0"/>
+          <w:sz w:val="21"/>
+        </w:rPr>
+        <w:t>已退仓</w:t>
+      </w:r>
+      <w:r>
+        <w:rPr>
+          <w:rFonts w:ascii="微软雅黑" w:hAnsi="微软雅黑" w:eastAsia="微软雅黑"/>
+          <w:b w:val="0"/>
+          <w:i w:val="0"/>
+          <w:sz w:val="21"/>
+        </w:rPr>
+        <w:t xml:space="preserve"> BOL；</w:t>
+      </w:r>
+      <w:r>
+        <w:rPr>
+          <w:rFonts w:ascii="微软雅黑" w:hAnsi="微软雅黑" w:eastAsia="微软雅黑"/>
+          <w:b/>
+          <w:i w:val="0"/>
+          <w:sz w:val="21"/>
+        </w:rPr>
+        <w:t>退仓待执行</w:t>
+      </w:r>
+      <w:r>
+        <w:rPr>
+          <w:rFonts w:ascii="微软雅黑" w:hAnsi="微软雅黑" w:eastAsia="微软雅黑"/>
+          <w:b w:val="0"/>
+          <w:i w:val="0"/>
+          <w:sz w:val="21"/>
+        </w:rPr>
+        <w:t>可展示；备货减货、已退仓等历史在计划/装车单详情与日志中可查。</w:t>
+      </w:r>
+    </w:p>
+    <w:p>
+      <w:pPr>
+        <w:pStyle w:val="ListBullet"/>
+      </w:pPr>
+      <w:r>
+        <w:rPr>
+          <w:rFonts w:ascii="微软雅黑" w:hAnsi="微软雅黑" w:eastAsia="微软雅黑"/>
+          <w:b/>
+          <w:i w:val="0"/>
+          <w:sz w:val="21"/>
+        </w:rPr>
+        <w:t>退仓待执行行操作：</w:t>
+      </w:r>
+      <w:r>
+        <w:rPr>
+          <w:rFonts w:ascii="微软雅黑" w:hAnsi="微软雅黑" w:eastAsia="微软雅黑"/>
+          <w:b w:val="0"/>
+          <w:i w:val="0"/>
+          <w:sz w:val="21"/>
+        </w:rPr>
+        <w:t xml:space="preserve"> </w:t>
+      </w:r>
+      <w:r>
+        <w:rPr>
+          <w:rFonts w:ascii="微软雅黑" w:hAnsi="微软雅黑" w:eastAsia="微软雅黑"/>
+          <w:b/>
+          <w:i w:val="0"/>
+          <w:sz w:val="21"/>
+        </w:rPr>
+        <w:t>退仓完成</w:t>
+      </w:r>
+      <w:r>
+        <w:rPr>
+          <w:rFonts w:ascii="微软雅黑" w:hAnsi="微软雅黑" w:eastAsia="微软雅黑"/>
+          <w:b w:val="0"/>
+          <w:i w:val="0"/>
+          <w:sz w:val="21"/>
+        </w:rPr>
+        <w:t>（确认办结，单项→已退仓、同装车单全部待执行→已装车）；</w:t>
+      </w:r>
+      <w:r>
+        <w:rPr>
+          <w:rFonts w:ascii="微软雅黑" w:hAnsi="微软雅黑" w:eastAsia="微软雅黑"/>
+          <w:b/>
+          <w:i w:val="0"/>
+          <w:sz w:val="21"/>
+        </w:rPr>
+        <w:t>撤销退仓</w:t>
+      </w:r>
+      <w:r>
+        <w:rPr>
+          <w:rFonts w:ascii="微软雅黑" w:hAnsi="微软雅黑" w:eastAsia="微软雅黑"/>
+          <w:b w:val="0"/>
+          <w:i w:val="0"/>
+          <w:sz w:val="21"/>
+        </w:rPr>
+        <w:t>（撤回指令，恢复</w:t>
+      </w:r>
+      <w:r>
+        <w:rPr>
+          <w:rFonts w:ascii="微软雅黑" w:hAnsi="微软雅黑" w:eastAsia="微软雅黑"/>
+          <w:b/>
+          <w:i w:val="0"/>
+          <w:sz w:val="21"/>
+        </w:rPr>
+        <w:t>运输中</w:t>
+      </w:r>
+      <w:r>
+        <w:rPr>
+          <w:rFonts w:ascii="微软雅黑" w:hAnsi="微软雅黑" w:eastAsia="微软雅黑"/>
+          <w:b w:val="0"/>
+          <w:i w:val="0"/>
+          <w:sz w:val="21"/>
+        </w:rPr>
+        <w:t>；仅仓库未办结时）。</w:t>
+      </w:r>
+    </w:p>
+    <w:p>
+      <w:pPr>
+        <w:pStyle w:val="ListBullet"/>
+      </w:pPr>
+      <w:r>
+        <w:rPr>
+          <w:rFonts w:ascii="微软雅黑" w:hAnsi="微软雅黑" w:eastAsia="微软雅黑"/>
+          <w:b/>
+          <w:i w:val="0"/>
+          <w:sz w:val="21"/>
+        </w:rPr>
         <w:t>异常处理：</w:t>
       </w:r>
       <w:r>
@@ -4984,7 +8813,7 @@
           <w:i w:val="0"/>
           <w:sz w:val="21"/>
         </w:rPr>
-        <w:t xml:space="preserve"> 计划与装车单管理、异常指令下发、发车确认（有权限时）、重新排货时 BOL 与计划单绑定。</w:t>
+        <w:t xml:space="preserve"> 计划与装车单管理（已装车/已发车与 PDA 等价）、调度备货加货/减货、发车确认（有权限时）、在途补录（直接执行）、退仓发起/退仓执行、POD、重新排货时 BOL 与计划单绑定。</w:t>
       </w:r>
     </w:p>
     <w:p>
@@ -5007,7 +8836,25 @@
           <w:i w:val="0"/>
           <w:sz w:val="21"/>
         </w:rPr>
-        <w:t xml:space="preserve"> 出库备货（加货/减货）、装车、发车、补录、退仓执行；整车退仓登记虚拟库位。</w:t>
+        <w:t xml:space="preserve"> 出库备货（仓库加货/减货）、确认发车、按指令执行退仓（含整车退仓虚拟库位）；</w:t>
+      </w:r>
+      <w:r>
+        <w:rPr>
+          <w:rFonts w:ascii="微软雅黑" w:hAnsi="微软雅黑" w:eastAsia="微软雅黑"/>
+          <w:b/>
+          <w:i w:val="0"/>
+          <w:sz w:val="21"/>
+        </w:rPr>
+        <w:t>不提供</w:t>
+      </w:r>
+      <w:r>
+        <w:rPr>
+          <w:rFonts w:ascii="微软雅黑" w:hAnsi="微软雅黑" w:eastAsia="微软雅黑"/>
+          <w:b w:val="0"/>
+          <w:i w:val="0"/>
+          <w:sz w:val="21"/>
+        </w:rPr>
+        <w:t>在途货件补录。</w:t>
       </w:r>
     </w:p>
     <w:p>
@@ -5030,7 +8877,25 @@
           <w:i w:val="0"/>
           <w:sz w:val="21"/>
         </w:rPr>
-        <w:t xml:space="preserve"> 读取签收与退仓结果；已退仓/已作废 BOL 是否进入结算由后续计费模块定义（本期不计费）。</w:t>
+        <w:t xml:space="preserve"> 读取签收与退仓结果；</w:t>
+      </w:r>
+      <w:r>
+        <w:rPr>
+          <w:rFonts w:ascii="微软雅黑" w:hAnsi="微软雅黑" w:eastAsia="微软雅黑"/>
+          <w:b/>
+          <w:i w:val="0"/>
+          <w:sz w:val="21"/>
+        </w:rPr>
+        <w:t>已退仓</w:t>
+      </w:r>
+      <w:r>
+        <w:rPr>
+          <w:rFonts w:ascii="微软雅黑" w:hAnsi="微软雅黑" w:eastAsia="微软雅黑"/>
+          <w:b w:val="0"/>
+          <w:i w:val="0"/>
+          <w:sz w:val="21"/>
+        </w:rPr>
+        <w:t xml:space="preserve"> BOL 是否进入结算由后续计费模块定义（本期不计费）。</w:t>
       </w:r>
     </w:p>
     <w:p>
@@ -5053,7 +8918,745 @@
           <w:i w:val="0"/>
           <w:sz w:val="21"/>
         </w:rPr>
-        <w:t xml:space="preserve"> 以分层状态为准；延迟回传按时间顺序校正；关键操作记操作人、端类型、时间。</w:t>
+        <w:t xml:space="preserve"> 以分层状态为准；关键操作记操作人、</w:t>
+      </w:r>
+      <w:r>
+        <w:rPr>
+          <w:rFonts w:ascii="微软雅黑" w:hAnsi="微软雅黑" w:eastAsia="微软雅黑"/>
+          <w:b/>
+          <w:i w:val="0"/>
+          <w:sz w:val="21"/>
+        </w:rPr>
+        <w:t>端类型</w:t>
+      </w:r>
+      <w:r>
+        <w:rPr>
+          <w:rFonts w:ascii="微软雅黑" w:hAnsi="微软雅黑" w:eastAsia="微软雅黑"/>
+          <w:b w:val="0"/>
+          <w:i w:val="0"/>
+          <w:sz w:val="21"/>
+        </w:rPr>
+        <w:t>、时间；延迟回传按时间顺序校正。</w:t>
+      </w:r>
+    </w:p>
+    <w:p>
+      <w:pPr>
+        <w:pStyle w:val="Heading4"/>
+      </w:pPr>
+      <w:r>
+        <w:t>4.3.6 【FBA 派送管理】列表与作业</w:t>
+      </w:r>
+    </w:p>
+    <w:p>
+      <w:pPr>
+        <w:pStyle w:val="ListBullet"/>
+      </w:pPr>
+      <w:r>
+        <w:rPr>
+          <w:rFonts w:ascii="微软雅黑" w:hAnsi="微软雅黑" w:eastAsia="微软雅黑"/>
+          <w:b/>
+          <w:i w:val="0"/>
+          <w:sz w:val="21"/>
+        </w:rPr>
+        <w:t>使用场景：</w:t>
+      </w:r>
+      <w:r>
+        <w:rPr>
+          <w:rFonts w:ascii="微软雅黑" w:hAnsi="微软雅黑" w:eastAsia="微软雅黑"/>
+          <w:b w:val="0"/>
+          <w:i w:val="0"/>
+          <w:sz w:val="21"/>
+        </w:rPr>
+        <w:t xml:space="preserve"> 发车后在途、签收、退仓对单与异常处理的主作业台。</w:t>
+      </w:r>
+    </w:p>
+    <w:p>
+      <w:pPr>
+        <w:pStyle w:val="ListBullet"/>
+      </w:pPr>
+      <w:r>
+        <w:rPr>
+          <w:rFonts w:ascii="微软雅黑" w:hAnsi="微软雅黑" w:eastAsia="微软雅黑"/>
+          <w:b/>
+          <w:i w:val="0"/>
+          <w:sz w:val="21"/>
+        </w:rPr>
+        <w:t>前置条件：</w:t>
+      </w:r>
+      <w:r>
+        <w:rPr>
+          <w:rFonts w:ascii="微软雅黑" w:hAnsi="微软雅黑" w:eastAsia="微软雅黑"/>
+          <w:b w:val="0"/>
+          <w:i w:val="0"/>
+          <w:sz w:val="21"/>
+        </w:rPr>
+        <w:t xml:space="preserve"> 具备 FBA 派送管理菜单权限。</w:t>
+      </w:r>
+    </w:p>
+    <w:p>
+      <w:pPr>
+        <w:pStyle w:val="ListBullet"/>
+      </w:pPr>
+      <w:r>
+        <w:rPr>
+          <w:rFonts w:ascii="微软雅黑" w:hAnsi="微软雅黑" w:eastAsia="微软雅黑"/>
+          <w:b/>
+          <w:i w:val="0"/>
+          <w:sz w:val="21"/>
+        </w:rPr>
+        <w:t>列表口径：</w:t>
+      </w:r>
+    </w:p>
+    <w:p>
+      <w:pPr>
+        <w:pStyle w:val="ListBullet"/>
+      </w:pPr>
+      <w:r>
+        <w:rPr>
+          <w:rFonts w:ascii="微软雅黑" w:hAnsi="微软雅黑" w:eastAsia="微软雅黑"/>
+          <w:b w:val="0"/>
+          <w:i w:val="0"/>
+          <w:sz w:val="21"/>
+        </w:rPr>
+        <w:t xml:space="preserve">按 </w:t>
+      </w:r>
+      <w:r>
+        <w:rPr>
+          <w:rFonts w:ascii="微软雅黑" w:hAnsi="微软雅黑" w:eastAsia="微软雅黑"/>
+          <w:b/>
+          <w:i w:val="0"/>
+          <w:sz w:val="21"/>
+        </w:rPr>
+        <w:t>BOL</w:t>
+      </w:r>
+      <w:r>
+        <w:rPr>
+          <w:rFonts w:ascii="微软雅黑" w:hAnsi="微软雅黑" w:eastAsia="微软雅黑"/>
+          <w:b w:val="0"/>
+          <w:i w:val="0"/>
+          <w:sz w:val="21"/>
+        </w:rPr>
+        <w:t xml:space="preserve"> 维度展示一行；含装车单号、装车/发车信息、柜号、FBA Code、ISA、签收与 POD、修改人/修改时间等。</w:t>
+      </w:r>
+    </w:p>
+    <w:p>
+      <w:pPr>
+        <w:pStyle w:val="ListBullet"/>
+      </w:pPr>
+      <w:r>
+        <w:rPr>
+          <w:rFonts w:ascii="微软雅黑" w:hAnsi="微软雅黑" w:eastAsia="微软雅黑"/>
+          <w:b w:val="0"/>
+          <w:i w:val="0"/>
+          <w:sz w:val="21"/>
+        </w:rPr>
+        <w:t>状态 Tab：全部、已装车、运输中、已签收、退仓待执行、已退仓；</w:t>
+      </w:r>
+      <w:r>
+        <w:rPr>
+          <w:rFonts w:ascii="微软雅黑" w:hAnsi="微软雅黑" w:eastAsia="微软雅黑"/>
+          <w:b/>
+          <w:i w:val="0"/>
+          <w:sz w:val="21"/>
+        </w:rPr>
+        <w:t>不含「已作废」</w:t>
+      </w:r>
+      <w:r>
+        <w:rPr>
+          <w:rFonts w:ascii="微软雅黑" w:hAnsi="微软雅黑" w:eastAsia="微软雅黑"/>
+          <w:b w:val="0"/>
+          <w:i w:val="0"/>
+          <w:sz w:val="21"/>
+        </w:rPr>
+        <w:t>（备货减货不产生该态）。</w:t>
+      </w:r>
+    </w:p>
+    <w:p>
+      <w:pPr>
+        <w:pStyle w:val="ListBullet"/>
+      </w:pPr>
+      <w:r>
+        <w:rPr>
+          <w:rFonts w:ascii="微软雅黑" w:hAnsi="微软雅黑" w:eastAsia="微软雅黑"/>
+          <w:b/>
+          <w:i w:val="0"/>
+          <w:sz w:val="21"/>
+        </w:rPr>
+        <w:t>退仓类型</w:t>
+      </w:r>
+      <w:r>
+        <w:rPr>
+          <w:rFonts w:ascii="微软雅黑" w:hAnsi="微软雅黑" w:eastAsia="微软雅黑"/>
+          <w:b w:val="0"/>
+          <w:i w:val="0"/>
+          <w:sz w:val="21"/>
+        </w:rPr>
+        <w:t xml:space="preserve">列：仅 </w:t>
+      </w:r>
+      <w:r>
+        <w:rPr>
+          <w:rFonts w:ascii="微软雅黑" w:hAnsi="微软雅黑" w:eastAsia="微软雅黑"/>
+          <w:b/>
+          <w:i w:val="0"/>
+          <w:sz w:val="21"/>
+        </w:rPr>
+        <w:t>退仓待执行</w:t>
+      </w:r>
+      <w:r>
+        <w:rPr>
+          <w:rFonts w:ascii="微软雅黑" w:hAnsi="微软雅黑" w:eastAsia="微软雅黑"/>
+          <w:b w:val="0"/>
+          <w:i w:val="0"/>
+          <w:sz w:val="21"/>
+        </w:rPr>
+        <w:t xml:space="preserve"> 展示「单项退仓」或「整车退仓」；其他状态为「—」。</w:t>
+      </w:r>
+    </w:p>
+    <w:p>
+      <w:pPr>
+        <w:pStyle w:val="ListBullet"/>
+      </w:pPr>
+      <w:r>
+        <w:rPr>
+          <w:rFonts w:ascii="微软雅黑" w:hAnsi="微软雅黑" w:eastAsia="微软雅黑"/>
+          <w:b/>
+          <w:i w:val="0"/>
+          <w:sz w:val="21"/>
+        </w:rPr>
+        <w:t>工具栏与行操作（须先选中列表行，状态不符则阻断）：</w:t>
+      </w:r>
+    </w:p>
+    <w:tbl>
+      <w:tblPr>
+        <w:tblStyle w:val="TableGrid"/>
+        <w:tblW w:type="auto" w:w="0"/>
+        <w:jc w:val="center"/>
+        <w:tblLook w:firstColumn="1" w:firstRow="1" w:lastColumn="0" w:lastRow="0" w:noHBand="0" w:noVBand="1" w:val="04A0"/>
+      </w:tblPr>
+      <w:tblGrid>
+        <w:gridCol w:w="2882"/>
+        <w:gridCol w:w="2882"/>
+        <w:gridCol w:w="2882"/>
+      </w:tblGrid>
+      <w:tr>
+        <w:tc>
+          <w:tcPr>
+            <w:tcW w:type="dxa" w:w="2882"/>
+          </w:tcPr>
+          <w:p>
+            <w:r>
+              <w:rPr>
+                <w:rFonts w:ascii="微软雅黑" w:hAnsi="微软雅黑" w:eastAsia="微软雅黑"/>
+                <w:b/>
+                <w:i w:val="0"/>
+                <w:sz w:val="20"/>
+              </w:rPr>
+              <w:t>操作</w:t>
+            </w:r>
+          </w:p>
+        </w:tc>
+        <w:tc>
+          <w:tcPr>
+            <w:tcW w:type="dxa" w:w="2882"/>
+          </w:tcPr>
+          <w:p>
+            <w:r>
+              <w:rPr>
+                <w:rFonts w:ascii="微软雅黑" w:hAnsi="微软雅黑" w:eastAsia="微软雅黑"/>
+                <w:b/>
+                <w:i w:val="0"/>
+                <w:sz w:val="20"/>
+              </w:rPr>
+              <w:t>允许状态</w:t>
+            </w:r>
+          </w:p>
+        </w:tc>
+        <w:tc>
+          <w:tcPr>
+            <w:tcW w:type="dxa" w:w="2882"/>
+          </w:tcPr>
+          <w:p>
+            <w:r>
+              <w:rPr>
+                <w:rFonts w:ascii="微软雅黑" w:hAnsi="微软雅黑" w:eastAsia="微软雅黑"/>
+                <w:b/>
+                <w:i w:val="0"/>
+                <w:sz w:val="20"/>
+              </w:rPr>
+              <w:t>说明</w:t>
+            </w:r>
+          </w:p>
+        </w:tc>
+      </w:tr>
+      <w:tr>
+        <w:tc>
+          <w:tcPr>
+            <w:tcW w:type="dxa" w:w="2882"/>
+          </w:tcPr>
+          <w:p>
+            <w:r>
+              <w:rPr>
+                <w:rFonts w:ascii="微软雅黑" w:hAnsi="微软雅黑" w:eastAsia="微软雅黑"/>
+                <w:b w:val="0"/>
+                <w:i w:val="0"/>
+                <w:sz w:val="20"/>
+              </w:rPr>
+              <w:t>已发车</w:t>
+            </w:r>
+          </w:p>
+        </w:tc>
+        <w:tc>
+          <w:tcPr>
+            <w:tcW w:type="dxa" w:w="2882"/>
+          </w:tcPr>
+          <w:p>
+            <w:r>
+              <w:rPr>
+                <w:rFonts w:ascii="微软雅黑" w:hAnsi="微软雅黑" w:eastAsia="微软雅黑"/>
+                <w:b w:val="0"/>
+                <w:i w:val="0"/>
+                <w:sz w:val="20"/>
+              </w:rPr>
+              <w:t>已装车</w:t>
+            </w:r>
+          </w:p>
+        </w:tc>
+        <w:tc>
+          <w:tcPr>
+            <w:tcW w:type="dxa" w:w="2882"/>
+          </w:tcPr>
+          <w:p>
+            <w:r>
+              <w:rPr>
+                <w:rFonts w:ascii="微软雅黑" w:hAnsi="微软雅黑" w:eastAsia="微软雅黑"/>
+                <w:b w:val="0"/>
+                <w:i w:val="0"/>
+                <w:sz w:val="20"/>
+              </w:rPr>
+              <w:t>与装车单管理发车核对一致；备货仓不可改</w:t>
+            </w:r>
+          </w:p>
+        </w:tc>
+      </w:tr>
+      <w:tr>
+        <w:tc>
+          <w:tcPr>
+            <w:tcW w:type="dxa" w:w="2882"/>
+          </w:tcPr>
+          <w:p>
+            <w:r>
+              <w:rPr>
+                <w:rFonts w:ascii="微软雅黑" w:hAnsi="微软雅黑" w:eastAsia="微软雅黑"/>
+                <w:b w:val="0"/>
+                <w:i w:val="0"/>
+                <w:sz w:val="20"/>
+              </w:rPr>
+              <w:t>上传 POD</w:t>
+            </w:r>
+          </w:p>
+        </w:tc>
+        <w:tc>
+          <w:tcPr>
+            <w:tcW w:type="dxa" w:w="2882"/>
+          </w:tcPr>
+          <w:p>
+            <w:r>
+              <w:rPr>
+                <w:rFonts w:ascii="微软雅黑" w:hAnsi="微软雅黑" w:eastAsia="微软雅黑"/>
+                <w:b w:val="0"/>
+                <w:i w:val="0"/>
+                <w:sz w:val="20"/>
+              </w:rPr>
+              <w:t>运输中</w:t>
+            </w:r>
+          </w:p>
+        </w:tc>
+        <w:tc>
+          <w:tcPr>
+            <w:tcW w:type="dxa" w:w="2882"/>
+          </w:tcPr>
+          <w:p>
+            <w:r>
+              <w:rPr>
+                <w:rFonts w:ascii="微软雅黑" w:hAnsi="微软雅黑" w:eastAsia="微软雅黑"/>
+                <w:b w:val="0"/>
+                <w:i w:val="0"/>
+                <w:sz w:val="20"/>
+              </w:rPr>
+              <w:t>填写签收信息并上传凭证</w:t>
+            </w:r>
+          </w:p>
+        </w:tc>
+      </w:tr>
+      <w:tr>
+        <w:tc>
+          <w:tcPr>
+            <w:tcW w:type="dxa" w:w="2882"/>
+          </w:tcPr>
+          <w:p>
+            <w:r>
+              <w:rPr>
+                <w:rFonts w:ascii="微软雅黑" w:hAnsi="微软雅黑" w:eastAsia="微软雅黑"/>
+                <w:b w:val="0"/>
+                <w:i w:val="0"/>
+                <w:sz w:val="20"/>
+              </w:rPr>
+              <w:t>修改 POD</w:t>
+            </w:r>
+          </w:p>
+        </w:tc>
+        <w:tc>
+          <w:tcPr>
+            <w:tcW w:type="dxa" w:w="2882"/>
+          </w:tcPr>
+          <w:p>
+            <w:r>
+              <w:rPr>
+                <w:rFonts w:ascii="微软雅黑" w:hAnsi="微软雅黑" w:eastAsia="微软雅黑"/>
+                <w:b w:val="0"/>
+                <w:i w:val="0"/>
+                <w:sz w:val="20"/>
+              </w:rPr>
+              <w:t>已签收</w:t>
+            </w:r>
+          </w:p>
+        </w:tc>
+        <w:tc>
+          <w:tcPr>
+            <w:tcW w:type="dxa" w:w="2882"/>
+          </w:tcPr>
+          <w:p>
+            <w:r>
+              <w:rPr>
+                <w:rFonts w:ascii="微软雅黑" w:hAnsi="微软雅黑" w:eastAsia="微软雅黑"/>
+                <w:b w:val="0"/>
+                <w:i w:val="0"/>
+                <w:sz w:val="20"/>
+              </w:rPr>
+              <w:t>更正签收凭证</w:t>
+            </w:r>
+          </w:p>
+        </w:tc>
+      </w:tr>
+      <w:tr>
+        <w:tc>
+          <w:tcPr>
+            <w:tcW w:type="dxa" w:w="2882"/>
+          </w:tcPr>
+          <w:p>
+            <w:r>
+              <w:rPr>
+                <w:rFonts w:ascii="微软雅黑" w:hAnsi="微软雅黑" w:eastAsia="微软雅黑"/>
+                <w:b w:val="0"/>
+                <w:i w:val="0"/>
+                <w:sz w:val="20"/>
+              </w:rPr>
+              <w:t>货件补录</w:t>
+            </w:r>
+          </w:p>
+        </w:tc>
+        <w:tc>
+          <w:tcPr>
+            <w:tcW w:type="dxa" w:w="2882"/>
+          </w:tcPr>
+          <w:p>
+            <w:r>
+              <w:rPr>
+                <w:rFonts w:ascii="微软雅黑" w:hAnsi="微软雅黑" w:eastAsia="微软雅黑"/>
+                <w:b w:val="0"/>
+                <w:i w:val="0"/>
+                <w:sz w:val="20"/>
+              </w:rPr>
+              <w:t>已装车、运输中</w:t>
+            </w:r>
+          </w:p>
+        </w:tc>
+        <w:tc>
+          <w:tcPr>
+            <w:tcW w:type="dxa" w:w="2882"/>
+          </w:tcPr>
+          <w:p>
+            <w:r>
+              <w:rPr>
+                <w:rFonts w:ascii="微软雅黑" w:hAnsi="微软雅黑" w:eastAsia="微软雅黑"/>
+                <w:b w:val="0"/>
+                <w:i w:val="0"/>
+                <w:sz w:val="20"/>
+              </w:rPr>
+              <w:t>在途补录，非备货加货</w:t>
+            </w:r>
+          </w:p>
+        </w:tc>
+      </w:tr>
+      <w:tr>
+        <w:tc>
+          <w:tcPr>
+            <w:tcW w:type="dxa" w:w="2882"/>
+          </w:tcPr>
+          <w:p>
+            <w:r>
+              <w:rPr>
+                <w:rFonts w:ascii="微软雅黑" w:hAnsi="微软雅黑" w:eastAsia="微软雅黑"/>
+                <w:b w:val="0"/>
+                <w:i w:val="0"/>
+                <w:sz w:val="20"/>
+              </w:rPr>
+              <w:t>整车退仓</w:t>
+            </w:r>
+          </w:p>
+        </w:tc>
+        <w:tc>
+          <w:tcPr>
+            <w:tcW w:type="dxa" w:w="2882"/>
+          </w:tcPr>
+          <w:p>
+            <w:r>
+              <w:rPr>
+                <w:rFonts w:ascii="微软雅黑" w:hAnsi="微软雅黑" w:eastAsia="微软雅黑"/>
+                <w:b w:val="0"/>
+                <w:i w:val="0"/>
+                <w:sz w:val="20"/>
+              </w:rPr>
+              <w:t>运输中</w:t>
+            </w:r>
+          </w:p>
+        </w:tc>
+        <w:tc>
+          <w:tcPr>
+            <w:tcW w:type="dxa" w:w="2882"/>
+          </w:tcPr>
+          <w:p>
+            <w:r>
+              <w:rPr>
+                <w:rFonts w:ascii="微软雅黑" w:hAnsi="微软雅黑" w:eastAsia="微软雅黑"/>
+                <w:b w:val="0"/>
+                <w:i w:val="0"/>
+                <w:sz w:val="20"/>
+              </w:rPr>
+              <w:t>影响同装车单全部 BOL；弹窗可通知仓库或确认完成</w:t>
+            </w:r>
+          </w:p>
+        </w:tc>
+      </w:tr>
+      <w:tr>
+        <w:tc>
+          <w:tcPr>
+            <w:tcW w:type="dxa" w:w="2882"/>
+          </w:tcPr>
+          <w:p>
+            <w:r>
+              <w:rPr>
+                <w:rFonts w:ascii="微软雅黑" w:hAnsi="微软雅黑" w:eastAsia="微软雅黑"/>
+                <w:b w:val="0"/>
+                <w:i w:val="0"/>
+                <w:sz w:val="20"/>
+              </w:rPr>
+              <w:t>单项退仓</w:t>
+            </w:r>
+          </w:p>
+        </w:tc>
+        <w:tc>
+          <w:tcPr>
+            <w:tcW w:type="dxa" w:w="2882"/>
+          </w:tcPr>
+          <w:p>
+            <w:r>
+              <w:rPr>
+                <w:rFonts w:ascii="微软雅黑" w:hAnsi="微软雅黑" w:eastAsia="微软雅黑"/>
+                <w:b w:val="0"/>
+                <w:i w:val="0"/>
+                <w:sz w:val="20"/>
+              </w:rPr>
+              <w:t>运输中</w:t>
+            </w:r>
+          </w:p>
+        </w:tc>
+        <w:tc>
+          <w:tcPr>
+            <w:tcW w:type="dxa" w:w="2882"/>
+          </w:tcPr>
+          <w:p>
+            <w:r>
+              <w:rPr>
+                <w:rFonts w:ascii="微软雅黑" w:hAnsi="微软雅黑" w:eastAsia="微软雅黑"/>
+                <w:b w:val="0"/>
+                <w:i w:val="0"/>
+                <w:sz w:val="20"/>
+              </w:rPr>
+              <w:t>仅当前 BOL</w:t>
+            </w:r>
+          </w:p>
+        </w:tc>
+      </w:tr>
+      <w:tr>
+        <w:tc>
+          <w:tcPr>
+            <w:tcW w:type="dxa" w:w="2882"/>
+          </w:tcPr>
+          <w:p>
+            <w:r>
+              <w:rPr>
+                <w:rFonts w:ascii="微软雅黑" w:hAnsi="微软雅黑" w:eastAsia="微软雅黑"/>
+                <w:b w:val="0"/>
+                <w:i w:val="0"/>
+                <w:sz w:val="20"/>
+              </w:rPr>
+              <w:t>退仓完成</w:t>
+            </w:r>
+          </w:p>
+        </w:tc>
+        <w:tc>
+          <w:tcPr>
+            <w:tcW w:type="dxa" w:w="2882"/>
+          </w:tcPr>
+          <w:p>
+            <w:r>
+              <w:rPr>
+                <w:rFonts w:ascii="微软雅黑" w:hAnsi="微软雅黑" w:eastAsia="微软雅黑"/>
+                <w:b w:val="0"/>
+                <w:i w:val="0"/>
+                <w:sz w:val="20"/>
+              </w:rPr>
+              <w:t>退仓待执行</w:t>
+            </w:r>
+          </w:p>
+        </w:tc>
+        <w:tc>
+          <w:tcPr>
+            <w:tcW w:type="dxa" w:w="2882"/>
+          </w:tcPr>
+          <w:p>
+            <w:r>
+              <w:rPr>
+                <w:rFonts w:ascii="微软雅黑" w:hAnsi="微软雅黑" w:eastAsia="微软雅黑"/>
+                <w:b w:val="0"/>
+                <w:i w:val="0"/>
+                <w:sz w:val="20"/>
+              </w:rPr>
+              <w:t>打开对应整车/单项办结弹窗</w:t>
+            </w:r>
+          </w:p>
+        </w:tc>
+      </w:tr>
+      <w:tr>
+        <w:tc>
+          <w:tcPr>
+            <w:tcW w:type="dxa" w:w="2882"/>
+          </w:tcPr>
+          <w:p>
+            <w:r>
+              <w:rPr>
+                <w:rFonts w:ascii="微软雅黑" w:hAnsi="微软雅黑" w:eastAsia="微软雅黑"/>
+                <w:b w:val="0"/>
+                <w:i w:val="0"/>
+                <w:sz w:val="20"/>
+              </w:rPr>
+              <w:t>撤销退仓</w:t>
+            </w:r>
+          </w:p>
+        </w:tc>
+        <w:tc>
+          <w:tcPr>
+            <w:tcW w:type="dxa" w:w="2882"/>
+          </w:tcPr>
+          <w:p>
+            <w:r>
+              <w:rPr>
+                <w:rFonts w:ascii="微软雅黑" w:hAnsi="微软雅黑" w:eastAsia="微软雅黑"/>
+                <w:b w:val="0"/>
+                <w:i w:val="0"/>
+                <w:sz w:val="20"/>
+              </w:rPr>
+              <w:t>退仓待执行</w:t>
+            </w:r>
+          </w:p>
+        </w:tc>
+        <w:tc>
+          <w:tcPr>
+            <w:tcW w:type="dxa" w:w="2882"/>
+          </w:tcPr>
+          <w:p>
+            <w:r>
+              <w:rPr>
+                <w:rFonts w:ascii="微软雅黑" w:hAnsi="微软雅黑" w:eastAsia="微软雅黑"/>
+                <w:b w:val="0"/>
+                <w:i w:val="0"/>
+                <w:sz w:val="20"/>
+              </w:rPr>
+              <w:t>恢复运输中；整车时撤回同单全部待执行 BOL</w:t>
+            </w:r>
+          </w:p>
+        </w:tc>
+      </w:tr>
+    </w:tbl>
+    <w:p>
+      <w:pPr>
+        <w:spacing w:after="40"/>
+      </w:pPr>
+    </w:p>
+    <w:p>
+      <w:pPr>
+        <w:pStyle w:val="ListBullet"/>
+      </w:pPr>
+      <w:r>
+        <w:rPr>
+          <w:rFonts w:ascii="微软雅黑" w:hAnsi="微软雅黑" w:eastAsia="微软雅黑"/>
+          <w:b/>
+          <w:i w:val="0"/>
+          <w:sz w:val="21"/>
+        </w:rPr>
+        <w:t>退仓弹窗（整车/单项）：</w:t>
+      </w:r>
+    </w:p>
+    <w:p>
+      <w:pPr>
+        <w:pStyle w:val="ListBullet"/>
+      </w:pPr>
+      <w:r>
+        <w:rPr>
+          <w:rFonts w:ascii="微软雅黑" w:hAnsi="微软雅黑" w:eastAsia="微软雅黑"/>
+          <w:b w:val="0"/>
+          <w:i w:val="0"/>
+          <w:sz w:val="21"/>
+        </w:rPr>
+        <w:t>通知仓库退仓：期望到仓日期、退仓原因、详细说明必填。</w:t>
+      </w:r>
+    </w:p>
+    <w:p>
+      <w:pPr>
+        <w:pStyle w:val="ListBullet"/>
+      </w:pPr>
+      <w:r>
+        <w:rPr>
+          <w:rFonts w:ascii="微软雅黑" w:hAnsi="微软雅黑" w:eastAsia="微软雅黑"/>
+          <w:b w:val="0"/>
+          <w:i w:val="0"/>
+          <w:sz w:val="21"/>
+        </w:rPr>
+        <w:t>确认退仓完成：实际到仓时间必填；整车另须库位号（虚拟库位，仅留痕）；可按需上传退仓凭证（格式与大小以原型为准）。</w:t>
+      </w:r>
+    </w:p>
+    <w:p>
+      <w:pPr>
+        <w:pStyle w:val="ListBullet"/>
+      </w:pPr>
+      <w:r>
+        <w:rPr>
+          <w:rFonts w:ascii="微软雅黑" w:hAnsi="微软雅黑" w:eastAsia="微软雅黑"/>
+          <w:b/>
+          <w:i w:val="0"/>
+          <w:sz w:val="21"/>
+        </w:rPr>
+        <w:t>异常处理：</w:t>
+      </w:r>
+      <w:r>
+        <w:rPr>
+          <w:rFonts w:ascii="微软雅黑" w:hAnsi="微软雅黑" w:eastAsia="微软雅黑"/>
+          <w:b w:val="0"/>
+          <w:i w:val="0"/>
+          <w:sz w:val="21"/>
+        </w:rPr>
+        <w:t xml:space="preserve"> 未选中、状态不允许、整车整单阻断、必填缺失时提示并阻断。</w:t>
       </w:r>
     </w:p>
     <w:p>
@@ -5113,7 +9716,7 @@
           <w:i w:val="0"/>
           <w:sz w:val="21"/>
         </w:rPr>
-        <w:t xml:space="preserve">FBA 派送管理列表 Tab（运输中/已签收等）语义为 </w:t>
+        <w:t>计划单列表可展示至</w:t>
       </w:r>
       <w:r>
         <w:rPr>
@@ -5122,7 +9725,7 @@
           <w:i w:val="0"/>
           <w:sz w:val="21"/>
         </w:rPr>
-        <w:t>BOL 层</w:t>
+        <w:t>已发车</w:t>
       </w:r>
       <w:r>
         <w:rPr>
@@ -5131,7 +9734,25 @@
           <w:i w:val="0"/>
           <w:sz w:val="21"/>
         </w:rPr>
-        <w:t>，非装车单运输中。</w:t>
+        <w:t>（执行镜像）；</w:t>
+      </w:r>
+      <w:r>
+        <w:rPr>
+          <w:rFonts w:ascii="微软雅黑" w:hAnsi="微软雅黑" w:eastAsia="微软雅黑"/>
+          <w:b/>
+          <w:i w:val="0"/>
+          <w:sz w:val="21"/>
+        </w:rPr>
+        <w:t>不</w:t>
+      </w:r>
+      <w:r>
+        <w:rPr>
+          <w:rFonts w:ascii="微软雅黑" w:hAnsi="微软雅黑" w:eastAsia="微软雅黑"/>
+          <w:b w:val="0"/>
+          <w:i w:val="0"/>
+          <w:sz w:val="21"/>
+        </w:rPr>
+        <w:t>以计划单 Tab 表达 BOL 运输中/已签收。</w:t>
       </w:r>
     </w:p>
     <w:p>
@@ -5145,7 +9766,93 @@
           <w:i w:val="0"/>
           <w:sz w:val="21"/>
         </w:rPr>
-        <w:t>详情区分当前有效 BOL 与历史 BOL（已退仓/已作废）。</w:t>
+        <w:t xml:space="preserve">FBA 派送管理列表 Tab 语义为 </w:t>
+      </w:r>
+      <w:r>
+        <w:rPr>
+          <w:rFonts w:ascii="微软雅黑" w:hAnsi="微软雅黑" w:eastAsia="微软雅黑"/>
+          <w:b/>
+          <w:i w:val="0"/>
+          <w:sz w:val="21"/>
+        </w:rPr>
+        <w:t>派送生效后的 BOL 层</w:t>
+      </w:r>
+      <w:r>
+        <w:rPr>
+          <w:rFonts w:ascii="微软雅黑" w:hAnsi="微软雅黑" w:eastAsia="微软雅黑"/>
+          <w:b w:val="0"/>
+          <w:i w:val="0"/>
+          <w:sz w:val="21"/>
+        </w:rPr>
+        <w:t>；</w:t>
+      </w:r>
+      <w:r>
+        <w:rPr>
+          <w:rFonts w:ascii="微软雅黑" w:hAnsi="微软雅黑" w:eastAsia="微软雅黑"/>
+          <w:b/>
+          <w:i w:val="0"/>
+          <w:sz w:val="21"/>
+        </w:rPr>
+        <w:t>不含「已作废」Tab</w:t>
+      </w:r>
+      <w:r>
+        <w:rPr>
+          <w:rFonts w:ascii="微软雅黑" w:hAnsi="微软雅黑" w:eastAsia="微软雅黑"/>
+          <w:b w:val="0"/>
+          <w:i w:val="0"/>
+          <w:sz w:val="21"/>
+        </w:rPr>
+        <w:t>（备货减货不产生该态）。</w:t>
+      </w:r>
+    </w:p>
+    <w:p>
+      <w:pPr>
+        <w:pStyle w:val="ListBullet"/>
+      </w:pPr>
+      <w:r>
+        <w:rPr>
+          <w:rFonts w:ascii="微软雅黑" w:hAnsi="微软雅黑" w:eastAsia="微软雅黑"/>
+          <w:b w:val="0"/>
+          <w:i w:val="0"/>
+          <w:sz w:val="21"/>
+        </w:rPr>
+        <w:t>详情区分当前有效 BOL 与历史 BOL（</w:t>
+      </w:r>
+      <w:r>
+        <w:rPr>
+          <w:rFonts w:ascii="微软雅黑" w:hAnsi="微软雅黑" w:eastAsia="微软雅黑"/>
+          <w:b/>
+          <w:i w:val="0"/>
+          <w:sz w:val="21"/>
+        </w:rPr>
+        <w:t>已退仓</w:t>
+      </w:r>
+      <w:r>
+        <w:rPr>
+          <w:rFonts w:ascii="微软雅黑" w:hAnsi="微软雅黑" w:eastAsia="微软雅黑"/>
+          <w:b w:val="0"/>
+          <w:i w:val="0"/>
+          <w:sz w:val="21"/>
+        </w:rPr>
+        <w:t>等）；退仓待执行可对单展示并展示</w:t>
+      </w:r>
+      <w:r>
+        <w:rPr>
+          <w:rFonts w:ascii="微软雅黑" w:hAnsi="微软雅黑" w:eastAsia="微软雅黑"/>
+          <w:b/>
+          <w:i w:val="0"/>
+          <w:sz w:val="21"/>
+        </w:rPr>
+        <w:t>退仓类型</w:t>
+      </w:r>
+      <w:r>
+        <w:rPr>
+          <w:rFonts w:ascii="微软雅黑" w:hAnsi="微软雅黑" w:eastAsia="微软雅黑"/>
+          <w:b w:val="0"/>
+          <w:i w:val="0"/>
+          <w:sz w:val="21"/>
+        </w:rPr>
+        <w:t>；备货减货痕迹在计划/装车单日志中查看。</w:t>
       </w:r>
     </w:p>
     <w:p>
@@ -5265,7 +9972,7 @@
                 <w:i w:val="0"/>
                 <w:sz w:val="20"/>
               </w:rPr>
-              <w:t>提示当前 BOL/装车单状态</w:t>
+              <w:t>提示当前 BOL/装车单/计划单状态</w:t>
             </w:r>
           </w:p>
         </w:tc>
@@ -5299,7 +10006,88 @@
                 <w:i w:val="0"/>
                 <w:sz w:val="20"/>
               </w:rPr>
-              <w:t>二次确认及影响说明</w:t>
+              <w:t>二次确认及影响说明；弹窗为</w:t>
+            </w:r>
+            <w:r>
+              <w:rPr>
+                <w:rFonts w:ascii="微软雅黑" w:hAnsi="微软雅黑" w:eastAsia="微软雅黑"/>
+                <w:b/>
+                <w:i w:val="0"/>
+                <w:sz w:val="20"/>
+              </w:rPr>
+              <w:t>通知仓库退仓</w:t>
+            </w:r>
+            <w:r>
+              <w:rPr>
+                <w:rFonts w:ascii="微软雅黑" w:hAnsi="微软雅黑" w:eastAsia="微软雅黑"/>
+                <w:b w:val="0"/>
+                <w:i w:val="0"/>
+                <w:sz w:val="20"/>
+              </w:rPr>
+              <w:t>与</w:t>
+            </w:r>
+            <w:r>
+              <w:rPr>
+                <w:rFonts w:ascii="微软雅黑" w:hAnsi="微软雅黑" w:eastAsia="微软雅黑"/>
+                <w:b/>
+                <w:i w:val="0"/>
+                <w:sz w:val="20"/>
+              </w:rPr>
+              <w:t>确认退仓完成</w:t>
+            </w:r>
+            <w:r>
+              <w:rPr>
+                <w:rFonts w:ascii="微软雅黑" w:hAnsi="微软雅黑" w:eastAsia="微软雅黑"/>
+                <w:b w:val="0"/>
+                <w:i w:val="0"/>
+                <w:sz w:val="20"/>
+              </w:rPr>
+              <w:t>；</w:t>
+            </w:r>
+            <w:r>
+              <w:rPr>
+                <w:rFonts w:ascii="微软雅黑" w:hAnsi="微软雅黑" w:eastAsia="微软雅黑"/>
+                <w:b/>
+                <w:i w:val="0"/>
+                <w:sz w:val="20"/>
+              </w:rPr>
+              <w:t>退仓待执行</w:t>
+            </w:r>
+            <w:r>
+              <w:rPr>
+                <w:rFonts w:ascii="微软雅黑" w:hAnsi="微软雅黑" w:eastAsia="微软雅黑"/>
+                <w:b w:val="0"/>
+                <w:i w:val="0"/>
+                <w:sz w:val="20"/>
+              </w:rPr>
+              <w:t>行操作为</w:t>
+            </w:r>
+            <w:r>
+              <w:rPr>
+                <w:rFonts w:ascii="微软雅黑" w:hAnsi="微软雅黑" w:eastAsia="微软雅黑"/>
+                <w:b/>
+                <w:i w:val="0"/>
+                <w:sz w:val="20"/>
+              </w:rPr>
+              <w:t>退仓完成</w:t>
+            </w:r>
+            <w:r>
+              <w:rPr>
+                <w:rFonts w:ascii="微软雅黑" w:hAnsi="微软雅黑" w:eastAsia="微软雅黑"/>
+                <w:b w:val="0"/>
+                <w:i w:val="0"/>
+                <w:sz w:val="20"/>
+              </w:rPr>
+              <w:t>、</w:t>
+            </w:r>
+            <w:r>
+              <w:rPr>
+                <w:rFonts w:ascii="微软雅黑" w:hAnsi="微软雅黑" w:eastAsia="微软雅黑"/>
+                <w:b/>
+                <w:i w:val="0"/>
+                <w:sz w:val="20"/>
+              </w:rPr>
+              <w:t>撤销退仓</w:t>
             </w:r>
           </w:p>
         </w:tc>
@@ -5317,7 +10105,7 @@
                 <w:i w:val="0"/>
                 <w:sz w:val="20"/>
               </w:rPr>
-              <w:t>发车已完成</w:t>
+              <w:t>重复发车</w:t>
             </w:r>
           </w:p>
         </w:tc>
@@ -5333,7 +10121,7 @@
                 <w:i w:val="0"/>
                 <w:sz w:val="20"/>
               </w:rPr>
-              <w:t>另一端提示已完成，避免重复提交</w:t>
+              <w:t>阻断并记日志</w:t>
             </w:r>
           </w:p>
         </w:tc>
@@ -5515,7 +10303,7 @@
           <w:i w:val="0"/>
           <w:sz w:val="21"/>
         </w:rPr>
-        <w:t xml:space="preserve"> 计划单、装车单、BOL 状态字典及权限配置。</w:t>
+        <w:t xml:space="preserve"> 计划单、装车单、BOL 状态字典（含退仓待执行）、退仓类型字典（单项退仓、整车退仓）及权限配置。</w:t>
       </w:r>
     </w:p>
     <w:p>
@@ -5538,7 +10326,7 @@
           <w:i w:val="0"/>
           <w:sz w:val="21"/>
         </w:rPr>
-        <w:t xml:space="preserve"> 强调装车单/BOL 分层、减货与退仓差异、PDA 与员工端分工。</w:t>
+        <w:t xml:space="preserve"> 强调装车单/BOL 分层、计划镜像至已发车、调度加货与仓库加货差异、退仓发起/执行、退仓类型含义、员工端与 PDA 等价备货发车。</w:t>
       </w:r>
     </w:p>
     <w:p>
